--- a/8.资源管理/2.运行记录类文件/JXTX-08-08-服务台应用情况说明.docx
+++ b/8.资源管理/2.运行记录类文件/JXTX-08-08-服务台应用情况说明.docx
@@ -21,7 +21,7 @@
         <w:spacing w:before="3120" w:beforeLines="1000"/>
         <w:textAlignment w:val="baseline"/>
       </w:pPr>
-      <w:bookmarkStart w:id="0" w:name="_Toc19073"/>
+      <w:bookmarkStart w:id="0" w:name="_Toc26118"/>
       <w:r>
         <w:drawing>
           <wp:anchor distT="0" distB="0" distL="114300" distR="114300" simplePos="0" relativeHeight="251661312" behindDoc="1" locked="0" layoutInCell="1" allowOverlap="1">
@@ -210,7 +210,7 @@
           <w:lang w:val="en-US" w:eastAsia="zh-CN"/>
         </w:rPr>
       </w:pPr>
-      <w:bookmarkStart w:id="1" w:name="_Toc32468"/>
+      <w:bookmarkStart w:id="1" w:name="_Toc27785"/>
       <w:r>
         <w:rPr>
           <w:rFonts w:hint="eastAsia"/>
@@ -1844,12 +1844,6 @@
             <w:insideH w:val="single" w:color="000000" w:sz="2" w:space="0"/>
             <w:insideV w:val="single" w:color="000000" w:sz="2" w:space="0"/>
           </w:tblBorders>
-          <w:tblCellMar>
-            <w:top w:w="0" w:type="dxa"/>
-            <w:left w:w="0" w:type="dxa"/>
-            <w:bottom w:w="0" w:type="dxa"/>
-            <w:right w:w="0" w:type="dxa"/>
-          </w:tblCellMar>
         </w:tblPrEx>
         <w:trPr>
           <w:trHeight w:val="557" w:hRule="atLeast"/>
@@ -2140,7 +2134,7 @@
               <w:rFonts w:hint="eastAsia" w:ascii="宋体" w:hAnsi="宋体" w:eastAsia="宋体" w:cs="宋体"/>
               <w:szCs w:val="24"/>
             </w:rPr>
-            <w:instrText xml:space="preserve"> HYPERLINK \l _Toc19073 </w:instrText>
+            <w:instrText xml:space="preserve"> HYPERLINK \l _Toc26118 </w:instrText>
           </w:r>
           <w:r>
             <w:rPr>
@@ -2163,7 +2157,7 @@
             <w:fldChar w:fldCharType="begin"/>
           </w:r>
           <w:r>
-            <w:instrText xml:space="preserve"> PAGEREF _Toc19073 \h </w:instrText>
+            <w:instrText xml:space="preserve"> PAGEREF _Toc26118 \h </w:instrText>
           </w:r>
           <w:r>
             <w:fldChar w:fldCharType="separate"/>
@@ -2201,7 +2195,7 @@
               <w:rFonts w:hint="eastAsia" w:ascii="宋体" w:hAnsi="宋体" w:eastAsia="宋体" w:cs="宋体"/>
               <w:szCs w:val="24"/>
             </w:rPr>
-            <w:instrText xml:space="preserve"> HYPERLINK \l _Toc32468 </w:instrText>
+            <w:instrText xml:space="preserve"> HYPERLINK \l _Toc27785 </w:instrText>
           </w:r>
           <w:r>
             <w:rPr>
@@ -2224,7 +2218,7 @@
             <w:fldChar w:fldCharType="begin"/>
           </w:r>
           <w:r>
-            <w:instrText xml:space="preserve"> PAGEREF _Toc32468 \h </w:instrText>
+            <w:instrText xml:space="preserve"> PAGEREF _Toc27785 \h </w:instrText>
           </w:r>
           <w:r>
             <w:fldChar w:fldCharType="separate"/>
@@ -2262,7 +2256,7 @@
               <w:rFonts w:hint="eastAsia" w:ascii="宋体" w:hAnsi="宋体" w:eastAsia="宋体" w:cs="宋体"/>
               <w:szCs w:val="24"/>
             </w:rPr>
-            <w:instrText xml:space="preserve"> HYPERLINK \l _Toc29076 </w:instrText>
+            <w:instrText xml:space="preserve"> HYPERLINK \l _Toc6538 </w:instrText>
           </w:r>
           <w:r>
             <w:rPr>
@@ -2285,7 +2279,7 @@
             <w:fldChar w:fldCharType="begin"/>
           </w:r>
           <w:r>
-            <w:instrText xml:space="preserve"> PAGEREF _Toc29076 \h </w:instrText>
+            <w:instrText xml:space="preserve"> PAGEREF _Toc6538 \h </w:instrText>
           </w:r>
           <w:r>
             <w:fldChar w:fldCharType="separate"/>
@@ -2323,7 +2317,7 @@
               <w:rFonts w:hint="eastAsia" w:ascii="宋体" w:hAnsi="宋体" w:eastAsia="宋体" w:cs="宋体"/>
               <w:szCs w:val="24"/>
             </w:rPr>
-            <w:instrText xml:space="preserve"> HYPERLINK \l _Toc27678 </w:instrText>
+            <w:instrText xml:space="preserve"> HYPERLINK \l _Toc2900 </w:instrText>
           </w:r>
           <w:r>
             <w:rPr>
@@ -2346,7 +2340,7 @@
             <w:fldChar w:fldCharType="begin"/>
           </w:r>
           <w:r>
-            <w:instrText xml:space="preserve"> PAGEREF _Toc27678 \h </w:instrText>
+            <w:instrText xml:space="preserve"> PAGEREF _Toc2900 \h </w:instrText>
           </w:r>
           <w:r>
             <w:fldChar w:fldCharType="separate"/>
@@ -2384,7 +2378,7 @@
               <w:rFonts w:hint="eastAsia" w:ascii="宋体" w:hAnsi="宋体" w:eastAsia="宋体" w:cs="宋体"/>
               <w:szCs w:val="24"/>
             </w:rPr>
-            <w:instrText xml:space="preserve"> HYPERLINK \l _Toc15957 </w:instrText>
+            <w:instrText xml:space="preserve"> HYPERLINK \l _Toc23619 </w:instrText>
           </w:r>
           <w:r>
             <w:rPr>
@@ -2407,7 +2401,7 @@
             <w:fldChar w:fldCharType="begin"/>
           </w:r>
           <w:r>
-            <w:instrText xml:space="preserve"> PAGEREF _Toc15957 \h </w:instrText>
+            <w:instrText xml:space="preserve"> PAGEREF _Toc23619 \h </w:instrText>
           </w:r>
           <w:r>
             <w:fldChar w:fldCharType="separate"/>
@@ -2445,7 +2439,7 @@
               <w:rFonts w:hint="eastAsia" w:ascii="宋体" w:hAnsi="宋体" w:eastAsia="宋体" w:cs="宋体"/>
               <w:szCs w:val="24"/>
             </w:rPr>
-            <w:instrText xml:space="preserve"> HYPERLINK \l _Toc5021 </w:instrText>
+            <w:instrText xml:space="preserve"> HYPERLINK \l _Toc1157 </w:instrText>
           </w:r>
           <w:r>
             <w:rPr>
@@ -2468,7 +2462,7 @@
             <w:fldChar w:fldCharType="begin"/>
           </w:r>
           <w:r>
-            <w:instrText xml:space="preserve"> PAGEREF _Toc5021 \h </w:instrText>
+            <w:instrText xml:space="preserve"> PAGEREF _Toc1157 \h </w:instrText>
           </w:r>
           <w:r>
             <w:fldChar w:fldCharType="separate"/>
@@ -2506,7 +2500,7 @@
               <w:rFonts w:hint="eastAsia" w:ascii="宋体" w:hAnsi="宋体" w:eastAsia="宋体" w:cs="宋体"/>
               <w:szCs w:val="24"/>
             </w:rPr>
-            <w:instrText xml:space="preserve"> HYPERLINK \l _Toc15273 </w:instrText>
+            <w:instrText xml:space="preserve"> HYPERLINK \l _Toc20670 </w:instrText>
           </w:r>
           <w:r>
             <w:rPr>
@@ -2529,7 +2523,7 @@
             <w:fldChar w:fldCharType="begin"/>
           </w:r>
           <w:r>
-            <w:instrText xml:space="preserve"> PAGEREF _Toc15273 \h </w:instrText>
+            <w:instrText xml:space="preserve"> PAGEREF _Toc20670 \h </w:instrText>
           </w:r>
           <w:r>
             <w:fldChar w:fldCharType="separate"/>
@@ -2567,7 +2561,7 @@
               <w:rFonts w:hint="eastAsia" w:ascii="宋体" w:hAnsi="宋体" w:eastAsia="宋体" w:cs="宋体"/>
               <w:szCs w:val="24"/>
             </w:rPr>
-            <w:instrText xml:space="preserve"> HYPERLINK \l _Toc26828 </w:instrText>
+            <w:instrText xml:space="preserve"> HYPERLINK \l _Toc6786 </w:instrText>
           </w:r>
           <w:r>
             <w:rPr>
@@ -2590,7 +2584,7 @@
             <w:fldChar w:fldCharType="begin"/>
           </w:r>
           <w:r>
-            <w:instrText xml:space="preserve"> PAGEREF _Toc26828 \h </w:instrText>
+            <w:instrText xml:space="preserve"> PAGEREF _Toc6786 \h </w:instrText>
           </w:r>
           <w:r>
             <w:fldChar w:fldCharType="separate"/>
@@ -2628,7 +2622,7 @@
               <w:rFonts w:hint="eastAsia" w:ascii="宋体" w:hAnsi="宋体" w:eastAsia="宋体" w:cs="宋体"/>
               <w:szCs w:val="24"/>
             </w:rPr>
-            <w:instrText xml:space="preserve"> HYPERLINK \l _Toc23227 </w:instrText>
+            <w:instrText xml:space="preserve"> HYPERLINK \l _Toc31130 </w:instrText>
           </w:r>
           <w:r>
             <w:rPr>
@@ -2651,7 +2645,7 @@
             <w:fldChar w:fldCharType="begin"/>
           </w:r>
           <w:r>
-            <w:instrText xml:space="preserve"> PAGEREF _Toc23227 \h </w:instrText>
+            <w:instrText xml:space="preserve"> PAGEREF _Toc31130 \h </w:instrText>
           </w:r>
           <w:r>
             <w:fldChar w:fldCharType="separate"/>
@@ -2689,7 +2683,7 @@
               <w:rFonts w:hint="eastAsia" w:ascii="宋体" w:hAnsi="宋体" w:eastAsia="宋体" w:cs="宋体"/>
               <w:szCs w:val="24"/>
             </w:rPr>
-            <w:instrText xml:space="preserve"> HYPERLINK \l _Toc7514 </w:instrText>
+            <w:instrText xml:space="preserve"> HYPERLINK \l _Toc4114 </w:instrText>
           </w:r>
           <w:r>
             <w:rPr>
@@ -2712,7 +2706,7 @@
             <w:fldChar w:fldCharType="begin"/>
           </w:r>
           <w:r>
-            <w:instrText xml:space="preserve"> PAGEREF _Toc7514 \h </w:instrText>
+            <w:instrText xml:space="preserve"> PAGEREF _Toc4114 \h </w:instrText>
           </w:r>
           <w:r>
             <w:fldChar w:fldCharType="separate"/>
@@ -2750,7 +2744,7 @@
               <w:rFonts w:hint="eastAsia" w:ascii="宋体" w:hAnsi="宋体" w:eastAsia="宋体" w:cs="宋体"/>
               <w:szCs w:val="24"/>
             </w:rPr>
-            <w:instrText xml:space="preserve"> HYPERLINK \l _Toc16104 </w:instrText>
+            <w:instrText xml:space="preserve"> HYPERLINK \l _Toc13980 </w:instrText>
           </w:r>
           <w:r>
             <w:rPr>
@@ -2773,7 +2767,7 @@
             <w:fldChar w:fldCharType="begin"/>
           </w:r>
           <w:r>
-            <w:instrText xml:space="preserve"> PAGEREF _Toc16104 \h </w:instrText>
+            <w:instrText xml:space="preserve"> PAGEREF _Toc13980 \h </w:instrText>
           </w:r>
           <w:r>
             <w:fldChar w:fldCharType="separate"/>
@@ -2811,7 +2805,7 @@
               <w:rFonts w:hint="eastAsia" w:ascii="宋体" w:hAnsi="宋体" w:eastAsia="宋体" w:cs="宋体"/>
               <w:szCs w:val="24"/>
             </w:rPr>
-            <w:instrText xml:space="preserve"> HYPERLINK \l _Toc17906 </w:instrText>
+            <w:instrText xml:space="preserve"> HYPERLINK \l _Toc13722 </w:instrText>
           </w:r>
           <w:r>
             <w:rPr>
@@ -2834,7 +2828,7 @@
             <w:fldChar w:fldCharType="begin"/>
           </w:r>
           <w:r>
-            <w:instrText xml:space="preserve"> PAGEREF _Toc17906 \h </w:instrText>
+            <w:instrText xml:space="preserve"> PAGEREF _Toc13722 \h </w:instrText>
           </w:r>
           <w:r>
             <w:fldChar w:fldCharType="separate"/>
@@ -2872,7 +2866,7 @@
               <w:rFonts w:hint="eastAsia" w:ascii="宋体" w:hAnsi="宋体" w:eastAsia="宋体" w:cs="宋体"/>
               <w:szCs w:val="24"/>
             </w:rPr>
-            <w:instrText xml:space="preserve"> HYPERLINK \l _Toc13798 </w:instrText>
+            <w:instrText xml:space="preserve"> HYPERLINK \l _Toc3966 </w:instrText>
           </w:r>
           <w:r>
             <w:rPr>
@@ -2895,7 +2889,7 @@
             <w:fldChar w:fldCharType="begin"/>
           </w:r>
           <w:r>
-            <w:instrText xml:space="preserve"> PAGEREF _Toc13798 \h </w:instrText>
+            <w:instrText xml:space="preserve"> PAGEREF _Toc3966 \h </w:instrText>
           </w:r>
           <w:r>
             <w:fldChar w:fldCharType="separate"/>
@@ -2933,7 +2927,7 @@
               <w:rFonts w:hint="eastAsia" w:ascii="宋体" w:hAnsi="宋体" w:eastAsia="宋体" w:cs="宋体"/>
               <w:szCs w:val="24"/>
             </w:rPr>
-            <w:instrText xml:space="preserve"> HYPERLINK \l _Toc15938 </w:instrText>
+            <w:instrText xml:space="preserve"> HYPERLINK \l _Toc12588 </w:instrText>
           </w:r>
           <w:r>
             <w:rPr>
@@ -2956,7 +2950,7 @@
             <w:fldChar w:fldCharType="begin"/>
           </w:r>
           <w:r>
-            <w:instrText xml:space="preserve"> PAGEREF _Toc15938 \h </w:instrText>
+            <w:instrText xml:space="preserve"> PAGEREF _Toc12588 \h </w:instrText>
           </w:r>
           <w:r>
             <w:fldChar w:fldCharType="separate"/>
@@ -2994,7 +2988,7 @@
               <w:rFonts w:hint="eastAsia" w:ascii="宋体" w:hAnsi="宋体" w:eastAsia="宋体" w:cs="宋体"/>
               <w:szCs w:val="24"/>
             </w:rPr>
-            <w:instrText xml:space="preserve"> HYPERLINK \l _Toc9785 </w:instrText>
+            <w:instrText xml:space="preserve"> HYPERLINK \l _Toc25154 </w:instrText>
           </w:r>
           <w:r>
             <w:rPr>
@@ -3017,7 +3011,7 @@
             <w:fldChar w:fldCharType="begin"/>
           </w:r>
           <w:r>
-            <w:instrText xml:space="preserve"> PAGEREF _Toc9785 \h </w:instrText>
+            <w:instrText xml:space="preserve"> PAGEREF _Toc25154 \h </w:instrText>
           </w:r>
           <w:r>
             <w:fldChar w:fldCharType="separate"/>
@@ -3055,7 +3049,7 @@
               <w:rFonts w:hint="eastAsia" w:ascii="宋体" w:hAnsi="宋体" w:eastAsia="宋体" w:cs="宋体"/>
               <w:szCs w:val="24"/>
             </w:rPr>
-            <w:instrText xml:space="preserve"> HYPERLINK \l _Toc3617 </w:instrText>
+            <w:instrText xml:space="preserve"> HYPERLINK \l _Toc24597 </w:instrText>
           </w:r>
           <w:r>
             <w:rPr>
@@ -3078,7 +3072,7 @@
             <w:fldChar w:fldCharType="begin"/>
           </w:r>
           <w:r>
-            <w:instrText xml:space="preserve"> PAGEREF _Toc3617 \h </w:instrText>
+            <w:instrText xml:space="preserve"> PAGEREF _Toc24597 \h </w:instrText>
           </w:r>
           <w:r>
             <w:fldChar w:fldCharType="separate"/>
@@ -3116,7 +3110,7 @@
               <w:rFonts w:hint="eastAsia" w:ascii="宋体" w:hAnsi="宋体" w:eastAsia="宋体" w:cs="宋体"/>
               <w:szCs w:val="24"/>
             </w:rPr>
-            <w:instrText xml:space="preserve"> HYPERLINK \l _Toc20020 </w:instrText>
+            <w:instrText xml:space="preserve"> HYPERLINK \l _Toc30986 </w:instrText>
           </w:r>
           <w:r>
             <w:rPr>
@@ -3139,7 +3133,7 @@
             <w:fldChar w:fldCharType="begin"/>
           </w:r>
           <w:r>
-            <w:instrText xml:space="preserve"> PAGEREF _Toc20020 \h </w:instrText>
+            <w:instrText xml:space="preserve"> PAGEREF _Toc30986 \h </w:instrText>
           </w:r>
           <w:r>
             <w:fldChar w:fldCharType="separate"/>
@@ -3177,7 +3171,7 @@
               <w:rFonts w:hint="eastAsia" w:ascii="宋体" w:hAnsi="宋体" w:eastAsia="宋体" w:cs="宋体"/>
               <w:szCs w:val="24"/>
             </w:rPr>
-            <w:instrText xml:space="preserve"> HYPERLINK \l _Toc24840 </w:instrText>
+            <w:instrText xml:space="preserve"> HYPERLINK \l _Toc26063 </w:instrText>
           </w:r>
           <w:r>
             <w:rPr>
@@ -3207,7 +3201,7 @@
             <w:fldChar w:fldCharType="begin"/>
           </w:r>
           <w:r>
-            <w:instrText xml:space="preserve"> PAGEREF _Toc24840 \h </w:instrText>
+            <w:instrText xml:space="preserve"> PAGEREF _Toc26063 \h </w:instrText>
           </w:r>
           <w:r>
             <w:fldChar w:fldCharType="separate"/>
@@ -3245,7 +3239,7 @@
               <w:rFonts w:hint="eastAsia" w:ascii="宋体" w:hAnsi="宋体" w:eastAsia="宋体" w:cs="宋体"/>
               <w:szCs w:val="24"/>
             </w:rPr>
-            <w:instrText xml:space="preserve"> HYPERLINK \l _Toc16405 </w:instrText>
+            <w:instrText xml:space="preserve"> HYPERLINK \l _Toc27590 </w:instrText>
           </w:r>
           <w:r>
             <w:rPr>
@@ -3275,7 +3269,7 @@
             <w:fldChar w:fldCharType="begin"/>
           </w:r>
           <w:r>
-            <w:instrText xml:space="preserve"> PAGEREF _Toc16405 \h </w:instrText>
+            <w:instrText xml:space="preserve"> PAGEREF _Toc27590 \h </w:instrText>
           </w:r>
           <w:r>
             <w:fldChar w:fldCharType="separate"/>
@@ -3391,7 +3385,7 @@
           <w:lang w:val="en-US" w:eastAsia="zh-CN"/>
         </w:rPr>
       </w:pPr>
-      <w:bookmarkStart w:id="2" w:name="_Toc29076"/>
+      <w:bookmarkStart w:id="2" w:name="_Toc6538"/>
       <w:r>
         <w:rPr>
           <w:rFonts w:hint="default"/>
@@ -3453,7 +3447,7 @@
           <w:lang w:val="en-US" w:eastAsia="zh-CN"/>
         </w:rPr>
       </w:pPr>
-      <w:bookmarkStart w:id="3" w:name="_Toc27678"/>
+      <w:bookmarkStart w:id="3" w:name="_Toc2900"/>
       <w:r>
         <w:rPr>
           <w:rFonts w:hint="default"/>
@@ -3485,7 +3479,7 @@
           <w:lang w:val="en-US" w:eastAsia="zh-CN"/>
         </w:rPr>
       </w:pPr>
-      <w:bookmarkStart w:id="4" w:name="_Toc15957"/>
+      <w:bookmarkStart w:id="4" w:name="_Toc23619"/>
       <w:r>
         <w:rPr>
           <w:rFonts w:hint="default"/>
@@ -3607,7 +3601,7 @@
           <w:lang w:val="en-US" w:eastAsia="zh-CN"/>
         </w:rPr>
       </w:pPr>
-      <w:bookmarkStart w:id="5" w:name="_Toc5021"/>
+      <w:bookmarkStart w:id="5" w:name="_Toc1157"/>
       <w:r>
         <w:rPr>
           <w:rFonts w:hint="default"/>
@@ -3639,7 +3633,7 @@
           <w:lang w:val="en-US" w:eastAsia="zh-CN"/>
         </w:rPr>
       </w:pPr>
-      <w:bookmarkStart w:id="6" w:name="_Toc15273"/>
+      <w:bookmarkStart w:id="6" w:name="_Toc20670"/>
       <w:r>
         <w:rPr>
           <w:rFonts w:hint="default"/>
@@ -3701,7 +3695,7 @@
           <w:lang w:val="en-US" w:eastAsia="zh-CN"/>
         </w:rPr>
       </w:pPr>
-      <w:bookmarkStart w:id="7" w:name="_Toc26828"/>
+      <w:bookmarkStart w:id="7" w:name="_Toc6786"/>
       <w:r>
         <w:rPr>
           <w:rFonts w:hint="default"/>
@@ -3793,7 +3787,7 @@
           <w:lang w:val="en-US" w:eastAsia="zh-CN"/>
         </w:rPr>
       </w:pPr>
-      <w:bookmarkStart w:id="8" w:name="_Toc23227"/>
+      <w:bookmarkStart w:id="8" w:name="_Toc31130"/>
       <w:r>
         <w:rPr>
           <w:rFonts w:hint="default"/>
@@ -3899,7 +3893,7 @@
           <w:lang w:val="en-US" w:eastAsia="zh-CN"/>
         </w:rPr>
       </w:pPr>
-      <w:bookmarkStart w:id="9" w:name="_Toc7514"/>
+      <w:bookmarkStart w:id="9" w:name="_Toc4114"/>
       <w:r>
         <w:rPr>
           <w:rFonts w:hint="default"/>
@@ -3991,7 +3985,7 @@
           <w:lang w:val="en-US" w:eastAsia="zh-CN"/>
         </w:rPr>
       </w:pPr>
-      <w:bookmarkStart w:id="10" w:name="_Toc16104"/>
+      <w:bookmarkStart w:id="10" w:name="_Toc13980"/>
       <w:r>
         <w:rPr>
           <w:rFonts w:hint="default"/>
@@ -4010,7 +4004,7 @@
           <w:lang w:val="en-US" w:eastAsia="zh-CN"/>
         </w:rPr>
       </w:pPr>
-      <w:bookmarkStart w:id="11" w:name="_Toc17906"/>
+      <w:bookmarkStart w:id="11" w:name="_Toc13722"/>
       <w:r>
         <w:rPr>
           <w:rFonts w:hint="default"/>
@@ -4089,7 +4083,7 @@
           <w:lang w:val="en-US" w:eastAsia="zh-CN"/>
         </w:rPr>
       </w:pPr>
-      <w:bookmarkStart w:id="12" w:name="_Toc13798"/>
+      <w:bookmarkStart w:id="12" w:name="_Toc3966"/>
       <w:r>
         <w:rPr>
           <w:rFonts w:hint="default"/>
@@ -4181,7 +4175,7 @@
           <w:lang w:val="en-US" w:eastAsia="zh-CN"/>
         </w:rPr>
       </w:pPr>
-      <w:bookmarkStart w:id="13" w:name="_Toc15938"/>
+      <w:bookmarkStart w:id="13" w:name="_Toc12588"/>
       <w:r>
         <w:rPr>
           <w:rFonts w:hint="default"/>
@@ -4200,7 +4194,7 @@
           <w:lang w:val="en-US" w:eastAsia="zh-CN"/>
         </w:rPr>
       </w:pPr>
-      <w:bookmarkStart w:id="14" w:name="_Toc9785"/>
+      <w:bookmarkStart w:id="14" w:name="_Toc25154"/>
       <w:r>
         <w:rPr>
           <w:rFonts w:hint="default"/>
@@ -4249,7 +4243,7 @@
           <w:lang w:val="en-US" w:eastAsia="zh-CN"/>
         </w:rPr>
       </w:pPr>
-      <w:bookmarkStart w:id="15" w:name="_Toc3617"/>
+      <w:bookmarkStart w:id="15" w:name="_Toc24597"/>
       <w:r>
         <w:rPr>
           <w:rFonts w:hint="default"/>
@@ -4326,7 +4320,7 @@
           <w:lang w:val="en-US" w:eastAsia="zh-CN"/>
         </w:rPr>
       </w:pPr>
-      <w:bookmarkStart w:id="16" w:name="_Toc20020"/>
+      <w:bookmarkStart w:id="16" w:name="_Toc30986"/>
       <w:r>
         <w:rPr>
           <w:rFonts w:hint="default"/>
@@ -4363,7 +4357,16 @@
           <w:rFonts w:hint="default"/>
           <w:lang w:val="en-US" w:eastAsia="zh-CN"/>
         </w:rPr>
-        <w:t>与IT部门紧密协作，基于一线使用反馈，持续对禅道工单系统提出优化需求，如开发移动端处理功能、增强报表自定义能力、集成即时通讯工具等，以技术手段提升运营效率与服务体验。</w:t>
+        <w:t>与IT部门紧密协作，基于一线使用反馈，持续对</w:t>
+      </w:r>
+      <w:bookmarkStart w:id="19" w:name="_GoBack"/>
+      <w:bookmarkEnd w:id="19"/>
+      <w:r>
+        <w:rPr>
+          <w:rFonts w:hint="default"/>
+          <w:lang w:val="en-US" w:eastAsia="zh-CN"/>
+        </w:rPr>
+        <w:t>工单系统提出优化需求，如开发移动端处理功能、增强报表自定义能力、集成即时通讯工具等，以技术手段提升运营效率与服务体验。</w:t>
       </w:r>
     </w:p>
     <w:p>
@@ -4375,7 +4378,7 @@
           <w:lang w:val="en-US" w:eastAsia="zh-CN"/>
         </w:rPr>
       </w:pPr>
-      <w:bookmarkStart w:id="17" w:name="_Toc24840"/>
+      <w:bookmarkStart w:id="17" w:name="_Toc26063"/>
       <w:r>
         <w:rPr>
           <w:rFonts w:hint="eastAsia"/>
@@ -4393,7 +4396,6 @@
           <w:lang w:val="en-US" w:eastAsia="zh-CN"/>
         </w:rPr>
       </w:pPr>
-      <w:bookmarkStart w:id="19" w:name="_GoBack"/>
       <w:r>
         <w:rPr>
           <w:rFonts w:hint="eastAsia"/>
@@ -4414,7 +4416,6 @@
         </w:drawing>
       </w:r>
     </w:p>
-    <w:bookmarkEnd w:id="19"/>
     <w:p>
       <w:pPr>
         <w:pStyle w:val="29"/>
@@ -4456,7 +4457,7 @@
           <w:lang w:val="en-US" w:eastAsia="zh-CN"/>
         </w:rPr>
       </w:pPr>
-      <w:bookmarkStart w:id="18" w:name="_Toc16405"/>
+      <w:bookmarkStart w:id="18" w:name="_Toc27590"/>
       <w:r>
         <w:rPr>
           <w:rFonts w:hint="eastAsia"/>
@@ -6341,6 +6342,11 @@
     <c:plotVisOnly val="1"/>
     <c:dispBlanksAs val="gap"/>
     <c:showDLblsOverMax val="0"/>
+    <c:extLst>
+      <c:ext uri="{0b15fc19-7d7d-44ad-8c2d-2c3a37ce22c3}">
+        <chartProps xmlns="https://web.wps.cn/et/2018/main" chartId="{b85ab4e7-6c15-48bd-8b7c-a482e1f6e7be}"/>
+      </c:ext>
+    </c:extLst>
   </c:chart>
   <c:spPr>
     <a:solidFill>

--- a/8.资源管理/2.运行记录类文件/JXTX-08-08-服务台应用情况说明.docx
+++ b/8.资源管理/2.运行记录类文件/JXTX-08-08-服务台应用情况说明.docx
@@ -1,10 +1,11 @@
 
 <file path=word/document.xml><?xml version="1.0" encoding="utf-8"?>
-<w:document xmlns:wpc="http://schemas.microsoft.com/office/word/2010/wordprocessingCanvas" xmlns:mc="http://schemas.openxmlformats.org/markup-compatibility/2006" xmlns:o="urn:schemas-microsoft-com:office:office" xmlns:r="http://schemas.openxmlformats.org/officeDocument/2006/relationships" xmlns:m="http://schemas.openxmlformats.org/officeDocument/2006/math" xmlns:v="urn:schemas-microsoft-com:vml" xmlns:wp14="http://schemas.microsoft.com/office/word/2010/wordprocessingDrawing" xmlns:wp="http://schemas.openxmlformats.org/drawingml/2006/wordprocessingDrawing" xmlns:w="http://schemas.openxmlformats.org/wordprocessingml/2006/main" xmlns:w14="http://schemas.microsoft.com/office/word/2010/wordml" xmlns:w10="urn:schemas-microsoft-com:office:word" xmlns:w15="http://schemas.microsoft.com/office/word/2012/wordml" xmlns:wpg="http://schemas.microsoft.com/office/word/2010/wordprocessingGroup" xmlns:wpi="http://schemas.microsoft.com/office/word/2010/wordprocessingInk" xmlns:wne="http://schemas.microsoft.com/office/word/2006/wordml" xmlns:wps="http://schemas.microsoft.com/office/word/2010/wordprocessingShape" xmlns:wpsCustomData="http://www.wps.cn/officeDocument/2013/wpsCustomData" mc:Ignorable="w14 w15 wp14">
+<w:document xmlns:wpc="http://schemas.microsoft.com/office/word/2010/wordprocessingCanvas" xmlns:mc="http://schemas.openxmlformats.org/markup-compatibility/2006" xmlns:o="urn:schemas-microsoft-com:office:office" xmlns:r="http://schemas.openxmlformats.org/officeDocument/2006/relationships" xmlns:m="http://schemas.openxmlformats.org/officeDocument/2006/math" xmlns:v="urn:schemas-microsoft-com:vml" xmlns:wp14="http://schemas.microsoft.com/office/word/2010/wordprocessingDrawing" xmlns:wp="http://schemas.openxmlformats.org/drawingml/2006/wordprocessingDrawing" xmlns:w10="urn:schemas-microsoft-com:office:word" xmlns:w="http://schemas.openxmlformats.org/wordprocessingml/2006/main" xmlns:w14="http://schemas.microsoft.com/office/word/2010/wordml" xmlns:w15="http://schemas.microsoft.com/office/word/2012/wordml" xmlns:wne="http://schemas.microsoft.com/office/word/2006/wordml" xmlns:wpg="http://schemas.microsoft.com/office/word/2010/wordprocessingGroup" xmlns:wpi="http://schemas.microsoft.com/office/word/2010/wordprocessingInk" xmlns:wps="http://schemas.microsoft.com/office/word/2010/wordprocessingShape" mc:Ignorable="w14 w15 wp14">
+  <!-- Generated by Aspose.Words for .NET 13.3.0.1 -->
   <w:body>
     <w:p>
       <w:pPr>
-        <w:pStyle w:val="24"/>
+        <w:pStyle w:val="a"/>
         <w:keepNext w:val="0"/>
         <w:keepLines w:val="0"/>
         <w:pageBreakBefore w:val="0"/>
@@ -24,7 +25,7 @@
       <w:bookmarkStart w:id="0" w:name="_Toc26118"/>
       <w:r>
         <w:drawing>
-          <wp:anchor distT="0" distB="0" distL="114300" distR="114300" simplePos="0" relativeHeight="251661312" behindDoc="1" locked="0" layoutInCell="1" allowOverlap="1">
+          <wp:anchor distT="0" distB="0" distL="114300" distR="114300" simplePos="0" relativeHeight="251660288" behindDoc="1" locked="0" layoutInCell="1" allowOverlap="1">
             <wp:simplePos x="0" y="0"/>
             <wp:positionH relativeFrom="column">
               <wp:posOffset>-19050</wp:posOffset>
@@ -49,7 +50,7 @@
                     </pic:cNvPicPr>
                   </pic:nvPicPr>
                   <pic:blipFill>
-                    <a:blip r:embed="rId7"/>
+                    <a:blip xmlns:r="http://schemas.openxmlformats.org/officeDocument/2006/relationships" r:embed="rId4"/>
                     <a:stretch>
                       <a:fillRect/>
                     </a:stretch>
@@ -75,7 +76,7 @@
       </w:r>
       <w:r>
         <w:drawing>
-          <wp:anchor distT="0" distB="0" distL="114300" distR="114300" simplePos="0" relativeHeight="251660288" behindDoc="1" locked="0" layoutInCell="1" allowOverlap="1">
+          <wp:anchor distT="0" distB="0" distL="114300" distR="114300" simplePos="0" relativeHeight="251659264" behindDoc="1" locked="0" layoutInCell="1" allowOverlap="1">
             <wp:simplePos x="0" y="0"/>
             <wp:positionH relativeFrom="column">
               <wp:posOffset>0</wp:posOffset>
@@ -100,7 +101,7 @@
                     </pic:cNvPicPr>
                   </pic:nvPicPr>
                   <pic:blipFill>
-                    <a:blip r:embed="rId8"/>
+                    <a:blip xmlns:r="http://schemas.openxmlformats.org/officeDocument/2006/relationships" r:embed="rId5"/>
                     <a:stretch>
                       <a:fillRect/>
                     </a:stretch>
@@ -130,7 +131,7 @@
           <w:lang w:val="en-US" w:eastAsia="zh-CN"/>
         </w:rPr>
         <w:drawing>
-          <wp:anchor distT="0" distB="0" distL="114300" distR="114300" simplePos="0" relativeHeight="251659264" behindDoc="1" locked="0" layoutInCell="1" allowOverlap="1">
+          <wp:anchor distT="0" distB="0" distL="114300" distR="114300" simplePos="0" relativeHeight="251658240" behindDoc="1" locked="0" layoutInCell="1" allowOverlap="1">
             <wp:simplePos x="0" y="0"/>
             <wp:positionH relativeFrom="column">
               <wp:posOffset>635</wp:posOffset>
@@ -155,7 +156,7 @@
                     </pic:cNvPicPr>
                   </pic:nvPicPr>
                   <pic:blipFill>
-                    <a:blip r:embed="rId9">
+                    <a:blip xmlns:r="http://schemas.openxmlformats.org/officeDocument/2006/relationships" r:embed="rId6">
                       <a:alphaModFix amt="58000"/>
                       <a:lum contrast="-52000"/>
                     </a:blip>
@@ -189,7 +190,7 @@
     </w:p>
     <w:p>
       <w:pPr>
-        <w:pStyle w:val="25"/>
+        <w:pStyle w:val="a0"/>
         <w:keepNext w:val="0"/>
         <w:keepLines w:val="0"/>
         <w:pageBreakBefore w:val="0"/>
@@ -236,11 +237,11 @@
         <w:adjustRightInd w:val="0"/>
         <w:snapToGrid w:val="0"/>
         <w:spacing w:after="624" w:afterLines="200" w:line="219" w:lineRule="auto"/>
-        <w:ind w:left="0" w:leftChars="0" w:right="0" w:rightChars="0" w:firstLine="0" w:firstLineChars="0"/>
+        <w:ind w:left="0" w:right="0" w:firstLine="0" w:leftChars="0" w:rightChars="0" w:firstLineChars="0"/>
         <w:jc w:val="center"/>
         <w:textAlignment w:val="baseline"/>
         <w:rPr>
-          <w:rFonts w:hint="eastAsia" w:ascii="宋体" w:hAnsi="宋体" w:eastAsia="宋体" w:cs="宋体"/>
+          <w:rFonts w:ascii="宋体" w:eastAsia="宋体" w:hAnsi="宋体" w:cs="宋体" w:hint="eastAsia"/>
           <w:sz w:val="24"/>
           <w:szCs w:val="24"/>
           <w:lang w:val="en-US" w:eastAsia="zh-CN"/>
@@ -248,7 +249,7 @@
       </w:pPr>
       <w:r>
         <w:rPr>
-          <w:rFonts w:ascii="宋体" w:hAnsi="宋体" w:eastAsia="宋体" w:cs="宋体"/>
+          <w:rFonts w:ascii="宋体" w:eastAsia="宋体" w:hAnsi="宋体" w:cs="宋体"/>
           <w:b/>
           <w:bCs/>
           <w:spacing w:val="-3"/>
@@ -259,7 +260,7 @@
       </w:r>
       <w:r>
         <w:rPr>
-          <w:rFonts w:hint="eastAsia" w:ascii="宋体" w:hAnsi="宋体" w:eastAsia="宋体" w:cs="宋体"/>
+          <w:rFonts w:ascii="宋体" w:eastAsia="宋体" w:hAnsi="宋体" w:cs="宋体" w:hint="eastAsia"/>
           <w:b/>
           <w:bCs/>
           <w:spacing w:val="-3"/>
@@ -271,7 +272,7 @@
       </w:r>
       <w:r>
         <w:rPr>
-          <w:rFonts w:ascii="宋体" w:hAnsi="宋体" w:eastAsia="宋体" w:cs="宋体"/>
+          <w:rFonts w:ascii="宋体" w:eastAsia="宋体" w:hAnsi="宋体" w:cs="宋体"/>
           <w:b/>
           <w:bCs/>
           <w:spacing w:val="-3"/>
@@ -282,7 +283,7 @@
       </w:r>
       <w:r>
         <w:rPr>
-          <w:rFonts w:hint="eastAsia" w:ascii="宋体" w:hAnsi="宋体" w:cs="宋体"/>
+          <w:rFonts w:ascii="宋体" w:hAnsi="宋体" w:cs="宋体" w:hint="eastAsia"/>
           <w:b/>
           <w:bCs/>
           <w:spacing w:val="-3"/>
@@ -294,7 +295,7 @@
       </w:r>
       <w:r>
         <w:rPr>
-          <w:rFonts w:ascii="宋体" w:hAnsi="宋体" w:eastAsia="宋体" w:cs="宋体"/>
+          <w:rFonts w:ascii="宋体" w:eastAsia="宋体" w:hAnsi="宋体" w:cs="宋体"/>
           <w:b/>
           <w:bCs/>
           <w:spacing w:val="-3"/>
@@ -305,7 +306,7 @@
       </w:r>
       <w:r>
         <w:rPr>
-          <w:rFonts w:hint="eastAsia" w:ascii="宋体" w:hAnsi="宋体" w:cs="宋体"/>
+          <w:rFonts w:ascii="宋体" w:hAnsi="宋体" w:cs="宋体" w:hint="eastAsia"/>
           <w:b/>
           <w:bCs/>
           <w:spacing w:val="-3"/>
@@ -318,18 +319,17 @@
     </w:p>
     <w:tbl>
       <w:tblPr>
-        <w:tblStyle w:val="21"/>
+        <w:tblStyle w:val="TableGrid"/>
         <w:tblW w:w="0" w:type="auto"/>
         <w:jc w:val="center"/>
         <w:tblBorders>
-          <w:top w:val="none" w:color="auto" w:sz="0" w:space="0"/>
-          <w:left w:val="none" w:color="auto" w:sz="0" w:space="0"/>
-          <w:bottom w:val="none" w:color="auto" w:sz="0" w:space="0"/>
-          <w:right w:val="none" w:color="auto" w:sz="0" w:space="0"/>
-          <w:insideH w:val="none" w:color="auto" w:sz="0" w:space="0"/>
-          <w:insideV w:val="none" w:color="auto" w:sz="0" w:space="0"/>
+          <w:top w:val="nil"/>
+          <w:left w:val="nil"/>
+          <w:bottom w:val="nil"/>
+          <w:right w:val="nil"/>
+          <w:insideH w:val="nil"/>
+          <w:insideV w:val="nil"/>
         </w:tblBorders>
-        <w:tblLayout w:type="autofit"/>
         <w:tblCellMar>
           <w:top w:w="0" w:type="dxa"/>
           <w:left w:w="108" w:type="dxa"/>
@@ -343,13 +343,15 @@
       </w:tblGrid>
       <w:tr>
         <w:tblPrEx>
+          <w:tblW w:w="0" w:type="auto"/>
+          <w:jc w:val="center"/>
           <w:tblBorders>
-            <w:top w:val="none" w:color="auto" w:sz="0" w:space="0"/>
-            <w:left w:val="none" w:color="auto" w:sz="0" w:space="0"/>
-            <w:bottom w:val="none" w:color="auto" w:sz="0" w:space="0"/>
-            <w:right w:val="none" w:color="auto" w:sz="0" w:space="0"/>
-            <w:insideH w:val="none" w:color="auto" w:sz="0" w:space="0"/>
-            <w:insideV w:val="none" w:color="auto" w:sz="0" w:space="0"/>
+            <w:top w:val="nil"/>
+            <w:left w:val="nil"/>
+            <w:bottom w:val="nil"/>
+            <w:right w:val="nil"/>
+            <w:insideH w:val="nil"/>
+            <w:insideV w:val="nil"/>
           </w:tblBorders>
           <w:tblCellMar>
             <w:top w:w="0" w:type="dxa"/>
@@ -359,7 +361,7 @@
           </w:tblCellMar>
         </w:tblPrEx>
         <w:trPr>
-          <w:trHeight w:val="810" w:hRule="atLeast"/>
+          <w:trHeight w:val="810"/>
           <w:jc w:val="center"/>
         </w:trPr>
         <w:tc>
@@ -398,7 +400,7 @@
             </w:r>
             <w:r>
               <w:rPr>
-                <w:rFonts w:hint="default" w:asciiTheme="minorAscii" w:hAnsiTheme="minorAscii" w:eastAsiaTheme="minorEastAsia"/>
+                <w:rFonts w:asciiTheme="minorAscii" w:eastAsiaTheme="minorEastAsia" w:hAnsiTheme="minorAscii" w:hint="default"/>
                 <w:spacing w:val="227"/>
                 <w:sz w:val="21"/>
                 <w:vertAlign w:val="baseline"/>
@@ -453,7 +455,7 @@
             </w:r>
             <w:r>
               <w:rPr>
-                <w:rFonts w:hint="eastAsia" w:asciiTheme="minorAscii" w:hAnsiTheme="minorAscii" w:eastAsiaTheme="minorEastAsia"/>
+                <w:rFonts w:asciiTheme="minorAscii" w:eastAsiaTheme="minorEastAsia" w:hAnsiTheme="minorAscii" w:hint="eastAsia"/>
                 <w:spacing w:val="227"/>
                 <w:sz w:val="21"/>
                 <w:vertAlign w:val="baseline"/>
@@ -475,14 +477,8 @@
       </w:tr>
       <w:tr>
         <w:tblPrEx>
-          <w:tblBorders>
-            <w:top w:val="none" w:color="auto" w:sz="0" w:space="0"/>
-            <w:left w:val="none" w:color="auto" w:sz="0" w:space="0"/>
-            <w:bottom w:val="none" w:color="auto" w:sz="0" w:space="0"/>
-            <w:right w:val="none" w:color="auto" w:sz="0" w:space="0"/>
-            <w:insideH w:val="none" w:color="auto" w:sz="0" w:space="0"/>
-            <w:insideV w:val="none" w:color="auto" w:sz="0" w:space="0"/>
-          </w:tblBorders>
+          <w:tblW w:w="0" w:type="auto"/>
+          <w:jc w:val="center"/>
           <w:tblCellMar>
             <w:top w:w="0" w:type="dxa"/>
             <w:left w:w="108" w:type="dxa"/>
@@ -491,7 +487,7 @@
           </w:tblCellMar>
         </w:tblPrEx>
         <w:trPr>
-          <w:trHeight w:val="810" w:hRule="atLeast"/>
+          <w:trHeight w:val="810"/>
           <w:jc w:val="center"/>
         </w:trPr>
         <w:tc>
@@ -516,7 +512,7 @@
               <w:snapToGrid w:val="0"/>
               <w:textAlignment w:val="baseline"/>
               <w:rPr>
-                <w:rFonts w:hint="default" w:ascii="Arial" w:hAnsi="Arial" w:eastAsia="Arial" w:cs="Arial"/>
+                <w:rFonts w:ascii="Arial" w:eastAsia="Arial" w:hAnsi="Arial" w:cs="Arial" w:hint="default"/>
                 <w:snapToGrid w:val="0"/>
                 <w:color w:val="000000"/>
                 <w:kern w:val="0"/>
@@ -548,7 +544,7 @@
             </w:r>
             <w:r>
               <w:rPr>
-                <w:rFonts w:hint="default" w:asciiTheme="minorAscii" w:hAnsiTheme="minorAscii" w:eastAsiaTheme="minorEastAsia"/>
+                <w:rFonts w:asciiTheme="minorAscii" w:eastAsiaTheme="minorEastAsia" w:hAnsiTheme="minorAscii" w:hint="default"/>
                 <w:spacing w:val="227"/>
                 <w:sz w:val="21"/>
                 <w:vertAlign w:val="baseline"/>
@@ -602,7 +598,7 @@
               <w:snapToGrid w:val="0"/>
               <w:textAlignment w:val="baseline"/>
               <w:rPr>
-                <w:rFonts w:hint="default" w:ascii="Arial" w:hAnsi="Arial" w:eastAsia="Arial" w:cs="Arial"/>
+                <w:rFonts w:ascii="Arial" w:eastAsia="Arial" w:hAnsi="Arial" w:cs="Arial" w:hint="default"/>
                 <w:snapToGrid w:val="0"/>
                 <w:color w:val="000000"/>
                 <w:kern w:val="0"/>
@@ -622,7 +618,7 @@
             </w:r>
             <w:r>
               <w:rPr>
-                <w:rFonts w:hint="eastAsia" w:asciiTheme="minorAscii" w:hAnsiTheme="minorAscii" w:eastAsiaTheme="minorEastAsia"/>
+                <w:rFonts w:asciiTheme="minorAscii" w:eastAsiaTheme="minorEastAsia" w:hAnsiTheme="minorAscii" w:hint="eastAsia"/>
                 <w:spacing w:val="227"/>
                 <w:sz w:val="21"/>
                 <w:vertAlign w:val="baseline"/>
@@ -644,14 +640,8 @@
       </w:tr>
       <w:tr>
         <w:tblPrEx>
-          <w:tblBorders>
-            <w:top w:val="none" w:color="auto" w:sz="0" w:space="0"/>
-            <w:left w:val="none" w:color="auto" w:sz="0" w:space="0"/>
-            <w:bottom w:val="none" w:color="auto" w:sz="0" w:space="0"/>
-            <w:right w:val="none" w:color="auto" w:sz="0" w:space="0"/>
-            <w:insideH w:val="none" w:color="auto" w:sz="0" w:space="0"/>
-            <w:insideV w:val="none" w:color="auto" w:sz="0" w:space="0"/>
-          </w:tblBorders>
+          <w:tblW w:w="0" w:type="auto"/>
+          <w:jc w:val="center"/>
           <w:tblCellMar>
             <w:top w:w="0" w:type="dxa"/>
             <w:left w:w="108" w:type="dxa"/>
@@ -660,7 +650,7 @@
           </w:tblCellMar>
         </w:tblPrEx>
         <w:trPr>
-          <w:trHeight w:val="635" w:hRule="atLeast"/>
+          <w:trHeight w:val="635"/>
           <w:jc w:val="center"/>
         </w:trPr>
         <w:tc>
@@ -711,7 +701,7 @@
             </w:r>
             <w:r>
               <w:rPr>
-                <w:rFonts w:hint="eastAsia" w:asciiTheme="minorAscii" w:hAnsiTheme="minorAscii" w:eastAsiaTheme="minorEastAsia"/>
+                <w:rFonts w:asciiTheme="minorAscii" w:eastAsiaTheme="minorEastAsia" w:hAnsiTheme="minorAscii" w:hint="eastAsia"/>
                 <w:spacing w:val="227"/>
                 <w:sz w:val="21"/>
                 <w:vertAlign w:val="baseline"/>
@@ -765,7 +755,7 @@
             </w:r>
             <w:r>
               <w:rPr>
-                <w:rFonts w:hint="eastAsia" w:asciiTheme="minorAscii" w:hAnsiTheme="minorAscii" w:eastAsiaTheme="minorEastAsia"/>
+                <w:rFonts w:asciiTheme="minorAscii" w:eastAsiaTheme="minorEastAsia" w:hAnsiTheme="minorAscii" w:hint="eastAsia"/>
                 <w:spacing w:val="227"/>
                 <w:sz w:val="21"/>
                 <w:vertAlign w:val="baseline"/>
@@ -826,14 +816,14 @@
         <w:ind w:left="3634"/>
         <w:textAlignment w:val="baseline"/>
         <w:rPr>
-          <w:rFonts w:ascii="宋体" w:hAnsi="宋体" w:eastAsia="宋体" w:cs="宋体"/>
+          <w:rFonts w:ascii="宋体" w:eastAsia="宋体" w:hAnsi="宋体" w:cs="宋体"/>
           <w:sz w:val="31"/>
           <w:szCs w:val="31"/>
         </w:rPr>
       </w:pPr>
       <w:r>
         <w:rPr>
-          <w:rFonts w:ascii="宋体" w:hAnsi="宋体" w:eastAsia="宋体" w:cs="宋体"/>
+          <w:rFonts w:ascii="宋体" w:eastAsia="宋体" w:hAnsi="宋体" w:cs="宋体"/>
           <w:b/>
           <w:bCs/>
           <w:spacing w:val="4"/>
@@ -845,16 +835,16 @@
     </w:p>
     <w:tbl>
       <w:tblPr>
-        <w:tblStyle w:val="26"/>
+        <w:tblStyle w:val="TableNormal0"/>
         <w:tblW w:w="8214" w:type="dxa"/>
         <w:jc w:val="center"/>
         <w:tblBorders>
-          <w:top w:val="single" w:color="000000" w:sz="2" w:space="0"/>
-          <w:left w:val="single" w:color="000000" w:sz="2" w:space="0"/>
-          <w:bottom w:val="single" w:color="000000" w:sz="2" w:space="0"/>
-          <w:right w:val="single" w:color="000000" w:sz="2" w:space="0"/>
-          <w:insideH w:val="single" w:color="000000" w:sz="2" w:space="0"/>
-          <w:insideV w:val="single" w:color="000000" w:sz="2" w:space="0"/>
+          <w:top w:val="single" w:sz="2" w:space="0" w:color="000000"/>
+          <w:left w:val="single" w:sz="2" w:space="0" w:color="000000"/>
+          <w:bottom w:val="single" w:sz="2" w:space="0" w:color="000000"/>
+          <w:right w:val="single" w:sz="2" w:space="0" w:color="000000"/>
+          <w:insideH w:val="single" w:sz="2" w:space="0" w:color="000000"/>
+          <w:insideV w:val="single" w:sz="2" w:space="0" w:color="000000"/>
         </w:tblBorders>
         <w:tblLayout w:type="fixed"/>
         <w:tblCellMar>
@@ -874,14 +864,17 @@
       </w:tblGrid>
       <w:tr>
         <w:tblPrEx>
+          <w:tblW w:w="8214" w:type="dxa"/>
+          <w:jc w:val="center"/>
           <w:tblBorders>
-            <w:top w:val="single" w:color="000000" w:sz="2" w:space="0"/>
-            <w:left w:val="single" w:color="000000" w:sz="2" w:space="0"/>
-            <w:bottom w:val="single" w:color="000000" w:sz="2" w:space="0"/>
-            <w:right w:val="single" w:color="000000" w:sz="2" w:space="0"/>
-            <w:insideH w:val="single" w:color="000000" w:sz="2" w:space="0"/>
-            <w:insideV w:val="single" w:color="000000" w:sz="2" w:space="0"/>
+            <w:top w:val="single" w:sz="2" w:space="0" w:color="000000"/>
+            <w:left w:val="single" w:sz="2" w:space="0" w:color="000000"/>
+            <w:bottom w:val="single" w:sz="2" w:space="0" w:color="000000"/>
+            <w:right w:val="single" w:sz="2" w:space="0" w:color="000000"/>
+            <w:insideH w:val="single" w:sz="2" w:space="0" w:color="000000"/>
+            <w:insideV w:val="single" w:sz="2" w:space="0" w:color="000000"/>
           </w:tblBorders>
+          <w:tblLayout w:type="fixed"/>
           <w:tblCellMar>
             <w:top w:w="0" w:type="dxa"/>
             <w:left w:w="0" w:type="dxa"/>
@@ -890,7 +883,7 @@
           </w:tblCellMar>
         </w:tblPrEx>
         <w:trPr>
-          <w:trHeight w:val="593" w:hRule="atLeast"/>
+          <w:trHeight w:val="593"/>
           <w:jc w:val="center"/>
         </w:trPr>
         <w:tc>
@@ -913,18 +906,18 @@
               <w:adjustRightInd w:val="0"/>
               <w:snapToGrid w:val="0"/>
               <w:spacing w:before="176" w:line="228" w:lineRule="auto"/>
-              <w:ind w:left="0" w:leftChars="0" w:right="0" w:rightChars="0" w:firstLine="0" w:firstLineChars="0"/>
+              <w:ind w:left="0" w:right="0" w:firstLine="0" w:leftChars="0" w:rightChars="0" w:firstLineChars="0"/>
               <w:jc w:val="center"/>
               <w:textAlignment w:val="baseline"/>
               <w:rPr>
-                <w:rFonts w:ascii="宋体" w:hAnsi="宋体" w:eastAsia="宋体" w:cs="宋体"/>
+                <w:rFonts w:ascii="宋体" w:eastAsia="宋体" w:hAnsi="宋体" w:cs="宋体"/>
                 <w:sz w:val="20"/>
                 <w:szCs w:val="20"/>
               </w:rPr>
             </w:pPr>
             <w:r>
               <w:rPr>
-                <w:rFonts w:hint="eastAsia" w:ascii="宋体" w:hAnsi="宋体" w:cs="宋体"/>
+                <w:rFonts w:ascii="宋体" w:hAnsi="宋体" w:cs="宋体" w:hint="eastAsia"/>
                 <w:spacing w:val="-14"/>
                 <w:sz w:val="20"/>
                 <w:szCs w:val="20"/>
@@ -934,7 +927,7 @@
             </w:r>
             <w:r>
               <w:rPr>
-                <w:rFonts w:ascii="宋体" w:hAnsi="宋体" w:eastAsia="宋体" w:cs="宋体"/>
+                <w:rFonts w:ascii="宋体" w:eastAsia="宋体" w:hAnsi="宋体" w:cs="宋体"/>
                 <w:spacing w:val="-14"/>
                 <w:sz w:val="20"/>
                 <w:szCs w:val="20"/>
@@ -963,18 +956,18 @@
               <w:adjustRightInd w:val="0"/>
               <w:snapToGrid w:val="0"/>
               <w:spacing w:before="175" w:line="227" w:lineRule="auto"/>
-              <w:ind w:left="0" w:leftChars="0" w:right="0" w:rightChars="0" w:firstLine="0" w:firstLineChars="0"/>
+              <w:ind w:left="0" w:right="0" w:firstLine="0" w:leftChars="0" w:rightChars="0" w:firstLineChars="0"/>
               <w:jc w:val="center"/>
               <w:textAlignment w:val="baseline"/>
               <w:rPr>
-                <w:rFonts w:ascii="宋体" w:hAnsi="宋体" w:eastAsia="宋体" w:cs="宋体"/>
+                <w:rFonts w:ascii="宋体" w:eastAsia="宋体" w:hAnsi="宋体" w:cs="宋体"/>
                 <w:sz w:val="20"/>
                 <w:szCs w:val="20"/>
               </w:rPr>
             </w:pPr>
             <w:r>
               <w:rPr>
-                <w:rFonts w:ascii="宋体" w:hAnsi="宋体" w:eastAsia="宋体" w:cs="宋体"/>
+                <w:rFonts w:ascii="宋体" w:eastAsia="宋体" w:hAnsi="宋体" w:cs="宋体"/>
                 <w:spacing w:val="4"/>
                 <w:sz w:val="20"/>
                 <w:szCs w:val="20"/>
@@ -1003,18 +996,18 @@
               <w:adjustRightInd w:val="0"/>
               <w:snapToGrid w:val="0"/>
               <w:spacing w:before="175" w:line="228" w:lineRule="auto"/>
-              <w:ind w:left="0" w:leftChars="0" w:right="0" w:rightChars="0" w:firstLine="0" w:firstLineChars="0"/>
+              <w:ind w:left="0" w:right="0" w:firstLine="0" w:leftChars="0" w:rightChars="0" w:firstLineChars="0"/>
               <w:jc w:val="center"/>
               <w:textAlignment w:val="baseline"/>
               <w:rPr>
-                <w:rFonts w:ascii="宋体" w:hAnsi="宋体" w:eastAsia="宋体" w:cs="宋体"/>
+                <w:rFonts w:ascii="宋体" w:eastAsia="宋体" w:hAnsi="宋体" w:cs="宋体"/>
                 <w:sz w:val="20"/>
                 <w:szCs w:val="20"/>
               </w:rPr>
             </w:pPr>
             <w:r>
               <w:rPr>
-                <w:rFonts w:ascii="宋体" w:hAnsi="宋体" w:eastAsia="宋体" w:cs="宋体"/>
+                <w:rFonts w:ascii="宋体" w:eastAsia="宋体" w:hAnsi="宋体" w:cs="宋体"/>
                 <w:spacing w:val="7"/>
                 <w:sz w:val="20"/>
                 <w:szCs w:val="20"/>
@@ -1043,11 +1036,11 @@
               <w:adjustRightInd w:val="0"/>
               <w:snapToGrid w:val="0"/>
               <w:spacing w:before="175" w:line="228" w:lineRule="auto"/>
-              <w:ind w:left="0" w:leftChars="0" w:right="0" w:rightChars="0" w:firstLine="0" w:firstLineChars="0"/>
+              <w:ind w:left="0" w:right="0" w:firstLine="0" w:leftChars="0" w:rightChars="0" w:firstLineChars="0"/>
               <w:jc w:val="center"/>
               <w:textAlignment w:val="baseline"/>
               <w:rPr>
-                <w:rFonts w:hint="eastAsia" w:ascii="宋体" w:hAnsi="宋体" w:eastAsia="宋体" w:cs="宋体"/>
+                <w:rFonts w:ascii="宋体" w:eastAsia="宋体" w:hAnsi="宋体" w:cs="宋体" w:hint="eastAsia"/>
                 <w:spacing w:val="7"/>
                 <w:sz w:val="20"/>
                 <w:szCs w:val="20"/>
@@ -1056,7 +1049,7 @@
             </w:pPr>
             <w:r>
               <w:rPr>
-                <w:rFonts w:hint="eastAsia" w:ascii="宋体" w:hAnsi="宋体" w:cs="宋体"/>
+                <w:rFonts w:ascii="宋体" w:hAnsi="宋体" w:cs="宋体" w:hint="eastAsia"/>
                 <w:spacing w:val="7"/>
                 <w:sz w:val="20"/>
                 <w:szCs w:val="20"/>
@@ -1086,11 +1079,11 @@
               <w:adjustRightInd w:val="0"/>
               <w:snapToGrid w:val="0"/>
               <w:spacing w:before="175" w:line="228" w:lineRule="auto"/>
-              <w:ind w:left="0" w:leftChars="0" w:right="0" w:rightChars="0" w:firstLine="0" w:firstLineChars="0"/>
+              <w:ind w:left="0" w:right="0" w:firstLine="0" w:leftChars="0" w:rightChars="0" w:firstLineChars="0"/>
               <w:jc w:val="center"/>
               <w:textAlignment w:val="baseline"/>
               <w:rPr>
-                <w:rFonts w:hint="default" w:ascii="宋体" w:hAnsi="宋体" w:cs="宋体"/>
+                <w:rFonts w:ascii="宋体" w:hAnsi="宋体" w:cs="宋体" w:hint="default"/>
                 <w:spacing w:val="7"/>
                 <w:sz w:val="20"/>
                 <w:szCs w:val="20"/>
@@ -1099,7 +1092,7 @@
             </w:pPr>
             <w:r>
               <w:rPr>
-                <w:rFonts w:hint="eastAsia" w:ascii="宋体" w:hAnsi="宋体" w:cs="宋体"/>
+                <w:rFonts w:ascii="宋体" w:hAnsi="宋体" w:cs="宋体" w:hint="eastAsia"/>
                 <w:spacing w:val="7"/>
                 <w:sz w:val="20"/>
                 <w:szCs w:val="20"/>
@@ -1129,18 +1122,18 @@
               <w:adjustRightInd w:val="0"/>
               <w:snapToGrid w:val="0"/>
               <w:spacing w:before="176" w:line="229" w:lineRule="auto"/>
-              <w:ind w:left="0" w:leftChars="0" w:right="0" w:rightChars="0" w:firstLine="0" w:firstLineChars="0"/>
+              <w:ind w:left="0" w:right="0" w:firstLine="0" w:leftChars="0" w:rightChars="0" w:firstLineChars="0"/>
               <w:jc w:val="center"/>
               <w:textAlignment w:val="baseline"/>
               <w:rPr>
-                <w:rFonts w:ascii="宋体" w:hAnsi="宋体" w:eastAsia="宋体" w:cs="宋体"/>
+                <w:rFonts w:ascii="宋体" w:eastAsia="宋体" w:hAnsi="宋体" w:cs="宋体"/>
                 <w:sz w:val="20"/>
                 <w:szCs w:val="20"/>
               </w:rPr>
             </w:pPr>
             <w:r>
               <w:rPr>
-                <w:rFonts w:ascii="宋体" w:hAnsi="宋体" w:eastAsia="宋体" w:cs="宋体"/>
+                <w:rFonts w:ascii="宋体" w:eastAsia="宋体" w:hAnsi="宋体" w:cs="宋体"/>
                 <w:spacing w:val="7"/>
                 <w:sz w:val="20"/>
                 <w:szCs w:val="20"/>
@@ -1152,14 +1145,9 @@
       </w:tr>
       <w:tr>
         <w:tblPrEx>
-          <w:tblBorders>
-            <w:top w:val="single" w:color="000000" w:sz="2" w:space="0"/>
-            <w:left w:val="single" w:color="000000" w:sz="2" w:space="0"/>
-            <w:bottom w:val="single" w:color="000000" w:sz="2" w:space="0"/>
-            <w:right w:val="single" w:color="000000" w:sz="2" w:space="0"/>
-            <w:insideH w:val="single" w:color="000000" w:sz="2" w:space="0"/>
-            <w:insideV w:val="single" w:color="000000" w:sz="2" w:space="0"/>
-          </w:tblBorders>
+          <w:tblW w:w="8214" w:type="dxa"/>
+          <w:jc w:val="center"/>
+          <w:tblLayout w:type="fixed"/>
           <w:tblCellMar>
             <w:top w:w="0" w:type="dxa"/>
             <w:left w:w="0" w:type="dxa"/>
@@ -1168,7 +1156,7 @@
           </w:tblCellMar>
         </w:tblPrEx>
         <w:trPr>
-          <w:trHeight w:val="516" w:hRule="atLeast"/>
+          <w:trHeight w:val="516"/>
           <w:jc w:val="center"/>
         </w:trPr>
         <w:tc>
@@ -1191,11 +1179,11 @@
               <w:adjustRightInd w:val="0"/>
               <w:snapToGrid w:val="0"/>
               <w:spacing w:before="173" w:line="267" w:lineRule="exact"/>
-              <w:ind w:left="0" w:leftChars="0" w:right="0" w:rightChars="0" w:firstLine="0" w:firstLineChars="0"/>
+              <w:ind w:left="0" w:right="0" w:firstLine="0" w:leftChars="0" w:rightChars="0" w:firstLineChars="0"/>
               <w:jc w:val="center"/>
               <w:textAlignment w:val="baseline"/>
               <w:rPr>
-                <w:rFonts w:hint="default" w:ascii="宋体" w:hAnsi="宋体" w:eastAsia="宋体" w:cs="宋体"/>
+                <w:rFonts w:ascii="宋体" w:eastAsia="宋体" w:hAnsi="宋体" w:cs="宋体" w:hint="default"/>
                 <w:sz w:val="20"/>
                 <w:szCs w:val="20"/>
                 <w:lang w:val="en-US"/>
@@ -1203,7 +1191,7 @@
             </w:pPr>
             <w:r>
               <w:rPr>
-                <w:rFonts w:ascii="宋体" w:hAnsi="宋体" w:eastAsia="宋体" w:cs="宋体"/>
+                <w:rFonts w:ascii="宋体" w:eastAsia="宋体" w:hAnsi="宋体" w:cs="宋体"/>
                 <w:spacing w:val="3"/>
                 <w:position w:val="1"/>
                 <w:sz w:val="20"/>
@@ -1213,7 +1201,7 @@
             </w:r>
             <w:r>
               <w:rPr>
-                <w:rFonts w:hint="eastAsia" w:ascii="宋体" w:hAnsi="宋体" w:cs="宋体"/>
+                <w:rFonts w:ascii="宋体" w:hAnsi="宋体" w:cs="宋体" w:hint="eastAsia"/>
                 <w:spacing w:val="3"/>
                 <w:position w:val="1"/>
                 <w:sz w:val="20"/>
@@ -1224,7 +1212,7 @@
             </w:r>
             <w:r>
               <w:rPr>
-                <w:rFonts w:ascii="宋体" w:hAnsi="宋体" w:eastAsia="宋体" w:cs="宋体"/>
+                <w:rFonts w:ascii="宋体" w:eastAsia="宋体" w:hAnsi="宋体" w:cs="宋体"/>
                 <w:spacing w:val="3"/>
                 <w:position w:val="1"/>
                 <w:sz w:val="20"/>
@@ -1234,7 +1222,7 @@
             </w:r>
             <w:r>
               <w:rPr>
-                <w:rFonts w:hint="eastAsia" w:ascii="宋体" w:hAnsi="宋体" w:cs="宋体"/>
+                <w:rFonts w:ascii="宋体" w:hAnsi="宋体" w:cs="宋体" w:hint="eastAsia"/>
                 <w:spacing w:val="3"/>
                 <w:position w:val="1"/>
                 <w:sz w:val="20"/>
@@ -1265,18 +1253,18 @@
               <w:adjustRightInd w:val="0"/>
               <w:snapToGrid w:val="0"/>
               <w:spacing w:before="173" w:line="267" w:lineRule="exact"/>
-              <w:ind w:left="0" w:leftChars="0" w:right="0" w:rightChars="0" w:firstLine="0" w:firstLineChars="0"/>
+              <w:ind w:left="0" w:right="0" w:firstLine="0" w:leftChars="0" w:rightChars="0" w:firstLineChars="0"/>
               <w:jc w:val="center"/>
               <w:textAlignment w:val="baseline"/>
               <w:rPr>
-                <w:rFonts w:ascii="宋体" w:hAnsi="宋体" w:eastAsia="宋体" w:cs="宋体"/>
+                <w:rFonts w:ascii="宋体" w:eastAsia="宋体" w:hAnsi="宋体" w:cs="宋体"/>
                 <w:sz w:val="20"/>
                 <w:szCs w:val="20"/>
               </w:rPr>
             </w:pPr>
             <w:r>
               <w:rPr>
-                <w:rFonts w:ascii="宋体" w:hAnsi="宋体" w:eastAsia="宋体" w:cs="宋体"/>
+                <w:rFonts w:ascii="宋体" w:eastAsia="宋体" w:hAnsi="宋体" w:cs="宋体"/>
                 <w:spacing w:val="4"/>
                 <w:position w:val="1"/>
                 <w:sz w:val="20"/>
@@ -1306,18 +1294,18 @@
               <w:adjustRightInd w:val="0"/>
               <w:snapToGrid w:val="0"/>
               <w:spacing w:before="172" w:line="228" w:lineRule="auto"/>
-              <w:ind w:left="0" w:leftChars="0" w:right="0" w:rightChars="0" w:firstLine="0" w:firstLineChars="0"/>
+              <w:ind w:left="0" w:right="0" w:firstLine="0" w:leftChars="0" w:rightChars="0" w:firstLineChars="0"/>
               <w:jc w:val="center"/>
               <w:textAlignment w:val="baseline"/>
               <w:rPr>
-                <w:rFonts w:ascii="宋体" w:hAnsi="宋体" w:eastAsia="宋体" w:cs="宋体"/>
+                <w:rFonts w:ascii="宋体" w:eastAsia="宋体" w:hAnsi="宋体" w:cs="宋体"/>
                 <w:sz w:val="20"/>
                 <w:szCs w:val="20"/>
               </w:rPr>
             </w:pPr>
             <w:r>
               <w:rPr>
-                <w:rFonts w:ascii="宋体" w:hAnsi="宋体" w:eastAsia="宋体" w:cs="宋体"/>
+                <w:rFonts w:ascii="宋体" w:eastAsia="宋体" w:hAnsi="宋体" w:cs="宋体"/>
                 <w:spacing w:val="200"/>
                 <w:kern w:val="0"/>
                 <w:sz w:val="20"/>
@@ -1327,7 +1315,7 @@
             </w:r>
             <w:r>
               <w:rPr>
-                <w:rFonts w:ascii="宋体" w:hAnsi="宋体" w:eastAsia="宋体" w:cs="宋体"/>
+                <w:rFonts w:ascii="宋体" w:eastAsia="宋体" w:hAnsi="宋体" w:cs="宋体"/>
                 <w:spacing w:val="0"/>
                 <w:kern w:val="0"/>
                 <w:sz w:val="20"/>
@@ -1357,11 +1345,11 @@
               <w:adjustRightInd w:val="0"/>
               <w:snapToGrid w:val="0"/>
               <w:spacing w:before="173" w:line="229" w:lineRule="auto"/>
-              <w:ind w:left="0" w:leftChars="0" w:right="0" w:rightChars="0" w:firstLine="0" w:firstLineChars="0"/>
+              <w:ind w:left="0" w:right="0" w:firstLine="0" w:leftChars="0" w:rightChars="0" w:firstLineChars="0"/>
               <w:jc w:val="center"/>
               <w:textAlignment w:val="baseline"/>
               <w:rPr>
-                <w:rFonts w:ascii="宋体" w:hAnsi="宋体" w:eastAsia="宋体" w:cs="宋体"/>
+                <w:rFonts w:ascii="宋体" w:eastAsia="宋体" w:hAnsi="宋体" w:cs="宋体"/>
                 <w:spacing w:val="200"/>
                 <w:kern w:val="0"/>
                 <w:sz w:val="20"/>
@@ -1370,7 +1358,7 @@
             </w:pPr>
             <w:r>
               <w:rPr>
-                <w:rFonts w:hint="eastAsia" w:asciiTheme="minorAscii" w:hAnsiTheme="minorAscii" w:eastAsiaTheme="minorEastAsia"/>
+                <w:rFonts w:asciiTheme="minorAscii" w:eastAsiaTheme="minorEastAsia" w:hAnsiTheme="minorAscii" w:hint="eastAsia"/>
                 <w:spacing w:val="0"/>
                 <w:kern w:val="0"/>
                 <w:sz w:val="21"/>
@@ -1401,11 +1389,11 @@
               <w:adjustRightInd w:val="0"/>
               <w:snapToGrid w:val="0"/>
               <w:spacing w:before="172" w:line="228" w:lineRule="auto"/>
-              <w:ind w:left="0" w:leftChars="0" w:right="0" w:rightChars="0" w:firstLine="0" w:firstLineChars="0"/>
+              <w:ind w:left="0" w:right="0" w:firstLine="0" w:leftChars="0" w:rightChars="0" w:firstLineChars="0"/>
               <w:jc w:val="center"/>
               <w:textAlignment w:val="baseline"/>
               <w:rPr>
-                <w:rFonts w:ascii="宋体" w:hAnsi="宋体" w:eastAsia="宋体" w:cs="宋体"/>
+                <w:rFonts w:ascii="宋体" w:eastAsia="宋体" w:hAnsi="宋体" w:cs="宋体"/>
                 <w:spacing w:val="200"/>
                 <w:kern w:val="0"/>
                 <w:sz w:val="20"/>
@@ -1414,7 +1402,7 @@
             </w:pPr>
             <w:r>
               <w:rPr>
-                <w:rFonts w:hint="eastAsia" w:ascii="宋体" w:hAnsi="宋体" w:eastAsia="宋体" w:cs="宋体"/>
+                <w:rFonts w:ascii="宋体" w:eastAsia="宋体" w:hAnsi="宋体" w:cs="宋体" w:hint="eastAsia"/>
                 <w:spacing w:val="200"/>
                 <w:kern w:val="0"/>
                 <w:sz w:val="20"/>
@@ -1424,7 +1412,7 @@
             </w:r>
             <w:r>
               <w:rPr>
-                <w:rFonts w:hint="eastAsia" w:asciiTheme="minorAscii" w:hAnsiTheme="minorAscii" w:eastAsiaTheme="minorEastAsia"/>
+                <w:rFonts w:asciiTheme="minorAscii" w:eastAsiaTheme="minorEastAsia" w:hAnsiTheme="minorAscii" w:hint="eastAsia"/>
                 <w:spacing w:val="0"/>
                 <w:kern w:val="0"/>
                 <w:sz w:val="21"/>
@@ -1455,18 +1443,18 @@
               <w:adjustRightInd w:val="0"/>
               <w:snapToGrid w:val="0"/>
               <w:spacing w:before="173" w:line="229" w:lineRule="auto"/>
-              <w:ind w:left="0" w:leftChars="0" w:right="0" w:rightChars="0" w:firstLine="0" w:firstLineChars="0"/>
+              <w:ind w:left="0" w:right="0" w:firstLine="0" w:leftChars="0" w:rightChars="0" w:firstLineChars="0"/>
               <w:jc w:val="center"/>
               <w:textAlignment w:val="baseline"/>
               <w:rPr>
-                <w:rFonts w:ascii="宋体" w:hAnsi="宋体" w:eastAsia="宋体" w:cs="宋体"/>
+                <w:rFonts w:ascii="宋体" w:eastAsia="宋体" w:hAnsi="宋体" w:cs="宋体"/>
                 <w:sz w:val="20"/>
                 <w:szCs w:val="20"/>
               </w:rPr>
             </w:pPr>
             <w:r>
               <w:rPr>
-                <w:rFonts w:hint="eastAsia" w:asciiTheme="minorAscii" w:hAnsiTheme="minorAscii" w:eastAsiaTheme="minorEastAsia"/>
+                <w:rFonts w:asciiTheme="minorAscii" w:eastAsiaTheme="minorEastAsia" w:hAnsiTheme="minorAscii" w:hint="eastAsia"/>
                 <w:spacing w:val="0"/>
                 <w:kern w:val="0"/>
                 <w:sz w:val="21"/>
@@ -1480,14 +1468,9 @@
       </w:tr>
       <w:tr>
         <w:tblPrEx>
-          <w:tblBorders>
-            <w:top w:val="single" w:color="000000" w:sz="2" w:space="0"/>
-            <w:left w:val="single" w:color="000000" w:sz="2" w:space="0"/>
-            <w:bottom w:val="single" w:color="000000" w:sz="2" w:space="0"/>
-            <w:right w:val="single" w:color="000000" w:sz="2" w:space="0"/>
-            <w:insideH w:val="single" w:color="000000" w:sz="2" w:space="0"/>
-            <w:insideV w:val="single" w:color="000000" w:sz="2" w:space="0"/>
-          </w:tblBorders>
+          <w:tblW w:w="8214" w:type="dxa"/>
+          <w:jc w:val="center"/>
+          <w:tblLayout w:type="fixed"/>
           <w:tblCellMar>
             <w:top w:w="0" w:type="dxa"/>
             <w:left w:w="0" w:type="dxa"/>
@@ -1496,7 +1479,7 @@
           </w:tblCellMar>
         </w:tblPrEx>
         <w:trPr>
-          <w:trHeight w:val="556" w:hRule="atLeast"/>
+          <w:trHeight w:val="556"/>
           <w:jc w:val="center"/>
         </w:trPr>
         <w:tc>
@@ -1505,7 +1488,7 @@
           </w:tcPr>
           <w:p>
             <w:pPr>
-              <w:pStyle w:val="27"/>
+              <w:pStyle w:val="TableText"/>
               <w:keepNext w:val="0"/>
               <w:keepLines w:val="0"/>
               <w:pageBreakBefore w:val="0"/>
@@ -1519,7 +1502,7 @@
               <w:bidi w:val="0"/>
               <w:adjustRightInd w:val="0"/>
               <w:snapToGrid w:val="0"/>
-              <w:ind w:left="0" w:leftChars="0" w:right="0" w:rightChars="0" w:firstLine="0" w:firstLineChars="0"/>
+              <w:ind w:left="0" w:right="0" w:firstLine="0" w:leftChars="0" w:rightChars="0" w:firstLineChars="0"/>
               <w:jc w:val="center"/>
               <w:textAlignment w:val="baseline"/>
             </w:pPr>
@@ -1531,7 +1514,7 @@
           </w:tcPr>
           <w:p>
             <w:pPr>
-              <w:pStyle w:val="27"/>
+              <w:pStyle w:val="TableText"/>
               <w:keepNext w:val="0"/>
               <w:keepLines w:val="0"/>
               <w:pageBreakBefore w:val="0"/>
@@ -1545,7 +1528,7 @@
               <w:bidi w:val="0"/>
               <w:adjustRightInd w:val="0"/>
               <w:snapToGrid w:val="0"/>
-              <w:ind w:left="0" w:leftChars="0" w:right="0" w:rightChars="0" w:firstLine="0" w:firstLineChars="0"/>
+              <w:ind w:left="0" w:right="0" w:firstLine="0" w:leftChars="0" w:rightChars="0" w:firstLineChars="0"/>
               <w:jc w:val="center"/>
               <w:textAlignment w:val="baseline"/>
             </w:pPr>
@@ -1557,7 +1540,7 @@
           </w:tcPr>
           <w:p>
             <w:pPr>
-              <w:pStyle w:val="27"/>
+              <w:pStyle w:val="TableText"/>
               <w:keepNext w:val="0"/>
               <w:keepLines w:val="0"/>
               <w:pageBreakBefore w:val="0"/>
@@ -1571,7 +1554,7 @@
               <w:bidi w:val="0"/>
               <w:adjustRightInd w:val="0"/>
               <w:snapToGrid w:val="0"/>
-              <w:ind w:left="0" w:leftChars="0" w:right="0" w:rightChars="0" w:firstLine="0" w:firstLineChars="0"/>
+              <w:ind w:left="0" w:right="0" w:firstLine="0" w:leftChars="0" w:rightChars="0" w:firstLineChars="0"/>
               <w:jc w:val="center"/>
               <w:textAlignment w:val="baseline"/>
             </w:pPr>
@@ -1583,7 +1566,7 @@
           </w:tcPr>
           <w:p>
             <w:pPr>
-              <w:pStyle w:val="27"/>
+              <w:pStyle w:val="TableText"/>
               <w:keepNext w:val="0"/>
               <w:keepLines w:val="0"/>
               <w:pageBreakBefore w:val="0"/>
@@ -1597,7 +1580,7 @@
               <w:bidi w:val="0"/>
               <w:adjustRightInd w:val="0"/>
               <w:snapToGrid w:val="0"/>
-              <w:ind w:left="0" w:leftChars="0" w:right="0" w:rightChars="0" w:firstLine="0" w:firstLineChars="0"/>
+              <w:ind w:left="0" w:right="0" w:firstLine="0" w:leftChars="0" w:rightChars="0" w:firstLineChars="0"/>
               <w:jc w:val="center"/>
               <w:textAlignment w:val="baseline"/>
             </w:pPr>
@@ -1609,7 +1592,7 @@
           </w:tcPr>
           <w:p>
             <w:pPr>
-              <w:pStyle w:val="27"/>
+              <w:pStyle w:val="TableText"/>
               <w:keepNext w:val="0"/>
               <w:keepLines w:val="0"/>
               <w:pageBreakBefore w:val="0"/>
@@ -1623,7 +1606,7 @@
               <w:bidi w:val="0"/>
               <w:adjustRightInd w:val="0"/>
               <w:snapToGrid w:val="0"/>
-              <w:ind w:left="0" w:leftChars="0" w:right="0" w:rightChars="0" w:firstLine="0" w:firstLineChars="0"/>
+              <w:ind w:left="0" w:right="0" w:firstLine="0" w:leftChars="0" w:rightChars="0" w:firstLineChars="0"/>
               <w:jc w:val="center"/>
               <w:textAlignment w:val="baseline"/>
             </w:pPr>
@@ -1635,7 +1618,7 @@
           </w:tcPr>
           <w:p>
             <w:pPr>
-              <w:pStyle w:val="27"/>
+              <w:pStyle w:val="TableText"/>
               <w:keepNext w:val="0"/>
               <w:keepLines w:val="0"/>
               <w:pageBreakBefore w:val="0"/>
@@ -1649,7 +1632,7 @@
               <w:bidi w:val="0"/>
               <w:adjustRightInd w:val="0"/>
               <w:snapToGrid w:val="0"/>
-              <w:ind w:left="0" w:leftChars="0" w:right="0" w:rightChars="0" w:firstLine="0" w:firstLineChars="0"/>
+              <w:ind w:left="0" w:right="0" w:firstLine="0" w:leftChars="0" w:rightChars="0" w:firstLineChars="0"/>
               <w:jc w:val="center"/>
               <w:textAlignment w:val="baseline"/>
             </w:pPr>
@@ -1658,14 +1641,9 @@
       </w:tr>
       <w:tr>
         <w:tblPrEx>
-          <w:tblBorders>
-            <w:top w:val="single" w:color="000000" w:sz="2" w:space="0"/>
-            <w:left w:val="single" w:color="000000" w:sz="2" w:space="0"/>
-            <w:bottom w:val="single" w:color="000000" w:sz="2" w:space="0"/>
-            <w:right w:val="single" w:color="000000" w:sz="2" w:space="0"/>
-            <w:insideH w:val="single" w:color="000000" w:sz="2" w:space="0"/>
-            <w:insideV w:val="single" w:color="000000" w:sz="2" w:space="0"/>
-          </w:tblBorders>
+          <w:tblW w:w="8214" w:type="dxa"/>
+          <w:jc w:val="center"/>
+          <w:tblLayout w:type="fixed"/>
           <w:tblCellMar>
             <w:top w:w="0" w:type="dxa"/>
             <w:left w:w="0" w:type="dxa"/>
@@ -1674,7 +1652,7 @@
           </w:tblCellMar>
         </w:tblPrEx>
         <w:trPr>
-          <w:trHeight w:val="556" w:hRule="atLeast"/>
+          <w:trHeight w:val="556"/>
           <w:jc w:val="center"/>
         </w:trPr>
         <w:tc>
@@ -1683,7 +1661,7 @@
           </w:tcPr>
           <w:p>
             <w:pPr>
-              <w:pStyle w:val="27"/>
+              <w:pStyle w:val="TableText"/>
               <w:keepNext w:val="0"/>
               <w:keepLines w:val="0"/>
               <w:pageBreakBefore w:val="0"/>
@@ -1697,7 +1675,7 @@
               <w:bidi w:val="0"/>
               <w:adjustRightInd w:val="0"/>
               <w:snapToGrid w:val="0"/>
-              <w:ind w:left="0" w:leftChars="0" w:right="0" w:rightChars="0" w:firstLine="0" w:firstLineChars="0"/>
+              <w:ind w:left="0" w:right="0" w:firstLine="0" w:leftChars="0" w:rightChars="0" w:firstLineChars="0"/>
               <w:jc w:val="center"/>
               <w:textAlignment w:val="baseline"/>
             </w:pPr>
@@ -1709,7 +1687,7 @@
           </w:tcPr>
           <w:p>
             <w:pPr>
-              <w:pStyle w:val="27"/>
+              <w:pStyle w:val="TableText"/>
               <w:keepNext w:val="0"/>
               <w:keepLines w:val="0"/>
               <w:pageBreakBefore w:val="0"/>
@@ -1723,7 +1701,7 @@
               <w:bidi w:val="0"/>
               <w:adjustRightInd w:val="0"/>
               <w:snapToGrid w:val="0"/>
-              <w:ind w:left="0" w:leftChars="0" w:right="0" w:rightChars="0" w:firstLine="0" w:firstLineChars="0"/>
+              <w:ind w:left="0" w:right="0" w:firstLine="0" w:leftChars="0" w:rightChars="0" w:firstLineChars="0"/>
               <w:jc w:val="center"/>
               <w:textAlignment w:val="baseline"/>
             </w:pPr>
@@ -1735,7 +1713,7 @@
           </w:tcPr>
           <w:p>
             <w:pPr>
-              <w:pStyle w:val="27"/>
+              <w:pStyle w:val="TableText"/>
               <w:keepNext w:val="0"/>
               <w:keepLines w:val="0"/>
               <w:pageBreakBefore w:val="0"/>
@@ -1749,7 +1727,7 @@
               <w:bidi w:val="0"/>
               <w:adjustRightInd w:val="0"/>
               <w:snapToGrid w:val="0"/>
-              <w:ind w:left="0" w:leftChars="0" w:right="0" w:rightChars="0" w:firstLine="0" w:firstLineChars="0"/>
+              <w:ind w:left="0" w:right="0" w:firstLine="0" w:leftChars="0" w:rightChars="0" w:firstLineChars="0"/>
               <w:jc w:val="center"/>
               <w:textAlignment w:val="baseline"/>
             </w:pPr>
@@ -1761,7 +1739,7 @@
           </w:tcPr>
           <w:p>
             <w:pPr>
-              <w:pStyle w:val="27"/>
+              <w:pStyle w:val="TableText"/>
               <w:keepNext w:val="0"/>
               <w:keepLines w:val="0"/>
               <w:pageBreakBefore w:val="0"/>
@@ -1775,7 +1753,7 @@
               <w:bidi w:val="0"/>
               <w:adjustRightInd w:val="0"/>
               <w:snapToGrid w:val="0"/>
-              <w:ind w:left="0" w:leftChars="0" w:right="0" w:rightChars="0" w:firstLine="0" w:firstLineChars="0"/>
+              <w:ind w:left="0" w:right="0" w:firstLine="0" w:leftChars="0" w:rightChars="0" w:firstLineChars="0"/>
               <w:jc w:val="center"/>
               <w:textAlignment w:val="baseline"/>
             </w:pPr>
@@ -1787,7 +1765,7 @@
           </w:tcPr>
           <w:p>
             <w:pPr>
-              <w:pStyle w:val="27"/>
+              <w:pStyle w:val="TableText"/>
               <w:keepNext w:val="0"/>
               <w:keepLines w:val="0"/>
               <w:pageBreakBefore w:val="0"/>
@@ -1801,7 +1779,7 @@
               <w:bidi w:val="0"/>
               <w:adjustRightInd w:val="0"/>
               <w:snapToGrid w:val="0"/>
-              <w:ind w:left="0" w:leftChars="0" w:right="0" w:rightChars="0" w:firstLine="0" w:firstLineChars="0"/>
+              <w:ind w:left="0" w:right="0" w:firstLine="0" w:leftChars="0" w:rightChars="0" w:firstLineChars="0"/>
               <w:jc w:val="center"/>
               <w:textAlignment w:val="baseline"/>
             </w:pPr>
@@ -1813,7 +1791,7 @@
           </w:tcPr>
           <w:p>
             <w:pPr>
-              <w:pStyle w:val="27"/>
+              <w:pStyle w:val="TableText"/>
               <w:keepNext w:val="0"/>
               <w:keepLines w:val="0"/>
               <w:pageBreakBefore w:val="0"/>
@@ -1827,7 +1805,7 @@
               <w:bidi w:val="0"/>
               <w:adjustRightInd w:val="0"/>
               <w:snapToGrid w:val="0"/>
-              <w:ind w:left="0" w:leftChars="0" w:right="0" w:rightChars="0" w:firstLine="0" w:firstLineChars="0"/>
+              <w:ind w:left="0" w:right="0" w:firstLine="0" w:leftChars="0" w:rightChars="0" w:firstLineChars="0"/>
               <w:jc w:val="center"/>
               <w:textAlignment w:val="baseline"/>
             </w:pPr>
@@ -1836,17 +1814,18 @@
       </w:tr>
       <w:tr>
         <w:tblPrEx>
-          <w:tblBorders>
-            <w:top w:val="single" w:color="000000" w:sz="2" w:space="0"/>
-            <w:left w:val="single" w:color="000000" w:sz="2" w:space="0"/>
-            <w:bottom w:val="single" w:color="000000" w:sz="2" w:space="0"/>
-            <w:right w:val="single" w:color="000000" w:sz="2" w:space="0"/>
-            <w:insideH w:val="single" w:color="000000" w:sz="2" w:space="0"/>
-            <w:insideV w:val="single" w:color="000000" w:sz="2" w:space="0"/>
-          </w:tblBorders>
+          <w:tblW w:w="8214" w:type="dxa"/>
+          <w:jc w:val="center"/>
+          <w:tblLayout w:type="fixed"/>
+          <w:tblCellMar>
+            <w:top w:w="0" w:type="dxa"/>
+            <w:left w:w="0" w:type="dxa"/>
+            <w:bottom w:w="0" w:type="dxa"/>
+            <w:right w:w="0" w:type="dxa"/>
+          </w:tblCellMar>
         </w:tblPrEx>
         <w:trPr>
-          <w:trHeight w:val="557" w:hRule="atLeast"/>
+          <w:trHeight w:val="557"/>
           <w:jc w:val="center"/>
         </w:trPr>
         <w:tc>
@@ -1855,7 +1834,7 @@
           </w:tcPr>
           <w:p>
             <w:pPr>
-              <w:pStyle w:val="27"/>
+              <w:pStyle w:val="TableText"/>
               <w:keepNext w:val="0"/>
               <w:keepLines w:val="0"/>
               <w:pageBreakBefore w:val="0"/>
@@ -1869,7 +1848,7 @@
               <w:bidi w:val="0"/>
               <w:adjustRightInd w:val="0"/>
               <w:snapToGrid w:val="0"/>
-              <w:ind w:left="0" w:leftChars="0" w:right="0" w:rightChars="0" w:firstLine="0" w:firstLineChars="0"/>
+              <w:ind w:left="0" w:right="0" w:firstLine="0" w:leftChars="0" w:rightChars="0" w:firstLineChars="0"/>
               <w:jc w:val="center"/>
               <w:textAlignment w:val="baseline"/>
             </w:pPr>
@@ -1881,7 +1860,7 @@
           </w:tcPr>
           <w:p>
             <w:pPr>
-              <w:pStyle w:val="27"/>
+              <w:pStyle w:val="TableText"/>
               <w:keepNext w:val="0"/>
               <w:keepLines w:val="0"/>
               <w:pageBreakBefore w:val="0"/>
@@ -1895,7 +1874,7 @@
               <w:bidi w:val="0"/>
               <w:adjustRightInd w:val="0"/>
               <w:snapToGrid w:val="0"/>
-              <w:ind w:left="0" w:leftChars="0" w:right="0" w:rightChars="0" w:firstLine="0" w:firstLineChars="0"/>
+              <w:ind w:left="0" w:right="0" w:firstLine="0" w:leftChars="0" w:rightChars="0" w:firstLineChars="0"/>
               <w:jc w:val="center"/>
               <w:textAlignment w:val="baseline"/>
             </w:pPr>
@@ -1907,7 +1886,7 @@
           </w:tcPr>
           <w:p>
             <w:pPr>
-              <w:pStyle w:val="27"/>
+              <w:pStyle w:val="TableText"/>
               <w:keepNext w:val="0"/>
               <w:keepLines w:val="0"/>
               <w:pageBreakBefore w:val="0"/>
@@ -1921,7 +1900,7 @@
               <w:bidi w:val="0"/>
               <w:adjustRightInd w:val="0"/>
               <w:snapToGrid w:val="0"/>
-              <w:ind w:left="0" w:leftChars="0" w:right="0" w:rightChars="0" w:firstLine="0" w:firstLineChars="0"/>
+              <w:ind w:left="0" w:right="0" w:firstLine="0" w:leftChars="0" w:rightChars="0" w:firstLineChars="0"/>
               <w:jc w:val="center"/>
               <w:textAlignment w:val="baseline"/>
             </w:pPr>
@@ -1933,7 +1912,7 @@
           </w:tcPr>
           <w:p>
             <w:pPr>
-              <w:pStyle w:val="27"/>
+              <w:pStyle w:val="TableText"/>
               <w:keepNext w:val="0"/>
               <w:keepLines w:val="0"/>
               <w:pageBreakBefore w:val="0"/>
@@ -1947,7 +1926,7 @@
               <w:bidi w:val="0"/>
               <w:adjustRightInd w:val="0"/>
               <w:snapToGrid w:val="0"/>
-              <w:ind w:left="0" w:leftChars="0" w:right="0" w:rightChars="0" w:firstLine="0" w:firstLineChars="0"/>
+              <w:ind w:left="0" w:right="0" w:firstLine="0" w:leftChars="0" w:rightChars="0" w:firstLineChars="0"/>
               <w:jc w:val="center"/>
               <w:textAlignment w:val="baseline"/>
             </w:pPr>
@@ -1959,7 +1938,7 @@
           </w:tcPr>
           <w:p>
             <w:pPr>
-              <w:pStyle w:val="27"/>
+              <w:pStyle w:val="TableText"/>
               <w:keepNext w:val="0"/>
               <w:keepLines w:val="0"/>
               <w:pageBreakBefore w:val="0"/>
@@ -1973,7 +1952,7 @@
               <w:bidi w:val="0"/>
               <w:adjustRightInd w:val="0"/>
               <w:snapToGrid w:val="0"/>
-              <w:ind w:left="0" w:leftChars="0" w:right="0" w:rightChars="0" w:firstLine="0" w:firstLineChars="0"/>
+              <w:ind w:left="0" w:right="0" w:firstLine="0" w:leftChars="0" w:rightChars="0" w:firstLineChars="0"/>
               <w:jc w:val="center"/>
               <w:textAlignment w:val="baseline"/>
             </w:pPr>
@@ -1985,7 +1964,7 @@
           </w:tcPr>
           <w:p>
             <w:pPr>
-              <w:pStyle w:val="27"/>
+              <w:pStyle w:val="TableText"/>
               <w:keepNext w:val="0"/>
               <w:keepLines w:val="0"/>
               <w:pageBreakBefore w:val="0"/>
@@ -1999,7 +1978,7 @@
               <w:bidi w:val="0"/>
               <w:adjustRightInd w:val="0"/>
               <w:snapToGrid w:val="0"/>
-              <w:ind w:left="0" w:leftChars="0" w:right="0" w:rightChars="0" w:firstLine="0" w:firstLineChars="0"/>
+              <w:ind w:left="0" w:right="0" w:firstLine="0" w:leftChars="0" w:rightChars="0" w:firstLineChars="0"/>
               <w:jc w:val="center"/>
               <w:textAlignment w:val="baseline"/>
             </w:pPr>
@@ -2031,7 +2010,7 @@
     <w:sdt>
       <w:sdtPr>
         <w:rPr>
-          <w:rFonts w:ascii="宋体" w:hAnsi="宋体" w:eastAsia="宋体" w:cs="Arial"/>
+          <w:rFonts w:ascii="宋体" w:eastAsia="宋体" w:hAnsi="宋体" w:cs="Arial"/>
           <w:snapToGrid w:val="0"/>
           <w:color w:val="000000"/>
           <w:kern w:val="0"/>
@@ -2047,7 +2026,7 @@
       </w:sdtPr>
       <w:sdtEndPr>
         <w:rPr>
-          <w:rFonts w:hint="eastAsia" w:ascii="宋体" w:hAnsi="宋体" w:eastAsia="宋体" w:cs="宋体"/>
+          <w:rFonts w:ascii="宋体" w:eastAsia="宋体" w:hAnsi="宋体" w:cs="宋体" w:hint="eastAsia"/>
           <w:snapToGrid w:val="0"/>
           <w:color w:val="000000"/>
           <w:kern w:val="0"/>
@@ -2073,18 +2052,18 @@
             <w:adjustRightInd w:val="0"/>
             <w:snapToGrid w:val="0"/>
             <w:spacing w:before="0" w:beforeLines="0" w:after="0" w:afterLines="0" w:line="240" w:lineRule="auto"/>
-            <w:ind w:left="0" w:leftChars="0" w:right="0" w:rightChars="0" w:firstLine="0" w:firstLineChars="0"/>
+            <w:ind w:left="0" w:right="0" w:firstLine="0" w:leftChars="0" w:rightChars="0" w:firstLineChars="0"/>
             <w:jc w:val="center"/>
             <w:textAlignment w:val="baseline"/>
             <w:rPr>
-              <w:rFonts w:hint="eastAsia" w:ascii="宋体" w:hAnsi="宋体" w:eastAsia="宋体" w:cs="宋体"/>
+              <w:rFonts w:ascii="宋体" w:eastAsia="宋体" w:hAnsi="宋体" w:cs="宋体" w:hint="eastAsia"/>
               <w:sz w:val="24"/>
               <w:szCs w:val="24"/>
             </w:rPr>
           </w:pPr>
           <w:r>
             <w:rPr>
-              <w:rFonts w:hint="eastAsia" w:ascii="宋体" w:hAnsi="宋体" w:eastAsia="宋体" w:cs="宋体"/>
+              <w:rFonts w:ascii="宋体" w:eastAsia="宋体" w:hAnsi="宋体" w:cs="宋体" w:hint="eastAsia"/>
               <w:sz w:val="24"/>
               <w:szCs w:val="24"/>
             </w:rPr>
@@ -2093,14 +2072,14 @@
         </w:p>
         <w:p>
           <w:pPr>
-            <w:pStyle w:val="16"/>
+            <w:pStyle w:val="TOC1"/>
             <w:tabs>
               <w:tab w:val="right" w:leader="dot" w:pos="8306"/>
             </w:tabs>
           </w:pPr>
           <w:r>
             <w:rPr>
-              <w:rFonts w:hint="eastAsia" w:ascii="宋体" w:hAnsi="宋体" w:eastAsia="宋体" w:cs="宋体"/>
+              <w:rFonts w:ascii="宋体" w:eastAsia="宋体" w:hAnsi="宋体" w:cs="宋体" w:hint="eastAsia"/>
               <w:sz w:val="24"/>
               <w:szCs w:val="24"/>
             </w:rPr>
@@ -2108,7 +2087,7 @@
           </w:r>
           <w:r>
             <w:rPr>
-              <w:rFonts w:hint="eastAsia" w:ascii="宋体" w:hAnsi="宋体" w:eastAsia="宋体" w:cs="宋体"/>
+              <w:rFonts w:ascii="宋体" w:eastAsia="宋体" w:hAnsi="宋体" w:cs="宋体" w:hint="eastAsia"/>
               <w:sz w:val="24"/>
               <w:szCs w:val="24"/>
             </w:rPr>
@@ -2116,7 +2095,7 @@
           </w:r>
           <w:r>
             <w:rPr>
-              <w:rFonts w:hint="eastAsia" w:ascii="宋体" w:hAnsi="宋体" w:eastAsia="宋体" w:cs="宋体"/>
+              <w:rFonts w:ascii="宋体" w:eastAsia="宋体" w:hAnsi="宋体" w:cs="宋体" w:hint="eastAsia"/>
               <w:sz w:val="24"/>
               <w:szCs w:val="24"/>
             </w:rPr>
@@ -2124,21 +2103,21 @@
           </w:r>
           <w:r>
             <w:rPr>
-              <w:rFonts w:hint="eastAsia" w:ascii="宋体" w:hAnsi="宋体" w:eastAsia="宋体" w:cs="宋体"/>
+              <w:rFonts w:ascii="宋体" w:eastAsia="宋体" w:hAnsi="宋体" w:cs="宋体" w:hint="eastAsia"/>
               <w:szCs w:val="24"/>
             </w:rPr>
             <w:fldChar w:fldCharType="begin"/>
           </w:r>
           <w:r>
             <w:rPr>
-              <w:rFonts w:hint="eastAsia" w:ascii="宋体" w:hAnsi="宋体" w:eastAsia="宋体" w:cs="宋体"/>
+              <w:rFonts w:ascii="宋体" w:eastAsia="宋体" w:hAnsi="宋体" w:cs="宋体" w:hint="eastAsia"/>
               <w:szCs w:val="24"/>
             </w:rPr>
             <w:instrText xml:space="preserve"> HYPERLINK \l _Toc26118 </w:instrText>
           </w:r>
           <w:r>
             <w:rPr>
-              <w:rFonts w:hint="eastAsia" w:ascii="宋体" w:hAnsi="宋体" w:eastAsia="宋体" w:cs="宋体"/>
+              <w:rFonts w:ascii="宋体" w:eastAsia="宋体" w:hAnsi="宋体" w:cs="宋体" w:hint="eastAsia"/>
               <w:szCs w:val="24"/>
             </w:rPr>
             <w:fldChar w:fldCharType="separate"/>
@@ -2170,7 +2149,7 @@
           </w:r>
           <w:r>
             <w:rPr>
-              <w:rFonts w:hint="eastAsia" w:ascii="宋体" w:hAnsi="宋体" w:eastAsia="宋体" w:cs="宋体"/>
+              <w:rFonts w:ascii="宋体" w:eastAsia="宋体" w:hAnsi="宋体" w:cs="宋体" w:hint="eastAsia"/>
               <w:szCs w:val="24"/>
             </w:rPr>
             <w:fldChar w:fldCharType="end"/>
@@ -2178,28 +2157,28 @@
         </w:p>
         <w:p>
           <w:pPr>
-            <w:pStyle w:val="16"/>
+            <w:pStyle w:val="TOC1"/>
             <w:tabs>
               <w:tab w:val="right" w:leader="dot" w:pos="8306"/>
             </w:tabs>
           </w:pPr>
           <w:r>
             <w:rPr>
-              <w:rFonts w:hint="eastAsia" w:ascii="宋体" w:hAnsi="宋体" w:eastAsia="宋体" w:cs="宋体"/>
+              <w:rFonts w:ascii="宋体" w:eastAsia="宋体" w:hAnsi="宋体" w:cs="宋体" w:hint="eastAsia"/>
               <w:szCs w:val="24"/>
             </w:rPr>
             <w:fldChar w:fldCharType="begin"/>
           </w:r>
           <w:r>
             <w:rPr>
-              <w:rFonts w:hint="eastAsia" w:ascii="宋体" w:hAnsi="宋体" w:eastAsia="宋体" w:cs="宋体"/>
+              <w:rFonts w:ascii="宋体" w:eastAsia="宋体" w:hAnsi="宋体" w:cs="宋体" w:hint="eastAsia"/>
               <w:szCs w:val="24"/>
             </w:rPr>
             <w:instrText xml:space="preserve"> HYPERLINK \l _Toc27785 </w:instrText>
           </w:r>
           <w:r>
             <w:rPr>
-              <w:rFonts w:hint="eastAsia" w:ascii="宋体" w:hAnsi="宋体" w:eastAsia="宋体" w:cs="宋体"/>
+              <w:rFonts w:ascii="宋体" w:eastAsia="宋体" w:hAnsi="宋体" w:cs="宋体" w:hint="eastAsia"/>
               <w:szCs w:val="24"/>
             </w:rPr>
             <w:fldChar w:fldCharType="separate"/>
@@ -2231,7 +2210,7 @@
           </w:r>
           <w:r>
             <w:rPr>
-              <w:rFonts w:hint="eastAsia" w:ascii="宋体" w:hAnsi="宋体" w:eastAsia="宋体" w:cs="宋体"/>
+              <w:rFonts w:ascii="宋体" w:eastAsia="宋体" w:hAnsi="宋体" w:cs="宋体" w:hint="eastAsia"/>
               <w:szCs w:val="24"/>
             </w:rPr>
             <w:fldChar w:fldCharType="end"/>
@@ -2239,28 +2218,28 @@
         </w:p>
         <w:p>
           <w:pPr>
-            <w:pStyle w:val="16"/>
+            <w:pStyle w:val="TOC1"/>
             <w:tabs>
               <w:tab w:val="right" w:leader="dot" w:pos="8306"/>
             </w:tabs>
           </w:pPr>
           <w:r>
             <w:rPr>
-              <w:rFonts w:hint="eastAsia" w:ascii="宋体" w:hAnsi="宋体" w:eastAsia="宋体" w:cs="宋体"/>
+              <w:rFonts w:ascii="宋体" w:eastAsia="宋体" w:hAnsi="宋体" w:cs="宋体" w:hint="eastAsia"/>
               <w:szCs w:val="24"/>
             </w:rPr>
             <w:fldChar w:fldCharType="begin"/>
           </w:r>
           <w:r>
             <w:rPr>
-              <w:rFonts w:hint="eastAsia" w:ascii="宋体" w:hAnsi="宋体" w:eastAsia="宋体" w:cs="宋体"/>
+              <w:rFonts w:ascii="宋体" w:eastAsia="宋体" w:hAnsi="宋体" w:cs="宋体" w:hint="eastAsia"/>
               <w:szCs w:val="24"/>
             </w:rPr>
             <w:instrText xml:space="preserve"> HYPERLINK \l _Toc6538 </w:instrText>
           </w:r>
           <w:r>
             <w:rPr>
-              <w:rFonts w:hint="eastAsia" w:ascii="宋体" w:hAnsi="宋体" w:eastAsia="宋体" w:cs="宋体"/>
+              <w:rFonts w:ascii="宋体" w:eastAsia="宋体" w:hAnsi="宋体" w:cs="宋体" w:hint="eastAsia"/>
               <w:szCs w:val="24"/>
             </w:rPr>
             <w:fldChar w:fldCharType="separate"/>
@@ -2292,7 +2271,7 @@
           </w:r>
           <w:r>
             <w:rPr>
-              <w:rFonts w:hint="eastAsia" w:ascii="宋体" w:hAnsi="宋体" w:eastAsia="宋体" w:cs="宋体"/>
+              <w:rFonts w:ascii="宋体" w:eastAsia="宋体" w:hAnsi="宋体" w:cs="宋体" w:hint="eastAsia"/>
               <w:szCs w:val="24"/>
             </w:rPr>
             <w:fldChar w:fldCharType="end"/>
@@ -2300,28 +2279,28 @@
         </w:p>
         <w:p>
           <w:pPr>
-            <w:pStyle w:val="16"/>
+            <w:pStyle w:val="TOC1"/>
             <w:tabs>
               <w:tab w:val="right" w:leader="dot" w:pos="8306"/>
             </w:tabs>
           </w:pPr>
           <w:r>
             <w:rPr>
-              <w:rFonts w:hint="eastAsia" w:ascii="宋体" w:hAnsi="宋体" w:eastAsia="宋体" w:cs="宋体"/>
+              <w:rFonts w:ascii="宋体" w:eastAsia="宋体" w:hAnsi="宋体" w:cs="宋体" w:hint="eastAsia"/>
               <w:szCs w:val="24"/>
             </w:rPr>
             <w:fldChar w:fldCharType="begin"/>
           </w:r>
           <w:r>
             <w:rPr>
-              <w:rFonts w:hint="eastAsia" w:ascii="宋体" w:hAnsi="宋体" w:eastAsia="宋体" w:cs="宋体"/>
+              <w:rFonts w:ascii="宋体" w:eastAsia="宋体" w:hAnsi="宋体" w:cs="宋体" w:hint="eastAsia"/>
               <w:szCs w:val="24"/>
             </w:rPr>
             <w:instrText xml:space="preserve"> HYPERLINK \l _Toc2900 </w:instrText>
           </w:r>
           <w:r>
             <w:rPr>
-              <w:rFonts w:hint="eastAsia" w:ascii="宋体" w:hAnsi="宋体" w:eastAsia="宋体" w:cs="宋体"/>
+              <w:rFonts w:ascii="宋体" w:eastAsia="宋体" w:hAnsi="宋体" w:cs="宋体" w:hint="eastAsia"/>
               <w:szCs w:val="24"/>
             </w:rPr>
             <w:fldChar w:fldCharType="separate"/>
@@ -2353,7 +2332,7 @@
           </w:r>
           <w:r>
             <w:rPr>
-              <w:rFonts w:hint="eastAsia" w:ascii="宋体" w:hAnsi="宋体" w:eastAsia="宋体" w:cs="宋体"/>
+              <w:rFonts w:ascii="宋体" w:eastAsia="宋体" w:hAnsi="宋体" w:cs="宋体" w:hint="eastAsia"/>
               <w:szCs w:val="24"/>
             </w:rPr>
             <w:fldChar w:fldCharType="end"/>
@@ -2361,28 +2340,28 @@
         </w:p>
         <w:p>
           <w:pPr>
-            <w:pStyle w:val="17"/>
+            <w:pStyle w:val="TOC2"/>
             <w:tabs>
               <w:tab w:val="right" w:leader="dot" w:pos="8306"/>
             </w:tabs>
           </w:pPr>
           <w:r>
             <w:rPr>
-              <w:rFonts w:hint="eastAsia" w:ascii="宋体" w:hAnsi="宋体" w:eastAsia="宋体" w:cs="宋体"/>
+              <w:rFonts w:ascii="宋体" w:eastAsia="宋体" w:hAnsi="宋体" w:cs="宋体" w:hint="eastAsia"/>
               <w:szCs w:val="24"/>
             </w:rPr>
             <w:fldChar w:fldCharType="begin"/>
           </w:r>
           <w:r>
             <w:rPr>
-              <w:rFonts w:hint="eastAsia" w:ascii="宋体" w:hAnsi="宋体" w:eastAsia="宋体" w:cs="宋体"/>
+              <w:rFonts w:ascii="宋体" w:eastAsia="宋体" w:hAnsi="宋体" w:cs="宋体" w:hint="eastAsia"/>
               <w:szCs w:val="24"/>
             </w:rPr>
             <w:instrText xml:space="preserve"> HYPERLINK \l _Toc23619 </w:instrText>
           </w:r>
           <w:r>
             <w:rPr>
-              <w:rFonts w:hint="eastAsia" w:ascii="宋体" w:hAnsi="宋体" w:eastAsia="宋体" w:cs="宋体"/>
+              <w:rFonts w:ascii="宋体" w:eastAsia="宋体" w:hAnsi="宋体" w:cs="宋体" w:hint="eastAsia"/>
               <w:szCs w:val="24"/>
             </w:rPr>
             <w:fldChar w:fldCharType="separate"/>
@@ -2414,7 +2393,7 @@
           </w:r>
           <w:r>
             <w:rPr>
-              <w:rFonts w:hint="eastAsia" w:ascii="宋体" w:hAnsi="宋体" w:eastAsia="宋体" w:cs="宋体"/>
+              <w:rFonts w:ascii="宋体" w:eastAsia="宋体" w:hAnsi="宋体" w:cs="宋体" w:hint="eastAsia"/>
               <w:szCs w:val="24"/>
             </w:rPr>
             <w:fldChar w:fldCharType="end"/>
@@ -2422,28 +2401,28 @@
         </w:p>
         <w:p>
           <w:pPr>
-            <w:pStyle w:val="17"/>
+            <w:pStyle w:val="TOC2"/>
             <w:tabs>
               <w:tab w:val="right" w:leader="dot" w:pos="8306"/>
             </w:tabs>
           </w:pPr>
           <w:r>
             <w:rPr>
-              <w:rFonts w:hint="eastAsia" w:ascii="宋体" w:hAnsi="宋体" w:eastAsia="宋体" w:cs="宋体"/>
+              <w:rFonts w:ascii="宋体" w:eastAsia="宋体" w:hAnsi="宋体" w:cs="宋体" w:hint="eastAsia"/>
               <w:szCs w:val="24"/>
             </w:rPr>
             <w:fldChar w:fldCharType="begin"/>
           </w:r>
           <w:r>
             <w:rPr>
-              <w:rFonts w:hint="eastAsia" w:ascii="宋体" w:hAnsi="宋体" w:eastAsia="宋体" w:cs="宋体"/>
+              <w:rFonts w:ascii="宋体" w:eastAsia="宋体" w:hAnsi="宋体" w:cs="宋体" w:hint="eastAsia"/>
               <w:szCs w:val="24"/>
             </w:rPr>
             <w:instrText xml:space="preserve"> HYPERLINK \l _Toc1157 </w:instrText>
           </w:r>
           <w:r>
             <w:rPr>
-              <w:rFonts w:hint="eastAsia" w:ascii="宋体" w:hAnsi="宋体" w:eastAsia="宋体" w:cs="宋体"/>
+              <w:rFonts w:ascii="宋体" w:eastAsia="宋体" w:hAnsi="宋体" w:cs="宋体" w:hint="eastAsia"/>
               <w:szCs w:val="24"/>
             </w:rPr>
             <w:fldChar w:fldCharType="separate"/>
@@ -2475,7 +2454,7 @@
           </w:r>
           <w:r>
             <w:rPr>
-              <w:rFonts w:hint="eastAsia" w:ascii="宋体" w:hAnsi="宋体" w:eastAsia="宋体" w:cs="宋体"/>
+              <w:rFonts w:ascii="宋体" w:eastAsia="宋体" w:hAnsi="宋体" w:cs="宋体" w:hint="eastAsia"/>
               <w:szCs w:val="24"/>
             </w:rPr>
             <w:fldChar w:fldCharType="end"/>
@@ -2483,28 +2462,28 @@
         </w:p>
         <w:p>
           <w:pPr>
-            <w:pStyle w:val="13"/>
+            <w:pStyle w:val="TOC3"/>
             <w:tabs>
               <w:tab w:val="right" w:leader="dot" w:pos="8306"/>
             </w:tabs>
           </w:pPr>
           <w:r>
             <w:rPr>
-              <w:rFonts w:hint="eastAsia" w:ascii="宋体" w:hAnsi="宋体" w:eastAsia="宋体" w:cs="宋体"/>
+              <w:rFonts w:ascii="宋体" w:eastAsia="宋体" w:hAnsi="宋体" w:cs="宋体" w:hint="eastAsia"/>
               <w:szCs w:val="24"/>
             </w:rPr>
             <w:fldChar w:fldCharType="begin"/>
           </w:r>
           <w:r>
             <w:rPr>
-              <w:rFonts w:hint="eastAsia" w:ascii="宋体" w:hAnsi="宋体" w:eastAsia="宋体" w:cs="宋体"/>
+              <w:rFonts w:ascii="宋体" w:eastAsia="宋体" w:hAnsi="宋体" w:cs="宋体" w:hint="eastAsia"/>
               <w:szCs w:val="24"/>
             </w:rPr>
             <w:instrText xml:space="preserve"> HYPERLINK \l _Toc20670 </w:instrText>
           </w:r>
           <w:r>
             <w:rPr>
-              <w:rFonts w:hint="eastAsia" w:ascii="宋体" w:hAnsi="宋体" w:eastAsia="宋体" w:cs="宋体"/>
+              <w:rFonts w:ascii="宋体" w:eastAsia="宋体" w:hAnsi="宋体" w:cs="宋体" w:hint="eastAsia"/>
               <w:szCs w:val="24"/>
             </w:rPr>
             <w:fldChar w:fldCharType="separate"/>
@@ -2536,7 +2515,7 @@
           </w:r>
           <w:r>
             <w:rPr>
-              <w:rFonts w:hint="eastAsia" w:ascii="宋体" w:hAnsi="宋体" w:eastAsia="宋体" w:cs="宋体"/>
+              <w:rFonts w:ascii="宋体" w:eastAsia="宋体" w:hAnsi="宋体" w:cs="宋体" w:hint="eastAsia"/>
               <w:szCs w:val="24"/>
             </w:rPr>
             <w:fldChar w:fldCharType="end"/>
@@ -2544,28 +2523,28 @@
         </w:p>
         <w:p>
           <w:pPr>
-            <w:pStyle w:val="13"/>
+            <w:pStyle w:val="TOC3"/>
             <w:tabs>
               <w:tab w:val="right" w:leader="dot" w:pos="8306"/>
             </w:tabs>
           </w:pPr>
           <w:r>
             <w:rPr>
-              <w:rFonts w:hint="eastAsia" w:ascii="宋体" w:hAnsi="宋体" w:eastAsia="宋体" w:cs="宋体"/>
+              <w:rFonts w:ascii="宋体" w:eastAsia="宋体" w:hAnsi="宋体" w:cs="宋体" w:hint="eastAsia"/>
               <w:szCs w:val="24"/>
             </w:rPr>
             <w:fldChar w:fldCharType="begin"/>
           </w:r>
           <w:r>
             <w:rPr>
-              <w:rFonts w:hint="eastAsia" w:ascii="宋体" w:hAnsi="宋体" w:eastAsia="宋体" w:cs="宋体"/>
+              <w:rFonts w:ascii="宋体" w:eastAsia="宋体" w:hAnsi="宋体" w:cs="宋体" w:hint="eastAsia"/>
               <w:szCs w:val="24"/>
             </w:rPr>
             <w:instrText xml:space="preserve"> HYPERLINK \l _Toc6786 </w:instrText>
           </w:r>
           <w:r>
             <w:rPr>
-              <w:rFonts w:hint="eastAsia" w:ascii="宋体" w:hAnsi="宋体" w:eastAsia="宋体" w:cs="宋体"/>
+              <w:rFonts w:ascii="宋体" w:eastAsia="宋体" w:hAnsi="宋体" w:cs="宋体" w:hint="eastAsia"/>
               <w:szCs w:val="24"/>
             </w:rPr>
             <w:fldChar w:fldCharType="separate"/>
@@ -2597,7 +2576,7 @@
           </w:r>
           <w:r>
             <w:rPr>
-              <w:rFonts w:hint="eastAsia" w:ascii="宋体" w:hAnsi="宋体" w:eastAsia="宋体" w:cs="宋体"/>
+              <w:rFonts w:ascii="宋体" w:eastAsia="宋体" w:hAnsi="宋体" w:cs="宋体" w:hint="eastAsia"/>
               <w:szCs w:val="24"/>
             </w:rPr>
             <w:fldChar w:fldCharType="end"/>
@@ -2605,28 +2584,28 @@
         </w:p>
         <w:p>
           <w:pPr>
-            <w:pStyle w:val="13"/>
+            <w:pStyle w:val="TOC3"/>
             <w:tabs>
               <w:tab w:val="right" w:leader="dot" w:pos="8306"/>
             </w:tabs>
           </w:pPr>
           <w:r>
             <w:rPr>
-              <w:rFonts w:hint="eastAsia" w:ascii="宋体" w:hAnsi="宋体" w:eastAsia="宋体" w:cs="宋体"/>
+              <w:rFonts w:ascii="宋体" w:eastAsia="宋体" w:hAnsi="宋体" w:cs="宋体" w:hint="eastAsia"/>
               <w:szCs w:val="24"/>
             </w:rPr>
             <w:fldChar w:fldCharType="begin"/>
           </w:r>
           <w:r>
             <w:rPr>
-              <w:rFonts w:hint="eastAsia" w:ascii="宋体" w:hAnsi="宋体" w:eastAsia="宋体" w:cs="宋体"/>
+              <w:rFonts w:ascii="宋体" w:eastAsia="宋体" w:hAnsi="宋体" w:cs="宋体" w:hint="eastAsia"/>
               <w:szCs w:val="24"/>
             </w:rPr>
             <w:instrText xml:space="preserve"> HYPERLINK \l _Toc31130 </w:instrText>
           </w:r>
           <w:r>
             <w:rPr>
-              <w:rFonts w:hint="eastAsia" w:ascii="宋体" w:hAnsi="宋体" w:eastAsia="宋体" w:cs="宋体"/>
+              <w:rFonts w:ascii="宋体" w:eastAsia="宋体" w:hAnsi="宋体" w:cs="宋体" w:hint="eastAsia"/>
               <w:szCs w:val="24"/>
             </w:rPr>
             <w:fldChar w:fldCharType="separate"/>
@@ -2658,7 +2637,7 @@
           </w:r>
           <w:r>
             <w:rPr>
-              <w:rFonts w:hint="eastAsia" w:ascii="宋体" w:hAnsi="宋体" w:eastAsia="宋体" w:cs="宋体"/>
+              <w:rFonts w:ascii="宋体" w:eastAsia="宋体" w:hAnsi="宋体" w:cs="宋体" w:hint="eastAsia"/>
               <w:szCs w:val="24"/>
             </w:rPr>
             <w:fldChar w:fldCharType="end"/>
@@ -2666,28 +2645,28 @@
         </w:p>
         <w:p>
           <w:pPr>
-            <w:pStyle w:val="13"/>
+            <w:pStyle w:val="TOC3"/>
             <w:tabs>
               <w:tab w:val="right" w:leader="dot" w:pos="8306"/>
             </w:tabs>
           </w:pPr>
           <w:r>
             <w:rPr>
-              <w:rFonts w:hint="eastAsia" w:ascii="宋体" w:hAnsi="宋体" w:eastAsia="宋体" w:cs="宋体"/>
+              <w:rFonts w:ascii="宋体" w:eastAsia="宋体" w:hAnsi="宋体" w:cs="宋体" w:hint="eastAsia"/>
               <w:szCs w:val="24"/>
             </w:rPr>
             <w:fldChar w:fldCharType="begin"/>
           </w:r>
           <w:r>
             <w:rPr>
-              <w:rFonts w:hint="eastAsia" w:ascii="宋体" w:hAnsi="宋体" w:eastAsia="宋体" w:cs="宋体"/>
+              <w:rFonts w:ascii="宋体" w:eastAsia="宋体" w:hAnsi="宋体" w:cs="宋体" w:hint="eastAsia"/>
               <w:szCs w:val="24"/>
             </w:rPr>
             <w:instrText xml:space="preserve"> HYPERLINK \l _Toc4114 </w:instrText>
           </w:r>
           <w:r>
             <w:rPr>
-              <w:rFonts w:hint="eastAsia" w:ascii="宋体" w:hAnsi="宋体" w:eastAsia="宋体" w:cs="宋体"/>
+              <w:rFonts w:ascii="宋体" w:eastAsia="宋体" w:hAnsi="宋体" w:cs="宋体" w:hint="eastAsia"/>
               <w:szCs w:val="24"/>
             </w:rPr>
             <w:fldChar w:fldCharType="separate"/>
@@ -2719,7 +2698,7 @@
           </w:r>
           <w:r>
             <w:rPr>
-              <w:rFonts w:hint="eastAsia" w:ascii="宋体" w:hAnsi="宋体" w:eastAsia="宋体" w:cs="宋体"/>
+              <w:rFonts w:ascii="宋体" w:eastAsia="宋体" w:hAnsi="宋体" w:cs="宋体" w:hint="eastAsia"/>
               <w:szCs w:val="24"/>
             </w:rPr>
             <w:fldChar w:fldCharType="end"/>
@@ -2727,28 +2706,28 @@
         </w:p>
         <w:p>
           <w:pPr>
-            <w:pStyle w:val="17"/>
+            <w:pStyle w:val="TOC2"/>
             <w:tabs>
               <w:tab w:val="right" w:leader="dot" w:pos="8306"/>
             </w:tabs>
           </w:pPr>
           <w:r>
             <w:rPr>
-              <w:rFonts w:hint="eastAsia" w:ascii="宋体" w:hAnsi="宋体" w:eastAsia="宋体" w:cs="宋体"/>
+              <w:rFonts w:ascii="宋体" w:eastAsia="宋体" w:hAnsi="宋体" w:cs="宋体" w:hint="eastAsia"/>
               <w:szCs w:val="24"/>
             </w:rPr>
             <w:fldChar w:fldCharType="begin"/>
           </w:r>
           <w:r>
             <w:rPr>
-              <w:rFonts w:hint="eastAsia" w:ascii="宋体" w:hAnsi="宋体" w:eastAsia="宋体" w:cs="宋体"/>
+              <w:rFonts w:ascii="宋体" w:eastAsia="宋体" w:hAnsi="宋体" w:cs="宋体" w:hint="eastAsia"/>
               <w:szCs w:val="24"/>
             </w:rPr>
             <w:instrText xml:space="preserve"> HYPERLINK \l _Toc13980 </w:instrText>
           </w:r>
           <w:r>
             <w:rPr>
-              <w:rFonts w:hint="eastAsia" w:ascii="宋体" w:hAnsi="宋体" w:eastAsia="宋体" w:cs="宋体"/>
+              <w:rFonts w:ascii="宋体" w:eastAsia="宋体" w:hAnsi="宋体" w:cs="宋体" w:hint="eastAsia"/>
               <w:szCs w:val="24"/>
             </w:rPr>
             <w:fldChar w:fldCharType="separate"/>
@@ -2780,7 +2759,7 @@
           </w:r>
           <w:r>
             <w:rPr>
-              <w:rFonts w:hint="eastAsia" w:ascii="宋体" w:hAnsi="宋体" w:eastAsia="宋体" w:cs="宋体"/>
+              <w:rFonts w:ascii="宋体" w:eastAsia="宋体" w:hAnsi="宋体" w:cs="宋体" w:hint="eastAsia"/>
               <w:szCs w:val="24"/>
             </w:rPr>
             <w:fldChar w:fldCharType="end"/>
@@ -2788,28 +2767,28 @@
         </w:p>
         <w:p>
           <w:pPr>
-            <w:pStyle w:val="13"/>
+            <w:pStyle w:val="TOC3"/>
             <w:tabs>
               <w:tab w:val="right" w:leader="dot" w:pos="8306"/>
             </w:tabs>
           </w:pPr>
           <w:r>
             <w:rPr>
-              <w:rFonts w:hint="eastAsia" w:ascii="宋体" w:hAnsi="宋体" w:eastAsia="宋体" w:cs="宋体"/>
+              <w:rFonts w:ascii="宋体" w:eastAsia="宋体" w:hAnsi="宋体" w:cs="宋体" w:hint="eastAsia"/>
               <w:szCs w:val="24"/>
             </w:rPr>
             <w:fldChar w:fldCharType="begin"/>
           </w:r>
           <w:r>
             <w:rPr>
-              <w:rFonts w:hint="eastAsia" w:ascii="宋体" w:hAnsi="宋体" w:eastAsia="宋体" w:cs="宋体"/>
+              <w:rFonts w:ascii="宋体" w:eastAsia="宋体" w:hAnsi="宋体" w:cs="宋体" w:hint="eastAsia"/>
               <w:szCs w:val="24"/>
             </w:rPr>
             <w:instrText xml:space="preserve"> HYPERLINK \l _Toc13722 </w:instrText>
           </w:r>
           <w:r>
             <w:rPr>
-              <w:rFonts w:hint="eastAsia" w:ascii="宋体" w:hAnsi="宋体" w:eastAsia="宋体" w:cs="宋体"/>
+              <w:rFonts w:ascii="宋体" w:eastAsia="宋体" w:hAnsi="宋体" w:cs="宋体" w:hint="eastAsia"/>
               <w:szCs w:val="24"/>
             </w:rPr>
             <w:fldChar w:fldCharType="separate"/>
@@ -2841,7 +2820,7 @@
           </w:r>
           <w:r>
             <w:rPr>
-              <w:rFonts w:hint="eastAsia" w:ascii="宋体" w:hAnsi="宋体" w:eastAsia="宋体" w:cs="宋体"/>
+              <w:rFonts w:ascii="宋体" w:eastAsia="宋体" w:hAnsi="宋体" w:cs="宋体" w:hint="eastAsia"/>
               <w:szCs w:val="24"/>
             </w:rPr>
             <w:fldChar w:fldCharType="end"/>
@@ -2849,28 +2828,28 @@
         </w:p>
         <w:p>
           <w:pPr>
-            <w:pStyle w:val="13"/>
+            <w:pStyle w:val="TOC3"/>
             <w:tabs>
               <w:tab w:val="right" w:leader="dot" w:pos="8306"/>
             </w:tabs>
           </w:pPr>
           <w:r>
             <w:rPr>
-              <w:rFonts w:hint="eastAsia" w:ascii="宋体" w:hAnsi="宋体" w:eastAsia="宋体" w:cs="宋体"/>
+              <w:rFonts w:ascii="宋体" w:eastAsia="宋体" w:hAnsi="宋体" w:cs="宋体" w:hint="eastAsia"/>
               <w:szCs w:val="24"/>
             </w:rPr>
             <w:fldChar w:fldCharType="begin"/>
           </w:r>
           <w:r>
             <w:rPr>
-              <w:rFonts w:hint="eastAsia" w:ascii="宋体" w:hAnsi="宋体" w:eastAsia="宋体" w:cs="宋体"/>
+              <w:rFonts w:ascii="宋体" w:eastAsia="宋体" w:hAnsi="宋体" w:cs="宋体" w:hint="eastAsia"/>
               <w:szCs w:val="24"/>
             </w:rPr>
             <w:instrText xml:space="preserve"> HYPERLINK \l _Toc3966 </w:instrText>
           </w:r>
           <w:r>
             <w:rPr>
-              <w:rFonts w:hint="eastAsia" w:ascii="宋体" w:hAnsi="宋体" w:eastAsia="宋体" w:cs="宋体"/>
+              <w:rFonts w:ascii="宋体" w:eastAsia="宋体" w:hAnsi="宋体" w:cs="宋体" w:hint="eastAsia"/>
               <w:szCs w:val="24"/>
             </w:rPr>
             <w:fldChar w:fldCharType="separate"/>
@@ -2902,7 +2881,7 @@
           </w:r>
           <w:r>
             <w:rPr>
-              <w:rFonts w:hint="eastAsia" w:ascii="宋体" w:hAnsi="宋体" w:eastAsia="宋体" w:cs="宋体"/>
+              <w:rFonts w:ascii="宋体" w:eastAsia="宋体" w:hAnsi="宋体" w:cs="宋体" w:hint="eastAsia"/>
               <w:szCs w:val="24"/>
             </w:rPr>
             <w:fldChar w:fldCharType="end"/>
@@ -2910,28 +2889,28 @@
         </w:p>
         <w:p>
           <w:pPr>
-            <w:pStyle w:val="17"/>
+            <w:pStyle w:val="TOC2"/>
             <w:tabs>
               <w:tab w:val="right" w:leader="dot" w:pos="8306"/>
             </w:tabs>
           </w:pPr>
           <w:r>
             <w:rPr>
-              <w:rFonts w:hint="eastAsia" w:ascii="宋体" w:hAnsi="宋体" w:eastAsia="宋体" w:cs="宋体"/>
+              <w:rFonts w:ascii="宋体" w:eastAsia="宋体" w:hAnsi="宋体" w:cs="宋体" w:hint="eastAsia"/>
               <w:szCs w:val="24"/>
             </w:rPr>
             <w:fldChar w:fldCharType="begin"/>
           </w:r>
           <w:r>
             <w:rPr>
-              <w:rFonts w:hint="eastAsia" w:ascii="宋体" w:hAnsi="宋体" w:eastAsia="宋体" w:cs="宋体"/>
+              <w:rFonts w:ascii="宋体" w:eastAsia="宋体" w:hAnsi="宋体" w:cs="宋体" w:hint="eastAsia"/>
               <w:szCs w:val="24"/>
             </w:rPr>
             <w:instrText xml:space="preserve"> HYPERLINK \l _Toc12588 </w:instrText>
           </w:r>
           <w:r>
             <w:rPr>
-              <w:rFonts w:hint="eastAsia" w:ascii="宋体" w:hAnsi="宋体" w:eastAsia="宋体" w:cs="宋体"/>
+              <w:rFonts w:ascii="宋体" w:eastAsia="宋体" w:hAnsi="宋体" w:cs="宋体" w:hint="eastAsia"/>
               <w:szCs w:val="24"/>
             </w:rPr>
             <w:fldChar w:fldCharType="separate"/>
@@ -2963,7 +2942,7 @@
           </w:r>
           <w:r>
             <w:rPr>
-              <w:rFonts w:hint="eastAsia" w:ascii="宋体" w:hAnsi="宋体" w:eastAsia="宋体" w:cs="宋体"/>
+              <w:rFonts w:ascii="宋体" w:eastAsia="宋体" w:hAnsi="宋体" w:cs="宋体" w:hint="eastAsia"/>
               <w:szCs w:val="24"/>
             </w:rPr>
             <w:fldChar w:fldCharType="end"/>
@@ -2971,28 +2950,28 @@
         </w:p>
         <w:p>
           <w:pPr>
-            <w:pStyle w:val="13"/>
+            <w:pStyle w:val="TOC3"/>
             <w:tabs>
               <w:tab w:val="right" w:leader="dot" w:pos="8306"/>
             </w:tabs>
           </w:pPr>
           <w:r>
             <w:rPr>
-              <w:rFonts w:hint="eastAsia" w:ascii="宋体" w:hAnsi="宋体" w:eastAsia="宋体" w:cs="宋体"/>
+              <w:rFonts w:ascii="宋体" w:eastAsia="宋体" w:hAnsi="宋体" w:cs="宋体" w:hint="eastAsia"/>
               <w:szCs w:val="24"/>
             </w:rPr>
             <w:fldChar w:fldCharType="begin"/>
           </w:r>
           <w:r>
             <w:rPr>
-              <w:rFonts w:hint="eastAsia" w:ascii="宋体" w:hAnsi="宋体" w:eastAsia="宋体" w:cs="宋体"/>
+              <w:rFonts w:ascii="宋体" w:eastAsia="宋体" w:hAnsi="宋体" w:cs="宋体" w:hint="eastAsia"/>
               <w:szCs w:val="24"/>
             </w:rPr>
             <w:instrText xml:space="preserve"> HYPERLINK \l _Toc25154 </w:instrText>
           </w:r>
           <w:r>
             <w:rPr>
-              <w:rFonts w:hint="eastAsia" w:ascii="宋体" w:hAnsi="宋体" w:eastAsia="宋体" w:cs="宋体"/>
+              <w:rFonts w:ascii="宋体" w:eastAsia="宋体" w:hAnsi="宋体" w:cs="宋体" w:hint="eastAsia"/>
               <w:szCs w:val="24"/>
             </w:rPr>
             <w:fldChar w:fldCharType="separate"/>
@@ -3024,7 +3003,7 @@
           </w:r>
           <w:r>
             <w:rPr>
-              <w:rFonts w:hint="eastAsia" w:ascii="宋体" w:hAnsi="宋体" w:eastAsia="宋体" w:cs="宋体"/>
+              <w:rFonts w:ascii="宋体" w:eastAsia="宋体" w:hAnsi="宋体" w:cs="宋体" w:hint="eastAsia"/>
               <w:szCs w:val="24"/>
             </w:rPr>
             <w:fldChar w:fldCharType="end"/>
@@ -3032,28 +3011,28 @@
         </w:p>
         <w:p>
           <w:pPr>
-            <w:pStyle w:val="13"/>
+            <w:pStyle w:val="TOC3"/>
             <w:tabs>
               <w:tab w:val="right" w:leader="dot" w:pos="8306"/>
             </w:tabs>
           </w:pPr>
           <w:r>
             <w:rPr>
-              <w:rFonts w:hint="eastAsia" w:ascii="宋体" w:hAnsi="宋体" w:eastAsia="宋体" w:cs="宋体"/>
+              <w:rFonts w:ascii="宋体" w:eastAsia="宋体" w:hAnsi="宋体" w:cs="宋体" w:hint="eastAsia"/>
               <w:szCs w:val="24"/>
             </w:rPr>
             <w:fldChar w:fldCharType="begin"/>
           </w:r>
           <w:r>
             <w:rPr>
-              <w:rFonts w:hint="eastAsia" w:ascii="宋体" w:hAnsi="宋体" w:eastAsia="宋体" w:cs="宋体"/>
+              <w:rFonts w:ascii="宋体" w:eastAsia="宋体" w:hAnsi="宋体" w:cs="宋体" w:hint="eastAsia"/>
               <w:szCs w:val="24"/>
             </w:rPr>
             <w:instrText xml:space="preserve"> HYPERLINK \l _Toc24597 </w:instrText>
           </w:r>
           <w:r>
             <w:rPr>
-              <w:rFonts w:hint="eastAsia" w:ascii="宋体" w:hAnsi="宋体" w:eastAsia="宋体" w:cs="宋体"/>
+              <w:rFonts w:ascii="宋体" w:eastAsia="宋体" w:hAnsi="宋体" w:cs="宋体" w:hint="eastAsia"/>
               <w:szCs w:val="24"/>
             </w:rPr>
             <w:fldChar w:fldCharType="separate"/>
@@ -3085,7 +3064,7 @@
           </w:r>
           <w:r>
             <w:rPr>
-              <w:rFonts w:hint="eastAsia" w:ascii="宋体" w:hAnsi="宋体" w:eastAsia="宋体" w:cs="宋体"/>
+              <w:rFonts w:ascii="宋体" w:eastAsia="宋体" w:hAnsi="宋体" w:cs="宋体" w:hint="eastAsia"/>
               <w:szCs w:val="24"/>
             </w:rPr>
             <w:fldChar w:fldCharType="end"/>
@@ -3093,28 +3072,28 @@
         </w:p>
         <w:p>
           <w:pPr>
-            <w:pStyle w:val="13"/>
+            <w:pStyle w:val="TOC3"/>
             <w:tabs>
               <w:tab w:val="right" w:leader="dot" w:pos="8306"/>
             </w:tabs>
           </w:pPr>
           <w:r>
             <w:rPr>
-              <w:rFonts w:hint="eastAsia" w:ascii="宋体" w:hAnsi="宋体" w:eastAsia="宋体" w:cs="宋体"/>
+              <w:rFonts w:ascii="宋体" w:eastAsia="宋体" w:hAnsi="宋体" w:cs="宋体" w:hint="eastAsia"/>
               <w:szCs w:val="24"/>
             </w:rPr>
             <w:fldChar w:fldCharType="begin"/>
           </w:r>
           <w:r>
             <w:rPr>
-              <w:rFonts w:hint="eastAsia" w:ascii="宋体" w:hAnsi="宋体" w:eastAsia="宋体" w:cs="宋体"/>
+              <w:rFonts w:ascii="宋体" w:eastAsia="宋体" w:hAnsi="宋体" w:cs="宋体" w:hint="eastAsia"/>
               <w:szCs w:val="24"/>
             </w:rPr>
             <w:instrText xml:space="preserve"> HYPERLINK \l _Toc30986 </w:instrText>
           </w:r>
           <w:r>
             <w:rPr>
-              <w:rFonts w:hint="eastAsia" w:ascii="宋体" w:hAnsi="宋体" w:eastAsia="宋体" w:cs="宋体"/>
+              <w:rFonts w:ascii="宋体" w:eastAsia="宋体" w:hAnsi="宋体" w:cs="宋体" w:hint="eastAsia"/>
               <w:szCs w:val="24"/>
             </w:rPr>
             <w:fldChar w:fldCharType="separate"/>
@@ -3146,7 +3125,7 @@
           </w:r>
           <w:r>
             <w:rPr>
-              <w:rFonts w:hint="eastAsia" w:ascii="宋体" w:hAnsi="宋体" w:eastAsia="宋体" w:cs="宋体"/>
+              <w:rFonts w:ascii="宋体" w:eastAsia="宋体" w:hAnsi="宋体" w:cs="宋体" w:hint="eastAsia"/>
               <w:szCs w:val="24"/>
             </w:rPr>
             <w:fldChar w:fldCharType="end"/>
@@ -3154,28 +3133,28 @@
         </w:p>
         <w:p>
           <w:pPr>
-            <w:pStyle w:val="16"/>
+            <w:pStyle w:val="TOC1"/>
             <w:tabs>
               <w:tab w:val="right" w:leader="dot" w:pos="8306"/>
             </w:tabs>
           </w:pPr>
           <w:r>
             <w:rPr>
-              <w:rFonts w:hint="eastAsia" w:ascii="宋体" w:hAnsi="宋体" w:eastAsia="宋体" w:cs="宋体"/>
+              <w:rFonts w:ascii="宋体" w:eastAsia="宋体" w:hAnsi="宋体" w:cs="宋体" w:hint="eastAsia"/>
               <w:szCs w:val="24"/>
             </w:rPr>
             <w:fldChar w:fldCharType="begin"/>
           </w:r>
           <w:r>
             <w:rPr>
-              <w:rFonts w:hint="eastAsia" w:ascii="宋体" w:hAnsi="宋体" w:eastAsia="宋体" w:cs="宋体"/>
+              <w:rFonts w:ascii="宋体" w:eastAsia="宋体" w:hAnsi="宋体" w:cs="宋体" w:hint="eastAsia"/>
               <w:szCs w:val="24"/>
             </w:rPr>
             <w:instrText xml:space="preserve"> HYPERLINK \l _Toc26063 </w:instrText>
           </w:r>
           <w:r>
             <w:rPr>
-              <w:rFonts w:hint="eastAsia" w:ascii="宋体" w:hAnsi="宋体" w:eastAsia="宋体" w:cs="宋体"/>
+              <w:rFonts w:ascii="宋体" w:eastAsia="宋体" w:hAnsi="宋体" w:cs="宋体" w:hint="eastAsia"/>
               <w:szCs w:val="24"/>
             </w:rPr>
             <w:fldChar w:fldCharType="separate"/>
@@ -3214,7 +3193,7 @@
           </w:r>
           <w:r>
             <w:rPr>
-              <w:rFonts w:hint="eastAsia" w:ascii="宋体" w:hAnsi="宋体" w:eastAsia="宋体" w:cs="宋体"/>
+              <w:rFonts w:ascii="宋体" w:eastAsia="宋体" w:hAnsi="宋体" w:cs="宋体" w:hint="eastAsia"/>
               <w:szCs w:val="24"/>
             </w:rPr>
             <w:fldChar w:fldCharType="end"/>
@@ -3222,28 +3201,28 @@
         </w:p>
         <w:p>
           <w:pPr>
-            <w:pStyle w:val="16"/>
+            <w:pStyle w:val="TOC1"/>
             <w:tabs>
               <w:tab w:val="right" w:leader="dot" w:pos="8306"/>
             </w:tabs>
           </w:pPr>
           <w:r>
             <w:rPr>
-              <w:rFonts w:hint="eastAsia" w:ascii="宋体" w:hAnsi="宋体" w:eastAsia="宋体" w:cs="宋体"/>
+              <w:rFonts w:ascii="宋体" w:eastAsia="宋体" w:hAnsi="宋体" w:cs="宋体" w:hint="eastAsia"/>
               <w:szCs w:val="24"/>
             </w:rPr>
             <w:fldChar w:fldCharType="begin"/>
           </w:r>
           <w:r>
             <w:rPr>
-              <w:rFonts w:hint="eastAsia" w:ascii="宋体" w:hAnsi="宋体" w:eastAsia="宋体" w:cs="宋体"/>
+              <w:rFonts w:ascii="宋体" w:eastAsia="宋体" w:hAnsi="宋体" w:cs="宋体" w:hint="eastAsia"/>
               <w:szCs w:val="24"/>
             </w:rPr>
             <w:instrText xml:space="preserve"> HYPERLINK \l _Toc27590 </w:instrText>
           </w:r>
           <w:r>
             <w:rPr>
-              <w:rFonts w:hint="eastAsia" w:ascii="宋体" w:hAnsi="宋体" w:eastAsia="宋体" w:cs="宋体"/>
+              <w:rFonts w:ascii="宋体" w:eastAsia="宋体" w:hAnsi="宋体" w:cs="宋体" w:hint="eastAsia"/>
               <w:szCs w:val="24"/>
             </w:rPr>
             <w:fldChar w:fldCharType="separate"/>
@@ -3282,7 +3261,7 @@
           </w:r>
           <w:r>
             <w:rPr>
-              <w:rFonts w:hint="eastAsia" w:ascii="宋体" w:hAnsi="宋体" w:eastAsia="宋体" w:cs="宋体"/>
+              <w:rFonts w:ascii="宋体" w:eastAsia="宋体" w:hAnsi="宋体" w:cs="宋体" w:hint="eastAsia"/>
               <w:szCs w:val="24"/>
             </w:rPr>
             <w:fldChar w:fldCharType="end"/>
@@ -3305,7 +3284,7 @@
             <w:snapToGrid w:val="0"/>
             <w:textAlignment w:val="baseline"/>
             <w:rPr>
-              <w:rFonts w:hint="eastAsia" w:ascii="宋体" w:hAnsi="宋体" w:eastAsia="宋体" w:cs="宋体"/>
+              <w:rFonts w:ascii="宋体" w:eastAsia="宋体" w:hAnsi="宋体" w:cs="宋体" w:hint="eastAsia"/>
               <w:snapToGrid w:val="0"/>
               <w:color w:val="000000"/>
               <w:kern w:val="0"/>
@@ -3316,7 +3295,7 @@
           </w:pPr>
           <w:r>
             <w:rPr>
-              <w:rFonts w:hint="eastAsia" w:ascii="宋体" w:hAnsi="宋体" w:eastAsia="宋体" w:cs="宋体"/>
+              <w:rFonts w:ascii="宋体" w:eastAsia="宋体" w:hAnsi="宋体" w:cs="宋体" w:hint="eastAsia"/>
               <w:szCs w:val="24"/>
             </w:rPr>
             <w:fldChar w:fldCharType="end"/>
@@ -3341,7 +3320,7 @@
         <w:snapToGrid w:val="0"/>
         <w:textAlignment w:val="baseline"/>
         <w:rPr>
-          <w:rFonts w:ascii="Arial" w:hAnsi="Arial" w:eastAsia="Arial" w:cs="Arial"/>
+          <w:rFonts w:ascii="Arial" w:eastAsia="Arial" w:hAnsi="Arial" w:cs="Arial"/>
           <w:snapToGrid w:val="0"/>
           <w:color w:val="000000"/>
           <w:kern w:val="0"/>
@@ -3352,7 +3331,7 @@
       </w:pPr>
       <w:r>
         <w:rPr>
-          <w:rFonts w:ascii="Arial" w:hAnsi="Arial" w:eastAsia="Arial" w:cs="Arial"/>
+          <w:rFonts w:ascii="Arial" w:eastAsia="Arial" w:hAnsi="Arial" w:cs="Arial"/>
           <w:snapToGrid w:val="0"/>
           <w:color w:val="000000"/>
           <w:kern w:val="0"/>
@@ -3365,7 +3344,7 @@
     </w:p>
     <w:p>
       <w:pPr>
-        <w:pStyle w:val="28"/>
+        <w:pStyle w:val="1"/>
         <w:keepNext w:val="0"/>
         <w:keepLines w:val="0"/>
         <w:pageBreakBefore w:val="0"/>
@@ -3397,7 +3376,7 @@
     </w:p>
     <w:p>
       <w:pPr>
-        <w:pStyle w:val="29"/>
+        <w:pStyle w:val="a1"/>
         <w:keepNext w:val="0"/>
         <w:keepLines w:val="0"/>
         <w:pageBreakBefore w:val="0"/>
@@ -3427,7 +3406,7 @@
     </w:p>
     <w:p>
       <w:pPr>
-        <w:pStyle w:val="28"/>
+        <w:pStyle w:val="1"/>
         <w:keepNext w:val="0"/>
         <w:keepLines w:val="0"/>
         <w:pageBreakBefore w:val="0"/>
@@ -3459,7 +3438,7 @@
     </w:p>
     <w:p>
       <w:pPr>
-        <w:pStyle w:val="30"/>
+        <w:pStyle w:val="2"/>
         <w:keepNext w:val="0"/>
         <w:keepLines w:val="0"/>
         <w:pageBreakBefore w:val="0"/>
@@ -3491,7 +3470,7 @@
     </w:p>
     <w:p>
       <w:pPr>
-        <w:pStyle w:val="29"/>
+        <w:pStyle w:val="a1"/>
         <w:keepNext w:val="0"/>
         <w:keepLines w:val="0"/>
         <w:pageBreakBefore w:val="0"/>
@@ -3521,7 +3500,7 @@
     </w:p>
     <w:p>
       <w:pPr>
-        <w:pStyle w:val="29"/>
+        <w:pStyle w:val="a1"/>
         <w:keepNext w:val="0"/>
         <w:keepLines w:val="0"/>
         <w:pageBreakBefore w:val="0"/>
@@ -3551,7 +3530,7 @@
     </w:p>
     <w:p>
       <w:pPr>
-        <w:pStyle w:val="29"/>
+        <w:pStyle w:val="a1"/>
         <w:keepNext w:val="0"/>
         <w:keepLines w:val="0"/>
         <w:pageBreakBefore w:val="0"/>
@@ -3581,7 +3560,7 @@
     </w:p>
     <w:p>
       <w:pPr>
-        <w:pStyle w:val="30"/>
+        <w:pStyle w:val="2"/>
         <w:keepNext w:val="0"/>
         <w:keepLines w:val="0"/>
         <w:pageBreakBefore w:val="0"/>
@@ -3613,7 +3592,7 @@
     </w:p>
     <w:p>
       <w:pPr>
-        <w:pStyle w:val="31"/>
+        <w:pStyle w:val="3"/>
         <w:keepNext w:val="0"/>
         <w:keepLines w:val="0"/>
         <w:pageBreakBefore w:val="0"/>
@@ -3645,7 +3624,7 @@
     </w:p>
     <w:p>
       <w:pPr>
-        <w:pStyle w:val="29"/>
+        <w:pStyle w:val="a1"/>
         <w:keepNext w:val="0"/>
         <w:keepLines w:val="0"/>
         <w:pageBreakBefore w:val="0"/>
@@ -3675,7 +3654,7 @@
     </w:p>
     <w:p>
       <w:pPr>
-        <w:pStyle w:val="31"/>
+        <w:pStyle w:val="3"/>
         <w:keepNext w:val="0"/>
         <w:keepLines w:val="0"/>
         <w:pageBreakBefore w:val="0"/>
@@ -3707,7 +3686,7 @@
     </w:p>
     <w:p>
       <w:pPr>
-        <w:pStyle w:val="29"/>
+        <w:pStyle w:val="a1"/>
         <w:keepNext w:val="0"/>
         <w:keepLines w:val="0"/>
         <w:pageBreakBefore w:val="0"/>
@@ -3737,7 +3716,7 @@
     </w:p>
     <w:p>
       <w:pPr>
-        <w:pStyle w:val="29"/>
+        <w:pStyle w:val="a1"/>
         <w:keepNext w:val="0"/>
         <w:keepLines w:val="0"/>
         <w:pageBreakBefore w:val="0"/>
@@ -3767,7 +3746,7 @@
     </w:p>
     <w:p>
       <w:pPr>
-        <w:pStyle w:val="31"/>
+        <w:pStyle w:val="3"/>
         <w:keepNext w:val="0"/>
         <w:keepLines w:val="0"/>
         <w:pageBreakBefore w:val="0"/>
@@ -3799,7 +3778,7 @@
     </w:p>
     <w:p>
       <w:pPr>
-        <w:pStyle w:val="29"/>
+        <w:pStyle w:val="a1"/>
         <w:keepNext w:val="0"/>
         <w:keepLines w:val="0"/>
         <w:pageBreakBefore w:val="0"/>
@@ -3843,7 +3822,7 @@
     </w:p>
     <w:p>
       <w:pPr>
-        <w:pStyle w:val="29"/>
+        <w:pStyle w:val="a1"/>
         <w:keepNext w:val="0"/>
         <w:keepLines w:val="0"/>
         <w:pageBreakBefore w:val="0"/>
@@ -3873,7 +3852,7 @@
     </w:p>
     <w:p>
       <w:pPr>
-        <w:pStyle w:val="31"/>
+        <w:pStyle w:val="3"/>
         <w:keepNext w:val="0"/>
         <w:keepLines w:val="0"/>
         <w:pageBreakBefore w:val="0"/>
@@ -3905,7 +3884,7 @@
     </w:p>
     <w:p>
       <w:pPr>
-        <w:pStyle w:val="29"/>
+        <w:pStyle w:val="a1"/>
         <w:keepNext w:val="0"/>
         <w:keepLines w:val="0"/>
         <w:pageBreakBefore w:val="0"/>
@@ -3935,7 +3914,7 @@
     </w:p>
     <w:p>
       <w:pPr>
-        <w:pStyle w:val="29"/>
+        <w:pStyle w:val="a1"/>
         <w:keepNext w:val="0"/>
         <w:keepLines w:val="0"/>
         <w:pageBreakBefore w:val="0"/>
@@ -3965,7 +3944,7 @@
     </w:p>
     <w:p>
       <w:pPr>
-        <w:pStyle w:val="30"/>
+        <w:pStyle w:val="2"/>
         <w:keepNext w:val="0"/>
         <w:keepLines w:val="0"/>
         <w:pageBreakBefore w:val="0"/>
@@ -3997,7 +3976,7 @@
     </w:p>
     <w:p>
       <w:pPr>
-        <w:pStyle w:val="31"/>
+        <w:pStyle w:val="3"/>
         <w:bidi w:val="0"/>
         <w:rPr>
           <w:rFonts w:hint="default"/>
@@ -4016,7 +3995,7 @@
     </w:p>
     <w:p>
       <w:pPr>
-        <w:pStyle w:val="29"/>
+        <w:pStyle w:val="a1"/>
         <w:keepNext w:val="0"/>
         <w:keepLines w:val="0"/>
         <w:pageBreakBefore w:val="0"/>
@@ -4046,7 +4025,7 @@
     </w:p>
     <w:p>
       <w:pPr>
-        <w:pStyle w:val="29"/>
+        <w:pStyle w:val="a1"/>
         <w:keepNext w:val="0"/>
         <w:keepLines w:val="0"/>
         <w:pageBreakBefore w:val="0"/>
@@ -4076,7 +4055,7 @@
     </w:p>
     <w:p>
       <w:pPr>
-        <w:pStyle w:val="31"/>
+        <w:pStyle w:val="3"/>
         <w:bidi w:val="0"/>
         <w:rPr>
           <w:rFonts w:hint="default"/>
@@ -4095,7 +4074,7 @@
     </w:p>
     <w:p>
       <w:pPr>
-        <w:pStyle w:val="29"/>
+        <w:pStyle w:val="a1"/>
         <w:keepNext w:val="0"/>
         <w:keepLines w:val="0"/>
         <w:pageBreakBefore w:val="0"/>
@@ -4125,7 +4104,7 @@
     </w:p>
     <w:p>
       <w:pPr>
-        <w:pStyle w:val="29"/>
+        <w:pStyle w:val="a1"/>
         <w:keepNext w:val="0"/>
         <w:keepLines w:val="0"/>
         <w:pageBreakBefore w:val="0"/>
@@ -4155,7 +4134,7 @@
     </w:p>
     <w:p>
       <w:pPr>
-        <w:pStyle w:val="30"/>
+        <w:pStyle w:val="2"/>
         <w:keepNext w:val="0"/>
         <w:keepLines w:val="0"/>
         <w:pageBreakBefore w:val="0"/>
@@ -4187,7 +4166,7 @@
     </w:p>
     <w:p>
       <w:pPr>
-        <w:pStyle w:val="31"/>
+        <w:pStyle w:val="3"/>
         <w:bidi w:val="0"/>
         <w:rPr>
           <w:rFonts w:hint="default"/>
@@ -4206,7 +4185,7 @@
     </w:p>
     <w:p>
       <w:pPr>
-        <w:pStyle w:val="29"/>
+        <w:pStyle w:val="a1"/>
         <w:keepNext w:val="0"/>
         <w:keepLines w:val="0"/>
         <w:pageBreakBefore w:val="0"/>
@@ -4236,7 +4215,7 @@
     </w:p>
     <w:p>
       <w:pPr>
-        <w:pStyle w:val="31"/>
+        <w:pStyle w:val="3"/>
         <w:bidi w:val="0"/>
         <w:rPr>
           <w:rFonts w:hint="default"/>
@@ -4255,7 +4234,7 @@
     </w:p>
     <w:p>
       <w:pPr>
-        <w:pStyle w:val="29"/>
+        <w:pStyle w:val="a1"/>
         <w:keepNext w:val="0"/>
         <w:keepLines w:val="0"/>
         <w:pageBreakBefore w:val="0"/>
@@ -4313,7 +4292,7 @@
     </w:p>
     <w:p>
       <w:pPr>
-        <w:pStyle w:val="31"/>
+        <w:pStyle w:val="3"/>
         <w:bidi w:val="0"/>
         <w:rPr>
           <w:rFonts w:hint="default"/>
@@ -4332,7 +4311,7 @@
     </w:p>
     <w:p>
       <w:pPr>
-        <w:pStyle w:val="29"/>
+        <w:pStyle w:val="a1"/>
         <w:keepNext w:val="0"/>
         <w:keepLines w:val="0"/>
         <w:pageBreakBefore w:val="0"/>
@@ -4357,21 +4336,12 @@
           <w:rFonts w:hint="default"/>
           <w:lang w:val="en-US" w:eastAsia="zh-CN"/>
         </w:rPr>
-        <w:t>与IT部门紧密协作，基于一线使用反馈，持续对</w:t>
-      </w:r>
-      <w:bookmarkStart w:id="19" w:name="_GoBack"/>
-      <w:bookmarkEnd w:id="19"/>
-      <w:r>
-        <w:rPr>
-          <w:rFonts w:hint="default"/>
-          <w:lang w:val="en-US" w:eastAsia="zh-CN"/>
-        </w:rPr>
-        <w:t>工单系统提出优化需求，如开发移动端处理功能、增强报表自定义能力、集成即时通讯工具等，以技术手段提升运营效率与服务体验。</w:t>
+        <w:t>与IT部门紧密协作，基于一线使用反馈，持续对工单系统提出优化需求，如开发移动端处理功能、增强报表自定义能力、集成即时通讯工具等，以技术手段提升运营效率与服务体验。</w:t>
       </w:r>
     </w:p>
     <w:p>
       <w:pPr>
-        <w:pStyle w:val="28"/>
+        <w:pStyle w:val="1"/>
         <w:bidi w:val="0"/>
         <w:rPr>
           <w:rFonts w:hint="eastAsia"/>
@@ -4390,12 +4360,13 @@
     </w:p>
     <w:p>
       <w:pPr>
-        <w:pStyle w:val="29"/>
+        <w:pStyle w:val="a1"/>
         <w:rPr>
           <w:rFonts w:hint="eastAsia"/>
           <w:lang w:val="en-US" w:eastAsia="zh-CN"/>
         </w:rPr>
       </w:pPr>
+      <w:bookmarkStart w:id="18" w:name="_GoBack"/>
       <w:r>
         <w:rPr>
           <w:rFonts w:hint="eastAsia"/>
@@ -4409,16 +4380,17 @@
             <wp:cNvGraphicFramePr/>
             <a:graphic xmlns:a="http://schemas.openxmlformats.org/drawingml/2006/main">
               <a:graphicData uri="http://schemas.openxmlformats.org/drawingml/2006/chart">
-                <c:chart xmlns:c="http://schemas.openxmlformats.org/drawingml/2006/chart" xmlns:r="http://schemas.openxmlformats.org/officeDocument/2006/relationships" r:id="rId10"/>
+                <c:chart xmlns:c="http://schemas.openxmlformats.org/drawingml/2006/chart" xmlns:r="http://schemas.openxmlformats.org/officeDocument/2006/relationships" r:id="rId7"/>
               </a:graphicData>
             </a:graphic>
           </wp:inline>
         </w:drawing>
       </w:r>
+      <w:bookmarkEnd w:id="18"/>
     </w:p>
     <w:p>
       <w:pPr>
-        <w:pStyle w:val="29"/>
+        <w:pStyle w:val="a1"/>
         <w:rPr>
           <w:rFonts w:hint="eastAsia"/>
           <w:lang w:val="en-US" w:eastAsia="zh-CN"/>
@@ -4434,7 +4406,7 @@
     </w:p>
     <w:p>
       <w:pPr>
-        <w:pStyle w:val="29"/>
+        <w:pStyle w:val="a1"/>
         <w:rPr>
           <w:rFonts w:hint="default"/>
           <w:lang w:val="en-US" w:eastAsia="zh-CN"/>
@@ -4450,14 +4422,14 @@
     </w:p>
     <w:p>
       <w:pPr>
-        <w:pStyle w:val="28"/>
+        <w:pStyle w:val="1"/>
         <w:bidi w:val="0"/>
         <w:rPr>
           <w:rFonts w:hint="default"/>
           <w:lang w:val="en-US" w:eastAsia="zh-CN"/>
         </w:rPr>
       </w:pPr>
-      <w:bookmarkStart w:id="18" w:name="_Toc27590"/>
+      <w:bookmarkStart w:id="19" w:name="_Toc27590"/>
       <w:r>
         <w:rPr>
           <w:rFonts w:hint="eastAsia"/>
@@ -4465,11 +4437,11 @@
         </w:rPr>
         <w:t>结论与展望</w:t>
       </w:r>
-      <w:bookmarkEnd w:id="18"/>
+      <w:bookmarkEnd w:id="19"/>
     </w:p>
     <w:p>
       <w:pPr>
-        <w:pStyle w:val="29"/>
+        <w:pStyle w:val="a1"/>
         <w:rPr>
           <w:rFonts w:hint="default"/>
           <w:lang w:val="en-US" w:eastAsia="zh-CN"/>
@@ -4485,7 +4457,7 @@
     </w:p>
     <w:p>
       <w:pPr>
-        <w:pStyle w:val="29"/>
+        <w:pStyle w:val="a1"/>
         <w:rPr>
           <w:rFonts w:hint="default"/>
           <w:lang w:val="en-US" w:eastAsia="zh-CN"/>
@@ -4493,73 +4465,23 @@
       </w:pPr>
     </w:p>
     <w:sectPr>
-      <w:headerReference r:id="rId5" w:type="default"/>
+      <w:headerReference w:type="default" r:id="rId8"/>
       <w:pgSz w:w="11906" w:h="16838"/>
       <w:pgMar w:top="1417" w:right="1800" w:bottom="1440" w:left="1800" w:header="1140" w:footer="992" w:gutter="0"/>
-      <w:cols w:space="425" w:num="1"/>
+      <w:cols w:num="1" w:space="425"/>
       <w:docGrid w:type="lines" w:linePitch="312" w:charSpace="0"/>
     </w:sectPr>
   </w:body>
 </w:document>
 </file>
 
-<file path=word/endnotes.xml><?xml version="1.0" encoding="utf-8"?>
-<w:endnotes xmlns:wpc="http://schemas.microsoft.com/office/word/2010/wordprocessingCanvas" xmlns:mc="http://schemas.openxmlformats.org/markup-compatibility/2006" xmlns:o="urn:schemas-microsoft-com:office:office" xmlns:r="http://schemas.openxmlformats.org/officeDocument/2006/relationships" xmlns:m="http://schemas.openxmlformats.org/officeDocument/2006/math" xmlns:v="urn:schemas-microsoft-com:vml" xmlns:wp14="http://schemas.microsoft.com/office/word/2010/wordprocessingDrawing" xmlns:wp="http://schemas.openxmlformats.org/drawingml/2006/wordprocessingDrawing" xmlns:w="http://schemas.openxmlformats.org/wordprocessingml/2006/main" xmlns:w14="http://schemas.microsoft.com/office/word/2010/wordml" xmlns:w15="http://schemas.microsoft.com/office/word/2012/wordml" xmlns:w10="urn:schemas-microsoft-com:office:word" xmlns:wpg="http://schemas.microsoft.com/office/word/2010/wordprocessingGroup" xmlns:wpi="http://schemas.microsoft.com/office/word/2010/wordprocessingInk" xmlns:wne="http://schemas.microsoft.com/office/word/2006/wordml" xmlns:wps="http://schemas.microsoft.com/office/word/2010/wordprocessingShape" xmlns:wpsCustomData="http://www.wps.cn/officeDocument/2013/wpsCustomData" mc:Ignorable="w14 w15 wp14">
-  <w:endnote w:type="separator" w:id="0">
-    <w:p>
-      <w:pPr>
-        <w:spacing w:line="240" w:lineRule="auto"/>
-      </w:pPr>
-      <w:r>
-        <w:separator/>
-      </w:r>
-    </w:p>
-  </w:endnote>
-  <w:endnote w:type="continuationSeparator" w:id="1">
-    <w:p>
-      <w:pPr>
-        <w:spacing w:line="240" w:lineRule="auto"/>
-      </w:pPr>
-      <w:r>
-        <w:continuationSeparator/>
-      </w:r>
-    </w:p>
-  </w:endnote>
-</w:endnotes>
-</file>
-
-<file path=word/footnotes.xml><?xml version="1.0" encoding="utf-8"?>
-<w:footnotes xmlns:wpc="http://schemas.microsoft.com/office/word/2010/wordprocessingCanvas" xmlns:mc="http://schemas.openxmlformats.org/markup-compatibility/2006" xmlns:o="urn:schemas-microsoft-com:office:office" xmlns:r="http://schemas.openxmlformats.org/officeDocument/2006/relationships" xmlns:m="http://schemas.openxmlformats.org/officeDocument/2006/math" xmlns:v="urn:schemas-microsoft-com:vml" xmlns:wp14="http://schemas.microsoft.com/office/word/2010/wordprocessingDrawing" xmlns:wp="http://schemas.openxmlformats.org/drawingml/2006/wordprocessingDrawing" xmlns:w="http://schemas.openxmlformats.org/wordprocessingml/2006/main" xmlns:w14="http://schemas.microsoft.com/office/word/2010/wordml" xmlns:w15="http://schemas.microsoft.com/office/word/2012/wordml" xmlns:w10="urn:schemas-microsoft-com:office:word" xmlns:wpg="http://schemas.microsoft.com/office/word/2010/wordprocessingGroup" xmlns:wpi="http://schemas.microsoft.com/office/word/2010/wordprocessingInk" xmlns:wne="http://schemas.microsoft.com/office/word/2006/wordml" xmlns:wps="http://schemas.microsoft.com/office/word/2010/wordprocessingShape" xmlns:wpsCustomData="http://www.wps.cn/officeDocument/2013/wpsCustomData" mc:Ignorable="w14 w15 wp14">
-  <w:footnote w:type="separator" w:id="0">
-    <w:p>
-      <w:pPr>
-        <w:spacing w:line="360" w:lineRule="auto"/>
-      </w:pPr>
-      <w:r>
-        <w:separator/>
-      </w:r>
-    </w:p>
-  </w:footnote>
-  <w:footnote w:type="continuationSeparator" w:id="1">
-    <w:p>
-      <w:pPr>
-        <w:spacing w:line="360" w:lineRule="auto"/>
-      </w:pPr>
-      <w:r>
-        <w:continuationSeparator/>
-      </w:r>
-    </w:p>
-  </w:footnote>
-</w:footnotes>
-</file>
-
 <file path=word/header1.xml><?xml version="1.0" encoding="utf-8"?>
-<w:hdr xmlns:wpc="http://schemas.microsoft.com/office/word/2010/wordprocessingCanvas" xmlns:mc="http://schemas.openxmlformats.org/markup-compatibility/2006" xmlns:o="urn:schemas-microsoft-com:office:office" xmlns:r="http://schemas.openxmlformats.org/officeDocument/2006/relationships" xmlns:m="http://schemas.openxmlformats.org/officeDocument/2006/math" xmlns:v="urn:schemas-microsoft-com:vml" xmlns:wp14="http://schemas.microsoft.com/office/word/2010/wordprocessingDrawing" xmlns:wp="http://schemas.openxmlformats.org/drawingml/2006/wordprocessingDrawing" xmlns:w10="urn:schemas-microsoft-com:office:word" xmlns:w="http://schemas.openxmlformats.org/wordprocessingml/2006/main" xmlns:w14="http://schemas.microsoft.com/office/word/2010/wordml" xmlns:w15="http://schemas.microsoft.com/office/word/2012/wordml" xmlns:wpg="http://schemas.microsoft.com/office/word/2010/wordprocessingGroup" xmlns:wpi="http://schemas.microsoft.com/office/word/2010/wordprocessingInk" xmlns:wne="http://schemas.microsoft.com/office/word/2006/wordml" xmlns:wps="http://schemas.microsoft.com/office/word/2010/wordprocessingShape" xmlns:wpsCustomData="http://www.wps.cn/officeDocument/2013/wpsCustomData" mc:Ignorable="w14 w15 wp14">
+<w:hdr xmlns:wpc="http://schemas.microsoft.com/office/word/2010/wordprocessingCanvas" xmlns:mc="http://schemas.openxmlformats.org/markup-compatibility/2006" xmlns:o="urn:schemas-microsoft-com:office:office" xmlns:r="http://schemas.openxmlformats.org/officeDocument/2006/relationships" xmlns:m="http://schemas.openxmlformats.org/officeDocument/2006/math" xmlns:v="urn:schemas-microsoft-com:vml" xmlns:wp14="http://schemas.microsoft.com/office/word/2010/wordprocessingDrawing" xmlns:wp="http://schemas.openxmlformats.org/drawingml/2006/wordprocessingDrawing" xmlns:w10="urn:schemas-microsoft-com:office:word" xmlns:w="http://schemas.openxmlformats.org/wordprocessingml/2006/main" xmlns:w14="http://schemas.microsoft.com/office/word/2010/wordml" xmlns:w15="http://schemas.microsoft.com/office/word/2012/wordml" xmlns:wne="http://schemas.microsoft.com/office/word/2006/wordml" xmlns:wpg="http://schemas.microsoft.com/office/word/2010/wordprocessingGroup" xmlns:wpi="http://schemas.microsoft.com/office/word/2010/wordprocessingInk" xmlns:wps="http://schemas.microsoft.com/office/word/2010/wordprocessingShape" mc:Ignorable="w14 w15 wp14">
   <w:p>
     <w:pPr>
-      <w:pStyle w:val="15"/>
+      <w:pStyle w:val="Header"/>
       <w:pBdr>
-        <w:bottom w:val="single" w:color="auto" w:sz="4" w:space="1"/>
+        <w:bottom w:val="single" w:sz="4" w:space="1" w:color="auto"/>
       </w:pBdr>
       <w:tabs>
         <w:tab w:val="left" w:pos="335"/>
@@ -4567,27 +4489,27 @@
       </w:tabs>
       <w:jc w:val="right"/>
       <w:rPr>
-        <w:rFonts w:hint="eastAsia" w:eastAsiaTheme="minorEastAsia"/>
+        <w:rFonts w:eastAsiaTheme="minorEastAsia" w:hint="eastAsia"/>
         <w:lang w:eastAsia="zh-CN"/>
       </w:rPr>
     </w:pPr>
     <w:r>
       <w:rPr>
-        <w:rFonts w:hint="eastAsia" w:eastAsiaTheme="minorEastAsia"/>
+        <w:rFonts w:eastAsiaTheme="minorEastAsia" w:hint="eastAsia"/>
         <w:lang w:val="en-US" w:eastAsia="zh-CN"/>
       </w:rPr>
       <w:tab/>
     </w:r>
     <w:r>
       <w:rPr>
-        <w:rFonts w:hint="eastAsia" w:eastAsiaTheme="minorEastAsia"/>
+        <w:rFonts w:eastAsiaTheme="minorEastAsia" w:hint="eastAsia"/>
         <w:lang w:val="en-US" w:eastAsia="zh-CN"/>
       </w:rPr>
       <w:tab/>
     </w:r>
     <w:r>
       <w:rPr>
-        <w:rFonts w:hint="eastAsia" w:eastAsiaTheme="minorEastAsia"/>
+        <w:rFonts w:eastAsiaTheme="minorEastAsia" w:hint="eastAsia"/>
         <w:lang w:val="en-US" w:eastAsia="zh-CN"/>
       </w:rPr>
       <w:t>江西通信产业服务有限公司</w:t>
@@ -4597,15 +4519,15 @@
 </file>
 
 <file path=word/numbering.xml><?xml version="1.0" encoding="utf-8"?>
-<w:numbering xmlns:wpc="http://schemas.microsoft.com/office/word/2010/wordprocessingCanvas" xmlns:mc="http://schemas.openxmlformats.org/markup-compatibility/2006" xmlns:o="urn:schemas-microsoft-com:office:office" xmlns:r="http://schemas.openxmlformats.org/officeDocument/2006/relationships" xmlns:m="http://schemas.openxmlformats.org/officeDocument/2006/math" xmlns:v="urn:schemas-microsoft-com:vml" xmlns:wp14="http://schemas.microsoft.com/office/word/2010/wordprocessingDrawing" xmlns:wp="http://schemas.openxmlformats.org/drawingml/2006/wordprocessingDrawing" xmlns:w10="urn:schemas-microsoft-com:office:word" xmlns:w="http://schemas.openxmlformats.org/wordprocessingml/2006/main" xmlns:w14="http://schemas.microsoft.com/office/word/2010/wordml" xmlns:wpg="http://schemas.microsoft.com/office/word/2010/wordprocessingGroup" xmlns:wpi="http://schemas.microsoft.com/office/word/2010/wordprocessingInk" xmlns:wne="http://schemas.microsoft.com/office/word/2006/wordml" xmlns:wps="http://schemas.microsoft.com/office/word/2010/wordprocessingShape" xmlns:wpsCustomData="http://www.wps.cn/officeDocument/2013/wpsCustomData" mc:Ignorable="w14 wp14">
+<w:numbering xmlns:wpc="http://schemas.microsoft.com/office/word/2010/wordprocessingCanvas" xmlns:mc="http://schemas.openxmlformats.org/markup-compatibility/2006" xmlns:o="urn:schemas-microsoft-com:office:office" xmlns:r="http://schemas.openxmlformats.org/officeDocument/2006/relationships" xmlns:m="http://schemas.openxmlformats.org/officeDocument/2006/math" xmlns:v="urn:schemas-microsoft-com:vml" xmlns:wp14="http://schemas.microsoft.com/office/word/2010/wordprocessingDrawing" xmlns:wp="http://schemas.openxmlformats.org/drawingml/2006/wordprocessingDrawing" xmlns:w10="urn:schemas-microsoft-com:office:word" xmlns:w="http://schemas.openxmlformats.org/wordprocessingml/2006/main" xmlns:w14="http://schemas.microsoft.com/office/word/2010/wordml" xmlns:w15="http://schemas.microsoft.com/office/word/2012/wordml" xmlns:wne="http://schemas.microsoft.com/office/word/2006/wordml" xmlns:wpg="http://schemas.microsoft.com/office/word/2010/wordprocessingGroup" xmlns:wpi="http://schemas.microsoft.com/office/word/2010/wordprocessingInk" xmlns:wps="http://schemas.microsoft.com/office/word/2010/wordprocessingShape" mc:Ignorable="w14 w15 wp14">
   <w:abstractNum w:abstractNumId="0">
     <w:nsid w:val="8E964DCE"/>
     <w:multiLevelType w:val="multilevel"/>
     <w:tmpl w:val="8E964DCE"/>
-    <w:lvl w:ilvl="0" w:tentative="0">
+    <w:lvl w:ilvl="0">
       <w:start w:val="1"/>
       <w:numFmt w:val="decimal"/>
-      <w:pStyle w:val="2"/>
+      <w:pStyle w:val="Heading1"/>
       <w:lvlText w:val="%1."/>
       <w:lvlJc w:val="left"/>
       <w:pPr>
@@ -4615,10 +4537,10 @@
         <w:rFonts w:hint="default"/>
       </w:rPr>
     </w:lvl>
-    <w:lvl w:ilvl="1" w:tentative="0">
+    <w:lvl w:ilvl="1">
       <w:start w:val="1"/>
       <w:numFmt w:val="decimal"/>
-      <w:pStyle w:val="3"/>
+      <w:pStyle w:val="Heading2"/>
       <w:lvlText w:val="%1.%2."/>
       <w:lvlJc w:val="left"/>
       <w:pPr>
@@ -4628,10 +4550,10 @@
         <w:rFonts w:hint="default"/>
       </w:rPr>
     </w:lvl>
-    <w:lvl w:ilvl="2" w:tentative="0">
+    <w:lvl w:ilvl="2">
       <w:start w:val="1"/>
       <w:numFmt w:val="decimal"/>
-      <w:pStyle w:val="4"/>
+      <w:pStyle w:val="Heading3"/>
       <w:lvlText w:val="%1.%2.%3."/>
       <w:lvlJc w:val="left"/>
       <w:pPr>
@@ -4641,10 +4563,10 @@
         <w:rFonts w:hint="default"/>
       </w:rPr>
     </w:lvl>
-    <w:lvl w:ilvl="3" w:tentative="0">
+    <w:lvl w:ilvl="3">
       <w:start w:val="1"/>
       <w:numFmt w:val="decimal"/>
-      <w:pStyle w:val="5"/>
+      <w:pStyle w:val="Heading4"/>
       <w:lvlText w:val="%1.%2.%3.%4."/>
       <w:lvlJc w:val="left"/>
       <w:pPr>
@@ -4654,10 +4576,10 @@
         <w:rFonts w:hint="default"/>
       </w:rPr>
     </w:lvl>
-    <w:lvl w:ilvl="4" w:tentative="0">
+    <w:lvl w:ilvl="4">
       <w:start w:val="1"/>
       <w:numFmt w:val="decimal"/>
-      <w:pStyle w:val="6"/>
+      <w:pStyle w:val="Heading5"/>
       <w:lvlText w:val="%1.%2.%3.%4.%5."/>
       <w:lvlJc w:val="left"/>
       <w:pPr>
@@ -4667,10 +4589,10 @@
         <w:rFonts w:hint="default"/>
       </w:rPr>
     </w:lvl>
-    <w:lvl w:ilvl="5" w:tentative="0">
+    <w:lvl w:ilvl="5">
       <w:start w:val="1"/>
       <w:numFmt w:val="decimal"/>
-      <w:pStyle w:val="7"/>
+      <w:pStyle w:val="Heading6"/>
       <w:lvlText w:val="%1.%2.%3.%4.%5.%6."/>
       <w:lvlJc w:val="left"/>
       <w:pPr>
@@ -4680,10 +4602,10 @@
         <w:rFonts w:hint="default"/>
       </w:rPr>
     </w:lvl>
-    <w:lvl w:ilvl="6" w:tentative="0">
+    <w:lvl w:ilvl="6">
       <w:start w:val="1"/>
       <w:numFmt w:val="decimal"/>
-      <w:pStyle w:val="8"/>
+      <w:pStyle w:val="Heading7"/>
       <w:lvlText w:val="%1.%2.%3.%4.%5.%6.%7."/>
       <w:lvlJc w:val="left"/>
       <w:pPr>
@@ -4693,10 +4615,10 @@
         <w:rFonts w:hint="default"/>
       </w:rPr>
     </w:lvl>
-    <w:lvl w:ilvl="7" w:tentative="0">
+    <w:lvl w:ilvl="7">
       <w:start w:val="1"/>
       <w:numFmt w:val="decimal"/>
-      <w:pStyle w:val="9"/>
+      <w:pStyle w:val="Heading8"/>
       <w:lvlText w:val="%1.%2.%3.%4.%5.%6.%7.%8."/>
       <w:lvlJc w:val="left"/>
       <w:pPr>
@@ -4706,10 +4628,10 @@
         <w:rFonts w:hint="default"/>
       </w:rPr>
     </w:lvl>
-    <w:lvl w:ilvl="8" w:tentative="0">
+    <w:lvl w:ilvl="8">
       <w:start w:val="1"/>
       <w:numFmt w:val="decimal"/>
-      <w:pStyle w:val="10"/>
+      <w:pStyle w:val="Heading9"/>
       <w:lvlText w:val="%1.%2.%3.%4.%5.%6.%7.%8.%9."/>
       <w:lvlJc w:val="left"/>
       <w:pPr>
@@ -4727,269 +4649,267 @@
 </file>
 
 <file path=word/styles.xml><?xml version="1.0" encoding="utf-8"?>
-<w:styles xmlns:mc="http://schemas.openxmlformats.org/markup-compatibility/2006" xmlns:o="urn:schemas-microsoft-com:office:office" xmlns:r="http://schemas.openxmlformats.org/officeDocument/2006/relationships" xmlns:m="http://schemas.openxmlformats.org/officeDocument/2006/math" xmlns:v="urn:schemas-microsoft-com:vml" xmlns:w="http://schemas.openxmlformats.org/wordprocessingml/2006/main" xmlns:w14="http://schemas.microsoft.com/office/word/2010/wordml" xmlns:w10="urn:schemas-microsoft-com:office:word" xmlns:sl="http://schemas.openxmlformats.org/schemaLibrary/2006/main" xmlns:wpsCustomData="http://www.wps.cn/officeDocument/2013/wpsCustomData" mc:Ignorable="w14">
+<w:styles xmlns:mc="http://schemas.openxmlformats.org/markup-compatibility/2006" xmlns:r="http://schemas.openxmlformats.org/officeDocument/2006/relationships" xmlns:w="http://schemas.openxmlformats.org/wordprocessingml/2006/main" xmlns:w14="http://schemas.microsoft.com/office/word/2010/wordml" xmlns:w15="http://schemas.microsoft.com/office/word/2012/wordml" mc:Ignorable="w14 w15">
   <w:docDefaults>
     <w:rPrDefault>
       <w:rPr>
-        <w:rFonts w:ascii="Times New Roman" w:hAnsi="Times New Roman" w:eastAsia="宋体" w:cs="Times New Roman"/>
+        <w:rFonts w:ascii="Times New Roman" w:eastAsia="宋体" w:hAnsi="Times New Roman" w:cs="Times New Roman"/>
       </w:rPr>
     </w:rPrDefault>
     <w:pPrDefault/>
   </w:docDefaults>
-  <w:latentStyles w:count="260" w:defQFormat="0" w:defUnhideWhenUsed="1" w:defSemiHidden="1" w:defUIPriority="99" w:defLockedState="0">
-    <w:lsdException w:qFormat="1" w:unhideWhenUsed="0" w:uiPriority="0" w:semiHidden="0" w:name="Normal"/>
-    <w:lsdException w:qFormat="1" w:unhideWhenUsed="0" w:uiPriority="0" w:semiHidden="0" w:name="heading 1"/>
-    <w:lsdException w:qFormat="1" w:uiPriority="0" w:semiHidden="0" w:name="heading 2"/>
-    <w:lsdException w:qFormat="1" w:uiPriority="0" w:name="heading 3"/>
-    <w:lsdException w:qFormat="1" w:uiPriority="0" w:semiHidden="0" w:name="heading 4"/>
-    <w:lsdException w:qFormat="1" w:uiPriority="0" w:name="heading 5"/>
-    <w:lsdException w:qFormat="1" w:uiPriority="0" w:name="heading 6"/>
-    <w:lsdException w:qFormat="1" w:uiPriority="0" w:name="heading 7"/>
-    <w:lsdException w:qFormat="1" w:uiPriority="0" w:name="heading 8"/>
-    <w:lsdException w:qFormat="1" w:uiPriority="0" w:name="heading 9"/>
-    <w:lsdException w:unhideWhenUsed="0" w:uiPriority="0" w:semiHidden="0" w:name="index 1"/>
-    <w:lsdException w:unhideWhenUsed="0" w:uiPriority="0" w:semiHidden="0" w:name="index 2"/>
-    <w:lsdException w:unhideWhenUsed="0" w:uiPriority="0" w:semiHidden="0" w:name="index 3"/>
-    <w:lsdException w:unhideWhenUsed="0" w:uiPriority="0" w:semiHidden="0" w:name="index 4"/>
-    <w:lsdException w:unhideWhenUsed="0" w:uiPriority="0" w:semiHidden="0" w:name="index 5"/>
-    <w:lsdException w:unhideWhenUsed="0" w:uiPriority="0" w:semiHidden="0" w:name="index 6"/>
-    <w:lsdException w:unhideWhenUsed="0" w:uiPriority="0" w:semiHidden="0" w:name="index 7"/>
-    <w:lsdException w:unhideWhenUsed="0" w:uiPriority="0" w:semiHidden="0" w:name="index 8"/>
-    <w:lsdException w:unhideWhenUsed="0" w:uiPriority="0" w:semiHidden="0" w:name="index 9"/>
-    <w:lsdException w:qFormat="1" w:unhideWhenUsed="0" w:uiPriority="0" w:semiHidden="0" w:name="toc 1"/>
-    <w:lsdException w:qFormat="1" w:unhideWhenUsed="0" w:uiPriority="0" w:semiHidden="0" w:name="toc 2"/>
-    <w:lsdException w:qFormat="1" w:unhideWhenUsed="0" w:uiPriority="0" w:semiHidden="0" w:name="toc 3"/>
-    <w:lsdException w:unhideWhenUsed="0" w:uiPriority="0" w:semiHidden="0" w:name="toc 4"/>
-    <w:lsdException w:unhideWhenUsed="0" w:uiPriority="0" w:semiHidden="0" w:name="toc 5"/>
-    <w:lsdException w:unhideWhenUsed="0" w:uiPriority="0" w:semiHidden="0" w:name="toc 6"/>
-    <w:lsdException w:unhideWhenUsed="0" w:uiPriority="0" w:semiHidden="0" w:name="toc 7"/>
-    <w:lsdException w:unhideWhenUsed="0" w:uiPriority="0" w:semiHidden="0" w:name="toc 8"/>
-    <w:lsdException w:unhideWhenUsed="0" w:uiPriority="0" w:semiHidden="0" w:name="toc 9"/>
-    <w:lsdException w:unhideWhenUsed="0" w:uiPriority="0" w:semiHidden="0" w:name="Normal Indent"/>
-    <w:lsdException w:unhideWhenUsed="0" w:uiPriority="0" w:semiHidden="0" w:name="footnote text"/>
-    <w:lsdException w:qFormat="1" w:unhideWhenUsed="0" w:uiPriority="0" w:semiHidden="0" w:name="annotation text"/>
-    <w:lsdException w:qFormat="1" w:unhideWhenUsed="0" w:uiPriority="0" w:semiHidden="0" w:name="header"/>
-    <w:lsdException w:qFormat="1" w:unhideWhenUsed="0" w:uiPriority="0" w:semiHidden="0" w:name="footer"/>
-    <w:lsdException w:unhideWhenUsed="0" w:uiPriority="0" w:semiHidden="0" w:name="index heading"/>
-    <w:lsdException w:qFormat="1" w:uiPriority="0" w:name="caption"/>
-    <w:lsdException w:unhideWhenUsed="0" w:uiPriority="0" w:semiHidden="0" w:name="table of figures"/>
-    <w:lsdException w:unhideWhenUsed="0" w:uiPriority="0" w:semiHidden="0" w:name="envelope address"/>
-    <w:lsdException w:unhideWhenUsed="0" w:uiPriority="0" w:semiHidden="0" w:name="envelope return"/>
-    <w:lsdException w:unhideWhenUsed="0" w:uiPriority="0" w:semiHidden="0" w:name="footnote reference"/>
-    <w:lsdException w:unhideWhenUsed="0" w:uiPriority="0" w:semiHidden="0" w:name="annotation reference"/>
-    <w:lsdException w:unhideWhenUsed="0" w:uiPriority="0" w:semiHidden="0" w:name="line number"/>
-    <w:lsdException w:unhideWhenUsed="0" w:uiPriority="0" w:semiHidden="0" w:name="page number"/>
-    <w:lsdException w:unhideWhenUsed="0" w:uiPriority="0" w:semiHidden="0" w:name="endnote reference"/>
-    <w:lsdException w:unhideWhenUsed="0" w:uiPriority="0" w:semiHidden="0" w:name="endnote text"/>
-    <w:lsdException w:unhideWhenUsed="0" w:uiPriority="0" w:semiHidden="0" w:name="table of authorities"/>
-    <w:lsdException w:unhideWhenUsed="0" w:uiPriority="0" w:semiHidden="0" w:name="macro"/>
-    <w:lsdException w:unhideWhenUsed="0" w:uiPriority="0" w:semiHidden="0" w:name="toa heading"/>
-    <w:lsdException w:unhideWhenUsed="0" w:uiPriority="0" w:semiHidden="0" w:name="List"/>
-    <w:lsdException w:unhideWhenUsed="0" w:uiPriority="0" w:semiHidden="0" w:name="List Bullet"/>
-    <w:lsdException w:unhideWhenUsed="0" w:uiPriority="0" w:semiHidden="0" w:name="List Number"/>
-    <w:lsdException w:unhideWhenUsed="0" w:uiPriority="0" w:semiHidden="0" w:name="List 2"/>
-    <w:lsdException w:unhideWhenUsed="0" w:uiPriority="0" w:semiHidden="0" w:name="List 3"/>
-    <w:lsdException w:unhideWhenUsed="0" w:uiPriority="0" w:semiHidden="0" w:name="List 4"/>
-    <w:lsdException w:unhideWhenUsed="0" w:uiPriority="0" w:semiHidden="0" w:name="List 5"/>
-    <w:lsdException w:unhideWhenUsed="0" w:uiPriority="0" w:semiHidden="0" w:name="List Bullet 2"/>
-    <w:lsdException w:unhideWhenUsed="0" w:uiPriority="0" w:semiHidden="0" w:name="List Bullet 3"/>
-    <w:lsdException w:unhideWhenUsed="0" w:uiPriority="0" w:semiHidden="0" w:name="List Bullet 4"/>
-    <w:lsdException w:unhideWhenUsed="0" w:uiPriority="0" w:semiHidden="0" w:name="List Bullet 5"/>
-    <w:lsdException w:unhideWhenUsed="0" w:uiPriority="0" w:semiHidden="0" w:name="List Number 2"/>
-    <w:lsdException w:unhideWhenUsed="0" w:uiPriority="0" w:semiHidden="0" w:name="List Number 3"/>
-    <w:lsdException w:unhideWhenUsed="0" w:uiPriority="0" w:semiHidden="0" w:name="List Number 4"/>
-    <w:lsdException w:unhideWhenUsed="0" w:uiPriority="0" w:semiHidden="0" w:name="List Number 5"/>
-    <w:lsdException w:qFormat="1" w:unhideWhenUsed="0" w:uiPriority="0" w:semiHidden="0" w:name="Title"/>
-    <w:lsdException w:unhideWhenUsed="0" w:uiPriority="0" w:semiHidden="0" w:name="Closing"/>
-    <w:lsdException w:unhideWhenUsed="0" w:uiPriority="0" w:semiHidden="0" w:name="Signature"/>
-    <w:lsdException w:qFormat="1" w:unhideWhenUsed="0" w:uiPriority="0" w:name="Default Paragraph Font"/>
-    <w:lsdException w:qFormat="1" w:unhideWhenUsed="0" w:uiPriority="0" w:name="Body Text"/>
-    <w:lsdException w:unhideWhenUsed="0" w:uiPriority="0" w:semiHidden="0" w:name="Body Text Indent"/>
-    <w:lsdException w:unhideWhenUsed="0" w:uiPriority="0" w:semiHidden="0" w:name="List Continue"/>
-    <w:lsdException w:unhideWhenUsed="0" w:uiPriority="0" w:semiHidden="0" w:name="List Continue 2"/>
-    <w:lsdException w:unhideWhenUsed="0" w:uiPriority="0" w:semiHidden="0" w:name="List Continue 3"/>
-    <w:lsdException w:unhideWhenUsed="0" w:uiPriority="0" w:semiHidden="0" w:name="List Continue 4"/>
-    <w:lsdException w:unhideWhenUsed="0" w:uiPriority="0" w:semiHidden="0" w:name="List Continue 5"/>
-    <w:lsdException w:unhideWhenUsed="0" w:uiPriority="0" w:semiHidden="0" w:name="Message Header"/>
-    <w:lsdException w:qFormat="1" w:unhideWhenUsed="0" w:uiPriority="0" w:semiHidden="0" w:name="Subtitle"/>
-    <w:lsdException w:unhideWhenUsed="0" w:uiPriority="0" w:semiHidden="0" w:name="Salutation"/>
-    <w:lsdException w:unhideWhenUsed="0" w:uiPriority="0" w:semiHidden="0" w:name="Date"/>
-    <w:lsdException w:unhideWhenUsed="0" w:uiPriority="0" w:semiHidden="0" w:name="Body Text First Indent"/>
-    <w:lsdException w:unhideWhenUsed="0" w:uiPriority="0" w:semiHidden="0" w:name="Body Text First Indent 2"/>
-    <w:lsdException w:uiPriority="99" w:name="Note Heading"/>
-    <w:lsdException w:unhideWhenUsed="0" w:uiPriority="0" w:semiHidden="0" w:name="Body Text 2"/>
-    <w:lsdException w:unhideWhenUsed="0" w:uiPriority="0" w:semiHidden="0" w:name="Body Text 3"/>
-    <w:lsdException w:unhideWhenUsed="0" w:uiPriority="0" w:semiHidden="0" w:name="Body Text Indent 2"/>
-    <w:lsdException w:unhideWhenUsed="0" w:uiPriority="0" w:semiHidden="0" w:name="Body Text Indent 3"/>
-    <w:lsdException w:unhideWhenUsed="0" w:uiPriority="0" w:semiHidden="0" w:name="Block Text"/>
-    <w:lsdException w:unhideWhenUsed="0" w:uiPriority="0" w:semiHidden="0" w:name="Hyperlink"/>
-    <w:lsdException w:unhideWhenUsed="0" w:uiPriority="0" w:semiHidden="0" w:name="FollowedHyperlink"/>
-    <w:lsdException w:qFormat="1" w:unhideWhenUsed="0" w:uiPriority="0" w:semiHidden="0" w:name="Strong"/>
-    <w:lsdException w:qFormat="1" w:unhideWhenUsed="0" w:uiPriority="0" w:semiHidden="0" w:name="Emphasis"/>
-    <w:lsdException w:unhideWhenUsed="0" w:uiPriority="0" w:semiHidden="0" w:name="Document Map"/>
-    <w:lsdException w:unhideWhenUsed="0" w:uiPriority="0" w:semiHidden="0" w:name="Plain Text"/>
-    <w:lsdException w:unhideWhenUsed="0" w:uiPriority="0" w:semiHidden="0" w:name="E-mail Signature"/>
-    <w:lsdException w:qFormat="1" w:unhideWhenUsed="0" w:uiPriority="0" w:semiHidden="0" w:name="Normal (Web)"/>
-    <w:lsdException w:unhideWhenUsed="0" w:uiPriority="0" w:semiHidden="0" w:name="HTML Acronym"/>
-    <w:lsdException w:unhideWhenUsed="0" w:uiPriority="0" w:semiHidden="0" w:name="HTML Address"/>
-    <w:lsdException w:unhideWhenUsed="0" w:uiPriority="0" w:semiHidden="0" w:name="HTML Cite"/>
-    <w:lsdException w:unhideWhenUsed="0" w:uiPriority="0" w:semiHidden="0" w:name="HTML Code"/>
-    <w:lsdException w:unhideWhenUsed="0" w:uiPriority="0" w:semiHidden="0" w:name="HTML Definition"/>
-    <w:lsdException w:unhideWhenUsed="0" w:uiPriority="0" w:semiHidden="0" w:name="HTML Keyboard"/>
-    <w:lsdException w:unhideWhenUsed="0" w:uiPriority="0" w:semiHidden="0" w:name="HTML Preformatted"/>
-    <w:lsdException w:unhideWhenUsed="0" w:uiPriority="0" w:semiHidden="0" w:name="HTML Sample"/>
-    <w:lsdException w:unhideWhenUsed="0" w:uiPriority="0" w:semiHidden="0" w:name="HTML Typewriter"/>
-    <w:lsdException w:unhideWhenUsed="0" w:uiPriority="0" w:semiHidden="0" w:name="HTML Variable"/>
-    <w:lsdException w:qFormat="1" w:unhideWhenUsed="0" w:uiPriority="0" w:name="Normal Table"/>
-    <w:lsdException w:unhideWhenUsed="0" w:uiPriority="0" w:semiHidden="0" w:name="annotation subject"/>
-    <w:lsdException w:unhideWhenUsed="0" w:uiPriority="0" w:semiHidden="0" w:name="Table Simple 1"/>
-    <w:lsdException w:unhideWhenUsed="0" w:uiPriority="0" w:semiHidden="0" w:name="Table Simple 2"/>
-    <w:lsdException w:unhideWhenUsed="0" w:uiPriority="0" w:semiHidden="0" w:name="Table Simple 3"/>
-    <w:lsdException w:unhideWhenUsed="0" w:uiPriority="0" w:semiHidden="0" w:name="Table Classic 1"/>
-    <w:lsdException w:unhideWhenUsed="0" w:uiPriority="0" w:semiHidden="0" w:name="Table Classic 2"/>
-    <w:lsdException w:unhideWhenUsed="0" w:uiPriority="0" w:semiHidden="0" w:name="Table Classic 3"/>
-    <w:lsdException w:unhideWhenUsed="0" w:uiPriority="0" w:semiHidden="0" w:name="Table Classic 4"/>
-    <w:lsdException w:unhideWhenUsed="0" w:uiPriority="0" w:semiHidden="0" w:name="Table Colorful 1"/>
-    <w:lsdException w:unhideWhenUsed="0" w:uiPriority="0" w:semiHidden="0" w:name="Table Colorful 2"/>
-    <w:lsdException w:unhideWhenUsed="0" w:uiPriority="0" w:semiHidden="0" w:name="Table Colorful 3"/>
-    <w:lsdException w:unhideWhenUsed="0" w:uiPriority="0" w:semiHidden="0" w:name="Table Columns 1"/>
-    <w:lsdException w:unhideWhenUsed="0" w:uiPriority="0" w:semiHidden="0" w:name="Table Columns 2"/>
-    <w:lsdException w:unhideWhenUsed="0" w:uiPriority="0" w:semiHidden="0" w:name="Table Columns 3"/>
-    <w:lsdException w:unhideWhenUsed="0" w:uiPriority="0" w:semiHidden="0" w:name="Table Columns 4"/>
-    <w:lsdException w:unhideWhenUsed="0" w:uiPriority="0" w:semiHidden="0" w:name="Table Columns 5"/>
-    <w:lsdException w:unhideWhenUsed="0" w:uiPriority="0" w:semiHidden="0" w:name="Table Grid 1"/>
-    <w:lsdException w:unhideWhenUsed="0" w:uiPriority="0" w:semiHidden="0" w:name="Table Grid 2"/>
-    <w:lsdException w:unhideWhenUsed="0" w:uiPriority="0" w:semiHidden="0" w:name="Table Grid 3"/>
-    <w:lsdException w:unhideWhenUsed="0" w:uiPriority="0" w:semiHidden="0" w:name="Table Grid 4"/>
-    <w:lsdException w:unhideWhenUsed="0" w:uiPriority="0" w:semiHidden="0" w:name="Table Grid 5"/>
-    <w:lsdException w:unhideWhenUsed="0" w:uiPriority="0" w:semiHidden="0" w:name="Table Grid 6"/>
-    <w:lsdException w:unhideWhenUsed="0" w:uiPriority="0" w:semiHidden="0" w:name="Table Grid 7"/>
-    <w:lsdException w:unhideWhenUsed="0" w:uiPriority="0" w:semiHidden="0" w:name="Table Grid 8"/>
-    <w:lsdException w:unhideWhenUsed="0" w:uiPriority="0" w:semiHidden="0" w:name="Table List 1"/>
-    <w:lsdException w:unhideWhenUsed="0" w:uiPriority="0" w:semiHidden="0" w:name="Table List 2"/>
-    <w:lsdException w:unhideWhenUsed="0" w:uiPriority="0" w:semiHidden="0" w:name="Table List 3"/>
-    <w:lsdException w:unhideWhenUsed="0" w:uiPriority="0" w:semiHidden="0" w:name="Table List 4"/>
-    <w:lsdException w:unhideWhenUsed="0" w:uiPriority="0" w:semiHidden="0" w:name="Table List 5"/>
-    <w:lsdException w:unhideWhenUsed="0" w:uiPriority="0" w:semiHidden="0" w:name="Table List 6"/>
-    <w:lsdException w:unhideWhenUsed="0" w:uiPriority="0" w:semiHidden="0" w:name="Table List 7"/>
-    <w:lsdException w:unhideWhenUsed="0" w:uiPriority="0" w:semiHidden="0" w:name="Table List 8"/>
-    <w:lsdException w:unhideWhenUsed="0" w:uiPriority="0" w:semiHidden="0" w:name="Table 3D effects 1"/>
-    <w:lsdException w:unhideWhenUsed="0" w:uiPriority="0" w:semiHidden="0" w:name="Table 3D effects 2"/>
-    <w:lsdException w:unhideWhenUsed="0" w:uiPriority="0" w:semiHidden="0" w:name="Table 3D effects 3"/>
-    <w:lsdException w:unhideWhenUsed="0" w:uiPriority="0" w:semiHidden="0" w:name="Table Contemporary"/>
-    <w:lsdException w:unhideWhenUsed="0" w:uiPriority="0" w:semiHidden="0" w:name="Table Elegant"/>
-    <w:lsdException w:unhideWhenUsed="0" w:uiPriority="0" w:semiHidden="0" w:name="Table Professional"/>
-    <w:lsdException w:unhideWhenUsed="0" w:uiPriority="0" w:semiHidden="0" w:name="Table Subtle 1"/>
-    <w:lsdException w:unhideWhenUsed="0" w:uiPriority="0" w:semiHidden="0" w:name="Table Subtle 2"/>
-    <w:lsdException w:unhideWhenUsed="0" w:uiPriority="0" w:semiHidden="0" w:name="Table Web 1"/>
-    <w:lsdException w:unhideWhenUsed="0" w:uiPriority="0" w:semiHidden="0" w:name="Table Web 2"/>
-    <w:lsdException w:unhideWhenUsed="0" w:uiPriority="0" w:semiHidden="0" w:name="Table Web 3"/>
-    <w:lsdException w:unhideWhenUsed="0" w:uiPriority="0" w:semiHidden="0" w:name="Balloon Text"/>
-    <w:lsdException w:qFormat="1" w:unhideWhenUsed="0" w:uiPriority="0" w:semiHidden="0" w:name="Table Grid"/>
-    <w:lsdException w:unhideWhenUsed="0" w:uiPriority="0" w:semiHidden="0" w:name="Table Theme"/>
-    <w:lsdException w:unhideWhenUsed="0" w:uiPriority="60" w:semiHidden="0" w:name="Light Shading"/>
-    <w:lsdException w:unhideWhenUsed="0" w:uiPriority="61" w:semiHidden="0" w:name="Light List"/>
-    <w:lsdException w:unhideWhenUsed="0" w:uiPriority="62" w:semiHidden="0" w:name="Light Grid"/>
-    <w:lsdException w:unhideWhenUsed="0" w:uiPriority="63" w:semiHidden="0" w:name="Medium Shading 1"/>
-    <w:lsdException w:unhideWhenUsed="0" w:uiPriority="64" w:semiHidden="0" w:name="Medium Shading 2"/>
-    <w:lsdException w:unhideWhenUsed="0" w:uiPriority="65" w:semiHidden="0" w:name="Medium List 1"/>
-    <w:lsdException w:unhideWhenUsed="0" w:uiPriority="66" w:semiHidden="0" w:name="Medium List 2"/>
-    <w:lsdException w:unhideWhenUsed="0" w:uiPriority="67" w:semiHidden="0" w:name="Medium Grid 1"/>
-    <w:lsdException w:unhideWhenUsed="0" w:uiPriority="68" w:semiHidden="0" w:name="Medium Grid 2"/>
-    <w:lsdException w:unhideWhenUsed="0" w:uiPriority="69" w:semiHidden="0" w:name="Medium Grid 3"/>
-    <w:lsdException w:unhideWhenUsed="0" w:uiPriority="70" w:semiHidden="0" w:name="Dark List"/>
-    <w:lsdException w:unhideWhenUsed="0" w:uiPriority="71" w:semiHidden="0" w:name="Colorful Shading"/>
-    <w:lsdException w:unhideWhenUsed="0" w:uiPriority="72" w:semiHidden="0" w:name="Colorful List"/>
-    <w:lsdException w:unhideWhenUsed="0" w:uiPriority="73" w:semiHidden="0" w:name="Colorful Grid"/>
-    <w:lsdException w:unhideWhenUsed="0" w:uiPriority="60" w:semiHidden="0" w:name="Light Shading Accent 1"/>
-    <w:lsdException w:unhideWhenUsed="0" w:uiPriority="61" w:semiHidden="0" w:name="Light List Accent 1"/>
-    <w:lsdException w:unhideWhenUsed="0" w:uiPriority="62" w:semiHidden="0" w:name="Light Grid Accent 1"/>
-    <w:lsdException w:unhideWhenUsed="0" w:uiPriority="63" w:semiHidden="0" w:name="Medium Shading 1 Accent 1"/>
-    <w:lsdException w:unhideWhenUsed="0" w:uiPriority="64" w:semiHidden="0" w:name="Medium Shading 2 Accent 1"/>
-    <w:lsdException w:unhideWhenUsed="0" w:uiPriority="65" w:semiHidden="0" w:name="Medium List 1 Accent 1"/>
-    <w:lsdException w:unhideWhenUsed="0" w:uiPriority="66" w:semiHidden="0" w:name="Medium List 2 Accent 1"/>
-    <w:lsdException w:unhideWhenUsed="0" w:uiPriority="67" w:semiHidden="0" w:name="Medium Grid 1 Accent 1"/>
-    <w:lsdException w:unhideWhenUsed="0" w:uiPriority="68" w:semiHidden="0" w:name="Medium Grid 2 Accent 1"/>
-    <w:lsdException w:unhideWhenUsed="0" w:uiPriority="69" w:semiHidden="0" w:name="Medium Grid 3 Accent 1"/>
-    <w:lsdException w:unhideWhenUsed="0" w:uiPriority="70" w:semiHidden="0" w:name="Dark List Accent 1"/>
-    <w:lsdException w:unhideWhenUsed="0" w:uiPriority="71" w:semiHidden="0" w:name="Colorful Shading Accent 1"/>
-    <w:lsdException w:unhideWhenUsed="0" w:uiPriority="72" w:semiHidden="0" w:name="Colorful List Accent 1"/>
-    <w:lsdException w:unhideWhenUsed="0" w:uiPriority="73" w:semiHidden="0" w:name="Colorful Grid Accent 1"/>
-    <w:lsdException w:unhideWhenUsed="0" w:uiPriority="60" w:semiHidden="0" w:name="Light Shading Accent 2"/>
-    <w:lsdException w:unhideWhenUsed="0" w:uiPriority="61" w:semiHidden="0" w:name="Light List Accent 2"/>
-    <w:lsdException w:unhideWhenUsed="0" w:uiPriority="62" w:semiHidden="0" w:name="Light Grid Accent 2"/>
-    <w:lsdException w:unhideWhenUsed="0" w:uiPriority="63" w:semiHidden="0" w:name="Medium Shading 1 Accent 2"/>
-    <w:lsdException w:unhideWhenUsed="0" w:uiPriority="64" w:semiHidden="0" w:name="Medium Shading 2 Accent 2"/>
-    <w:lsdException w:unhideWhenUsed="0" w:uiPriority="65" w:semiHidden="0" w:name="Medium List 1 Accent 2"/>
-    <w:lsdException w:unhideWhenUsed="0" w:uiPriority="66" w:semiHidden="0" w:name="Medium List 2 Accent 2"/>
-    <w:lsdException w:unhideWhenUsed="0" w:uiPriority="67" w:semiHidden="0" w:name="Medium Grid 1 Accent 2"/>
-    <w:lsdException w:unhideWhenUsed="0" w:uiPriority="68" w:semiHidden="0" w:name="Medium Grid 2 Accent 2"/>
-    <w:lsdException w:unhideWhenUsed="0" w:uiPriority="69" w:semiHidden="0" w:name="Medium Grid 3 Accent 2"/>
-    <w:lsdException w:unhideWhenUsed="0" w:uiPriority="70" w:semiHidden="0" w:name="Dark List Accent 2"/>
-    <w:lsdException w:unhideWhenUsed="0" w:uiPriority="71" w:semiHidden="0" w:name="Colorful Shading Accent 2"/>
-    <w:lsdException w:unhideWhenUsed="0" w:uiPriority="72" w:semiHidden="0" w:name="Colorful List Accent 2"/>
-    <w:lsdException w:unhideWhenUsed="0" w:uiPriority="73" w:semiHidden="0" w:name="Colorful Grid Accent 2"/>
-    <w:lsdException w:unhideWhenUsed="0" w:uiPriority="60" w:semiHidden="0" w:name="Light Shading Accent 3"/>
-    <w:lsdException w:unhideWhenUsed="0" w:uiPriority="61" w:semiHidden="0" w:name="Light List Accent 3"/>
-    <w:lsdException w:unhideWhenUsed="0" w:uiPriority="62" w:semiHidden="0" w:name="Light Grid Accent 3"/>
-    <w:lsdException w:unhideWhenUsed="0" w:uiPriority="63" w:semiHidden="0" w:name="Medium Shading 1 Accent 3"/>
-    <w:lsdException w:unhideWhenUsed="0" w:uiPriority="64" w:semiHidden="0" w:name="Medium Shading 2 Accent 3"/>
-    <w:lsdException w:unhideWhenUsed="0" w:uiPriority="65" w:semiHidden="0" w:name="Medium List 1 Accent 3"/>
-    <w:lsdException w:unhideWhenUsed="0" w:uiPriority="66" w:semiHidden="0" w:name="Medium List 2 Accent 3"/>
-    <w:lsdException w:unhideWhenUsed="0" w:uiPriority="67" w:semiHidden="0" w:name="Medium Grid 1 Accent 3"/>
-    <w:lsdException w:unhideWhenUsed="0" w:uiPriority="68" w:semiHidden="0" w:name="Medium Grid 2 Accent 3"/>
-    <w:lsdException w:unhideWhenUsed="0" w:uiPriority="69" w:semiHidden="0" w:name="Medium Grid 3 Accent 3"/>
-    <w:lsdException w:unhideWhenUsed="0" w:uiPriority="70" w:semiHidden="0" w:name="Dark List Accent 3"/>
-    <w:lsdException w:unhideWhenUsed="0" w:uiPriority="71" w:semiHidden="0" w:name="Colorful Shading Accent 3"/>
-    <w:lsdException w:unhideWhenUsed="0" w:uiPriority="72" w:semiHidden="0" w:name="Colorful List Accent 3"/>
-    <w:lsdException w:unhideWhenUsed="0" w:uiPriority="73" w:semiHidden="0" w:name="Colorful Grid Accent 3"/>
-    <w:lsdException w:unhideWhenUsed="0" w:uiPriority="60" w:semiHidden="0" w:name="Light Shading Accent 4"/>
-    <w:lsdException w:unhideWhenUsed="0" w:uiPriority="61" w:semiHidden="0" w:name="Light List Accent 4"/>
-    <w:lsdException w:unhideWhenUsed="0" w:uiPriority="62" w:semiHidden="0" w:name="Light Grid Accent 4"/>
-    <w:lsdException w:unhideWhenUsed="0" w:uiPriority="63" w:semiHidden="0" w:name="Medium Shading 1 Accent 4"/>
-    <w:lsdException w:unhideWhenUsed="0" w:uiPriority="64" w:semiHidden="0" w:name="Medium Shading 2 Accent 4"/>
-    <w:lsdException w:unhideWhenUsed="0" w:uiPriority="65" w:semiHidden="0" w:name="Medium List 1 Accent 4"/>
-    <w:lsdException w:unhideWhenUsed="0" w:uiPriority="66" w:semiHidden="0" w:name="Medium List 2 Accent 4"/>
-    <w:lsdException w:unhideWhenUsed="0" w:uiPriority="67" w:semiHidden="0" w:name="Medium Grid 1 Accent 4"/>
-    <w:lsdException w:unhideWhenUsed="0" w:uiPriority="68" w:semiHidden="0" w:name="Medium Grid 2 Accent 4"/>
-    <w:lsdException w:unhideWhenUsed="0" w:uiPriority="69" w:semiHidden="0" w:name="Medium Grid 3 Accent 4"/>
-    <w:lsdException w:unhideWhenUsed="0" w:uiPriority="70" w:semiHidden="0" w:name="Dark List Accent 4"/>
-    <w:lsdException w:unhideWhenUsed="0" w:uiPriority="71" w:semiHidden="0" w:name="Colorful Shading Accent 4"/>
-    <w:lsdException w:unhideWhenUsed="0" w:uiPriority="72" w:semiHidden="0" w:name="Colorful List Accent 4"/>
-    <w:lsdException w:unhideWhenUsed="0" w:uiPriority="73" w:semiHidden="0" w:name="Colorful Grid Accent 4"/>
-    <w:lsdException w:unhideWhenUsed="0" w:uiPriority="60" w:semiHidden="0" w:name="Light Shading Accent 5"/>
-    <w:lsdException w:unhideWhenUsed="0" w:uiPriority="61" w:semiHidden="0" w:name="Light List Accent 5"/>
-    <w:lsdException w:unhideWhenUsed="0" w:uiPriority="62" w:semiHidden="0" w:name="Light Grid Accent 5"/>
-    <w:lsdException w:unhideWhenUsed="0" w:uiPriority="63" w:semiHidden="0" w:name="Medium Shading 1 Accent 5"/>
-    <w:lsdException w:unhideWhenUsed="0" w:uiPriority="64" w:semiHidden="0" w:name="Medium Shading 2 Accent 5"/>
-    <w:lsdException w:unhideWhenUsed="0" w:uiPriority="65" w:semiHidden="0" w:name="Medium List 1 Accent 5"/>
-    <w:lsdException w:unhideWhenUsed="0" w:uiPriority="66" w:semiHidden="0" w:name="Medium List 2 Accent 5"/>
-    <w:lsdException w:unhideWhenUsed="0" w:uiPriority="67" w:semiHidden="0" w:name="Medium Grid 1 Accent 5"/>
-    <w:lsdException w:unhideWhenUsed="0" w:uiPriority="68" w:semiHidden="0" w:name="Medium Grid 2 Accent 5"/>
-    <w:lsdException w:unhideWhenUsed="0" w:uiPriority="69" w:semiHidden="0" w:name="Medium Grid 3 Accent 5"/>
-    <w:lsdException w:unhideWhenUsed="0" w:uiPriority="70" w:semiHidden="0" w:name="Dark List Accent 5"/>
-    <w:lsdException w:unhideWhenUsed="0" w:uiPriority="71" w:semiHidden="0" w:name="Colorful Shading Accent 5"/>
-    <w:lsdException w:unhideWhenUsed="0" w:uiPriority="72" w:semiHidden="0" w:name="Colorful List Accent 5"/>
-    <w:lsdException w:unhideWhenUsed="0" w:uiPriority="73" w:semiHidden="0" w:name="Colorful Grid Accent 5"/>
-    <w:lsdException w:unhideWhenUsed="0" w:uiPriority="60" w:semiHidden="0" w:name="Light Shading Accent 6"/>
-    <w:lsdException w:unhideWhenUsed="0" w:uiPriority="61" w:semiHidden="0" w:name="Light List Accent 6"/>
-    <w:lsdException w:unhideWhenUsed="0" w:uiPriority="62" w:semiHidden="0" w:name="Light Grid Accent 6"/>
-    <w:lsdException w:unhideWhenUsed="0" w:uiPriority="63" w:semiHidden="0" w:name="Medium Shading 1 Accent 6"/>
-    <w:lsdException w:unhideWhenUsed="0" w:uiPriority="64" w:semiHidden="0" w:name="Medium Shading 2 Accent 6"/>
-    <w:lsdException w:unhideWhenUsed="0" w:uiPriority="65" w:semiHidden="0" w:name="Medium List 1 Accent 6"/>
-    <w:lsdException w:unhideWhenUsed="0" w:uiPriority="66" w:semiHidden="0" w:name="Medium List 2 Accent 6"/>
-    <w:lsdException w:unhideWhenUsed="0" w:uiPriority="67" w:semiHidden="0" w:name="Medium Grid 1 Accent 6"/>
-    <w:lsdException w:unhideWhenUsed="0" w:uiPriority="68" w:semiHidden="0" w:name="Medium Grid 2 Accent 6"/>
-    <w:lsdException w:unhideWhenUsed="0" w:uiPriority="69" w:semiHidden="0" w:name="Medium Grid 3 Accent 6"/>
-    <w:lsdException w:unhideWhenUsed="0" w:uiPriority="70" w:semiHidden="0" w:name="Dark List Accent 6"/>
-    <w:lsdException w:unhideWhenUsed="0" w:uiPriority="71" w:semiHidden="0" w:name="Colorful Shading Accent 6"/>
-    <w:lsdException w:unhideWhenUsed="0" w:uiPriority="72" w:semiHidden="0" w:name="Colorful List Accent 6"/>
-    <w:lsdException w:unhideWhenUsed="0" w:uiPriority="73" w:semiHidden="0" w:name="Colorful Grid Accent 6"/>
+  <w:latentStyles w:defLockedState="0" w:defUIPriority="99" w:defSemiHidden="1" w:defUnhideWhenUsed="1" w:defQFormat="0" w:count="260">
+    <w:lsdException w:name="Normal" w:semiHidden="0" w:uiPriority="0" w:unhideWhenUsed="0" w:qFormat="1"/>
+    <w:lsdException w:name="heading 1" w:semiHidden="0" w:uiPriority="0" w:unhideWhenUsed="0" w:qFormat="1"/>
+    <w:lsdException w:name="heading 2" w:semiHidden="0" w:uiPriority="0" w:qFormat="1"/>
+    <w:lsdException w:name="heading 3" w:uiPriority="0" w:qFormat="1"/>
+    <w:lsdException w:name="heading 4" w:semiHidden="0" w:uiPriority="0" w:qFormat="1"/>
+    <w:lsdException w:name="heading 5" w:uiPriority="0" w:qFormat="1"/>
+    <w:lsdException w:name="heading 6" w:uiPriority="0" w:qFormat="1"/>
+    <w:lsdException w:name="heading 7" w:uiPriority="0" w:qFormat="1"/>
+    <w:lsdException w:name="heading 8" w:uiPriority="0" w:qFormat="1"/>
+    <w:lsdException w:name="heading 9" w:uiPriority="0" w:qFormat="1"/>
+    <w:lsdException w:name="index 1" w:semiHidden="0" w:uiPriority="0" w:unhideWhenUsed="0"/>
+    <w:lsdException w:name="index 2" w:semiHidden="0" w:uiPriority="0" w:unhideWhenUsed="0"/>
+    <w:lsdException w:name="index 3" w:semiHidden="0" w:uiPriority="0" w:unhideWhenUsed="0"/>
+    <w:lsdException w:name="index 4" w:semiHidden="0" w:uiPriority="0" w:unhideWhenUsed="0"/>
+    <w:lsdException w:name="index 5" w:semiHidden="0" w:uiPriority="0" w:unhideWhenUsed="0"/>
+    <w:lsdException w:name="index 6" w:semiHidden="0" w:uiPriority="0" w:unhideWhenUsed="0"/>
+    <w:lsdException w:name="index 7" w:semiHidden="0" w:uiPriority="0" w:unhideWhenUsed="0"/>
+    <w:lsdException w:name="index 8" w:semiHidden="0" w:uiPriority="0" w:unhideWhenUsed="0"/>
+    <w:lsdException w:name="index 9" w:semiHidden="0" w:uiPriority="0" w:unhideWhenUsed="0"/>
+    <w:lsdException w:name="toc 1" w:semiHidden="0" w:uiPriority="0" w:unhideWhenUsed="0" w:qFormat="1"/>
+    <w:lsdException w:name="toc 2" w:semiHidden="0" w:uiPriority="0" w:unhideWhenUsed="0" w:qFormat="1"/>
+    <w:lsdException w:name="toc 3" w:semiHidden="0" w:uiPriority="0" w:unhideWhenUsed="0" w:qFormat="1"/>
+    <w:lsdException w:name="toc 4" w:semiHidden="0" w:uiPriority="0" w:unhideWhenUsed="0"/>
+    <w:lsdException w:name="toc 5" w:semiHidden="0" w:uiPriority="0" w:unhideWhenUsed="0"/>
+    <w:lsdException w:name="toc 6" w:semiHidden="0" w:uiPriority="0" w:unhideWhenUsed="0"/>
+    <w:lsdException w:name="toc 7" w:semiHidden="0" w:uiPriority="0" w:unhideWhenUsed="0"/>
+    <w:lsdException w:name="toc 8" w:semiHidden="0" w:uiPriority="0" w:unhideWhenUsed="0"/>
+    <w:lsdException w:name="toc 9" w:semiHidden="0" w:uiPriority="0" w:unhideWhenUsed="0"/>
+    <w:lsdException w:name="Normal Indent" w:semiHidden="0" w:uiPriority="0" w:unhideWhenUsed="0"/>
+    <w:lsdException w:name="footnote text" w:semiHidden="0" w:uiPriority="0" w:unhideWhenUsed="0"/>
+    <w:lsdException w:name="annotation text" w:semiHidden="0" w:uiPriority="0" w:unhideWhenUsed="0" w:qFormat="1"/>
+    <w:lsdException w:name="header" w:semiHidden="0" w:uiPriority="0" w:unhideWhenUsed="0" w:qFormat="1"/>
+    <w:lsdException w:name="footer" w:semiHidden="0" w:uiPriority="0" w:unhideWhenUsed="0" w:qFormat="1"/>
+    <w:lsdException w:name="index heading" w:semiHidden="0" w:uiPriority="0" w:unhideWhenUsed="0"/>
+    <w:lsdException w:name="caption" w:uiPriority="0" w:qFormat="1"/>
+    <w:lsdException w:name="table of figures" w:semiHidden="0" w:uiPriority="0" w:unhideWhenUsed="0"/>
+    <w:lsdException w:name="envelope address" w:semiHidden="0" w:uiPriority="0" w:unhideWhenUsed="0"/>
+    <w:lsdException w:name="envelope return" w:semiHidden="0" w:uiPriority="0" w:unhideWhenUsed="0"/>
+    <w:lsdException w:name="footnote reference" w:semiHidden="0" w:uiPriority="0" w:unhideWhenUsed="0"/>
+    <w:lsdException w:name="annotation reference" w:semiHidden="0" w:uiPriority="0" w:unhideWhenUsed="0"/>
+    <w:lsdException w:name="line number" w:semiHidden="0" w:uiPriority="0" w:unhideWhenUsed="0"/>
+    <w:lsdException w:name="page number" w:semiHidden="0" w:uiPriority="0" w:unhideWhenUsed="0"/>
+    <w:lsdException w:name="endnote reference" w:semiHidden="0" w:uiPriority="0" w:unhideWhenUsed="0"/>
+    <w:lsdException w:name="endnote text" w:semiHidden="0" w:uiPriority="0" w:unhideWhenUsed="0"/>
+    <w:lsdException w:name="table of authorities" w:semiHidden="0" w:uiPriority="0" w:unhideWhenUsed="0"/>
+    <w:lsdException w:name="macro" w:semiHidden="0" w:uiPriority="0" w:unhideWhenUsed="0"/>
+    <w:lsdException w:name="toa heading" w:semiHidden="0" w:uiPriority="0" w:unhideWhenUsed="0"/>
+    <w:lsdException w:name="List" w:semiHidden="0" w:uiPriority="0" w:unhideWhenUsed="0"/>
+    <w:lsdException w:name="List Bullet" w:semiHidden="0" w:uiPriority="0" w:unhideWhenUsed="0"/>
+    <w:lsdException w:name="List Number" w:semiHidden="0" w:uiPriority="0" w:unhideWhenUsed="0"/>
+    <w:lsdException w:name="List 2" w:semiHidden="0" w:uiPriority="0" w:unhideWhenUsed="0"/>
+    <w:lsdException w:name="List 3" w:semiHidden="0" w:uiPriority="0" w:unhideWhenUsed="0"/>
+    <w:lsdException w:name="List 4" w:semiHidden="0" w:uiPriority="0" w:unhideWhenUsed="0"/>
+    <w:lsdException w:name="List 5" w:semiHidden="0" w:uiPriority="0" w:unhideWhenUsed="0"/>
+    <w:lsdException w:name="List Bullet 2" w:semiHidden="0" w:uiPriority="0" w:unhideWhenUsed="0"/>
+    <w:lsdException w:name="List Bullet 3" w:semiHidden="0" w:uiPriority="0" w:unhideWhenUsed="0"/>
+    <w:lsdException w:name="List Bullet 4" w:semiHidden="0" w:uiPriority="0" w:unhideWhenUsed="0"/>
+    <w:lsdException w:name="List Bullet 5" w:semiHidden="0" w:uiPriority="0" w:unhideWhenUsed="0"/>
+    <w:lsdException w:name="List Number 2" w:semiHidden="0" w:uiPriority="0" w:unhideWhenUsed="0"/>
+    <w:lsdException w:name="List Number 3" w:semiHidden="0" w:uiPriority="0" w:unhideWhenUsed="0"/>
+    <w:lsdException w:name="List Number 4" w:semiHidden="0" w:uiPriority="0" w:unhideWhenUsed="0"/>
+    <w:lsdException w:name="List Number 5" w:semiHidden="0" w:uiPriority="0" w:unhideWhenUsed="0"/>
+    <w:lsdException w:name="Title" w:semiHidden="0" w:uiPriority="0" w:unhideWhenUsed="0" w:qFormat="1"/>
+    <w:lsdException w:name="Closing" w:semiHidden="0" w:uiPriority="0" w:unhideWhenUsed="0"/>
+    <w:lsdException w:name="Signature" w:semiHidden="0" w:uiPriority="0" w:unhideWhenUsed="0"/>
+    <w:lsdException w:name="Default Paragraph Font" w:uiPriority="0" w:unhideWhenUsed="0" w:qFormat="1"/>
+    <w:lsdException w:name="Body Text" w:uiPriority="0" w:unhideWhenUsed="0" w:qFormat="1"/>
+    <w:lsdException w:name="Body Text Indent" w:semiHidden="0" w:uiPriority="0" w:unhideWhenUsed="0"/>
+    <w:lsdException w:name="List Continue" w:semiHidden="0" w:uiPriority="0" w:unhideWhenUsed="0"/>
+    <w:lsdException w:name="List Continue 2" w:semiHidden="0" w:uiPriority="0" w:unhideWhenUsed="0"/>
+    <w:lsdException w:name="List Continue 3" w:semiHidden="0" w:uiPriority="0" w:unhideWhenUsed="0"/>
+    <w:lsdException w:name="List Continue 4" w:semiHidden="0" w:uiPriority="0" w:unhideWhenUsed="0"/>
+    <w:lsdException w:name="List Continue 5" w:semiHidden="0" w:uiPriority="0" w:unhideWhenUsed="0"/>
+    <w:lsdException w:name="Message Header" w:semiHidden="0" w:uiPriority="0" w:unhideWhenUsed="0"/>
+    <w:lsdException w:name="Subtitle" w:semiHidden="0" w:uiPriority="0" w:unhideWhenUsed="0" w:qFormat="1"/>
+    <w:lsdException w:name="Salutation" w:semiHidden="0" w:uiPriority="0" w:unhideWhenUsed="0"/>
+    <w:lsdException w:name="Date" w:semiHidden="0" w:uiPriority="0" w:unhideWhenUsed="0"/>
+    <w:lsdException w:name="Body Text First Indent" w:semiHidden="0" w:uiPriority="0" w:unhideWhenUsed="0"/>
+    <w:lsdException w:name="Body Text First Indent 2" w:semiHidden="0" w:uiPriority="0" w:unhideWhenUsed="0"/>
+    <w:lsdException w:name="Body Text 2" w:semiHidden="0" w:uiPriority="0" w:unhideWhenUsed="0"/>
+    <w:lsdException w:name="Body Text 3" w:semiHidden="0" w:uiPriority="0" w:unhideWhenUsed="0"/>
+    <w:lsdException w:name="Body Text Indent 2" w:semiHidden="0" w:uiPriority="0" w:unhideWhenUsed="0"/>
+    <w:lsdException w:name="Body Text Indent 3" w:semiHidden="0" w:uiPriority="0" w:unhideWhenUsed="0"/>
+    <w:lsdException w:name="Block Text" w:semiHidden="0" w:uiPriority="0" w:unhideWhenUsed="0"/>
+    <w:lsdException w:name="Hyperlink" w:semiHidden="0" w:uiPriority="0" w:unhideWhenUsed="0"/>
+    <w:lsdException w:name="FollowedHyperlink" w:semiHidden="0" w:uiPriority="0" w:unhideWhenUsed="0"/>
+    <w:lsdException w:name="Strong" w:semiHidden="0" w:uiPriority="0" w:unhideWhenUsed="0" w:qFormat="1"/>
+    <w:lsdException w:name="Emphasis" w:semiHidden="0" w:uiPriority="0" w:unhideWhenUsed="0" w:qFormat="1"/>
+    <w:lsdException w:name="Document Map" w:semiHidden="0" w:uiPriority="0" w:unhideWhenUsed="0"/>
+    <w:lsdException w:name="Plain Text" w:semiHidden="0" w:uiPriority="0" w:unhideWhenUsed="0"/>
+    <w:lsdException w:name="E-mail Signature" w:semiHidden="0" w:uiPriority="0" w:unhideWhenUsed="0"/>
+    <w:lsdException w:name="Normal (Web)" w:semiHidden="0" w:uiPriority="0" w:unhideWhenUsed="0" w:qFormat="1"/>
+    <w:lsdException w:name="HTML Acronym" w:semiHidden="0" w:uiPriority="0" w:unhideWhenUsed="0"/>
+    <w:lsdException w:name="HTML Address" w:semiHidden="0" w:uiPriority="0" w:unhideWhenUsed="0"/>
+    <w:lsdException w:name="HTML Cite" w:semiHidden="0" w:uiPriority="0" w:unhideWhenUsed="0"/>
+    <w:lsdException w:name="HTML Code" w:semiHidden="0" w:uiPriority="0" w:unhideWhenUsed="0"/>
+    <w:lsdException w:name="HTML Definition" w:semiHidden="0" w:uiPriority="0" w:unhideWhenUsed="0"/>
+    <w:lsdException w:name="HTML Keyboard" w:semiHidden="0" w:uiPriority="0" w:unhideWhenUsed="0"/>
+    <w:lsdException w:name="HTML Preformatted" w:semiHidden="0" w:uiPriority="0" w:unhideWhenUsed="0"/>
+    <w:lsdException w:name="HTML Sample" w:semiHidden="0" w:uiPriority="0" w:unhideWhenUsed="0"/>
+    <w:lsdException w:name="HTML Typewriter" w:semiHidden="0" w:uiPriority="0" w:unhideWhenUsed="0"/>
+    <w:lsdException w:name="HTML Variable" w:semiHidden="0" w:uiPriority="0" w:unhideWhenUsed="0"/>
+    <w:lsdException w:name="Normal Table" w:uiPriority="0" w:unhideWhenUsed="0" w:qFormat="1"/>
+    <w:lsdException w:name="annotation subject" w:semiHidden="0" w:uiPriority="0" w:unhideWhenUsed="0"/>
+    <w:lsdException w:name="Table Simple 1" w:semiHidden="0" w:uiPriority="0" w:unhideWhenUsed="0"/>
+    <w:lsdException w:name="Table Simple 2" w:semiHidden="0" w:uiPriority="0" w:unhideWhenUsed="0"/>
+    <w:lsdException w:name="Table Simple 3" w:semiHidden="0" w:uiPriority="0" w:unhideWhenUsed="0"/>
+    <w:lsdException w:name="Table Classic 1" w:semiHidden="0" w:uiPriority="0" w:unhideWhenUsed="0"/>
+    <w:lsdException w:name="Table Classic 2" w:semiHidden="0" w:uiPriority="0" w:unhideWhenUsed="0"/>
+    <w:lsdException w:name="Table Classic 3" w:semiHidden="0" w:uiPriority="0" w:unhideWhenUsed="0"/>
+    <w:lsdException w:name="Table Classic 4" w:semiHidden="0" w:uiPriority="0" w:unhideWhenUsed="0"/>
+    <w:lsdException w:name="Table Colorful 1" w:semiHidden="0" w:uiPriority="0" w:unhideWhenUsed="0"/>
+    <w:lsdException w:name="Table Colorful 2" w:semiHidden="0" w:uiPriority="0" w:unhideWhenUsed="0"/>
+    <w:lsdException w:name="Table Colorful 3" w:semiHidden="0" w:uiPriority="0" w:unhideWhenUsed="0"/>
+    <w:lsdException w:name="Table Columns 1" w:semiHidden="0" w:uiPriority="0" w:unhideWhenUsed="0"/>
+    <w:lsdException w:name="Table Columns 2" w:semiHidden="0" w:uiPriority="0" w:unhideWhenUsed="0"/>
+    <w:lsdException w:name="Table Columns 3" w:semiHidden="0" w:uiPriority="0" w:unhideWhenUsed="0"/>
+    <w:lsdException w:name="Table Columns 4" w:semiHidden="0" w:uiPriority="0" w:unhideWhenUsed="0"/>
+    <w:lsdException w:name="Table Columns 5" w:semiHidden="0" w:uiPriority="0" w:unhideWhenUsed="0"/>
+    <w:lsdException w:name="Table Grid 1" w:semiHidden="0" w:uiPriority="0" w:unhideWhenUsed="0"/>
+    <w:lsdException w:name="Table Grid 2" w:semiHidden="0" w:uiPriority="0" w:unhideWhenUsed="0"/>
+    <w:lsdException w:name="Table Grid 3" w:semiHidden="0" w:uiPriority="0" w:unhideWhenUsed="0"/>
+    <w:lsdException w:name="Table Grid 4" w:semiHidden="0" w:uiPriority="0" w:unhideWhenUsed="0"/>
+    <w:lsdException w:name="Table Grid 5" w:semiHidden="0" w:uiPriority="0" w:unhideWhenUsed="0"/>
+    <w:lsdException w:name="Table Grid 6" w:semiHidden="0" w:uiPriority="0" w:unhideWhenUsed="0"/>
+    <w:lsdException w:name="Table Grid 7" w:semiHidden="0" w:uiPriority="0" w:unhideWhenUsed="0"/>
+    <w:lsdException w:name="Table Grid 8" w:semiHidden="0" w:uiPriority="0" w:unhideWhenUsed="0"/>
+    <w:lsdException w:name="Table List 1" w:semiHidden="0" w:uiPriority="0" w:unhideWhenUsed="0"/>
+    <w:lsdException w:name="Table List 2" w:semiHidden="0" w:uiPriority="0" w:unhideWhenUsed="0"/>
+    <w:lsdException w:name="Table List 3" w:semiHidden="0" w:uiPriority="0" w:unhideWhenUsed="0"/>
+    <w:lsdException w:name="Table List 4" w:semiHidden="0" w:uiPriority="0" w:unhideWhenUsed="0"/>
+    <w:lsdException w:name="Table List 5" w:semiHidden="0" w:uiPriority="0" w:unhideWhenUsed="0"/>
+    <w:lsdException w:name="Table List 6" w:semiHidden="0" w:uiPriority="0" w:unhideWhenUsed="0"/>
+    <w:lsdException w:name="Table List 7" w:semiHidden="0" w:uiPriority="0" w:unhideWhenUsed="0"/>
+    <w:lsdException w:name="Table List 8" w:semiHidden="0" w:uiPriority="0" w:unhideWhenUsed="0"/>
+    <w:lsdException w:name="Table 3D effects 1" w:semiHidden="0" w:uiPriority="0" w:unhideWhenUsed="0"/>
+    <w:lsdException w:name="Table 3D effects 2" w:semiHidden="0" w:uiPriority="0" w:unhideWhenUsed="0"/>
+    <w:lsdException w:name="Table 3D effects 3" w:semiHidden="0" w:uiPriority="0" w:unhideWhenUsed="0"/>
+    <w:lsdException w:name="Table Contemporary" w:semiHidden="0" w:uiPriority="0" w:unhideWhenUsed="0"/>
+    <w:lsdException w:name="Table Elegant" w:semiHidden="0" w:uiPriority="0" w:unhideWhenUsed="0"/>
+    <w:lsdException w:name="Table Professional" w:semiHidden="0" w:uiPriority="0" w:unhideWhenUsed="0"/>
+    <w:lsdException w:name="Table Subtle 1" w:semiHidden="0" w:uiPriority="0" w:unhideWhenUsed="0"/>
+    <w:lsdException w:name="Table Subtle 2" w:semiHidden="0" w:uiPriority="0" w:unhideWhenUsed="0"/>
+    <w:lsdException w:name="Table Web 1" w:semiHidden="0" w:uiPriority="0" w:unhideWhenUsed="0"/>
+    <w:lsdException w:name="Table Web 2" w:semiHidden="0" w:uiPriority="0" w:unhideWhenUsed="0"/>
+    <w:lsdException w:name="Table Web 3" w:semiHidden="0" w:uiPriority="0" w:unhideWhenUsed="0"/>
+    <w:lsdException w:name="Balloon Text" w:semiHidden="0" w:uiPriority="0" w:unhideWhenUsed="0"/>
+    <w:lsdException w:name="Table Grid" w:semiHidden="0" w:uiPriority="0" w:unhideWhenUsed="0" w:qFormat="1"/>
+    <w:lsdException w:name="Table Theme" w:semiHidden="0" w:uiPriority="0" w:unhideWhenUsed="0"/>
+    <w:lsdException w:name="Light Shading" w:semiHidden="0" w:uiPriority="60" w:unhideWhenUsed="0"/>
+    <w:lsdException w:name="Light List" w:semiHidden="0" w:uiPriority="61" w:unhideWhenUsed="0"/>
+    <w:lsdException w:name="Light Grid" w:semiHidden="0" w:uiPriority="62" w:unhideWhenUsed="0"/>
+    <w:lsdException w:name="Medium Shading 1" w:semiHidden="0" w:uiPriority="63" w:unhideWhenUsed="0"/>
+    <w:lsdException w:name="Medium Shading 2" w:semiHidden="0" w:uiPriority="64" w:unhideWhenUsed="0"/>
+    <w:lsdException w:name="Medium List 1" w:semiHidden="0" w:uiPriority="65" w:unhideWhenUsed="0"/>
+    <w:lsdException w:name="Medium List 2" w:semiHidden="0" w:uiPriority="66" w:unhideWhenUsed="0"/>
+    <w:lsdException w:name="Medium Grid 1" w:semiHidden="0" w:uiPriority="67" w:unhideWhenUsed="0"/>
+    <w:lsdException w:name="Medium Grid 2" w:semiHidden="0" w:uiPriority="68" w:unhideWhenUsed="0"/>
+    <w:lsdException w:name="Medium Grid 3" w:semiHidden="0" w:uiPriority="69" w:unhideWhenUsed="0"/>
+    <w:lsdException w:name="Dark List" w:semiHidden="0" w:uiPriority="70" w:unhideWhenUsed="0"/>
+    <w:lsdException w:name="Colorful Shading" w:semiHidden="0" w:uiPriority="71" w:unhideWhenUsed="0"/>
+    <w:lsdException w:name="Colorful List" w:semiHidden="0" w:uiPriority="72" w:unhideWhenUsed="0"/>
+    <w:lsdException w:name="Colorful Grid" w:semiHidden="0" w:uiPriority="73" w:unhideWhenUsed="0"/>
+    <w:lsdException w:name="Light Shading Accent 1" w:semiHidden="0" w:uiPriority="60" w:unhideWhenUsed="0"/>
+    <w:lsdException w:name="Light List Accent 1" w:semiHidden="0" w:uiPriority="61" w:unhideWhenUsed="0"/>
+    <w:lsdException w:name="Light Grid Accent 1" w:semiHidden="0" w:uiPriority="62" w:unhideWhenUsed="0"/>
+    <w:lsdException w:name="Medium Shading 1 Accent 1" w:semiHidden="0" w:uiPriority="63" w:unhideWhenUsed="0"/>
+    <w:lsdException w:name="Medium Shading 2 Accent 1" w:semiHidden="0" w:uiPriority="64" w:unhideWhenUsed="0"/>
+    <w:lsdException w:name="Medium List 1 Accent 1" w:semiHidden="0" w:uiPriority="65" w:unhideWhenUsed="0"/>
+    <w:lsdException w:name="Medium List 2 Accent 1" w:semiHidden="0" w:uiPriority="66" w:unhideWhenUsed="0"/>
+    <w:lsdException w:name="Medium Grid 1 Accent 1" w:semiHidden="0" w:uiPriority="67" w:unhideWhenUsed="0"/>
+    <w:lsdException w:name="Medium Grid 2 Accent 1" w:semiHidden="0" w:uiPriority="68" w:unhideWhenUsed="0"/>
+    <w:lsdException w:name="Medium Grid 3 Accent 1" w:semiHidden="0" w:uiPriority="69" w:unhideWhenUsed="0"/>
+    <w:lsdException w:name="Dark List Accent 1" w:semiHidden="0" w:uiPriority="70" w:unhideWhenUsed="0"/>
+    <w:lsdException w:name="Colorful Shading Accent 1" w:semiHidden="0" w:uiPriority="71" w:unhideWhenUsed="0"/>
+    <w:lsdException w:name="Colorful List Accent 1" w:semiHidden="0" w:uiPriority="72" w:unhideWhenUsed="0"/>
+    <w:lsdException w:name="Colorful Grid Accent 1" w:semiHidden="0" w:uiPriority="73" w:unhideWhenUsed="0"/>
+    <w:lsdException w:name="Light Shading Accent 2" w:semiHidden="0" w:uiPriority="60" w:unhideWhenUsed="0"/>
+    <w:lsdException w:name="Light List Accent 2" w:semiHidden="0" w:uiPriority="61" w:unhideWhenUsed="0"/>
+    <w:lsdException w:name="Light Grid Accent 2" w:semiHidden="0" w:uiPriority="62" w:unhideWhenUsed="0"/>
+    <w:lsdException w:name="Medium Shading 1 Accent 2" w:semiHidden="0" w:uiPriority="63" w:unhideWhenUsed="0"/>
+    <w:lsdException w:name="Medium Shading 2 Accent 2" w:semiHidden="0" w:uiPriority="64" w:unhideWhenUsed="0"/>
+    <w:lsdException w:name="Medium List 1 Accent 2" w:semiHidden="0" w:uiPriority="65" w:unhideWhenUsed="0"/>
+    <w:lsdException w:name="Medium List 2 Accent 2" w:semiHidden="0" w:uiPriority="66" w:unhideWhenUsed="0"/>
+    <w:lsdException w:name="Medium Grid 1 Accent 2" w:semiHidden="0" w:uiPriority="67" w:unhideWhenUsed="0"/>
+    <w:lsdException w:name="Medium Grid 2 Accent 2" w:semiHidden="0" w:uiPriority="68" w:unhideWhenUsed="0"/>
+    <w:lsdException w:name="Medium Grid 3 Accent 2" w:semiHidden="0" w:uiPriority="69" w:unhideWhenUsed="0"/>
+    <w:lsdException w:name="Dark List Accent 2" w:semiHidden="0" w:uiPriority="70" w:unhideWhenUsed="0"/>
+    <w:lsdException w:name="Colorful Shading Accent 2" w:semiHidden="0" w:uiPriority="71" w:unhideWhenUsed="0"/>
+    <w:lsdException w:name="Colorful List Accent 2" w:semiHidden="0" w:uiPriority="72" w:unhideWhenUsed="0"/>
+    <w:lsdException w:name="Colorful Grid Accent 2" w:semiHidden="0" w:uiPriority="73" w:unhideWhenUsed="0"/>
+    <w:lsdException w:name="Light Shading Accent 3" w:semiHidden="0" w:uiPriority="60" w:unhideWhenUsed="0"/>
+    <w:lsdException w:name="Light List Accent 3" w:semiHidden="0" w:uiPriority="61" w:unhideWhenUsed="0"/>
+    <w:lsdException w:name="Light Grid Accent 3" w:semiHidden="0" w:uiPriority="62" w:unhideWhenUsed="0"/>
+    <w:lsdException w:name="Medium Shading 1 Accent 3" w:semiHidden="0" w:uiPriority="63" w:unhideWhenUsed="0"/>
+    <w:lsdException w:name="Medium Shading 2 Accent 3" w:semiHidden="0" w:uiPriority="64" w:unhideWhenUsed="0"/>
+    <w:lsdException w:name="Medium List 1 Accent 3" w:semiHidden="0" w:uiPriority="65" w:unhideWhenUsed="0"/>
+    <w:lsdException w:name="Medium List 2 Accent 3" w:semiHidden="0" w:uiPriority="66" w:unhideWhenUsed="0"/>
+    <w:lsdException w:name="Medium Grid 1 Accent 3" w:semiHidden="0" w:uiPriority="67" w:unhideWhenUsed="0"/>
+    <w:lsdException w:name="Medium Grid 2 Accent 3" w:semiHidden="0" w:uiPriority="68" w:unhideWhenUsed="0"/>
+    <w:lsdException w:name="Medium Grid 3 Accent 3" w:semiHidden="0" w:uiPriority="69" w:unhideWhenUsed="0"/>
+    <w:lsdException w:name="Dark List Accent 3" w:semiHidden="0" w:uiPriority="70" w:unhideWhenUsed="0"/>
+    <w:lsdException w:name="Colorful Shading Accent 3" w:semiHidden="0" w:uiPriority="71" w:unhideWhenUsed="0"/>
+    <w:lsdException w:name="Colorful List Accent 3" w:semiHidden="0" w:uiPriority="72" w:unhideWhenUsed="0"/>
+    <w:lsdException w:name="Colorful Grid Accent 3" w:semiHidden="0" w:uiPriority="73" w:unhideWhenUsed="0"/>
+    <w:lsdException w:name="Light Shading Accent 4" w:semiHidden="0" w:uiPriority="60" w:unhideWhenUsed="0"/>
+    <w:lsdException w:name="Light List Accent 4" w:semiHidden="0" w:uiPriority="61" w:unhideWhenUsed="0"/>
+    <w:lsdException w:name="Light Grid Accent 4" w:semiHidden="0" w:uiPriority="62" w:unhideWhenUsed="0"/>
+    <w:lsdException w:name="Medium Shading 1 Accent 4" w:semiHidden="0" w:uiPriority="63" w:unhideWhenUsed="0"/>
+    <w:lsdException w:name="Medium Shading 2 Accent 4" w:semiHidden="0" w:uiPriority="64" w:unhideWhenUsed="0"/>
+    <w:lsdException w:name="Medium List 1 Accent 4" w:semiHidden="0" w:uiPriority="65" w:unhideWhenUsed="0"/>
+    <w:lsdException w:name="Medium List 2 Accent 4" w:semiHidden="0" w:uiPriority="66" w:unhideWhenUsed="0"/>
+    <w:lsdException w:name="Medium Grid 1 Accent 4" w:semiHidden="0" w:uiPriority="67" w:unhideWhenUsed="0"/>
+    <w:lsdException w:name="Medium Grid 2 Accent 4" w:semiHidden="0" w:uiPriority="68" w:unhideWhenUsed="0"/>
+    <w:lsdException w:name="Medium Grid 3 Accent 4" w:semiHidden="0" w:uiPriority="69" w:unhideWhenUsed="0"/>
+    <w:lsdException w:name="Dark List Accent 4" w:semiHidden="0" w:uiPriority="70" w:unhideWhenUsed="0"/>
+    <w:lsdException w:name="Colorful Shading Accent 4" w:semiHidden="0" w:uiPriority="71" w:unhideWhenUsed="0"/>
+    <w:lsdException w:name="Colorful List Accent 4" w:semiHidden="0" w:uiPriority="72" w:unhideWhenUsed="0"/>
+    <w:lsdException w:name="Colorful Grid Accent 4" w:semiHidden="0" w:uiPriority="73" w:unhideWhenUsed="0"/>
+    <w:lsdException w:name="Light Shading Accent 5" w:semiHidden="0" w:uiPriority="60" w:unhideWhenUsed="0"/>
+    <w:lsdException w:name="Light List Accent 5" w:semiHidden="0" w:uiPriority="61" w:unhideWhenUsed="0"/>
+    <w:lsdException w:name="Light Grid Accent 5" w:semiHidden="0" w:uiPriority="62" w:unhideWhenUsed="0"/>
+    <w:lsdException w:name="Medium Shading 1 Accent 5" w:semiHidden="0" w:uiPriority="63" w:unhideWhenUsed="0"/>
+    <w:lsdException w:name="Medium Shading 2 Accent 5" w:semiHidden="0" w:uiPriority="64" w:unhideWhenUsed="0"/>
+    <w:lsdException w:name="Medium List 1 Accent 5" w:semiHidden="0" w:uiPriority="65" w:unhideWhenUsed="0"/>
+    <w:lsdException w:name="Medium List 2 Accent 5" w:semiHidden="0" w:uiPriority="66" w:unhideWhenUsed="0"/>
+    <w:lsdException w:name="Medium Grid 1 Accent 5" w:semiHidden="0" w:uiPriority="67" w:unhideWhenUsed="0"/>
+    <w:lsdException w:name="Medium Grid 2 Accent 5" w:semiHidden="0" w:uiPriority="68" w:unhideWhenUsed="0"/>
+    <w:lsdException w:name="Medium Grid 3 Accent 5" w:semiHidden="0" w:uiPriority="69" w:unhideWhenUsed="0"/>
+    <w:lsdException w:name="Dark List Accent 5" w:semiHidden="0" w:uiPriority="70" w:unhideWhenUsed="0"/>
+    <w:lsdException w:name="Colorful Shading Accent 5" w:semiHidden="0" w:uiPriority="71" w:unhideWhenUsed="0"/>
+    <w:lsdException w:name="Colorful List Accent 5" w:semiHidden="0" w:uiPriority="72" w:unhideWhenUsed="0"/>
+    <w:lsdException w:name="Colorful Grid Accent 5" w:semiHidden="0" w:uiPriority="73" w:unhideWhenUsed="0"/>
+    <w:lsdException w:name="Light Shading Accent 6" w:semiHidden="0" w:uiPriority="60" w:unhideWhenUsed="0"/>
+    <w:lsdException w:name="Light List Accent 6" w:semiHidden="0" w:uiPriority="61" w:unhideWhenUsed="0"/>
+    <w:lsdException w:name="Light Grid Accent 6" w:semiHidden="0" w:uiPriority="62" w:unhideWhenUsed="0"/>
+    <w:lsdException w:name="Medium Shading 1 Accent 6" w:semiHidden="0" w:uiPriority="63" w:unhideWhenUsed="0"/>
+    <w:lsdException w:name="Medium Shading 2 Accent 6" w:semiHidden="0" w:uiPriority="64" w:unhideWhenUsed="0"/>
+    <w:lsdException w:name="Medium List 1 Accent 6" w:semiHidden="0" w:uiPriority="65" w:unhideWhenUsed="0"/>
+    <w:lsdException w:name="Medium List 2 Accent 6" w:semiHidden="0" w:uiPriority="66" w:unhideWhenUsed="0"/>
+    <w:lsdException w:name="Medium Grid 1 Accent 6" w:semiHidden="0" w:uiPriority="67" w:unhideWhenUsed="0"/>
+    <w:lsdException w:name="Medium Grid 2 Accent 6" w:semiHidden="0" w:uiPriority="68" w:unhideWhenUsed="0"/>
+    <w:lsdException w:name="Medium Grid 3 Accent 6" w:semiHidden="0" w:uiPriority="69" w:unhideWhenUsed="0"/>
+    <w:lsdException w:name="Dark List Accent 6" w:semiHidden="0" w:uiPriority="70" w:unhideWhenUsed="0"/>
+    <w:lsdException w:name="Colorful Shading Accent 6" w:semiHidden="0" w:uiPriority="71" w:unhideWhenUsed="0"/>
+    <w:lsdException w:name="Colorful List Accent 6" w:semiHidden="0" w:uiPriority="72" w:unhideWhenUsed="0"/>
+    <w:lsdException w:name="Colorful Grid Accent 6" w:semiHidden="0" w:uiPriority="73" w:unhideWhenUsed="0"/>
   </w:latentStyles>
-  <w:style w:type="paragraph" w:default="1" w:styleId="1">
+  <w:style w:type="paragraph" w:default="1" w:styleId="Normal">
     <w:name w:val="Normal"/>
     <w:qFormat/>
-    <w:uiPriority w:val="0"/>
     <w:pPr>
       <w:kinsoku w:val="0"/>
       <w:autoSpaceDE w:val="0"/>
@@ -5001,7 +4921,7 @@
       <w:textAlignment w:val="baseline"/>
     </w:pPr>
     <w:rPr>
-      <w:rFonts w:ascii="Arial" w:hAnsi="Arial" w:eastAsia="宋体" w:cs="Arial"/>
+      <w:rFonts w:ascii="Arial" w:eastAsia="宋体" w:hAnsi="Arial" w:cs="Arial"/>
       <w:snapToGrid w:val="0"/>
       <w:color w:val="000000"/>
       <w:kern w:val="0"/>
@@ -5010,12 +4930,11 @@
       <w:lang w:val="en-US" w:eastAsia="en-US" w:bidi="ar-SA"/>
     </w:rPr>
   </w:style>
-  <w:style w:type="paragraph" w:styleId="2">
+  <w:style w:type="paragraph" w:styleId="Heading1">
     <w:name w:val="heading 1"/>
-    <w:basedOn w:val="1"/>
-    <w:next w:val="1"/>
+    <w:basedOn w:val="Normal"/>
+    <w:next w:val="Normal"/>
     <w:qFormat/>
-    <w:uiPriority w:val="0"/>
     <w:pPr>
       <w:keepNext/>
       <w:keepLines/>
@@ -5033,13 +4952,12 @@
       <w:sz w:val="44"/>
     </w:rPr>
   </w:style>
-  <w:style w:type="paragraph" w:styleId="3">
+  <w:style w:type="paragraph" w:styleId="Heading2">
     <w:name w:val="heading 2"/>
-    <w:basedOn w:val="1"/>
-    <w:next w:val="1"/>
+    <w:basedOn w:val="Normal"/>
+    <w:next w:val="Normal"/>
     <w:unhideWhenUsed/>
     <w:qFormat/>
-    <w:uiPriority w:val="0"/>
     <w:pPr>
       <w:keepNext/>
       <w:keepLines/>
@@ -5052,19 +4970,18 @@
       <w:outlineLvl w:val="1"/>
     </w:pPr>
     <w:rPr>
-      <w:rFonts w:ascii="Arial" w:hAnsi="Arial" w:eastAsia="黑体"/>
+      <w:rFonts w:ascii="Arial" w:eastAsia="黑体" w:hAnsi="Arial"/>
       <w:b/>
       <w:sz w:val="32"/>
     </w:rPr>
   </w:style>
-  <w:style w:type="paragraph" w:styleId="4">
+  <w:style w:type="paragraph" w:styleId="Heading3">
     <w:name w:val="heading 3"/>
-    <w:basedOn w:val="1"/>
-    <w:next w:val="1"/>
+    <w:basedOn w:val="Normal"/>
+    <w:next w:val="Normal"/>
     <w:semiHidden/>
     <w:unhideWhenUsed/>
     <w:qFormat/>
-    <w:uiPriority w:val="0"/>
     <w:pPr>
       <w:keepNext/>
       <w:keepLines/>
@@ -5081,13 +4998,12 @@
       <w:sz w:val="32"/>
     </w:rPr>
   </w:style>
-  <w:style w:type="paragraph" w:styleId="5">
+  <w:style w:type="paragraph" w:styleId="Heading4">
     <w:name w:val="heading 4"/>
-    <w:basedOn w:val="1"/>
-    <w:next w:val="1"/>
+    <w:basedOn w:val="Normal"/>
+    <w:next w:val="Normal"/>
     <w:unhideWhenUsed/>
     <w:qFormat/>
-    <w:uiPriority w:val="0"/>
     <w:pPr>
       <w:keepNext/>
       <w:keepLines/>
@@ -5100,19 +5016,18 @@
       <w:outlineLvl w:val="3"/>
     </w:pPr>
     <w:rPr>
-      <w:rFonts w:ascii="Arial" w:hAnsi="Arial" w:eastAsia="黑体"/>
+      <w:rFonts w:ascii="Arial" w:eastAsia="黑体" w:hAnsi="Arial"/>
       <w:b/>
       <w:sz w:val="28"/>
     </w:rPr>
   </w:style>
-  <w:style w:type="paragraph" w:styleId="6">
+  <w:style w:type="paragraph" w:styleId="Heading5">
     <w:name w:val="heading 5"/>
-    <w:basedOn w:val="1"/>
-    <w:next w:val="1"/>
+    <w:basedOn w:val="Normal"/>
+    <w:next w:val="Normal"/>
     <w:semiHidden/>
     <w:unhideWhenUsed/>
     <w:qFormat/>
-    <w:uiPriority w:val="0"/>
     <w:pPr>
       <w:keepNext/>
       <w:keepLines/>
@@ -5129,14 +5044,13 @@
       <w:sz w:val="28"/>
     </w:rPr>
   </w:style>
-  <w:style w:type="paragraph" w:styleId="7">
+  <w:style w:type="paragraph" w:styleId="Heading6">
     <w:name w:val="heading 6"/>
-    <w:basedOn w:val="1"/>
-    <w:next w:val="1"/>
+    <w:basedOn w:val="Normal"/>
+    <w:next w:val="Normal"/>
     <w:semiHidden/>
     <w:unhideWhenUsed/>
     <w:qFormat/>
-    <w:uiPriority w:val="0"/>
     <w:pPr>
       <w:keepNext/>
       <w:keepLines/>
@@ -5149,19 +5063,18 @@
       <w:outlineLvl w:val="5"/>
     </w:pPr>
     <w:rPr>
-      <w:rFonts w:ascii="Arial" w:hAnsi="Arial" w:eastAsia="黑体"/>
+      <w:rFonts w:ascii="Arial" w:eastAsia="黑体" w:hAnsi="Arial"/>
       <w:b/>
       <w:sz w:val="24"/>
     </w:rPr>
   </w:style>
-  <w:style w:type="paragraph" w:styleId="8">
+  <w:style w:type="paragraph" w:styleId="Heading7">
     <w:name w:val="heading 7"/>
-    <w:basedOn w:val="1"/>
-    <w:next w:val="1"/>
+    <w:basedOn w:val="Normal"/>
+    <w:next w:val="Normal"/>
     <w:semiHidden/>
     <w:unhideWhenUsed/>
     <w:qFormat/>
-    <w:uiPriority w:val="0"/>
     <w:pPr>
       <w:keepNext/>
       <w:keepLines/>
@@ -5178,14 +5091,13 @@
       <w:sz w:val="24"/>
     </w:rPr>
   </w:style>
-  <w:style w:type="paragraph" w:styleId="9">
+  <w:style w:type="paragraph" w:styleId="Heading8">
     <w:name w:val="heading 8"/>
-    <w:basedOn w:val="1"/>
-    <w:next w:val="1"/>
+    <w:basedOn w:val="Normal"/>
+    <w:next w:val="Normal"/>
     <w:semiHidden/>
     <w:unhideWhenUsed/>
     <w:qFormat/>
-    <w:uiPriority w:val="0"/>
     <w:pPr>
       <w:keepNext/>
       <w:keepLines/>
@@ -5198,18 +5110,17 @@
       <w:outlineLvl w:val="7"/>
     </w:pPr>
     <w:rPr>
-      <w:rFonts w:ascii="Arial" w:hAnsi="Arial" w:eastAsia="黑体"/>
+      <w:rFonts w:ascii="Arial" w:eastAsia="黑体" w:hAnsi="Arial"/>
       <w:sz w:val="24"/>
     </w:rPr>
   </w:style>
-  <w:style w:type="paragraph" w:styleId="10">
+  <w:style w:type="paragraph" w:styleId="Heading9">
     <w:name w:val="heading 9"/>
-    <w:basedOn w:val="1"/>
-    <w:next w:val="1"/>
+    <w:basedOn w:val="Normal"/>
+    <w:next w:val="Normal"/>
     <w:semiHidden/>
     <w:unhideWhenUsed/>
     <w:qFormat/>
-    <w:uiPriority w:val="0"/>
     <w:pPr>
       <w:keepNext/>
       <w:keepLines/>
@@ -5222,21 +5133,19 @@
       <w:outlineLvl w:val="8"/>
     </w:pPr>
     <w:rPr>
-      <w:rFonts w:ascii="Arial" w:hAnsi="Arial" w:eastAsia="黑体"/>
+      <w:rFonts w:ascii="Arial" w:eastAsia="黑体" w:hAnsi="Arial"/>
       <w:sz w:val="21"/>
     </w:rPr>
   </w:style>
-  <w:style w:type="character" w:default="1" w:styleId="22">
+  <w:style w:type="character" w:default="1" w:styleId="DefaultParagraphFont">
     <w:name w:val="Default Paragraph Font"/>
     <w:semiHidden/>
     <w:qFormat/>
-    <w:uiPriority w:val="0"/>
   </w:style>
-  <w:style w:type="table" w:default="1" w:styleId="20">
+  <w:style w:type="table" w:default="1" w:styleId="TableNormal">
     <w:name w:val="Normal Table"/>
     <w:semiHidden/>
     <w:qFormat/>
-    <w:uiPriority w:val="0"/>
     <w:tblPr>
       <w:tblCellMar>
         <w:top w:w="0" w:type="dxa"/>
@@ -5246,43 +5155,39 @@
       </w:tblCellMar>
     </w:tblPr>
   </w:style>
-  <w:style w:type="paragraph" w:styleId="11">
+  <w:style w:type="paragraph" w:styleId="CommentText">
     <w:name w:val="annotation text"/>
-    <w:basedOn w:val="1"/>
+    <w:basedOn w:val="Normal"/>
     <w:qFormat/>
-    <w:uiPriority w:val="0"/>
     <w:pPr>
       <w:jc w:val="left"/>
     </w:pPr>
   </w:style>
-  <w:style w:type="paragraph" w:styleId="12">
+  <w:style w:type="paragraph" w:styleId="BodyText">
     <w:name w:val="Body Text"/>
-    <w:basedOn w:val="1"/>
+    <w:basedOn w:val="Normal"/>
     <w:semiHidden/>
     <w:qFormat/>
-    <w:uiPriority w:val="0"/>
     <w:rPr>
-      <w:rFonts w:ascii="Arial" w:hAnsi="Arial" w:eastAsia="Arial" w:cs="Arial"/>
+      <w:rFonts w:ascii="Arial" w:eastAsia="Arial" w:hAnsi="Arial" w:cs="Arial"/>
       <w:sz w:val="21"/>
       <w:szCs w:val="21"/>
       <w:lang w:val="en-US" w:eastAsia="en-US" w:bidi="ar-SA"/>
     </w:rPr>
   </w:style>
-  <w:style w:type="paragraph" w:styleId="13">
+  <w:style w:type="paragraph" w:styleId="TOC3">
     <w:name w:val="toc 3"/>
-    <w:basedOn w:val="1"/>
-    <w:next w:val="1"/>
+    <w:basedOn w:val="Normal"/>
+    <w:next w:val="Normal"/>
     <w:qFormat/>
-    <w:uiPriority w:val="0"/>
     <w:pPr>
       <w:ind w:left="840" w:leftChars="400"/>
     </w:pPr>
   </w:style>
-  <w:style w:type="paragraph" w:styleId="14">
+  <w:style w:type="paragraph" w:styleId="Footer">
     <w:name w:val="footer"/>
-    <w:basedOn w:val="1"/>
+    <w:basedOn w:val="Normal"/>
     <w:qFormat/>
-    <w:uiPriority w:val="0"/>
     <w:pPr>
       <w:tabs>
         <w:tab w:val="center" w:pos="4153"/>
@@ -5295,17 +5200,16 @@
       <w:sz w:val="18"/>
     </w:rPr>
   </w:style>
-  <w:style w:type="paragraph" w:styleId="15">
+  <w:style w:type="paragraph" w:styleId="Header">
     <w:name w:val="header"/>
-    <w:basedOn w:val="1"/>
+    <w:basedOn w:val="Normal"/>
     <w:qFormat/>
-    <w:uiPriority w:val="0"/>
     <w:pPr>
       <w:pBdr>
-        <w:top w:val="none" w:color="auto" w:sz="0" w:space="0"/>
-        <w:left w:val="none" w:color="auto" w:sz="0" w:space="0"/>
-        <w:bottom w:val="none" w:color="auto" w:sz="0" w:space="0"/>
-        <w:right w:val="none" w:color="auto" w:sz="0" w:space="0"/>
+        <w:top w:val="nil"/>
+        <w:left w:val="nil"/>
+        <w:bottom w:val="nil"/>
+        <w:right w:val="nil"/>
       </w:pBdr>
       <w:tabs>
         <w:tab w:val="center" w:pos="4153"/>
@@ -5320,41 +5224,37 @@
       <w:sz w:val="18"/>
     </w:rPr>
   </w:style>
-  <w:style w:type="paragraph" w:styleId="16">
+  <w:style w:type="paragraph" w:styleId="TOC1">
     <w:name w:val="toc 1"/>
-    <w:basedOn w:val="1"/>
-    <w:next w:val="1"/>
+    <w:basedOn w:val="Normal"/>
+    <w:next w:val="Normal"/>
     <w:qFormat/>
-    <w:uiPriority w:val="0"/>
     <w:rPr>
-      <w:rFonts w:ascii="Arial" w:hAnsi="Arial" w:eastAsia="Microsoft JhengHei"/>
+      <w:rFonts w:ascii="Arial" w:eastAsia="Microsoft JhengHei" w:hAnsi="Arial"/>
       <w:sz w:val="24"/>
     </w:rPr>
   </w:style>
-  <w:style w:type="paragraph" w:styleId="17">
+  <w:style w:type="paragraph" w:styleId="TOC2">
     <w:name w:val="toc 2"/>
-    <w:basedOn w:val="1"/>
-    <w:next w:val="1"/>
+    <w:basedOn w:val="Normal"/>
+    <w:next w:val="Normal"/>
     <w:qFormat/>
-    <w:uiPriority w:val="0"/>
     <w:pPr>
       <w:ind w:left="420" w:leftChars="200"/>
     </w:pPr>
   </w:style>
-  <w:style w:type="paragraph" w:styleId="18">
+  <w:style w:type="paragraph" w:styleId="NormalWeb">
     <w:name w:val="Normal (Web)"/>
-    <w:basedOn w:val="1"/>
+    <w:basedOn w:val="Normal"/>
     <w:qFormat/>
-    <w:uiPriority w:val="0"/>
     <w:rPr>
       <w:sz w:val="24"/>
     </w:rPr>
   </w:style>
-  <w:style w:type="paragraph" w:styleId="19">
+  <w:style w:type="paragraph" w:styleId="Title">
     <w:name w:val="Title"/>
-    <w:basedOn w:val="1"/>
+    <w:basedOn w:val="Normal"/>
     <w:qFormat/>
-    <w:uiPriority w:val="0"/>
     <w:pPr>
       <w:spacing w:before="240" w:beforeLines="0" w:beforeAutospacing="0" w:after="60" w:afterLines="0" w:afterAutospacing="0"/>
       <w:jc w:val="center"/>
@@ -5366,73 +5266,68 @@
       <w:sz w:val="32"/>
     </w:rPr>
   </w:style>
-  <w:style w:type="table" w:styleId="21">
+  <w:style w:type="table" w:styleId="TableGrid">
     <w:name w:val="Table Grid"/>
-    <w:basedOn w:val="20"/>
+    <w:basedOn w:val="TableNormal"/>
     <w:qFormat/>
-    <w:uiPriority w:val="0"/>
     <w:pPr>
       <w:widowControl w:val="0"/>
       <w:jc w:val="both"/>
     </w:pPr>
     <w:tblPr>
       <w:tblBorders>
-        <w:top w:val="single" w:color="auto" w:sz="4" w:space="0"/>
-        <w:left w:val="single" w:color="auto" w:sz="4" w:space="0"/>
-        <w:bottom w:val="single" w:color="auto" w:sz="4" w:space="0"/>
-        <w:right w:val="single" w:color="auto" w:sz="4" w:space="0"/>
-        <w:insideH w:val="single" w:color="auto" w:sz="4" w:space="0"/>
-        <w:insideV w:val="single" w:color="auto" w:sz="4" w:space="0"/>
+        <w:top w:val="single" w:sz="4" w:space="0" w:color="auto"/>
+        <w:left w:val="single" w:sz="4" w:space="0" w:color="auto"/>
+        <w:bottom w:val="single" w:sz="4" w:space="0" w:color="auto"/>
+        <w:right w:val="single" w:sz="4" w:space="0" w:color="auto"/>
+        <w:insideH w:val="single" w:sz="4" w:space="0" w:color="auto"/>
+        <w:insideV w:val="single" w:sz="4" w:space="0" w:color="auto"/>
       </w:tblBorders>
     </w:tblPr>
   </w:style>
-  <w:style w:type="character" w:styleId="23">
+  <w:style w:type="character" w:styleId="Strong">
     <w:name w:val="Strong"/>
-    <w:basedOn w:val="22"/>
+    <w:basedOn w:val="DefaultParagraphFont"/>
     <w:qFormat/>
-    <w:uiPriority w:val="0"/>
     <w:rPr>
       <w:b/>
     </w:rPr>
   </w:style>
-  <w:style w:type="paragraph" w:customStyle="1" w:styleId="24">
+  <w:style w:type="paragraph" w:customStyle="1" w:styleId="a">
     <w:name w:val="柴_公司名"/>
-    <w:basedOn w:val="19"/>
+    <w:basedOn w:val="Title"/>
     <w:qFormat/>
-    <w:uiPriority w:val="0"/>
     <w:pPr>
       <w:spacing w:after="600" w:afterLines="600"/>
     </w:pPr>
     <w:rPr>
-      <w:rFonts w:hint="eastAsia" w:ascii="宋体" w:hAnsi="宋体" w:eastAsia="宋体" w:cs="宋体"/>
+      <w:rFonts w:ascii="宋体" w:eastAsia="宋体" w:hAnsi="宋体" w:cs="宋体" w:hint="eastAsia"/>
       <w:bCs/>
       <w:spacing w:val="-6"/>
       <w:sz w:val="52"/>
       <w:szCs w:val="52"/>
     </w:rPr>
   </w:style>
-  <w:style w:type="paragraph" w:customStyle="1" w:styleId="25">
+  <w:style w:type="paragraph" w:customStyle="1" w:styleId="a0">
     <w:name w:val="柴_文档名"/>
-    <w:basedOn w:val="19"/>
+    <w:basedOn w:val="Title"/>
     <w:qFormat/>
-    <w:uiPriority w:val="0"/>
     <w:pPr>
       <w:spacing w:after="900" w:afterLines="900"/>
     </w:pPr>
     <w:rPr>
-      <w:rFonts w:ascii="黑体" w:hAnsi="黑体" w:eastAsia="黑体" w:cs="黑体"/>
+      <w:rFonts w:ascii="黑体" w:eastAsia="黑体" w:hAnsi="黑体" w:cs="黑体"/>
       <w:bCs/>
       <w:spacing w:val="-7"/>
       <w:sz w:val="52"/>
       <w:szCs w:val="52"/>
     </w:rPr>
   </w:style>
-  <w:style w:type="table" w:customStyle="1" w:styleId="26">
+  <w:style w:type="table" w:customStyle="1" w:styleId="TableNormal0">
     <w:name w:val="Table Normal_0"/>
     <w:semiHidden/>
     <w:unhideWhenUsed/>
     <w:qFormat/>
-    <w:uiPriority w:val="0"/>
     <w:tblPr>
       <w:tblCellMar>
         <w:top w:w="0" w:type="dxa"/>
@@ -5442,87 +5337,81 @@
       </w:tblCellMar>
     </w:tblPr>
   </w:style>
-  <w:style w:type="paragraph" w:customStyle="1" w:styleId="27">
+  <w:style w:type="paragraph" w:customStyle="1" w:styleId="TableText">
     <w:name w:val="Table Text"/>
-    <w:basedOn w:val="1"/>
+    <w:basedOn w:val="Normal"/>
     <w:semiHidden/>
     <w:qFormat/>
-    <w:uiPriority w:val="0"/>
     <w:rPr>
-      <w:rFonts w:ascii="宋体" w:hAnsi="宋体" w:eastAsia="宋体" w:cs="宋体"/>
+      <w:rFonts w:ascii="宋体" w:eastAsia="宋体" w:hAnsi="宋体" w:cs="宋体"/>
       <w:sz w:val="21"/>
       <w:szCs w:val="21"/>
       <w:lang w:val="en-US" w:eastAsia="en-US" w:bidi="ar-SA"/>
     </w:rPr>
   </w:style>
-  <w:style w:type="paragraph" w:customStyle="1" w:styleId="28">
+  <w:style w:type="paragraph" w:customStyle="1" w:styleId="1">
     <w:name w:val="柴_标题1"/>
-    <w:basedOn w:val="2"/>
-    <w:next w:val="29"/>
-    <w:link w:val="38"/>
+    <w:basedOn w:val="Heading1"/>
+    <w:next w:val="a1"/>
+    <w:link w:val="1Char"/>
     <w:qFormat/>
-    <w:uiPriority w:val="0"/>
     <w:pPr>
       <w:spacing w:before="100" w:after="90" w:line="360" w:lineRule="auto"/>
     </w:pPr>
     <w:rPr>
-      <w:rFonts w:ascii="Arial" w:hAnsi="Arial" w:eastAsia="宋体"/>
+      <w:rFonts w:ascii="Arial" w:eastAsia="宋体" w:hAnsi="Arial"/>
       <w:sz w:val="32"/>
     </w:rPr>
   </w:style>
-  <w:style w:type="paragraph" w:customStyle="1" w:styleId="29">
+  <w:style w:type="paragraph" w:customStyle="1" w:styleId="a1">
     <w:name w:val="柴_正文"/>
-    <w:basedOn w:val="12"/>
-    <w:link w:val="42"/>
+    <w:basedOn w:val="BodyText"/>
+    <w:link w:val="Char"/>
     <w:qFormat/>
-    <w:uiPriority w:val="0"/>
     <w:pPr>
       <w:spacing w:line="360" w:lineRule="auto"/>
       <w:ind w:firstLine="470" w:firstLineChars="200"/>
     </w:pPr>
     <w:rPr>
-      <w:rFonts w:ascii="Arial" w:hAnsi="Arial" w:eastAsia="宋体"/>
+      <w:rFonts w:ascii="Arial" w:eastAsia="宋体" w:hAnsi="Arial"/>
       <w:sz w:val="24"/>
       <w:lang w:eastAsia="zh-CN"/>
     </w:rPr>
   </w:style>
-  <w:style w:type="paragraph" w:customStyle="1" w:styleId="30">
+  <w:style w:type="paragraph" w:customStyle="1" w:styleId="2">
     <w:name w:val="柴_标题2"/>
-    <w:basedOn w:val="3"/>
-    <w:next w:val="29"/>
+    <w:basedOn w:val="Heading2"/>
+    <w:next w:val="a1"/>
     <w:qFormat/>
-    <w:uiPriority w:val="0"/>
     <w:pPr>
       <w:spacing w:line="360" w:lineRule="auto"/>
     </w:pPr>
     <w:rPr>
-      <w:rFonts w:ascii="Arial" w:hAnsi="Arial" w:eastAsia="宋体"/>
+      <w:rFonts w:ascii="Arial" w:eastAsia="宋体" w:hAnsi="Arial"/>
       <w:sz w:val="28"/>
     </w:rPr>
   </w:style>
-  <w:style w:type="paragraph" w:customStyle="1" w:styleId="31">
+  <w:style w:type="paragraph" w:customStyle="1" w:styleId="3">
     <w:name w:val="柴_标题3"/>
-    <w:basedOn w:val="4"/>
-    <w:next w:val="29"/>
+    <w:basedOn w:val="Heading3"/>
+    <w:next w:val="a1"/>
     <w:qFormat/>
-    <w:uiPriority w:val="0"/>
     <w:pPr>
       <w:spacing w:line="360" w:lineRule="auto"/>
       <w:ind w:left="0" w:firstLine="472" w:firstLineChars="200"/>
     </w:pPr>
     <w:rPr>
-      <w:rFonts w:ascii="宋体" w:hAnsi="宋体" w:eastAsia="宋体" w:cs="宋体"/>
+      <w:rFonts w:ascii="宋体" w:eastAsia="宋体" w:hAnsi="宋体" w:cs="宋体"/>
       <w:spacing w:val="-2"/>
       <w:sz w:val="24"/>
       <w:szCs w:val="24"/>
     </w:rPr>
   </w:style>
-  <w:style w:type="paragraph" w:customStyle="1" w:styleId="32">
+  <w:style w:type="paragraph" w:customStyle="1" w:styleId="a2">
     <w:name w:val="柴_目录"/>
-    <w:basedOn w:val="1"/>
-    <w:next w:val="12"/>
+    <w:basedOn w:val="Normal"/>
+    <w:next w:val="BodyText"/>
     <w:qFormat/>
-    <w:uiPriority w:val="0"/>
     <w:pPr>
       <w:tabs>
         <w:tab w:val="right" w:leader="dot" w:pos="8442"/>
@@ -5530,64 +5419,59 @@
       <w:ind w:left="0" w:leftChars="0"/>
     </w:pPr>
     <w:rPr>
-      <w:rFonts w:ascii="Arial" w:hAnsi="Arial" w:eastAsia="Microsoft JhengHei"/>
+      <w:rFonts w:ascii="Arial" w:eastAsia="Microsoft JhengHei" w:hAnsi="Arial"/>
       <w:sz w:val="24"/>
     </w:rPr>
   </w:style>
-  <w:style w:type="paragraph" w:customStyle="1" w:styleId="33">
+  <w:style w:type="paragraph" w:customStyle="1" w:styleId="WPSOffice1">
     <w:name w:val="WPSOffice手动目录 1"/>
     <w:qFormat/>
-    <w:uiPriority w:val="0"/>
     <w:pPr>
       <w:ind w:leftChars="0"/>
     </w:pPr>
     <w:rPr>
-      <w:rFonts w:ascii="Times New Roman" w:hAnsi="Times New Roman" w:eastAsia="宋体" w:cs="Times New Roman"/>
+      <w:rFonts w:ascii="Times New Roman" w:eastAsia="宋体" w:hAnsi="Times New Roman" w:cs="Times New Roman"/>
       <w:sz w:val="20"/>
       <w:szCs w:val="20"/>
     </w:rPr>
   </w:style>
-  <w:style w:type="paragraph" w:customStyle="1" w:styleId="34">
+  <w:style w:type="paragraph" w:customStyle="1" w:styleId="WPSOffice2">
     <w:name w:val="WPSOffice手动目录 2"/>
     <w:qFormat/>
-    <w:uiPriority w:val="0"/>
     <w:pPr>
       <w:ind w:leftChars="200"/>
     </w:pPr>
     <w:rPr>
-      <w:rFonts w:ascii="Times New Roman" w:hAnsi="Times New Roman" w:eastAsia="宋体" w:cs="Times New Roman"/>
+      <w:rFonts w:ascii="Times New Roman" w:eastAsia="宋体" w:hAnsi="Times New Roman" w:cs="Times New Roman"/>
       <w:sz w:val="20"/>
       <w:szCs w:val="20"/>
     </w:rPr>
   </w:style>
-  <w:style w:type="paragraph" w:customStyle="1" w:styleId="35">
+  <w:style w:type="paragraph" w:customStyle="1" w:styleId="WPSOffice3">
     <w:name w:val="WPSOffice手动目录 3"/>
     <w:qFormat/>
-    <w:uiPriority w:val="0"/>
     <w:pPr>
       <w:ind w:leftChars="400"/>
     </w:pPr>
     <w:rPr>
-      <w:rFonts w:ascii="Times New Roman" w:hAnsi="Times New Roman" w:eastAsia="宋体" w:cs="Times New Roman"/>
+      <w:rFonts w:ascii="Times New Roman" w:eastAsia="宋体" w:hAnsi="Times New Roman" w:cs="Times New Roman"/>
       <w:sz w:val="20"/>
       <w:szCs w:val="20"/>
     </w:rPr>
   </w:style>
-  <w:style w:type="paragraph" w:customStyle="1" w:styleId="36">
+  <w:style w:type="paragraph" w:customStyle="1" w:styleId="Compact">
     <w:name w:val="Compact"/>
-    <w:basedOn w:val="12"/>
+    <w:basedOn w:val="BodyText"/>
     <w:qFormat/>
-    <w:uiPriority w:val="0"/>
     <w:pPr>
       <w:spacing w:before="36" w:after="36"/>
     </w:pPr>
   </w:style>
-  <w:style w:type="table" w:customStyle="1" w:styleId="37">
+  <w:style w:type="table" w:customStyle="1" w:styleId="Table">
     <w:name w:val="Table"/>
     <w:semiHidden/>
     <w:unhideWhenUsed/>
     <w:qFormat/>
-    <w:uiPriority w:val="0"/>
     <w:tblPr>
       <w:tblCellMar>
         <w:top w:w="0" w:type="dxa"/>
@@ -5599,28 +5483,26 @@
     <w:tblStylePr w:type="firstRow">
       <w:tcPr>
         <w:tcBorders>
-          <w:bottom w:val="single" w:color="auto" w:sz="0" w:space="0"/>
+          <w:bottom w:val="single" w:sz="0" w:space="0" w:color="auto"/>
         </w:tcBorders>
         <w:vAlign w:val="bottom"/>
       </w:tcPr>
     </w:tblStylePr>
   </w:style>
-  <w:style w:type="character" w:customStyle="1" w:styleId="38">
+  <w:style w:type="character" w:customStyle="1" w:styleId="1Char">
     <w:name w:val="柴_标题1 Char"/>
-    <w:link w:val="28"/>
+    <w:link w:val="1"/>
     <w:qFormat/>
-    <w:uiPriority w:val="0"/>
     <w:rPr>
-      <w:rFonts w:ascii="Arial" w:hAnsi="Arial" w:eastAsia="宋体"/>
+      <w:rFonts w:ascii="Arial" w:eastAsia="宋体" w:hAnsi="Arial"/>
       <w:sz w:val="32"/>
     </w:rPr>
   </w:style>
-  <w:style w:type="table" w:customStyle="1" w:styleId="39">
+  <w:style w:type="table" w:customStyle="1" w:styleId="TableNormal1">
     <w:name w:val="Table Normal_1"/>
     <w:semiHidden/>
     <w:unhideWhenUsed/>
     <w:qFormat/>
-    <w:uiPriority w:val="0"/>
     <w:tblPr>
       <w:tblCellMar>
         <w:top w:w="0" w:type="dxa"/>
@@ -5630,11 +5512,10 @@
       </w:tblCellMar>
     </w:tblPr>
   </w:style>
-  <w:style w:type="paragraph" w:customStyle="1" w:styleId="40">
+  <w:style w:type="paragraph" w:customStyle="1" w:styleId="a3">
     <w:name w:val="柴_正文_无缩进"/>
-    <w:basedOn w:val="1"/>
+    <w:basedOn w:val="Normal"/>
     <w:qFormat/>
-    <w:uiPriority w:val="0"/>
     <w:pPr>
       <w:ind w:firstLine="0" w:firstLineChars="0"/>
     </w:pPr>
@@ -5644,31 +5525,29 @@
       <w:lang w:eastAsia="zh-CN"/>
     </w:rPr>
   </w:style>
-  <w:style w:type="paragraph" w:customStyle="1" w:styleId="41">
+  <w:style w:type="paragraph" w:customStyle="1" w:styleId="4">
     <w:name w:val="柴_标题4"/>
-    <w:basedOn w:val="5"/>
-    <w:next w:val="1"/>
+    <w:basedOn w:val="Heading4"/>
+    <w:next w:val="Normal"/>
     <w:qFormat/>
-    <w:uiPriority w:val="0"/>
     <w:pPr>
       <w:widowControl w:val="0"/>
       <w:spacing w:before="160" w:line="360" w:lineRule="auto"/>
-      <w:ind w:left="981" w:leftChars="300" w:hanging="862"/>
+      <w:ind w:left="981" w:hanging="862" w:leftChars="300"/>
     </w:pPr>
     <w:rPr>
-      <w:rFonts w:hint="eastAsia" w:ascii="Calibri" w:hAnsi="Calibri" w:eastAsia="宋体" w:cs="宋体"/>
+      <w:rFonts w:ascii="Calibri" w:eastAsia="宋体" w:hAnsi="Calibri" w:cs="宋体" w:hint="eastAsia"/>
       <w:sz w:val="24"/>
       <w:szCs w:val="24"/>
       <w:lang w:eastAsia="zh-CN" w:bidi="zh-CN"/>
     </w:rPr>
   </w:style>
-  <w:style w:type="character" w:customStyle="1" w:styleId="42">
+  <w:style w:type="character" w:customStyle="1" w:styleId="Char">
     <w:name w:val="柴_正文 Char"/>
-    <w:link w:val="29"/>
+    <w:link w:val="a1"/>
     <w:qFormat/>
-    <w:uiPriority w:val="0"/>
     <w:rPr>
-      <w:rFonts w:ascii="Arial" w:hAnsi="Arial" w:eastAsia="宋体"/>
+      <w:rFonts w:ascii="Arial" w:eastAsia="宋体" w:hAnsi="Arial"/>
       <w:sz w:val="24"/>
       <w:lang w:eastAsia="zh-CN"/>
     </w:rPr>
@@ -6378,551 +6257,6 @@
 </c:chartSpace>
 </file>
 
-<file path=word/charts/colors1.xml><?xml version="1.0" encoding="utf-8"?>
-<cs:colorStyle xmlns:cs="http://schemas.microsoft.com/office/drawing/2012/chartStyle" xmlns:a="http://schemas.openxmlformats.org/drawingml/2006/main" meth="cycle" id="10">
-  <a:schemeClr val="accent1"/>
-  <a:schemeClr val="accent2"/>
-  <a:schemeClr val="accent3"/>
-  <a:schemeClr val="accent4"/>
-  <a:schemeClr val="accent5"/>
-  <a:schemeClr val="accent6"/>
-  <cs:variation/>
-  <cs:variation>
-    <a:lumMod val="60000"/>
-  </cs:variation>
-  <cs:variation>
-    <a:lumMod val="80000"/>
-    <a:lumOff val="20000"/>
-  </cs:variation>
-  <cs:variation>
-    <a:lumMod val="80000"/>
-  </cs:variation>
-  <cs:variation>
-    <a:lumMod val="60000"/>
-    <a:lumOff val="40000"/>
-  </cs:variation>
-  <cs:variation>
-    <a:lumMod val="50000"/>
-  </cs:variation>
-  <cs:variation>
-    <a:lumMod val="70000"/>
-    <a:lumOff val="30000"/>
-  </cs:variation>
-  <cs:variation>
-    <a:lumMod val="70000"/>
-  </cs:variation>
-  <cs:variation>
-    <a:lumMod val="50000"/>
-    <a:lumOff val="50000"/>
-  </cs:variation>
-</cs:colorStyle>
-</file>
-
-<file path=word/charts/style1.xml><?xml version="1.0" encoding="utf-8"?>
-<cs:chartStyle xmlns:cs="http://schemas.microsoft.com/office/drawing/2012/chartStyle" xmlns:a="http://schemas.openxmlformats.org/drawingml/2006/main" id="10028">
-  <cs:axisTitle>
-    <cs:lnRef idx="0"/>
-    <cs:fillRef idx="0"/>
-    <cs:effectRef idx="0"/>
-    <cs:fontRef idx="minor">
-      <a:schemeClr val="tx1">
-        <a:lumMod val="65000"/>
-        <a:lumOff val="35000"/>
-      </a:schemeClr>
-    </cs:fontRef>
-    <cs:defRPr sz="1000" kern="1200"/>
-  </cs:axisTitle>
-  <cs:categoryAxis>
-    <cs:lnRef idx="0"/>
-    <cs:fillRef idx="0"/>
-    <cs:effectRef idx="0"/>
-    <cs:fontRef idx="minor">
-      <a:schemeClr val="tx1">
-        <a:lumMod val="65000"/>
-        <a:lumOff val="35000"/>
-      </a:schemeClr>
-    </cs:fontRef>
-    <cs:spPr>
-      <a:ln w="9525" cap="flat" cmpd="sng" algn="ctr">
-        <a:solidFill>
-          <a:schemeClr val="tx1">
-            <a:lumMod val="15000"/>
-            <a:lumOff val="85000"/>
-          </a:schemeClr>
-        </a:solidFill>
-        <a:round/>
-      </a:ln>
-    </cs:spPr>
-    <cs:defRPr sz="900" kern="1200"/>
-  </cs:categoryAxis>
-  <cs:chartArea mods="allowNoFillOverride allowNoLineOverride">
-    <cs:lnRef idx="0"/>
-    <cs:fillRef idx="0"/>
-    <cs:effectRef idx="0"/>
-    <cs:fontRef idx="minor">
-      <a:schemeClr val="tx1"/>
-    </cs:fontRef>
-    <cs:spPr>
-      <a:solidFill>
-        <a:schemeClr val="bg1"/>
-      </a:solidFill>
-      <a:ln w="9525" cap="flat" cmpd="sng" algn="ctr">
-        <a:solidFill>
-          <a:schemeClr val="tx1">
-            <a:lumMod val="15000"/>
-            <a:lumOff val="85000"/>
-          </a:schemeClr>
-        </a:solidFill>
-        <a:round/>
-      </a:ln>
-    </cs:spPr>
-    <cs:defRPr sz="1000" kern="1200"/>
-  </cs:chartArea>
-  <cs:dataLabel>
-    <cs:lnRef idx="0"/>
-    <cs:fillRef idx="0"/>
-    <cs:effectRef idx="0"/>
-    <cs:fontRef idx="minor">
-      <a:schemeClr val="tx1">
-        <a:lumMod val="75000"/>
-        <a:lumOff val="25000"/>
-      </a:schemeClr>
-    </cs:fontRef>
-    <cs:defRPr sz="1000" kern="1200"/>
-  </cs:dataLabel>
-  <cs:dataLabelCallout>
-    <cs:lnRef idx="0"/>
-    <cs:fillRef idx="0"/>
-    <cs:effectRef idx="0"/>
-    <cs:fontRef idx="minor">
-      <a:schemeClr val="dk1">
-        <a:lumMod val="65000"/>
-        <a:lumOff val="35000"/>
-      </a:schemeClr>
-    </cs:fontRef>
-    <cs:spPr>
-      <a:solidFill>
-        <a:schemeClr val="lt1"/>
-      </a:solidFill>
-      <a:ln>
-        <a:solidFill>
-          <a:schemeClr val="dk1">
-            <a:lumMod val="25000"/>
-            <a:lumOff val="75000"/>
-          </a:schemeClr>
-        </a:solidFill>
-      </a:ln>
-    </cs:spPr>
-    <cs:defRPr sz="1000" kern="1200"/>
-    <cs:bodyPr rot="0" spcFirstLastPara="1" vertOverflow="clip" horzOverflow="clip" vert="horz" wrap="square" lIns="36576" tIns="18288" rIns="36576" bIns="18288" anchor="ctr" anchorCtr="1">
-      <a:spAutoFit/>
-    </cs:bodyPr>
-  </cs:dataLabelCallout>
-  <cs:dataPoint>
-    <cs:lnRef idx="0"/>
-    <cs:fillRef idx="1">
-      <cs:styleClr val="auto"/>
-    </cs:fillRef>
-    <cs:effectRef idx="0"/>
-    <cs:fontRef idx="minor">
-      <a:schemeClr val="tx1"/>
-    </cs:fontRef>
-  </cs:dataPoint>
-  <cs:dataPoint3D>
-    <cs:lnRef idx="0"/>
-    <cs:fillRef idx="1">
-      <cs:styleClr val="auto"/>
-    </cs:fillRef>
-    <cs:effectRef idx="0"/>
-    <cs:fontRef idx="minor">
-      <a:schemeClr val="tx1"/>
-    </cs:fontRef>
-  </cs:dataPoint3D>
-  <cs:dataPointLine>
-    <cs:lnRef idx="0">
-      <cs:styleClr val="auto"/>
-    </cs:lnRef>
-    <cs:fillRef idx="0">
-      <cs:styleClr val="auto"/>
-    </cs:fillRef>
-    <cs:effectRef idx="0"/>
-    <cs:fontRef idx="minor">
-      <a:schemeClr val="dk1"/>
-    </cs:fontRef>
-    <cs:spPr>
-      <a:ln w="28575" cap="rnd">
-        <a:solidFill>
-          <a:schemeClr val="phClr"/>
-        </a:solidFill>
-        <a:round/>
-      </a:ln>
-      <a:effectLst/>
-    </cs:spPr>
-  </cs:dataPointLine>
-  <cs:dataPointMarker>
-    <cs:lnRef idx="0">
-      <cs:styleClr val="auto"/>
-    </cs:lnRef>
-    <cs:fillRef idx="1">
-      <cs:styleClr val="auto"/>
-    </cs:fillRef>
-    <cs:effectRef idx="0"/>
-    <cs:fontRef idx="minor">
-      <a:schemeClr val="tx1"/>
-    </cs:fontRef>
-    <cs:spPr>
-      <a:ln w="9525">
-        <a:solidFill>
-          <a:schemeClr val="phClr"/>
-        </a:solidFill>
-      </a:ln>
-    </cs:spPr>
-  </cs:dataPointMarker>
-  <cs:dataPointMarkerLayout symbol="circle" size="5"/>
-  <cs:dataPointWireframe>
-    <cs:lnRef idx="0">
-      <cs:styleClr val="auto"/>
-    </cs:lnRef>
-    <cs:fillRef idx="1"/>
-    <cs:effectRef idx="0"/>
-    <cs:fontRef idx="minor">
-      <a:schemeClr val="tx1"/>
-    </cs:fontRef>
-    <cs:spPr>
-      <a:ln w="9525" cap="rnd">
-        <a:solidFill>
-          <a:schemeClr val="phClr"/>
-        </a:solidFill>
-        <a:round/>
-      </a:ln>
-    </cs:spPr>
-  </cs:dataPointWireframe>
-  <cs:dataTable>
-    <cs:lnRef idx="0"/>
-    <cs:fillRef idx="0"/>
-    <cs:effectRef idx="0"/>
-    <cs:fontRef idx="minor">
-      <a:schemeClr val="tx1">
-        <a:lumMod val="65000"/>
-        <a:lumOff val="35000"/>
-      </a:schemeClr>
-    </cs:fontRef>
-    <cs:spPr>
-      <a:noFill/>
-      <a:ln w="9525" cap="flat" cmpd="sng" algn="ctr">
-        <a:solidFill>
-          <a:schemeClr val="tx1">
-            <a:lumMod val="15000"/>
-            <a:lumOff val="85000"/>
-          </a:schemeClr>
-        </a:solidFill>
-        <a:round/>
-      </a:ln>
-    </cs:spPr>
-    <cs:defRPr sz="900" kern="1200"/>
-  </cs:dataTable>
-  <cs:downBar>
-    <cs:lnRef idx="0"/>
-    <cs:fillRef idx="0"/>
-    <cs:effectRef idx="0"/>
-    <cs:fontRef idx="minor">
-      <a:schemeClr val="dk1"/>
-    </cs:fontRef>
-    <cs:spPr>
-      <a:solidFill>
-        <a:schemeClr val="dk1">
-          <a:lumMod val="65000"/>
-          <a:lumOff val="35000"/>
-        </a:schemeClr>
-      </a:solidFill>
-      <a:ln w="9525">
-        <a:solidFill>
-          <a:schemeClr val="tx1">
-            <a:lumMod val="65000"/>
-            <a:lumOff val="35000"/>
-          </a:schemeClr>
-        </a:solidFill>
-      </a:ln>
-    </cs:spPr>
-  </cs:downBar>
-  <cs:dropLine>
-    <cs:lnRef idx="0"/>
-    <cs:fillRef idx="0"/>
-    <cs:effectRef idx="0"/>
-    <cs:fontRef idx="minor">
-      <a:schemeClr val="tx1"/>
-    </cs:fontRef>
-    <cs:spPr>
-      <a:ln w="9525" cap="flat" cmpd="sng" algn="ctr">
-        <a:solidFill>
-          <a:schemeClr val="tx1">
-            <a:lumMod val="35000"/>
-            <a:lumOff val="65000"/>
-          </a:schemeClr>
-        </a:solidFill>
-        <a:round/>
-      </a:ln>
-    </cs:spPr>
-  </cs:dropLine>
-  <cs:errorBar>
-    <cs:lnRef idx="0"/>
-    <cs:fillRef idx="0"/>
-    <cs:effectRef idx="0"/>
-    <cs:fontRef idx="minor">
-      <a:schemeClr val="tx1"/>
-    </cs:fontRef>
-    <cs:spPr>
-      <a:ln w="9525" cap="flat" cmpd="sng" algn="ctr">
-        <a:solidFill>
-          <a:schemeClr val="tx1">
-            <a:lumMod val="65000"/>
-            <a:lumOff val="35000"/>
-          </a:schemeClr>
-        </a:solidFill>
-        <a:round/>
-      </a:ln>
-    </cs:spPr>
-  </cs:errorBar>
-  <cs:floor>
-    <cs:lnRef idx="0"/>
-    <cs:fillRef idx="0"/>
-    <cs:effectRef idx="0"/>
-    <cs:fontRef idx="minor">
-      <a:schemeClr val="tx1"/>
-    </cs:fontRef>
-    <cs:spPr>
-      <a:noFill/>
-      <a:ln>
-        <a:noFill/>
-      </a:ln>
-    </cs:spPr>
-  </cs:floor>
-  <cs:gridlineMajor>
-    <cs:lnRef idx="0"/>
-    <cs:fillRef idx="0"/>
-    <cs:effectRef idx="0"/>
-    <cs:fontRef idx="minor">
-      <a:schemeClr val="tx1"/>
-    </cs:fontRef>
-    <cs:spPr>
-      <a:ln w="9525" cap="flat" cmpd="sng" algn="ctr">
-        <a:solidFill>
-          <a:schemeClr val="lt1">
-            <a:lumMod val="90200"/>
-          </a:schemeClr>
-        </a:solidFill>
-        <a:round/>
-      </a:ln>
-    </cs:spPr>
-  </cs:gridlineMajor>
-  <cs:gridlineMinor>
-    <cs:lnRef idx="0"/>
-    <cs:fillRef idx="0"/>
-    <cs:effectRef idx="0"/>
-    <cs:fontRef idx="minor">
-      <a:schemeClr val="tx1"/>
-    </cs:fontRef>
-    <cs:spPr>
-      <a:ln w="9525" cap="flat" cmpd="sng" algn="ctr">
-        <a:solidFill>
-          <a:schemeClr val="tx1">
-            <a:lumMod val="5000"/>
-            <a:lumOff val="95000"/>
-          </a:schemeClr>
-        </a:solidFill>
-        <a:round/>
-      </a:ln>
-    </cs:spPr>
-  </cs:gridlineMinor>
-  <cs:hiLoLine>
-    <cs:lnRef idx="0"/>
-    <cs:fillRef idx="0"/>
-    <cs:effectRef idx="0"/>
-    <cs:fontRef idx="minor">
-      <a:schemeClr val="tx1"/>
-    </cs:fontRef>
-    <cs:spPr>
-      <a:ln w="9525" cap="flat" cmpd="sng" algn="ctr">
-        <a:solidFill>
-          <a:schemeClr val="tx1">
-            <a:lumMod val="75000"/>
-            <a:lumOff val="25000"/>
-          </a:schemeClr>
-        </a:solidFill>
-        <a:round/>
-      </a:ln>
-    </cs:spPr>
-  </cs:hiLoLine>
-  <cs:leaderLine>
-    <cs:lnRef idx="0"/>
-    <cs:fillRef idx="0"/>
-    <cs:effectRef idx="0"/>
-    <cs:fontRef idx="minor">
-      <a:schemeClr val="tx1"/>
-    </cs:fontRef>
-    <cs:spPr>
-      <a:ln w="9525" cap="flat" cmpd="sng" algn="ctr">
-        <a:solidFill>
-          <a:schemeClr val="tx1">
-            <a:lumMod val="35000"/>
-            <a:lumOff val="65000"/>
-          </a:schemeClr>
-        </a:solidFill>
-        <a:round/>
-      </a:ln>
-    </cs:spPr>
-  </cs:leaderLine>
-  <cs:legend>
-    <cs:lnRef idx="0"/>
-    <cs:fillRef idx="0"/>
-    <cs:effectRef idx="0"/>
-    <cs:fontRef idx="minor">
-      <a:schemeClr val="tx1">
-        <a:lumMod val="65000"/>
-        <a:lumOff val="35000"/>
-      </a:schemeClr>
-    </cs:fontRef>
-    <cs:defRPr sz="900" kern="1200"/>
-  </cs:legend>
-  <cs:plotArea mods="allowNoFillOverride allowNoLineOverride">
-    <cs:lnRef idx="0"/>
-    <cs:fillRef idx="0"/>
-    <cs:effectRef idx="0"/>
-    <cs:fontRef idx="minor">
-      <a:schemeClr val="tx1"/>
-    </cs:fontRef>
-  </cs:plotArea>
-  <cs:plotArea3D mods="allowNoFillOverride allowNoLineOverride">
-    <cs:lnRef idx="0"/>
-    <cs:fillRef idx="0"/>
-    <cs:effectRef idx="0"/>
-    <cs:fontRef idx="minor">
-      <a:schemeClr val="tx1"/>
-    </cs:fontRef>
-  </cs:plotArea3D>
-  <cs:seriesAxis>
-    <cs:lnRef idx="0"/>
-    <cs:fillRef idx="0"/>
-    <cs:effectRef idx="0"/>
-    <cs:fontRef idx="minor">
-      <a:schemeClr val="tx1">
-        <a:lumMod val="65000"/>
-        <a:lumOff val="35000"/>
-      </a:schemeClr>
-    </cs:fontRef>
-    <cs:defRPr sz="900" kern="1200"/>
-  </cs:seriesAxis>
-  <cs:seriesLine>
-    <cs:lnRef idx="0"/>
-    <cs:fillRef idx="0"/>
-    <cs:effectRef idx="0"/>
-    <cs:fontRef idx="minor">
-      <a:schemeClr val="tx1"/>
-    </cs:fontRef>
-    <cs:spPr>
-      <a:ln w="9525" cap="flat" cmpd="sng" algn="ctr">
-        <a:solidFill>
-          <a:schemeClr val="tx1">
-            <a:lumMod val="35000"/>
-            <a:lumOff val="65000"/>
-          </a:schemeClr>
-        </a:solidFill>
-        <a:round/>
-      </a:ln>
-    </cs:spPr>
-  </cs:seriesLine>
-  <cs:title>
-    <cs:lnRef idx="0"/>
-    <cs:fillRef idx="0"/>
-    <cs:effectRef idx="0"/>
-    <cs:fontRef idx="minor">
-      <a:schemeClr val="tx1">
-        <a:lumMod val="75000"/>
-        <a:lumOff val="25000"/>
-      </a:schemeClr>
-    </cs:fontRef>
-    <cs:defRPr sz="1400" b="1" kern="1200" baseline="0"/>
-  </cs:title>
-  <cs:trendline>
-    <cs:lnRef idx="0">
-      <cs:styleClr val="auto"/>
-    </cs:lnRef>
-    <cs:fillRef idx="0"/>
-    <cs:effectRef idx="0"/>
-    <cs:fontRef idx="minor">
-      <a:schemeClr val="tx1"/>
-    </cs:fontRef>
-    <cs:spPr>
-      <a:ln w="19050" cap="rnd">
-        <a:solidFill>
-          <a:schemeClr val="phClr"/>
-        </a:solidFill>
-        <a:prstDash val="sysDot"/>
-      </a:ln>
-    </cs:spPr>
-  </cs:trendline>
-  <cs:trendlineLabel>
-    <cs:lnRef idx="0"/>
-    <cs:fillRef idx="0"/>
-    <cs:effectRef idx="0"/>
-    <cs:fontRef idx="minor">
-      <a:schemeClr val="tx1">
-        <a:lumMod val="65000"/>
-        <a:lumOff val="35000"/>
-      </a:schemeClr>
-    </cs:fontRef>
-    <cs:defRPr sz="900" kern="1200"/>
-  </cs:trendlineLabel>
-  <cs:upBar>
-    <cs:lnRef idx="0"/>
-    <cs:fillRef idx="0"/>
-    <cs:effectRef idx="0"/>
-    <cs:fontRef idx="minor">
-      <a:schemeClr val="dk1"/>
-    </cs:fontRef>
-    <cs:spPr>
-      <a:solidFill>
-        <a:schemeClr val="lt1"/>
-      </a:solidFill>
-      <a:ln w="9525">
-        <a:solidFill>
-          <a:schemeClr val="tx1">
-            <a:lumMod val="15000"/>
-            <a:lumOff val="85000"/>
-          </a:schemeClr>
-        </a:solidFill>
-      </a:ln>
-    </cs:spPr>
-  </cs:upBar>
-  <cs:valueAxis>
-    <cs:lnRef idx="0"/>
-    <cs:fillRef idx="0"/>
-    <cs:effectRef idx="0"/>
-    <cs:fontRef idx="minor">
-      <a:schemeClr val="tx1">
-        <a:lumMod val="65000"/>
-        <a:lumOff val="35000"/>
-      </a:schemeClr>
-    </cs:fontRef>
-    <cs:defRPr sz="900" kern="1200"/>
-  </cs:valueAxis>
-  <cs:wall>
-    <cs:lnRef idx="0"/>
-    <cs:fillRef idx="0"/>
-    <cs:effectRef idx="0"/>
-    <cs:fontRef idx="minor">
-      <a:schemeClr val="tx1"/>
-    </cs:fontRef>
-    <cs:spPr>
-      <a:noFill/>
-      <a:ln>
-        <a:noFill/>
-      </a:ln>
-    </cs:spPr>
-  </cs:wall>
-</cs:chartStyle>
-</file>
-
 <file path=word/theme/theme1.xml><?xml version="1.0" encoding="utf-8"?>
 <a:theme xmlns:a="http://schemas.openxmlformats.org/drawingml/2006/main" name="WPS">
   <a:themeElements>

--- a/8.资源管理/2.运行记录类文件/JXTX-08-08-服务台应用情况说明.docx
+++ b/8.资源管理/2.运行记录类文件/JXTX-08-08-服务台应用情况说明.docx
@@ -1,11 +1,10 @@
 
 <file path=word/document.xml><?xml version="1.0" encoding="utf-8"?>
-<w:document xmlns:wpc="http://schemas.microsoft.com/office/word/2010/wordprocessingCanvas" xmlns:mc="http://schemas.openxmlformats.org/markup-compatibility/2006" xmlns:o="urn:schemas-microsoft-com:office:office" xmlns:r="http://schemas.openxmlformats.org/officeDocument/2006/relationships" xmlns:m="http://schemas.openxmlformats.org/officeDocument/2006/math" xmlns:v="urn:schemas-microsoft-com:vml" xmlns:wp14="http://schemas.microsoft.com/office/word/2010/wordprocessingDrawing" xmlns:wp="http://schemas.openxmlformats.org/drawingml/2006/wordprocessingDrawing" xmlns:w10="urn:schemas-microsoft-com:office:word" xmlns:w="http://schemas.openxmlformats.org/wordprocessingml/2006/main" xmlns:w14="http://schemas.microsoft.com/office/word/2010/wordml" xmlns:w15="http://schemas.microsoft.com/office/word/2012/wordml" xmlns:wne="http://schemas.microsoft.com/office/word/2006/wordml" xmlns:wpg="http://schemas.microsoft.com/office/word/2010/wordprocessingGroup" xmlns:wpi="http://schemas.microsoft.com/office/word/2010/wordprocessingInk" xmlns:wps="http://schemas.microsoft.com/office/word/2010/wordprocessingShape" mc:Ignorable="w14 w15 wp14">
-  <!-- Generated by Aspose.Words for .NET 13.3.0.1 -->
+<w:document xmlns:wpc="http://schemas.microsoft.com/office/word/2010/wordprocessingCanvas" xmlns:mc="http://schemas.openxmlformats.org/markup-compatibility/2006" xmlns:o="urn:schemas-microsoft-com:office:office" xmlns:r="http://schemas.openxmlformats.org/officeDocument/2006/relationships" xmlns:m="http://schemas.openxmlformats.org/officeDocument/2006/math" xmlns:v="urn:schemas-microsoft-com:vml" xmlns:wp14="http://schemas.microsoft.com/office/word/2010/wordprocessingDrawing" xmlns:wp="http://schemas.openxmlformats.org/drawingml/2006/wordprocessingDrawing" xmlns:w="http://schemas.openxmlformats.org/wordprocessingml/2006/main" xmlns:w14="http://schemas.microsoft.com/office/word/2010/wordml" xmlns:w10="urn:schemas-microsoft-com:office:word" xmlns:w15="http://schemas.microsoft.com/office/word/2012/wordml" xmlns:wpg="http://schemas.microsoft.com/office/word/2010/wordprocessingGroup" xmlns:wpi="http://schemas.microsoft.com/office/word/2010/wordprocessingInk" xmlns:wne="http://schemas.microsoft.com/office/word/2006/wordml" xmlns:wps="http://schemas.microsoft.com/office/word/2010/wordprocessingShape" xmlns:wpsCustomData="http://www.wps.cn/officeDocument/2013/wpsCustomData" mc:Ignorable="w14 w15 wp14">
   <w:body>
     <w:p>
       <w:pPr>
-        <w:pStyle w:val="a"/>
+        <w:pStyle w:val="24"/>
         <w:keepNext w:val="0"/>
         <w:keepLines w:val="0"/>
         <w:pageBreakBefore w:val="0"/>
@@ -22,10 +21,10 @@
         <w:spacing w:before="3120" w:beforeLines="1000"/>
         <w:textAlignment w:val="baseline"/>
       </w:pPr>
-      <w:bookmarkStart w:id="0" w:name="_Toc26118"/>
+      <w:bookmarkStart w:id="0" w:name="_Toc18121"/>
       <w:r>
         <w:drawing>
-          <wp:anchor distT="0" distB="0" distL="114300" distR="114300" simplePos="0" relativeHeight="251660288" behindDoc="1" locked="0" layoutInCell="1" allowOverlap="1">
+          <wp:anchor distT="0" distB="0" distL="114300" distR="114300" simplePos="0" relativeHeight="251661312" behindDoc="1" locked="0" layoutInCell="1" allowOverlap="1">
             <wp:simplePos x="0" y="0"/>
             <wp:positionH relativeFrom="column">
               <wp:posOffset>-19050</wp:posOffset>
@@ -50,7 +49,7 @@
                     </pic:cNvPicPr>
                   </pic:nvPicPr>
                   <pic:blipFill>
-                    <a:blip xmlns:r="http://schemas.openxmlformats.org/officeDocument/2006/relationships" r:embed="rId4"/>
+                    <a:blip r:embed="rId7"/>
                     <a:stretch>
                       <a:fillRect/>
                     </a:stretch>
@@ -76,7 +75,7 @@
       </w:r>
       <w:r>
         <w:drawing>
-          <wp:anchor distT="0" distB="0" distL="114300" distR="114300" simplePos="0" relativeHeight="251659264" behindDoc="1" locked="0" layoutInCell="1" allowOverlap="1">
+          <wp:anchor distT="0" distB="0" distL="114300" distR="114300" simplePos="0" relativeHeight="251660288" behindDoc="1" locked="0" layoutInCell="1" allowOverlap="1">
             <wp:simplePos x="0" y="0"/>
             <wp:positionH relativeFrom="column">
               <wp:posOffset>0</wp:posOffset>
@@ -101,7 +100,7 @@
                     </pic:cNvPicPr>
                   </pic:nvPicPr>
                   <pic:blipFill>
-                    <a:blip xmlns:r="http://schemas.openxmlformats.org/officeDocument/2006/relationships" r:embed="rId5"/>
+                    <a:blip r:embed="rId8"/>
                     <a:stretch>
                       <a:fillRect/>
                     </a:stretch>
@@ -131,7 +130,7 @@
           <w:lang w:val="en-US" w:eastAsia="zh-CN"/>
         </w:rPr>
         <w:drawing>
-          <wp:anchor distT="0" distB="0" distL="114300" distR="114300" simplePos="0" relativeHeight="251658240" behindDoc="1" locked="0" layoutInCell="1" allowOverlap="1">
+          <wp:anchor distT="0" distB="0" distL="114300" distR="114300" simplePos="0" relativeHeight="251659264" behindDoc="1" locked="0" layoutInCell="1" allowOverlap="1">
             <wp:simplePos x="0" y="0"/>
             <wp:positionH relativeFrom="column">
               <wp:posOffset>635</wp:posOffset>
@@ -156,7 +155,7 @@
                     </pic:cNvPicPr>
                   </pic:nvPicPr>
                   <pic:blipFill>
-                    <a:blip xmlns:r="http://schemas.openxmlformats.org/officeDocument/2006/relationships" r:embed="rId6">
+                    <a:blip r:embed="rId9">
                       <a:alphaModFix amt="58000"/>
                       <a:lum contrast="-52000"/>
                     </a:blip>
@@ -190,7 +189,7 @@
     </w:p>
     <w:p>
       <w:pPr>
-        <w:pStyle w:val="a0"/>
+        <w:pStyle w:val="25"/>
         <w:keepNext w:val="0"/>
         <w:keepLines w:val="0"/>
         <w:pageBreakBefore w:val="0"/>
@@ -211,7 +210,7 @@
           <w:lang w:val="en-US" w:eastAsia="zh-CN"/>
         </w:rPr>
       </w:pPr>
-      <w:bookmarkStart w:id="1" w:name="_Toc27785"/>
+      <w:bookmarkStart w:id="1" w:name="_Toc5234"/>
       <w:r>
         <w:rPr>
           <w:rFonts w:hint="eastAsia"/>
@@ -237,11 +236,11 @@
         <w:adjustRightInd w:val="0"/>
         <w:snapToGrid w:val="0"/>
         <w:spacing w:after="624" w:afterLines="200" w:line="219" w:lineRule="auto"/>
-        <w:ind w:left="0" w:right="0" w:firstLine="0" w:leftChars="0" w:rightChars="0" w:firstLineChars="0"/>
+        <w:ind w:left="0" w:leftChars="0" w:right="0" w:rightChars="0" w:firstLine="0" w:firstLineChars="0"/>
         <w:jc w:val="center"/>
         <w:textAlignment w:val="baseline"/>
         <w:rPr>
-          <w:rFonts w:ascii="宋体" w:eastAsia="宋体" w:hAnsi="宋体" w:cs="宋体" w:hint="eastAsia"/>
+          <w:rFonts w:hint="eastAsia" w:ascii="宋体" w:hAnsi="宋体" w:eastAsia="宋体" w:cs="宋体"/>
           <w:sz w:val="24"/>
           <w:szCs w:val="24"/>
           <w:lang w:val="en-US" w:eastAsia="zh-CN"/>
@@ -249,7 +248,7 @@
       </w:pPr>
       <w:r>
         <w:rPr>
-          <w:rFonts w:ascii="宋体" w:eastAsia="宋体" w:hAnsi="宋体" w:cs="宋体"/>
+          <w:rFonts w:ascii="宋体" w:hAnsi="宋体" w:eastAsia="宋体" w:cs="宋体"/>
           <w:b/>
           <w:bCs/>
           <w:spacing w:val="-3"/>
@@ -260,7 +259,7 @@
       </w:r>
       <w:r>
         <w:rPr>
-          <w:rFonts w:ascii="宋体" w:eastAsia="宋体" w:hAnsi="宋体" w:cs="宋体" w:hint="eastAsia"/>
+          <w:rFonts w:hint="eastAsia" w:ascii="宋体" w:hAnsi="宋体" w:eastAsia="宋体" w:cs="宋体"/>
           <w:b/>
           <w:bCs/>
           <w:spacing w:val="-3"/>
@@ -272,7 +271,7 @@
       </w:r>
       <w:r>
         <w:rPr>
-          <w:rFonts w:ascii="宋体" w:eastAsia="宋体" w:hAnsi="宋体" w:cs="宋体"/>
+          <w:rFonts w:ascii="宋体" w:hAnsi="宋体" w:eastAsia="宋体" w:cs="宋体"/>
           <w:b/>
           <w:bCs/>
           <w:spacing w:val="-3"/>
@@ -283,7 +282,7 @@
       </w:r>
       <w:r>
         <w:rPr>
-          <w:rFonts w:ascii="宋体" w:hAnsi="宋体" w:cs="宋体" w:hint="eastAsia"/>
+          <w:rFonts w:hint="eastAsia" w:ascii="宋体" w:hAnsi="宋体" w:cs="宋体"/>
           <w:b/>
           <w:bCs/>
           <w:spacing w:val="-3"/>
@@ -295,7 +294,7 @@
       </w:r>
       <w:r>
         <w:rPr>
-          <w:rFonts w:ascii="宋体" w:eastAsia="宋体" w:hAnsi="宋体" w:cs="宋体"/>
+          <w:rFonts w:ascii="宋体" w:hAnsi="宋体" w:eastAsia="宋体" w:cs="宋体"/>
           <w:b/>
           <w:bCs/>
           <w:spacing w:val="-3"/>
@@ -306,7 +305,7 @@
       </w:r>
       <w:r>
         <w:rPr>
-          <w:rFonts w:ascii="宋体" w:hAnsi="宋体" w:cs="宋体" w:hint="eastAsia"/>
+          <w:rFonts w:hint="eastAsia" w:ascii="宋体" w:hAnsi="宋体" w:cs="宋体"/>
           <w:b/>
           <w:bCs/>
           <w:spacing w:val="-3"/>
@@ -319,17 +318,18 @@
     </w:p>
     <w:tbl>
       <w:tblPr>
-        <w:tblStyle w:val="TableGrid"/>
+        <w:tblStyle w:val="21"/>
         <w:tblW w:w="0" w:type="auto"/>
         <w:jc w:val="center"/>
         <w:tblBorders>
-          <w:top w:val="nil"/>
-          <w:left w:val="nil"/>
-          <w:bottom w:val="nil"/>
-          <w:right w:val="nil"/>
-          <w:insideH w:val="nil"/>
-          <w:insideV w:val="nil"/>
+          <w:top w:val="none" w:color="auto" w:sz="0" w:space="0"/>
+          <w:left w:val="none" w:color="auto" w:sz="0" w:space="0"/>
+          <w:bottom w:val="none" w:color="auto" w:sz="0" w:space="0"/>
+          <w:right w:val="none" w:color="auto" w:sz="0" w:space="0"/>
+          <w:insideH w:val="none" w:color="auto" w:sz="0" w:space="0"/>
+          <w:insideV w:val="none" w:color="auto" w:sz="0" w:space="0"/>
         </w:tblBorders>
+        <w:tblLayout w:type="autofit"/>
         <w:tblCellMar>
           <w:top w:w="0" w:type="dxa"/>
           <w:left w:w="108" w:type="dxa"/>
@@ -343,15 +343,13 @@
       </w:tblGrid>
       <w:tr>
         <w:tblPrEx>
-          <w:tblW w:w="0" w:type="auto"/>
-          <w:jc w:val="center"/>
           <w:tblBorders>
-            <w:top w:val="nil"/>
-            <w:left w:val="nil"/>
-            <w:bottom w:val="nil"/>
-            <w:right w:val="nil"/>
-            <w:insideH w:val="nil"/>
-            <w:insideV w:val="nil"/>
+            <w:top w:val="none" w:color="auto" w:sz="0" w:space="0"/>
+            <w:left w:val="none" w:color="auto" w:sz="0" w:space="0"/>
+            <w:bottom w:val="none" w:color="auto" w:sz="0" w:space="0"/>
+            <w:right w:val="none" w:color="auto" w:sz="0" w:space="0"/>
+            <w:insideH w:val="none" w:color="auto" w:sz="0" w:space="0"/>
+            <w:insideV w:val="none" w:color="auto" w:sz="0" w:space="0"/>
           </w:tblBorders>
           <w:tblCellMar>
             <w:top w:w="0" w:type="dxa"/>
@@ -361,7 +359,7 @@
           </w:tblCellMar>
         </w:tblPrEx>
         <w:trPr>
-          <w:trHeight w:val="810"/>
+          <w:trHeight w:val="810" w:hRule="atLeast"/>
           <w:jc w:val="center"/>
         </w:trPr>
         <w:tc>
@@ -400,7 +398,7 @@
             </w:r>
             <w:r>
               <w:rPr>
-                <w:rFonts w:asciiTheme="minorAscii" w:eastAsiaTheme="minorEastAsia" w:hAnsiTheme="minorAscii" w:hint="default"/>
+                <w:rFonts w:hint="default" w:asciiTheme="minorAscii" w:hAnsiTheme="minorAscii" w:eastAsiaTheme="minorEastAsia"/>
                 <w:spacing w:val="227"/>
                 <w:sz w:val="21"/>
                 <w:vertAlign w:val="baseline"/>
@@ -455,7 +453,7 @@
             </w:r>
             <w:r>
               <w:rPr>
-                <w:rFonts w:asciiTheme="minorAscii" w:eastAsiaTheme="minorEastAsia" w:hAnsiTheme="minorAscii" w:hint="eastAsia"/>
+                <w:rFonts w:hint="eastAsia" w:asciiTheme="minorAscii" w:hAnsiTheme="minorAscii" w:eastAsiaTheme="minorEastAsia"/>
                 <w:spacing w:val="227"/>
                 <w:sz w:val="21"/>
                 <w:vertAlign w:val="baseline"/>
@@ -477,8 +475,14 @@
       </w:tr>
       <w:tr>
         <w:tblPrEx>
-          <w:tblW w:w="0" w:type="auto"/>
-          <w:jc w:val="center"/>
+          <w:tblBorders>
+            <w:top w:val="none" w:color="auto" w:sz="0" w:space="0"/>
+            <w:left w:val="none" w:color="auto" w:sz="0" w:space="0"/>
+            <w:bottom w:val="none" w:color="auto" w:sz="0" w:space="0"/>
+            <w:right w:val="none" w:color="auto" w:sz="0" w:space="0"/>
+            <w:insideH w:val="none" w:color="auto" w:sz="0" w:space="0"/>
+            <w:insideV w:val="none" w:color="auto" w:sz="0" w:space="0"/>
+          </w:tblBorders>
           <w:tblCellMar>
             <w:top w:w="0" w:type="dxa"/>
             <w:left w:w="108" w:type="dxa"/>
@@ -487,7 +491,7 @@
           </w:tblCellMar>
         </w:tblPrEx>
         <w:trPr>
-          <w:trHeight w:val="810"/>
+          <w:trHeight w:val="810" w:hRule="atLeast"/>
           <w:jc w:val="center"/>
         </w:trPr>
         <w:tc>
@@ -512,7 +516,7 @@
               <w:snapToGrid w:val="0"/>
               <w:textAlignment w:val="baseline"/>
               <w:rPr>
-                <w:rFonts w:ascii="Arial" w:eastAsia="Arial" w:hAnsi="Arial" w:cs="Arial" w:hint="default"/>
+                <w:rFonts w:hint="default" w:ascii="Arial" w:hAnsi="Arial" w:eastAsia="Arial" w:cs="Arial"/>
                 <w:snapToGrid w:val="0"/>
                 <w:color w:val="000000"/>
                 <w:kern w:val="0"/>
@@ -544,7 +548,7 @@
             </w:r>
             <w:r>
               <w:rPr>
-                <w:rFonts w:asciiTheme="minorAscii" w:eastAsiaTheme="minorEastAsia" w:hAnsiTheme="minorAscii" w:hint="default"/>
+                <w:rFonts w:hint="default" w:asciiTheme="minorAscii" w:hAnsiTheme="minorAscii" w:eastAsiaTheme="minorEastAsia"/>
                 <w:spacing w:val="227"/>
                 <w:sz w:val="21"/>
                 <w:vertAlign w:val="baseline"/>
@@ -598,7 +602,7 @@
               <w:snapToGrid w:val="0"/>
               <w:textAlignment w:val="baseline"/>
               <w:rPr>
-                <w:rFonts w:ascii="Arial" w:eastAsia="Arial" w:hAnsi="Arial" w:cs="Arial" w:hint="default"/>
+                <w:rFonts w:hint="default" w:ascii="Arial" w:hAnsi="Arial" w:eastAsia="Arial" w:cs="Arial"/>
                 <w:snapToGrid w:val="0"/>
                 <w:color w:val="000000"/>
                 <w:kern w:val="0"/>
@@ -618,7 +622,7 @@
             </w:r>
             <w:r>
               <w:rPr>
-                <w:rFonts w:asciiTheme="minorAscii" w:eastAsiaTheme="minorEastAsia" w:hAnsiTheme="minorAscii" w:hint="eastAsia"/>
+                <w:rFonts w:hint="eastAsia" w:asciiTheme="minorAscii" w:hAnsiTheme="minorAscii" w:eastAsiaTheme="minorEastAsia"/>
                 <w:spacing w:val="227"/>
                 <w:sz w:val="21"/>
                 <w:vertAlign w:val="baseline"/>
@@ -640,8 +644,14 @@
       </w:tr>
       <w:tr>
         <w:tblPrEx>
-          <w:tblW w:w="0" w:type="auto"/>
-          <w:jc w:val="center"/>
+          <w:tblBorders>
+            <w:top w:val="none" w:color="auto" w:sz="0" w:space="0"/>
+            <w:left w:val="none" w:color="auto" w:sz="0" w:space="0"/>
+            <w:bottom w:val="none" w:color="auto" w:sz="0" w:space="0"/>
+            <w:right w:val="none" w:color="auto" w:sz="0" w:space="0"/>
+            <w:insideH w:val="none" w:color="auto" w:sz="0" w:space="0"/>
+            <w:insideV w:val="none" w:color="auto" w:sz="0" w:space="0"/>
+          </w:tblBorders>
           <w:tblCellMar>
             <w:top w:w="0" w:type="dxa"/>
             <w:left w:w="108" w:type="dxa"/>
@@ -650,7 +660,7 @@
           </w:tblCellMar>
         </w:tblPrEx>
         <w:trPr>
-          <w:trHeight w:val="635"/>
+          <w:trHeight w:val="635" w:hRule="atLeast"/>
           <w:jc w:val="center"/>
         </w:trPr>
         <w:tc>
@@ -701,7 +711,7 @@
             </w:r>
             <w:r>
               <w:rPr>
-                <w:rFonts w:asciiTheme="minorAscii" w:eastAsiaTheme="minorEastAsia" w:hAnsiTheme="minorAscii" w:hint="eastAsia"/>
+                <w:rFonts w:hint="eastAsia" w:asciiTheme="minorAscii" w:hAnsiTheme="minorAscii" w:eastAsiaTheme="minorEastAsia"/>
                 <w:spacing w:val="227"/>
                 <w:sz w:val="21"/>
                 <w:vertAlign w:val="baseline"/>
@@ -755,7 +765,7 @@
             </w:r>
             <w:r>
               <w:rPr>
-                <w:rFonts w:asciiTheme="minorAscii" w:eastAsiaTheme="minorEastAsia" w:hAnsiTheme="minorAscii" w:hint="eastAsia"/>
+                <w:rFonts w:hint="eastAsia" w:asciiTheme="minorAscii" w:hAnsiTheme="minorAscii" w:eastAsiaTheme="minorEastAsia"/>
                 <w:spacing w:val="227"/>
                 <w:sz w:val="21"/>
                 <w:vertAlign w:val="baseline"/>
@@ -816,14 +826,14 @@
         <w:ind w:left="3634"/>
         <w:textAlignment w:val="baseline"/>
         <w:rPr>
-          <w:rFonts w:ascii="宋体" w:eastAsia="宋体" w:hAnsi="宋体" w:cs="宋体"/>
+          <w:rFonts w:ascii="宋体" w:hAnsi="宋体" w:eastAsia="宋体" w:cs="宋体"/>
           <w:sz w:val="31"/>
           <w:szCs w:val="31"/>
         </w:rPr>
       </w:pPr>
       <w:r>
         <w:rPr>
-          <w:rFonts w:ascii="宋体" w:eastAsia="宋体" w:hAnsi="宋体" w:cs="宋体"/>
+          <w:rFonts w:ascii="宋体" w:hAnsi="宋体" w:eastAsia="宋体" w:cs="宋体"/>
           <w:b/>
           <w:bCs/>
           <w:spacing w:val="4"/>
@@ -835,16 +845,16 @@
     </w:p>
     <w:tbl>
       <w:tblPr>
-        <w:tblStyle w:val="TableNormal0"/>
+        <w:tblStyle w:val="26"/>
         <w:tblW w:w="8214" w:type="dxa"/>
         <w:jc w:val="center"/>
         <w:tblBorders>
-          <w:top w:val="single" w:sz="2" w:space="0" w:color="000000"/>
-          <w:left w:val="single" w:sz="2" w:space="0" w:color="000000"/>
-          <w:bottom w:val="single" w:sz="2" w:space="0" w:color="000000"/>
-          <w:right w:val="single" w:sz="2" w:space="0" w:color="000000"/>
-          <w:insideH w:val="single" w:sz="2" w:space="0" w:color="000000"/>
-          <w:insideV w:val="single" w:sz="2" w:space="0" w:color="000000"/>
+          <w:top w:val="single" w:color="000000" w:sz="2" w:space="0"/>
+          <w:left w:val="single" w:color="000000" w:sz="2" w:space="0"/>
+          <w:bottom w:val="single" w:color="000000" w:sz="2" w:space="0"/>
+          <w:right w:val="single" w:color="000000" w:sz="2" w:space="0"/>
+          <w:insideH w:val="single" w:color="000000" w:sz="2" w:space="0"/>
+          <w:insideV w:val="single" w:color="000000" w:sz="2" w:space="0"/>
         </w:tblBorders>
         <w:tblLayout w:type="fixed"/>
         <w:tblCellMar>
@@ -864,17 +874,14 @@
       </w:tblGrid>
       <w:tr>
         <w:tblPrEx>
-          <w:tblW w:w="8214" w:type="dxa"/>
-          <w:jc w:val="center"/>
           <w:tblBorders>
-            <w:top w:val="single" w:sz="2" w:space="0" w:color="000000"/>
-            <w:left w:val="single" w:sz="2" w:space="0" w:color="000000"/>
-            <w:bottom w:val="single" w:sz="2" w:space="0" w:color="000000"/>
-            <w:right w:val="single" w:sz="2" w:space="0" w:color="000000"/>
-            <w:insideH w:val="single" w:sz="2" w:space="0" w:color="000000"/>
-            <w:insideV w:val="single" w:sz="2" w:space="0" w:color="000000"/>
+            <w:top w:val="single" w:color="000000" w:sz="2" w:space="0"/>
+            <w:left w:val="single" w:color="000000" w:sz="2" w:space="0"/>
+            <w:bottom w:val="single" w:color="000000" w:sz="2" w:space="0"/>
+            <w:right w:val="single" w:color="000000" w:sz="2" w:space="0"/>
+            <w:insideH w:val="single" w:color="000000" w:sz="2" w:space="0"/>
+            <w:insideV w:val="single" w:color="000000" w:sz="2" w:space="0"/>
           </w:tblBorders>
-          <w:tblLayout w:type="fixed"/>
           <w:tblCellMar>
             <w:top w:w="0" w:type="dxa"/>
             <w:left w:w="0" w:type="dxa"/>
@@ -883,7 +890,7 @@
           </w:tblCellMar>
         </w:tblPrEx>
         <w:trPr>
-          <w:trHeight w:val="593"/>
+          <w:trHeight w:val="593" w:hRule="atLeast"/>
           <w:jc w:val="center"/>
         </w:trPr>
         <w:tc>
@@ -906,18 +913,18 @@
               <w:adjustRightInd w:val="0"/>
               <w:snapToGrid w:val="0"/>
               <w:spacing w:before="176" w:line="228" w:lineRule="auto"/>
-              <w:ind w:left="0" w:right="0" w:firstLine="0" w:leftChars="0" w:rightChars="0" w:firstLineChars="0"/>
+              <w:ind w:left="0" w:leftChars="0" w:right="0" w:rightChars="0" w:firstLine="0" w:firstLineChars="0"/>
               <w:jc w:val="center"/>
               <w:textAlignment w:val="baseline"/>
               <w:rPr>
-                <w:rFonts w:ascii="宋体" w:eastAsia="宋体" w:hAnsi="宋体" w:cs="宋体"/>
+                <w:rFonts w:ascii="宋体" w:hAnsi="宋体" w:eastAsia="宋体" w:cs="宋体"/>
                 <w:sz w:val="20"/>
                 <w:szCs w:val="20"/>
               </w:rPr>
             </w:pPr>
             <w:r>
               <w:rPr>
-                <w:rFonts w:ascii="宋体" w:hAnsi="宋体" w:cs="宋体" w:hint="eastAsia"/>
+                <w:rFonts w:hint="eastAsia" w:ascii="宋体" w:hAnsi="宋体" w:cs="宋体"/>
                 <w:spacing w:val="-14"/>
                 <w:sz w:val="20"/>
                 <w:szCs w:val="20"/>
@@ -927,7 +934,7 @@
             </w:r>
             <w:r>
               <w:rPr>
-                <w:rFonts w:ascii="宋体" w:eastAsia="宋体" w:hAnsi="宋体" w:cs="宋体"/>
+                <w:rFonts w:ascii="宋体" w:hAnsi="宋体" w:eastAsia="宋体" w:cs="宋体"/>
                 <w:spacing w:val="-14"/>
                 <w:sz w:val="20"/>
                 <w:szCs w:val="20"/>
@@ -956,18 +963,18 @@
               <w:adjustRightInd w:val="0"/>
               <w:snapToGrid w:val="0"/>
               <w:spacing w:before="175" w:line="227" w:lineRule="auto"/>
-              <w:ind w:left="0" w:right="0" w:firstLine="0" w:leftChars="0" w:rightChars="0" w:firstLineChars="0"/>
+              <w:ind w:left="0" w:leftChars="0" w:right="0" w:rightChars="0" w:firstLine="0" w:firstLineChars="0"/>
               <w:jc w:val="center"/>
               <w:textAlignment w:val="baseline"/>
               <w:rPr>
-                <w:rFonts w:ascii="宋体" w:eastAsia="宋体" w:hAnsi="宋体" w:cs="宋体"/>
+                <w:rFonts w:ascii="宋体" w:hAnsi="宋体" w:eastAsia="宋体" w:cs="宋体"/>
                 <w:sz w:val="20"/>
                 <w:szCs w:val="20"/>
               </w:rPr>
             </w:pPr>
             <w:r>
               <w:rPr>
-                <w:rFonts w:ascii="宋体" w:eastAsia="宋体" w:hAnsi="宋体" w:cs="宋体"/>
+                <w:rFonts w:ascii="宋体" w:hAnsi="宋体" w:eastAsia="宋体" w:cs="宋体"/>
                 <w:spacing w:val="4"/>
                 <w:sz w:val="20"/>
                 <w:szCs w:val="20"/>
@@ -996,18 +1003,18 @@
               <w:adjustRightInd w:val="0"/>
               <w:snapToGrid w:val="0"/>
               <w:spacing w:before="175" w:line="228" w:lineRule="auto"/>
-              <w:ind w:left="0" w:right="0" w:firstLine="0" w:leftChars="0" w:rightChars="0" w:firstLineChars="0"/>
+              <w:ind w:left="0" w:leftChars="0" w:right="0" w:rightChars="0" w:firstLine="0" w:firstLineChars="0"/>
               <w:jc w:val="center"/>
               <w:textAlignment w:val="baseline"/>
               <w:rPr>
-                <w:rFonts w:ascii="宋体" w:eastAsia="宋体" w:hAnsi="宋体" w:cs="宋体"/>
+                <w:rFonts w:ascii="宋体" w:hAnsi="宋体" w:eastAsia="宋体" w:cs="宋体"/>
                 <w:sz w:val="20"/>
                 <w:szCs w:val="20"/>
               </w:rPr>
             </w:pPr>
             <w:r>
               <w:rPr>
-                <w:rFonts w:ascii="宋体" w:eastAsia="宋体" w:hAnsi="宋体" w:cs="宋体"/>
+                <w:rFonts w:ascii="宋体" w:hAnsi="宋体" w:eastAsia="宋体" w:cs="宋体"/>
                 <w:spacing w:val="7"/>
                 <w:sz w:val="20"/>
                 <w:szCs w:val="20"/>
@@ -1036,11 +1043,11 @@
               <w:adjustRightInd w:val="0"/>
               <w:snapToGrid w:val="0"/>
               <w:spacing w:before="175" w:line="228" w:lineRule="auto"/>
-              <w:ind w:left="0" w:right="0" w:firstLine="0" w:leftChars="0" w:rightChars="0" w:firstLineChars="0"/>
+              <w:ind w:left="0" w:leftChars="0" w:right="0" w:rightChars="0" w:firstLine="0" w:firstLineChars="0"/>
               <w:jc w:val="center"/>
               <w:textAlignment w:val="baseline"/>
               <w:rPr>
-                <w:rFonts w:ascii="宋体" w:eastAsia="宋体" w:hAnsi="宋体" w:cs="宋体" w:hint="eastAsia"/>
+                <w:rFonts w:hint="eastAsia" w:ascii="宋体" w:hAnsi="宋体" w:eastAsia="宋体" w:cs="宋体"/>
                 <w:spacing w:val="7"/>
                 <w:sz w:val="20"/>
                 <w:szCs w:val="20"/>
@@ -1049,7 +1056,7 @@
             </w:pPr>
             <w:r>
               <w:rPr>
-                <w:rFonts w:ascii="宋体" w:hAnsi="宋体" w:cs="宋体" w:hint="eastAsia"/>
+                <w:rFonts w:hint="eastAsia" w:ascii="宋体" w:hAnsi="宋体" w:cs="宋体"/>
                 <w:spacing w:val="7"/>
                 <w:sz w:val="20"/>
                 <w:szCs w:val="20"/>
@@ -1079,11 +1086,11 @@
               <w:adjustRightInd w:val="0"/>
               <w:snapToGrid w:val="0"/>
               <w:spacing w:before="175" w:line="228" w:lineRule="auto"/>
-              <w:ind w:left="0" w:right="0" w:firstLine="0" w:leftChars="0" w:rightChars="0" w:firstLineChars="0"/>
+              <w:ind w:left="0" w:leftChars="0" w:right="0" w:rightChars="0" w:firstLine="0" w:firstLineChars="0"/>
               <w:jc w:val="center"/>
               <w:textAlignment w:val="baseline"/>
               <w:rPr>
-                <w:rFonts w:ascii="宋体" w:hAnsi="宋体" w:cs="宋体" w:hint="default"/>
+                <w:rFonts w:hint="default" w:ascii="宋体" w:hAnsi="宋体" w:cs="宋体"/>
                 <w:spacing w:val="7"/>
                 <w:sz w:val="20"/>
                 <w:szCs w:val="20"/>
@@ -1092,7 +1099,7 @@
             </w:pPr>
             <w:r>
               <w:rPr>
-                <w:rFonts w:ascii="宋体" w:hAnsi="宋体" w:cs="宋体" w:hint="eastAsia"/>
+                <w:rFonts w:hint="eastAsia" w:ascii="宋体" w:hAnsi="宋体" w:cs="宋体"/>
                 <w:spacing w:val="7"/>
                 <w:sz w:val="20"/>
                 <w:szCs w:val="20"/>
@@ -1122,18 +1129,18 @@
               <w:adjustRightInd w:val="0"/>
               <w:snapToGrid w:val="0"/>
               <w:spacing w:before="176" w:line="229" w:lineRule="auto"/>
-              <w:ind w:left="0" w:right="0" w:firstLine="0" w:leftChars="0" w:rightChars="0" w:firstLineChars="0"/>
+              <w:ind w:left="0" w:leftChars="0" w:right="0" w:rightChars="0" w:firstLine="0" w:firstLineChars="0"/>
               <w:jc w:val="center"/>
               <w:textAlignment w:val="baseline"/>
               <w:rPr>
-                <w:rFonts w:ascii="宋体" w:eastAsia="宋体" w:hAnsi="宋体" w:cs="宋体"/>
+                <w:rFonts w:ascii="宋体" w:hAnsi="宋体" w:eastAsia="宋体" w:cs="宋体"/>
                 <w:sz w:val="20"/>
                 <w:szCs w:val="20"/>
               </w:rPr>
             </w:pPr>
             <w:r>
               <w:rPr>
-                <w:rFonts w:ascii="宋体" w:eastAsia="宋体" w:hAnsi="宋体" w:cs="宋体"/>
+                <w:rFonts w:ascii="宋体" w:hAnsi="宋体" w:eastAsia="宋体" w:cs="宋体"/>
                 <w:spacing w:val="7"/>
                 <w:sz w:val="20"/>
                 <w:szCs w:val="20"/>
@@ -1145,9 +1152,14 @@
       </w:tr>
       <w:tr>
         <w:tblPrEx>
-          <w:tblW w:w="8214" w:type="dxa"/>
-          <w:jc w:val="center"/>
-          <w:tblLayout w:type="fixed"/>
+          <w:tblBorders>
+            <w:top w:val="single" w:color="000000" w:sz="2" w:space="0"/>
+            <w:left w:val="single" w:color="000000" w:sz="2" w:space="0"/>
+            <w:bottom w:val="single" w:color="000000" w:sz="2" w:space="0"/>
+            <w:right w:val="single" w:color="000000" w:sz="2" w:space="0"/>
+            <w:insideH w:val="single" w:color="000000" w:sz="2" w:space="0"/>
+            <w:insideV w:val="single" w:color="000000" w:sz="2" w:space="0"/>
+          </w:tblBorders>
           <w:tblCellMar>
             <w:top w:w="0" w:type="dxa"/>
             <w:left w:w="0" w:type="dxa"/>
@@ -1156,7 +1168,7 @@
           </w:tblCellMar>
         </w:tblPrEx>
         <w:trPr>
-          <w:trHeight w:val="516"/>
+          <w:trHeight w:val="516" w:hRule="atLeast"/>
           <w:jc w:val="center"/>
         </w:trPr>
         <w:tc>
@@ -1179,11 +1191,11 @@
               <w:adjustRightInd w:val="0"/>
               <w:snapToGrid w:val="0"/>
               <w:spacing w:before="173" w:line="267" w:lineRule="exact"/>
-              <w:ind w:left="0" w:right="0" w:firstLine="0" w:leftChars="0" w:rightChars="0" w:firstLineChars="0"/>
+              <w:ind w:left="0" w:leftChars="0" w:right="0" w:rightChars="0" w:firstLine="0" w:firstLineChars="0"/>
               <w:jc w:val="center"/>
               <w:textAlignment w:val="baseline"/>
               <w:rPr>
-                <w:rFonts w:ascii="宋体" w:eastAsia="宋体" w:hAnsi="宋体" w:cs="宋体" w:hint="default"/>
+                <w:rFonts w:hint="default" w:ascii="宋体" w:hAnsi="宋体" w:eastAsia="宋体" w:cs="宋体"/>
                 <w:sz w:val="20"/>
                 <w:szCs w:val="20"/>
                 <w:lang w:val="en-US"/>
@@ -1191,7 +1203,7 @@
             </w:pPr>
             <w:r>
               <w:rPr>
-                <w:rFonts w:ascii="宋体" w:eastAsia="宋体" w:hAnsi="宋体" w:cs="宋体"/>
+                <w:rFonts w:ascii="宋体" w:hAnsi="宋体" w:eastAsia="宋体" w:cs="宋体"/>
                 <w:spacing w:val="3"/>
                 <w:position w:val="1"/>
                 <w:sz w:val="20"/>
@@ -1201,7 +1213,7 @@
             </w:r>
             <w:r>
               <w:rPr>
-                <w:rFonts w:ascii="宋体" w:hAnsi="宋体" w:cs="宋体" w:hint="eastAsia"/>
+                <w:rFonts w:hint="eastAsia" w:ascii="宋体" w:hAnsi="宋体" w:cs="宋体"/>
                 <w:spacing w:val="3"/>
                 <w:position w:val="1"/>
                 <w:sz w:val="20"/>
@@ -1212,7 +1224,7 @@
             </w:r>
             <w:r>
               <w:rPr>
-                <w:rFonts w:ascii="宋体" w:eastAsia="宋体" w:hAnsi="宋体" w:cs="宋体"/>
+                <w:rFonts w:ascii="宋体" w:hAnsi="宋体" w:eastAsia="宋体" w:cs="宋体"/>
                 <w:spacing w:val="3"/>
                 <w:position w:val="1"/>
                 <w:sz w:val="20"/>
@@ -1222,7 +1234,7 @@
             </w:r>
             <w:r>
               <w:rPr>
-                <w:rFonts w:ascii="宋体" w:hAnsi="宋体" w:cs="宋体" w:hint="eastAsia"/>
+                <w:rFonts w:hint="eastAsia" w:ascii="宋体" w:hAnsi="宋体" w:cs="宋体"/>
                 <w:spacing w:val="3"/>
                 <w:position w:val="1"/>
                 <w:sz w:val="20"/>
@@ -1253,18 +1265,18 @@
               <w:adjustRightInd w:val="0"/>
               <w:snapToGrid w:val="0"/>
               <w:spacing w:before="173" w:line="267" w:lineRule="exact"/>
-              <w:ind w:left="0" w:right="0" w:firstLine="0" w:leftChars="0" w:rightChars="0" w:firstLineChars="0"/>
+              <w:ind w:left="0" w:leftChars="0" w:right="0" w:rightChars="0" w:firstLine="0" w:firstLineChars="0"/>
               <w:jc w:val="center"/>
               <w:textAlignment w:val="baseline"/>
               <w:rPr>
-                <w:rFonts w:ascii="宋体" w:eastAsia="宋体" w:hAnsi="宋体" w:cs="宋体"/>
+                <w:rFonts w:ascii="宋体" w:hAnsi="宋体" w:eastAsia="宋体" w:cs="宋体"/>
                 <w:sz w:val="20"/>
                 <w:szCs w:val="20"/>
               </w:rPr>
             </w:pPr>
             <w:r>
               <w:rPr>
-                <w:rFonts w:ascii="宋体" w:eastAsia="宋体" w:hAnsi="宋体" w:cs="宋体"/>
+                <w:rFonts w:ascii="宋体" w:hAnsi="宋体" w:eastAsia="宋体" w:cs="宋体"/>
                 <w:spacing w:val="4"/>
                 <w:position w:val="1"/>
                 <w:sz w:val="20"/>
@@ -1294,18 +1306,18 @@
               <w:adjustRightInd w:val="0"/>
               <w:snapToGrid w:val="0"/>
               <w:spacing w:before="172" w:line="228" w:lineRule="auto"/>
-              <w:ind w:left="0" w:right="0" w:firstLine="0" w:leftChars="0" w:rightChars="0" w:firstLineChars="0"/>
+              <w:ind w:left="0" w:leftChars="0" w:right="0" w:rightChars="0" w:firstLine="0" w:firstLineChars="0"/>
               <w:jc w:val="center"/>
               <w:textAlignment w:val="baseline"/>
               <w:rPr>
-                <w:rFonts w:ascii="宋体" w:eastAsia="宋体" w:hAnsi="宋体" w:cs="宋体"/>
+                <w:rFonts w:ascii="宋体" w:hAnsi="宋体" w:eastAsia="宋体" w:cs="宋体"/>
                 <w:sz w:val="20"/>
                 <w:szCs w:val="20"/>
               </w:rPr>
             </w:pPr>
             <w:r>
               <w:rPr>
-                <w:rFonts w:ascii="宋体" w:eastAsia="宋体" w:hAnsi="宋体" w:cs="宋体"/>
+                <w:rFonts w:ascii="宋体" w:hAnsi="宋体" w:eastAsia="宋体" w:cs="宋体"/>
                 <w:spacing w:val="200"/>
                 <w:kern w:val="0"/>
                 <w:sz w:val="20"/>
@@ -1315,7 +1327,7 @@
             </w:r>
             <w:r>
               <w:rPr>
-                <w:rFonts w:ascii="宋体" w:eastAsia="宋体" w:hAnsi="宋体" w:cs="宋体"/>
+                <w:rFonts w:ascii="宋体" w:hAnsi="宋体" w:eastAsia="宋体" w:cs="宋体"/>
                 <w:spacing w:val="0"/>
                 <w:kern w:val="0"/>
                 <w:sz w:val="20"/>
@@ -1345,11 +1357,11 @@
               <w:adjustRightInd w:val="0"/>
               <w:snapToGrid w:val="0"/>
               <w:spacing w:before="173" w:line="229" w:lineRule="auto"/>
-              <w:ind w:left="0" w:right="0" w:firstLine="0" w:leftChars="0" w:rightChars="0" w:firstLineChars="0"/>
+              <w:ind w:left="0" w:leftChars="0" w:right="0" w:rightChars="0" w:firstLine="0" w:firstLineChars="0"/>
               <w:jc w:val="center"/>
               <w:textAlignment w:val="baseline"/>
               <w:rPr>
-                <w:rFonts w:ascii="宋体" w:eastAsia="宋体" w:hAnsi="宋体" w:cs="宋体"/>
+                <w:rFonts w:ascii="宋体" w:hAnsi="宋体" w:eastAsia="宋体" w:cs="宋体"/>
                 <w:spacing w:val="200"/>
                 <w:kern w:val="0"/>
                 <w:sz w:val="20"/>
@@ -1358,7 +1370,7 @@
             </w:pPr>
             <w:r>
               <w:rPr>
-                <w:rFonts w:asciiTheme="minorAscii" w:eastAsiaTheme="minorEastAsia" w:hAnsiTheme="minorAscii" w:hint="eastAsia"/>
+                <w:rFonts w:hint="eastAsia" w:asciiTheme="minorAscii" w:hAnsiTheme="minorAscii" w:eastAsiaTheme="minorEastAsia"/>
                 <w:spacing w:val="0"/>
                 <w:kern w:val="0"/>
                 <w:sz w:val="21"/>
@@ -1389,11 +1401,11 @@
               <w:adjustRightInd w:val="0"/>
               <w:snapToGrid w:val="0"/>
               <w:spacing w:before="172" w:line="228" w:lineRule="auto"/>
-              <w:ind w:left="0" w:right="0" w:firstLine="0" w:leftChars="0" w:rightChars="0" w:firstLineChars="0"/>
+              <w:ind w:left="0" w:leftChars="0" w:right="0" w:rightChars="0" w:firstLine="0" w:firstLineChars="0"/>
               <w:jc w:val="center"/>
               <w:textAlignment w:val="baseline"/>
               <w:rPr>
-                <w:rFonts w:ascii="宋体" w:eastAsia="宋体" w:hAnsi="宋体" w:cs="宋体"/>
+                <w:rFonts w:ascii="宋体" w:hAnsi="宋体" w:eastAsia="宋体" w:cs="宋体"/>
                 <w:spacing w:val="200"/>
                 <w:kern w:val="0"/>
                 <w:sz w:val="20"/>
@@ -1402,7 +1414,7 @@
             </w:pPr>
             <w:r>
               <w:rPr>
-                <w:rFonts w:ascii="宋体" w:eastAsia="宋体" w:hAnsi="宋体" w:cs="宋体" w:hint="eastAsia"/>
+                <w:rFonts w:hint="eastAsia" w:ascii="宋体" w:hAnsi="宋体" w:eastAsia="宋体" w:cs="宋体"/>
                 <w:spacing w:val="200"/>
                 <w:kern w:val="0"/>
                 <w:sz w:val="20"/>
@@ -1412,7 +1424,7 @@
             </w:r>
             <w:r>
               <w:rPr>
-                <w:rFonts w:asciiTheme="minorAscii" w:eastAsiaTheme="minorEastAsia" w:hAnsiTheme="minorAscii" w:hint="eastAsia"/>
+                <w:rFonts w:hint="eastAsia" w:asciiTheme="minorAscii" w:hAnsiTheme="minorAscii" w:eastAsiaTheme="minorEastAsia"/>
                 <w:spacing w:val="0"/>
                 <w:kern w:val="0"/>
                 <w:sz w:val="21"/>
@@ -1443,18 +1455,18 @@
               <w:adjustRightInd w:val="0"/>
               <w:snapToGrid w:val="0"/>
               <w:spacing w:before="173" w:line="229" w:lineRule="auto"/>
-              <w:ind w:left="0" w:right="0" w:firstLine="0" w:leftChars="0" w:rightChars="0" w:firstLineChars="0"/>
+              <w:ind w:left="0" w:leftChars="0" w:right="0" w:rightChars="0" w:firstLine="0" w:firstLineChars="0"/>
               <w:jc w:val="center"/>
               <w:textAlignment w:val="baseline"/>
               <w:rPr>
-                <w:rFonts w:ascii="宋体" w:eastAsia="宋体" w:hAnsi="宋体" w:cs="宋体"/>
+                <w:rFonts w:ascii="宋体" w:hAnsi="宋体" w:eastAsia="宋体" w:cs="宋体"/>
                 <w:sz w:val="20"/>
                 <w:szCs w:val="20"/>
               </w:rPr>
             </w:pPr>
             <w:r>
               <w:rPr>
-                <w:rFonts w:asciiTheme="minorAscii" w:eastAsiaTheme="minorEastAsia" w:hAnsiTheme="minorAscii" w:hint="eastAsia"/>
+                <w:rFonts w:hint="eastAsia" w:asciiTheme="minorAscii" w:hAnsiTheme="minorAscii" w:eastAsiaTheme="minorEastAsia"/>
                 <w:spacing w:val="0"/>
                 <w:kern w:val="0"/>
                 <w:sz w:val="21"/>
@@ -1468,9 +1480,14 @@
       </w:tr>
       <w:tr>
         <w:tblPrEx>
-          <w:tblW w:w="8214" w:type="dxa"/>
-          <w:jc w:val="center"/>
-          <w:tblLayout w:type="fixed"/>
+          <w:tblBorders>
+            <w:top w:val="single" w:color="000000" w:sz="2" w:space="0"/>
+            <w:left w:val="single" w:color="000000" w:sz="2" w:space="0"/>
+            <w:bottom w:val="single" w:color="000000" w:sz="2" w:space="0"/>
+            <w:right w:val="single" w:color="000000" w:sz="2" w:space="0"/>
+            <w:insideH w:val="single" w:color="000000" w:sz="2" w:space="0"/>
+            <w:insideV w:val="single" w:color="000000" w:sz="2" w:space="0"/>
+          </w:tblBorders>
           <w:tblCellMar>
             <w:top w:w="0" w:type="dxa"/>
             <w:left w:w="0" w:type="dxa"/>
@@ -1479,7 +1496,7 @@
           </w:tblCellMar>
         </w:tblPrEx>
         <w:trPr>
-          <w:trHeight w:val="556"/>
+          <w:trHeight w:val="556" w:hRule="atLeast"/>
           <w:jc w:val="center"/>
         </w:trPr>
         <w:tc>
@@ -1488,7 +1505,7 @@
           </w:tcPr>
           <w:p>
             <w:pPr>
-              <w:pStyle w:val="TableText"/>
+              <w:pStyle w:val="27"/>
               <w:keepNext w:val="0"/>
               <w:keepLines w:val="0"/>
               <w:pageBreakBefore w:val="0"/>
@@ -1502,7 +1519,7 @@
               <w:bidi w:val="0"/>
               <w:adjustRightInd w:val="0"/>
               <w:snapToGrid w:val="0"/>
-              <w:ind w:left="0" w:right="0" w:firstLine="0" w:leftChars="0" w:rightChars="0" w:firstLineChars="0"/>
+              <w:ind w:left="0" w:leftChars="0" w:right="0" w:rightChars="0" w:firstLine="0" w:firstLineChars="0"/>
               <w:jc w:val="center"/>
               <w:textAlignment w:val="baseline"/>
             </w:pPr>
@@ -1514,7 +1531,7 @@
           </w:tcPr>
           <w:p>
             <w:pPr>
-              <w:pStyle w:val="TableText"/>
+              <w:pStyle w:val="27"/>
               <w:keepNext w:val="0"/>
               <w:keepLines w:val="0"/>
               <w:pageBreakBefore w:val="0"/>
@@ -1528,7 +1545,7 @@
               <w:bidi w:val="0"/>
               <w:adjustRightInd w:val="0"/>
               <w:snapToGrid w:val="0"/>
-              <w:ind w:left="0" w:right="0" w:firstLine="0" w:leftChars="0" w:rightChars="0" w:firstLineChars="0"/>
+              <w:ind w:left="0" w:leftChars="0" w:right="0" w:rightChars="0" w:firstLine="0" w:firstLineChars="0"/>
               <w:jc w:val="center"/>
               <w:textAlignment w:val="baseline"/>
             </w:pPr>
@@ -1540,7 +1557,7 @@
           </w:tcPr>
           <w:p>
             <w:pPr>
-              <w:pStyle w:val="TableText"/>
+              <w:pStyle w:val="27"/>
               <w:keepNext w:val="0"/>
               <w:keepLines w:val="0"/>
               <w:pageBreakBefore w:val="0"/>
@@ -1554,7 +1571,7 @@
               <w:bidi w:val="0"/>
               <w:adjustRightInd w:val="0"/>
               <w:snapToGrid w:val="0"/>
-              <w:ind w:left="0" w:right="0" w:firstLine="0" w:leftChars="0" w:rightChars="0" w:firstLineChars="0"/>
+              <w:ind w:left="0" w:leftChars="0" w:right="0" w:rightChars="0" w:firstLine="0" w:firstLineChars="0"/>
               <w:jc w:val="center"/>
               <w:textAlignment w:val="baseline"/>
             </w:pPr>
@@ -1566,7 +1583,7 @@
           </w:tcPr>
           <w:p>
             <w:pPr>
-              <w:pStyle w:val="TableText"/>
+              <w:pStyle w:val="27"/>
               <w:keepNext w:val="0"/>
               <w:keepLines w:val="0"/>
               <w:pageBreakBefore w:val="0"/>
@@ -1580,7 +1597,7 @@
               <w:bidi w:val="0"/>
               <w:adjustRightInd w:val="0"/>
               <w:snapToGrid w:val="0"/>
-              <w:ind w:left="0" w:right="0" w:firstLine="0" w:leftChars="0" w:rightChars="0" w:firstLineChars="0"/>
+              <w:ind w:left="0" w:leftChars="0" w:right="0" w:rightChars="0" w:firstLine="0" w:firstLineChars="0"/>
               <w:jc w:val="center"/>
               <w:textAlignment w:val="baseline"/>
             </w:pPr>
@@ -1592,7 +1609,7 @@
           </w:tcPr>
           <w:p>
             <w:pPr>
-              <w:pStyle w:val="TableText"/>
+              <w:pStyle w:val="27"/>
               <w:keepNext w:val="0"/>
               <w:keepLines w:val="0"/>
               <w:pageBreakBefore w:val="0"/>
@@ -1606,7 +1623,7 @@
               <w:bidi w:val="0"/>
               <w:adjustRightInd w:val="0"/>
               <w:snapToGrid w:val="0"/>
-              <w:ind w:left="0" w:right="0" w:firstLine="0" w:leftChars="0" w:rightChars="0" w:firstLineChars="0"/>
+              <w:ind w:left="0" w:leftChars="0" w:right="0" w:rightChars="0" w:firstLine="0" w:firstLineChars="0"/>
               <w:jc w:val="center"/>
               <w:textAlignment w:val="baseline"/>
             </w:pPr>
@@ -1618,7 +1635,7 @@
           </w:tcPr>
           <w:p>
             <w:pPr>
-              <w:pStyle w:val="TableText"/>
+              <w:pStyle w:val="27"/>
               <w:keepNext w:val="0"/>
               <w:keepLines w:val="0"/>
               <w:pageBreakBefore w:val="0"/>
@@ -1632,7 +1649,7 @@
               <w:bidi w:val="0"/>
               <w:adjustRightInd w:val="0"/>
               <w:snapToGrid w:val="0"/>
-              <w:ind w:left="0" w:right="0" w:firstLine="0" w:leftChars="0" w:rightChars="0" w:firstLineChars="0"/>
+              <w:ind w:left="0" w:leftChars="0" w:right="0" w:rightChars="0" w:firstLine="0" w:firstLineChars="0"/>
               <w:jc w:val="center"/>
               <w:textAlignment w:val="baseline"/>
             </w:pPr>
@@ -1641,9 +1658,14 @@
       </w:tr>
       <w:tr>
         <w:tblPrEx>
-          <w:tblW w:w="8214" w:type="dxa"/>
-          <w:jc w:val="center"/>
-          <w:tblLayout w:type="fixed"/>
+          <w:tblBorders>
+            <w:top w:val="single" w:color="000000" w:sz="2" w:space="0"/>
+            <w:left w:val="single" w:color="000000" w:sz="2" w:space="0"/>
+            <w:bottom w:val="single" w:color="000000" w:sz="2" w:space="0"/>
+            <w:right w:val="single" w:color="000000" w:sz="2" w:space="0"/>
+            <w:insideH w:val="single" w:color="000000" w:sz="2" w:space="0"/>
+            <w:insideV w:val="single" w:color="000000" w:sz="2" w:space="0"/>
+          </w:tblBorders>
           <w:tblCellMar>
             <w:top w:w="0" w:type="dxa"/>
             <w:left w:w="0" w:type="dxa"/>
@@ -1652,7 +1674,7 @@
           </w:tblCellMar>
         </w:tblPrEx>
         <w:trPr>
-          <w:trHeight w:val="556"/>
+          <w:trHeight w:val="556" w:hRule="atLeast"/>
           <w:jc w:val="center"/>
         </w:trPr>
         <w:tc>
@@ -1661,7 +1683,7 @@
           </w:tcPr>
           <w:p>
             <w:pPr>
-              <w:pStyle w:val="TableText"/>
+              <w:pStyle w:val="27"/>
               <w:keepNext w:val="0"/>
               <w:keepLines w:val="0"/>
               <w:pageBreakBefore w:val="0"/>
@@ -1675,7 +1697,7 @@
               <w:bidi w:val="0"/>
               <w:adjustRightInd w:val="0"/>
               <w:snapToGrid w:val="0"/>
-              <w:ind w:left="0" w:right="0" w:firstLine="0" w:leftChars="0" w:rightChars="0" w:firstLineChars="0"/>
+              <w:ind w:left="0" w:leftChars="0" w:right="0" w:rightChars="0" w:firstLine="0" w:firstLineChars="0"/>
               <w:jc w:val="center"/>
               <w:textAlignment w:val="baseline"/>
             </w:pPr>
@@ -1687,7 +1709,7 @@
           </w:tcPr>
           <w:p>
             <w:pPr>
-              <w:pStyle w:val="TableText"/>
+              <w:pStyle w:val="27"/>
               <w:keepNext w:val="0"/>
               <w:keepLines w:val="0"/>
               <w:pageBreakBefore w:val="0"/>
@@ -1701,7 +1723,7 @@
               <w:bidi w:val="0"/>
               <w:adjustRightInd w:val="0"/>
               <w:snapToGrid w:val="0"/>
-              <w:ind w:left="0" w:right="0" w:firstLine="0" w:leftChars="0" w:rightChars="0" w:firstLineChars="0"/>
+              <w:ind w:left="0" w:leftChars="0" w:right="0" w:rightChars="0" w:firstLine="0" w:firstLineChars="0"/>
               <w:jc w:val="center"/>
               <w:textAlignment w:val="baseline"/>
             </w:pPr>
@@ -1713,7 +1735,7 @@
           </w:tcPr>
           <w:p>
             <w:pPr>
-              <w:pStyle w:val="TableText"/>
+              <w:pStyle w:val="27"/>
               <w:keepNext w:val="0"/>
               <w:keepLines w:val="0"/>
               <w:pageBreakBefore w:val="0"/>
@@ -1727,7 +1749,7 @@
               <w:bidi w:val="0"/>
               <w:adjustRightInd w:val="0"/>
               <w:snapToGrid w:val="0"/>
-              <w:ind w:left="0" w:right="0" w:firstLine="0" w:leftChars="0" w:rightChars="0" w:firstLineChars="0"/>
+              <w:ind w:left="0" w:leftChars="0" w:right="0" w:rightChars="0" w:firstLine="0" w:firstLineChars="0"/>
               <w:jc w:val="center"/>
               <w:textAlignment w:val="baseline"/>
             </w:pPr>
@@ -1739,7 +1761,7 @@
           </w:tcPr>
           <w:p>
             <w:pPr>
-              <w:pStyle w:val="TableText"/>
+              <w:pStyle w:val="27"/>
               <w:keepNext w:val="0"/>
               <w:keepLines w:val="0"/>
               <w:pageBreakBefore w:val="0"/>
@@ -1753,7 +1775,7 @@
               <w:bidi w:val="0"/>
               <w:adjustRightInd w:val="0"/>
               <w:snapToGrid w:val="0"/>
-              <w:ind w:left="0" w:right="0" w:firstLine="0" w:leftChars="0" w:rightChars="0" w:firstLineChars="0"/>
+              <w:ind w:left="0" w:leftChars="0" w:right="0" w:rightChars="0" w:firstLine="0" w:firstLineChars="0"/>
               <w:jc w:val="center"/>
               <w:textAlignment w:val="baseline"/>
             </w:pPr>
@@ -1765,7 +1787,7 @@
           </w:tcPr>
           <w:p>
             <w:pPr>
-              <w:pStyle w:val="TableText"/>
+              <w:pStyle w:val="27"/>
               <w:keepNext w:val="0"/>
               <w:keepLines w:val="0"/>
               <w:pageBreakBefore w:val="0"/>
@@ -1779,7 +1801,7 @@
               <w:bidi w:val="0"/>
               <w:adjustRightInd w:val="0"/>
               <w:snapToGrid w:val="0"/>
-              <w:ind w:left="0" w:right="0" w:firstLine="0" w:leftChars="0" w:rightChars="0" w:firstLineChars="0"/>
+              <w:ind w:left="0" w:leftChars="0" w:right="0" w:rightChars="0" w:firstLine="0" w:firstLineChars="0"/>
               <w:jc w:val="center"/>
               <w:textAlignment w:val="baseline"/>
             </w:pPr>
@@ -1791,7 +1813,7 @@
           </w:tcPr>
           <w:p>
             <w:pPr>
-              <w:pStyle w:val="TableText"/>
+              <w:pStyle w:val="27"/>
               <w:keepNext w:val="0"/>
               <w:keepLines w:val="0"/>
               <w:pageBreakBefore w:val="0"/>
@@ -1805,7 +1827,7 @@
               <w:bidi w:val="0"/>
               <w:adjustRightInd w:val="0"/>
               <w:snapToGrid w:val="0"/>
-              <w:ind w:left="0" w:right="0" w:firstLine="0" w:leftChars="0" w:rightChars="0" w:firstLineChars="0"/>
+              <w:ind w:left="0" w:leftChars="0" w:right="0" w:rightChars="0" w:firstLine="0" w:firstLineChars="0"/>
               <w:jc w:val="center"/>
               <w:textAlignment w:val="baseline"/>
             </w:pPr>
@@ -1814,9 +1836,14 @@
       </w:tr>
       <w:tr>
         <w:tblPrEx>
-          <w:tblW w:w="8214" w:type="dxa"/>
-          <w:jc w:val="center"/>
-          <w:tblLayout w:type="fixed"/>
+          <w:tblBorders>
+            <w:top w:val="single" w:color="000000" w:sz="2" w:space="0"/>
+            <w:left w:val="single" w:color="000000" w:sz="2" w:space="0"/>
+            <w:bottom w:val="single" w:color="000000" w:sz="2" w:space="0"/>
+            <w:right w:val="single" w:color="000000" w:sz="2" w:space="0"/>
+            <w:insideH w:val="single" w:color="000000" w:sz="2" w:space="0"/>
+            <w:insideV w:val="single" w:color="000000" w:sz="2" w:space="0"/>
+          </w:tblBorders>
           <w:tblCellMar>
             <w:top w:w="0" w:type="dxa"/>
             <w:left w:w="0" w:type="dxa"/>
@@ -1825,7 +1852,7 @@
           </w:tblCellMar>
         </w:tblPrEx>
         <w:trPr>
-          <w:trHeight w:val="557"/>
+          <w:trHeight w:val="557" w:hRule="atLeast"/>
           <w:jc w:val="center"/>
         </w:trPr>
         <w:tc>
@@ -1834,7 +1861,7 @@
           </w:tcPr>
           <w:p>
             <w:pPr>
-              <w:pStyle w:val="TableText"/>
+              <w:pStyle w:val="27"/>
               <w:keepNext w:val="0"/>
               <w:keepLines w:val="0"/>
               <w:pageBreakBefore w:val="0"/>
@@ -1848,7 +1875,7 @@
               <w:bidi w:val="0"/>
               <w:adjustRightInd w:val="0"/>
               <w:snapToGrid w:val="0"/>
-              <w:ind w:left="0" w:right="0" w:firstLine="0" w:leftChars="0" w:rightChars="0" w:firstLineChars="0"/>
+              <w:ind w:left="0" w:leftChars="0" w:right="0" w:rightChars="0" w:firstLine="0" w:firstLineChars="0"/>
               <w:jc w:val="center"/>
               <w:textAlignment w:val="baseline"/>
             </w:pPr>
@@ -1860,7 +1887,7 @@
           </w:tcPr>
           <w:p>
             <w:pPr>
-              <w:pStyle w:val="TableText"/>
+              <w:pStyle w:val="27"/>
               <w:keepNext w:val="0"/>
               <w:keepLines w:val="0"/>
               <w:pageBreakBefore w:val="0"/>
@@ -1874,7 +1901,7 @@
               <w:bidi w:val="0"/>
               <w:adjustRightInd w:val="0"/>
               <w:snapToGrid w:val="0"/>
-              <w:ind w:left="0" w:right="0" w:firstLine="0" w:leftChars="0" w:rightChars="0" w:firstLineChars="0"/>
+              <w:ind w:left="0" w:leftChars="0" w:right="0" w:rightChars="0" w:firstLine="0" w:firstLineChars="0"/>
               <w:jc w:val="center"/>
               <w:textAlignment w:val="baseline"/>
             </w:pPr>
@@ -1886,7 +1913,7 @@
           </w:tcPr>
           <w:p>
             <w:pPr>
-              <w:pStyle w:val="TableText"/>
+              <w:pStyle w:val="27"/>
               <w:keepNext w:val="0"/>
               <w:keepLines w:val="0"/>
               <w:pageBreakBefore w:val="0"/>
@@ -1900,7 +1927,7 @@
               <w:bidi w:val="0"/>
               <w:adjustRightInd w:val="0"/>
               <w:snapToGrid w:val="0"/>
-              <w:ind w:left="0" w:right="0" w:firstLine="0" w:leftChars="0" w:rightChars="0" w:firstLineChars="0"/>
+              <w:ind w:left="0" w:leftChars="0" w:right="0" w:rightChars="0" w:firstLine="0" w:firstLineChars="0"/>
               <w:jc w:val="center"/>
               <w:textAlignment w:val="baseline"/>
             </w:pPr>
@@ -1912,7 +1939,7 @@
           </w:tcPr>
           <w:p>
             <w:pPr>
-              <w:pStyle w:val="TableText"/>
+              <w:pStyle w:val="27"/>
               <w:keepNext w:val="0"/>
               <w:keepLines w:val="0"/>
               <w:pageBreakBefore w:val="0"/>
@@ -1926,7 +1953,7 @@
               <w:bidi w:val="0"/>
               <w:adjustRightInd w:val="0"/>
               <w:snapToGrid w:val="0"/>
-              <w:ind w:left="0" w:right="0" w:firstLine="0" w:leftChars="0" w:rightChars="0" w:firstLineChars="0"/>
+              <w:ind w:left="0" w:leftChars="0" w:right="0" w:rightChars="0" w:firstLine="0" w:firstLineChars="0"/>
               <w:jc w:val="center"/>
               <w:textAlignment w:val="baseline"/>
             </w:pPr>
@@ -1938,7 +1965,7 @@
           </w:tcPr>
           <w:p>
             <w:pPr>
-              <w:pStyle w:val="TableText"/>
+              <w:pStyle w:val="27"/>
               <w:keepNext w:val="0"/>
               <w:keepLines w:val="0"/>
               <w:pageBreakBefore w:val="0"/>
@@ -1952,7 +1979,7 @@
               <w:bidi w:val="0"/>
               <w:adjustRightInd w:val="0"/>
               <w:snapToGrid w:val="0"/>
-              <w:ind w:left="0" w:right="0" w:firstLine="0" w:leftChars="0" w:rightChars="0" w:firstLineChars="0"/>
+              <w:ind w:left="0" w:leftChars="0" w:right="0" w:rightChars="0" w:firstLine="0" w:firstLineChars="0"/>
               <w:jc w:val="center"/>
               <w:textAlignment w:val="baseline"/>
             </w:pPr>
@@ -1964,7 +1991,7 @@
           </w:tcPr>
           <w:p>
             <w:pPr>
-              <w:pStyle w:val="TableText"/>
+              <w:pStyle w:val="27"/>
               <w:keepNext w:val="0"/>
               <w:keepLines w:val="0"/>
               <w:pageBreakBefore w:val="0"/>
@@ -1978,7 +2005,7 @@
               <w:bidi w:val="0"/>
               <w:adjustRightInd w:val="0"/>
               <w:snapToGrid w:val="0"/>
-              <w:ind w:left="0" w:right="0" w:firstLine="0" w:leftChars="0" w:rightChars="0" w:firstLineChars="0"/>
+              <w:ind w:left="0" w:leftChars="0" w:right="0" w:rightChars="0" w:firstLine="0" w:firstLineChars="0"/>
               <w:jc w:val="center"/>
               <w:textAlignment w:val="baseline"/>
             </w:pPr>
@@ -2010,7 +2037,7 @@
     <w:sdt>
       <w:sdtPr>
         <w:rPr>
-          <w:rFonts w:ascii="宋体" w:eastAsia="宋体" w:hAnsi="宋体" w:cs="Arial"/>
+          <w:rFonts w:ascii="宋体" w:hAnsi="宋体" w:eastAsia="宋体" w:cs="Arial"/>
           <w:snapToGrid w:val="0"/>
           <w:color w:val="000000"/>
           <w:kern w:val="0"/>
@@ -2026,7 +2053,7 @@
       </w:sdtPr>
       <w:sdtEndPr>
         <w:rPr>
-          <w:rFonts w:ascii="宋体" w:eastAsia="宋体" w:hAnsi="宋体" w:cs="宋体" w:hint="eastAsia"/>
+          <w:rFonts w:hint="eastAsia" w:ascii="宋体" w:hAnsi="宋体" w:eastAsia="宋体" w:cs="宋体"/>
           <w:snapToGrid w:val="0"/>
           <w:color w:val="000000"/>
           <w:kern w:val="0"/>
@@ -2052,18 +2079,18 @@
             <w:adjustRightInd w:val="0"/>
             <w:snapToGrid w:val="0"/>
             <w:spacing w:before="0" w:beforeLines="0" w:after="0" w:afterLines="0" w:line="240" w:lineRule="auto"/>
-            <w:ind w:left="0" w:right="0" w:firstLine="0" w:leftChars="0" w:rightChars="0" w:firstLineChars="0"/>
+            <w:ind w:left="0" w:leftChars="0" w:right="0" w:rightChars="0" w:firstLine="0" w:firstLineChars="0"/>
             <w:jc w:val="center"/>
             <w:textAlignment w:val="baseline"/>
             <w:rPr>
-              <w:rFonts w:ascii="宋体" w:eastAsia="宋体" w:hAnsi="宋体" w:cs="宋体" w:hint="eastAsia"/>
+              <w:rFonts w:hint="eastAsia" w:ascii="宋体" w:hAnsi="宋体" w:eastAsia="宋体" w:cs="宋体"/>
               <w:sz w:val="24"/>
               <w:szCs w:val="24"/>
             </w:rPr>
           </w:pPr>
           <w:r>
             <w:rPr>
-              <w:rFonts w:ascii="宋体" w:eastAsia="宋体" w:hAnsi="宋体" w:cs="宋体" w:hint="eastAsia"/>
+              <w:rFonts w:hint="eastAsia" w:ascii="宋体" w:hAnsi="宋体" w:eastAsia="宋体" w:cs="宋体"/>
               <w:sz w:val="24"/>
               <w:szCs w:val="24"/>
             </w:rPr>
@@ -2072,14 +2099,16 @@
         </w:p>
         <w:p>
           <w:pPr>
-            <w:pStyle w:val="TOC1"/>
+            <w:pStyle w:val="16"/>
             <w:tabs>
               <w:tab w:val="right" w:leader="dot" w:pos="8306"/>
             </w:tabs>
           </w:pPr>
-          <w:r>
-            <w:rPr>
-              <w:rFonts w:ascii="宋体" w:eastAsia="宋体" w:hAnsi="宋体" w:cs="宋体" w:hint="eastAsia"/>
+          <w:bookmarkStart w:id="19" w:name="_GoBack"/>
+          <w:bookmarkEnd w:id="19"/>
+          <w:r>
+            <w:rPr>
+              <w:rFonts w:hint="eastAsia" w:ascii="宋体" w:hAnsi="宋体" w:eastAsia="宋体" w:cs="宋体"/>
               <w:sz w:val="24"/>
               <w:szCs w:val="24"/>
             </w:rPr>
@@ -2087,7 +2116,7 @@
           </w:r>
           <w:r>
             <w:rPr>
-              <w:rFonts w:ascii="宋体" w:eastAsia="宋体" w:hAnsi="宋体" w:cs="宋体" w:hint="eastAsia"/>
+              <w:rFonts w:hint="eastAsia" w:ascii="宋体" w:hAnsi="宋体" w:eastAsia="宋体" w:cs="宋体"/>
               <w:sz w:val="24"/>
               <w:szCs w:val="24"/>
             </w:rPr>
@@ -2095,7 +2124,7 @@
           </w:r>
           <w:r>
             <w:rPr>
-              <w:rFonts w:ascii="宋体" w:eastAsia="宋体" w:hAnsi="宋体" w:cs="宋体" w:hint="eastAsia"/>
+              <w:rFonts w:hint="eastAsia" w:ascii="宋体" w:hAnsi="宋体" w:eastAsia="宋体" w:cs="宋体"/>
               <w:sz w:val="24"/>
               <w:szCs w:val="24"/>
             </w:rPr>
@@ -2103,21 +2132,21 @@
           </w:r>
           <w:r>
             <w:rPr>
-              <w:rFonts w:ascii="宋体" w:eastAsia="宋体" w:hAnsi="宋体" w:cs="宋体" w:hint="eastAsia"/>
+              <w:rFonts w:hint="eastAsia" w:ascii="宋体" w:hAnsi="宋体" w:eastAsia="宋体" w:cs="宋体"/>
               <w:szCs w:val="24"/>
             </w:rPr>
             <w:fldChar w:fldCharType="begin"/>
           </w:r>
           <w:r>
             <w:rPr>
-              <w:rFonts w:ascii="宋体" w:eastAsia="宋体" w:hAnsi="宋体" w:cs="宋体" w:hint="eastAsia"/>
-              <w:szCs w:val="24"/>
-            </w:rPr>
-            <w:instrText xml:space="preserve"> HYPERLINK \l _Toc26118 </w:instrText>
-          </w:r>
-          <w:r>
-            <w:rPr>
-              <w:rFonts w:ascii="宋体" w:eastAsia="宋体" w:hAnsi="宋体" w:cs="宋体" w:hint="eastAsia"/>
+              <w:rFonts w:hint="eastAsia" w:ascii="宋体" w:hAnsi="宋体" w:eastAsia="宋体" w:cs="宋体"/>
+              <w:szCs w:val="24"/>
+            </w:rPr>
+            <w:instrText xml:space="preserve"> HYPERLINK \l _Toc18121 </w:instrText>
+          </w:r>
+          <w:r>
+            <w:rPr>
+              <w:rFonts w:hint="eastAsia" w:ascii="宋体" w:hAnsi="宋体" w:eastAsia="宋体" w:cs="宋体"/>
               <w:szCs w:val="24"/>
             </w:rPr>
             <w:fldChar w:fldCharType="separate"/>
@@ -2136,7 +2165,7 @@
             <w:fldChar w:fldCharType="begin"/>
           </w:r>
           <w:r>
-            <w:instrText xml:space="preserve"> PAGEREF _Toc26118 \h </w:instrText>
+            <w:instrText xml:space="preserve"> PAGEREF _Toc18121 \h </w:instrText>
           </w:r>
           <w:r>
             <w:fldChar w:fldCharType="separate"/>
@@ -2149,7 +2178,7 @@
           </w:r>
           <w:r>
             <w:rPr>
-              <w:rFonts w:ascii="宋体" w:eastAsia="宋体" w:hAnsi="宋体" w:cs="宋体" w:hint="eastAsia"/>
+              <w:rFonts w:hint="eastAsia" w:ascii="宋体" w:hAnsi="宋体" w:eastAsia="宋体" w:cs="宋体"/>
               <w:szCs w:val="24"/>
             </w:rPr>
             <w:fldChar w:fldCharType="end"/>
@@ -2157,28 +2186,28 @@
         </w:p>
         <w:p>
           <w:pPr>
-            <w:pStyle w:val="TOC1"/>
+            <w:pStyle w:val="16"/>
             <w:tabs>
               <w:tab w:val="right" w:leader="dot" w:pos="8306"/>
             </w:tabs>
           </w:pPr>
           <w:r>
             <w:rPr>
-              <w:rFonts w:ascii="宋体" w:eastAsia="宋体" w:hAnsi="宋体" w:cs="宋体" w:hint="eastAsia"/>
+              <w:rFonts w:hint="eastAsia" w:ascii="宋体" w:hAnsi="宋体" w:eastAsia="宋体" w:cs="宋体"/>
               <w:szCs w:val="24"/>
             </w:rPr>
             <w:fldChar w:fldCharType="begin"/>
           </w:r>
           <w:r>
             <w:rPr>
-              <w:rFonts w:ascii="宋体" w:eastAsia="宋体" w:hAnsi="宋体" w:cs="宋体" w:hint="eastAsia"/>
-              <w:szCs w:val="24"/>
-            </w:rPr>
-            <w:instrText xml:space="preserve"> HYPERLINK \l _Toc27785 </w:instrText>
-          </w:r>
-          <w:r>
-            <w:rPr>
-              <w:rFonts w:ascii="宋体" w:eastAsia="宋体" w:hAnsi="宋体" w:cs="宋体" w:hint="eastAsia"/>
+              <w:rFonts w:hint="eastAsia" w:ascii="宋体" w:hAnsi="宋体" w:eastAsia="宋体" w:cs="宋体"/>
+              <w:szCs w:val="24"/>
+            </w:rPr>
+            <w:instrText xml:space="preserve"> HYPERLINK \l _Toc5234 </w:instrText>
+          </w:r>
+          <w:r>
+            <w:rPr>
+              <w:rFonts w:hint="eastAsia" w:ascii="宋体" w:hAnsi="宋体" w:eastAsia="宋体" w:cs="宋体"/>
               <w:szCs w:val="24"/>
             </w:rPr>
             <w:fldChar w:fldCharType="separate"/>
@@ -2197,7 +2226,7 @@
             <w:fldChar w:fldCharType="begin"/>
           </w:r>
           <w:r>
-            <w:instrText xml:space="preserve"> PAGEREF _Toc27785 \h </w:instrText>
+            <w:instrText xml:space="preserve"> PAGEREF _Toc5234 \h </w:instrText>
           </w:r>
           <w:r>
             <w:fldChar w:fldCharType="separate"/>
@@ -2210,7 +2239,7 @@
           </w:r>
           <w:r>
             <w:rPr>
-              <w:rFonts w:ascii="宋体" w:eastAsia="宋体" w:hAnsi="宋体" w:cs="宋体" w:hint="eastAsia"/>
+              <w:rFonts w:hint="eastAsia" w:ascii="宋体" w:hAnsi="宋体" w:eastAsia="宋体" w:cs="宋体"/>
               <w:szCs w:val="24"/>
             </w:rPr>
             <w:fldChar w:fldCharType="end"/>
@@ -2218,28 +2247,28 @@
         </w:p>
         <w:p>
           <w:pPr>
-            <w:pStyle w:val="TOC1"/>
+            <w:pStyle w:val="16"/>
             <w:tabs>
               <w:tab w:val="right" w:leader="dot" w:pos="8306"/>
             </w:tabs>
           </w:pPr>
           <w:r>
             <w:rPr>
-              <w:rFonts w:ascii="宋体" w:eastAsia="宋体" w:hAnsi="宋体" w:cs="宋体" w:hint="eastAsia"/>
+              <w:rFonts w:hint="eastAsia" w:ascii="宋体" w:hAnsi="宋体" w:eastAsia="宋体" w:cs="宋体"/>
               <w:szCs w:val="24"/>
             </w:rPr>
             <w:fldChar w:fldCharType="begin"/>
           </w:r>
           <w:r>
             <w:rPr>
-              <w:rFonts w:ascii="宋体" w:eastAsia="宋体" w:hAnsi="宋体" w:cs="宋体" w:hint="eastAsia"/>
-              <w:szCs w:val="24"/>
-            </w:rPr>
-            <w:instrText xml:space="preserve"> HYPERLINK \l _Toc6538 </w:instrText>
-          </w:r>
-          <w:r>
-            <w:rPr>
-              <w:rFonts w:ascii="宋体" w:eastAsia="宋体" w:hAnsi="宋体" w:cs="宋体" w:hint="eastAsia"/>
+              <w:rFonts w:hint="eastAsia" w:ascii="宋体" w:hAnsi="宋体" w:eastAsia="宋体" w:cs="宋体"/>
+              <w:szCs w:val="24"/>
+            </w:rPr>
+            <w:instrText xml:space="preserve"> HYPERLINK \l _Toc18238 </w:instrText>
+          </w:r>
+          <w:r>
+            <w:rPr>
+              <w:rFonts w:hint="eastAsia" w:ascii="宋体" w:hAnsi="宋体" w:eastAsia="宋体" w:cs="宋体"/>
               <w:szCs w:val="24"/>
             </w:rPr>
             <w:fldChar w:fldCharType="separate"/>
@@ -2258,7 +2287,7 @@
             <w:fldChar w:fldCharType="begin"/>
           </w:r>
           <w:r>
-            <w:instrText xml:space="preserve"> PAGEREF _Toc6538 \h </w:instrText>
+            <w:instrText xml:space="preserve"> PAGEREF _Toc18238 \h </w:instrText>
           </w:r>
           <w:r>
             <w:fldChar w:fldCharType="separate"/>
@@ -2271,7 +2300,7 @@
           </w:r>
           <w:r>
             <w:rPr>
-              <w:rFonts w:ascii="宋体" w:eastAsia="宋体" w:hAnsi="宋体" w:cs="宋体" w:hint="eastAsia"/>
+              <w:rFonts w:hint="eastAsia" w:ascii="宋体" w:hAnsi="宋体" w:eastAsia="宋体" w:cs="宋体"/>
               <w:szCs w:val="24"/>
             </w:rPr>
             <w:fldChar w:fldCharType="end"/>
@@ -2279,28 +2308,28 @@
         </w:p>
         <w:p>
           <w:pPr>
-            <w:pStyle w:val="TOC1"/>
+            <w:pStyle w:val="16"/>
             <w:tabs>
               <w:tab w:val="right" w:leader="dot" w:pos="8306"/>
             </w:tabs>
           </w:pPr>
           <w:r>
             <w:rPr>
-              <w:rFonts w:ascii="宋体" w:eastAsia="宋体" w:hAnsi="宋体" w:cs="宋体" w:hint="eastAsia"/>
+              <w:rFonts w:hint="eastAsia" w:ascii="宋体" w:hAnsi="宋体" w:eastAsia="宋体" w:cs="宋体"/>
               <w:szCs w:val="24"/>
             </w:rPr>
             <w:fldChar w:fldCharType="begin"/>
           </w:r>
           <w:r>
             <w:rPr>
-              <w:rFonts w:ascii="宋体" w:eastAsia="宋体" w:hAnsi="宋体" w:cs="宋体" w:hint="eastAsia"/>
-              <w:szCs w:val="24"/>
-            </w:rPr>
-            <w:instrText xml:space="preserve"> HYPERLINK \l _Toc2900 </w:instrText>
-          </w:r>
-          <w:r>
-            <w:rPr>
-              <w:rFonts w:ascii="宋体" w:eastAsia="宋体" w:hAnsi="宋体" w:cs="宋体" w:hint="eastAsia"/>
+              <w:rFonts w:hint="eastAsia" w:ascii="宋体" w:hAnsi="宋体" w:eastAsia="宋体" w:cs="宋体"/>
+              <w:szCs w:val="24"/>
+            </w:rPr>
+            <w:instrText xml:space="preserve"> HYPERLINK \l _Toc1522 </w:instrText>
+          </w:r>
+          <w:r>
+            <w:rPr>
+              <w:rFonts w:hint="eastAsia" w:ascii="宋体" w:hAnsi="宋体" w:eastAsia="宋体" w:cs="宋体"/>
               <w:szCs w:val="24"/>
             </w:rPr>
             <w:fldChar w:fldCharType="separate"/>
@@ -2319,7 +2348,7 @@
             <w:fldChar w:fldCharType="begin"/>
           </w:r>
           <w:r>
-            <w:instrText xml:space="preserve"> PAGEREF _Toc2900 \h </w:instrText>
+            <w:instrText xml:space="preserve"> PAGEREF _Toc1522 \h </w:instrText>
           </w:r>
           <w:r>
             <w:fldChar w:fldCharType="separate"/>
@@ -2332,7 +2361,7 @@
           </w:r>
           <w:r>
             <w:rPr>
-              <w:rFonts w:ascii="宋体" w:eastAsia="宋体" w:hAnsi="宋体" w:cs="宋体" w:hint="eastAsia"/>
+              <w:rFonts w:hint="eastAsia" w:ascii="宋体" w:hAnsi="宋体" w:eastAsia="宋体" w:cs="宋体"/>
               <w:szCs w:val="24"/>
             </w:rPr>
             <w:fldChar w:fldCharType="end"/>
@@ -2340,28 +2369,28 @@
         </w:p>
         <w:p>
           <w:pPr>
-            <w:pStyle w:val="TOC2"/>
+            <w:pStyle w:val="17"/>
             <w:tabs>
               <w:tab w:val="right" w:leader="dot" w:pos="8306"/>
             </w:tabs>
           </w:pPr>
           <w:r>
             <w:rPr>
-              <w:rFonts w:ascii="宋体" w:eastAsia="宋体" w:hAnsi="宋体" w:cs="宋体" w:hint="eastAsia"/>
+              <w:rFonts w:hint="eastAsia" w:ascii="宋体" w:hAnsi="宋体" w:eastAsia="宋体" w:cs="宋体"/>
               <w:szCs w:val="24"/>
             </w:rPr>
             <w:fldChar w:fldCharType="begin"/>
           </w:r>
           <w:r>
             <w:rPr>
-              <w:rFonts w:ascii="宋体" w:eastAsia="宋体" w:hAnsi="宋体" w:cs="宋体" w:hint="eastAsia"/>
-              <w:szCs w:val="24"/>
-            </w:rPr>
-            <w:instrText xml:space="preserve"> HYPERLINK \l _Toc23619 </w:instrText>
-          </w:r>
-          <w:r>
-            <w:rPr>
-              <w:rFonts w:ascii="宋体" w:eastAsia="宋体" w:hAnsi="宋体" w:cs="宋体" w:hint="eastAsia"/>
+              <w:rFonts w:hint="eastAsia" w:ascii="宋体" w:hAnsi="宋体" w:eastAsia="宋体" w:cs="宋体"/>
+              <w:szCs w:val="24"/>
+            </w:rPr>
+            <w:instrText xml:space="preserve"> HYPERLINK \l _Toc1341 </w:instrText>
+          </w:r>
+          <w:r>
+            <w:rPr>
+              <w:rFonts w:hint="eastAsia" w:ascii="宋体" w:hAnsi="宋体" w:eastAsia="宋体" w:cs="宋体"/>
               <w:szCs w:val="24"/>
             </w:rPr>
             <w:fldChar w:fldCharType="separate"/>
@@ -2380,7 +2409,7 @@
             <w:fldChar w:fldCharType="begin"/>
           </w:r>
           <w:r>
-            <w:instrText xml:space="preserve"> PAGEREF _Toc23619 \h </w:instrText>
+            <w:instrText xml:space="preserve"> PAGEREF _Toc1341 \h </w:instrText>
           </w:r>
           <w:r>
             <w:fldChar w:fldCharType="separate"/>
@@ -2393,7 +2422,7 @@
           </w:r>
           <w:r>
             <w:rPr>
-              <w:rFonts w:ascii="宋体" w:eastAsia="宋体" w:hAnsi="宋体" w:cs="宋体" w:hint="eastAsia"/>
+              <w:rFonts w:hint="eastAsia" w:ascii="宋体" w:hAnsi="宋体" w:eastAsia="宋体" w:cs="宋体"/>
               <w:szCs w:val="24"/>
             </w:rPr>
             <w:fldChar w:fldCharType="end"/>
@@ -2401,28 +2430,28 @@
         </w:p>
         <w:p>
           <w:pPr>
-            <w:pStyle w:val="TOC2"/>
+            <w:pStyle w:val="17"/>
             <w:tabs>
               <w:tab w:val="right" w:leader="dot" w:pos="8306"/>
             </w:tabs>
           </w:pPr>
           <w:r>
             <w:rPr>
-              <w:rFonts w:ascii="宋体" w:eastAsia="宋体" w:hAnsi="宋体" w:cs="宋体" w:hint="eastAsia"/>
+              <w:rFonts w:hint="eastAsia" w:ascii="宋体" w:hAnsi="宋体" w:eastAsia="宋体" w:cs="宋体"/>
               <w:szCs w:val="24"/>
             </w:rPr>
             <w:fldChar w:fldCharType="begin"/>
           </w:r>
           <w:r>
             <w:rPr>
-              <w:rFonts w:ascii="宋体" w:eastAsia="宋体" w:hAnsi="宋体" w:cs="宋体" w:hint="eastAsia"/>
-              <w:szCs w:val="24"/>
-            </w:rPr>
-            <w:instrText xml:space="preserve"> HYPERLINK \l _Toc1157 </w:instrText>
-          </w:r>
-          <w:r>
-            <w:rPr>
-              <w:rFonts w:ascii="宋体" w:eastAsia="宋体" w:hAnsi="宋体" w:cs="宋体" w:hint="eastAsia"/>
+              <w:rFonts w:hint="eastAsia" w:ascii="宋体" w:hAnsi="宋体" w:eastAsia="宋体" w:cs="宋体"/>
+              <w:szCs w:val="24"/>
+            </w:rPr>
+            <w:instrText xml:space="preserve"> HYPERLINK \l _Toc21271 </w:instrText>
+          </w:r>
+          <w:r>
+            <w:rPr>
+              <w:rFonts w:hint="eastAsia" w:ascii="宋体" w:hAnsi="宋体" w:eastAsia="宋体" w:cs="宋体"/>
               <w:szCs w:val="24"/>
             </w:rPr>
             <w:fldChar w:fldCharType="separate"/>
@@ -2441,7 +2470,7 @@
             <w:fldChar w:fldCharType="begin"/>
           </w:r>
           <w:r>
-            <w:instrText xml:space="preserve"> PAGEREF _Toc1157 \h </w:instrText>
+            <w:instrText xml:space="preserve"> PAGEREF _Toc21271 \h </w:instrText>
           </w:r>
           <w:r>
             <w:fldChar w:fldCharType="separate"/>
@@ -2454,7 +2483,7 @@
           </w:r>
           <w:r>
             <w:rPr>
-              <w:rFonts w:ascii="宋体" w:eastAsia="宋体" w:hAnsi="宋体" w:cs="宋体" w:hint="eastAsia"/>
+              <w:rFonts w:hint="eastAsia" w:ascii="宋体" w:hAnsi="宋体" w:eastAsia="宋体" w:cs="宋体"/>
               <w:szCs w:val="24"/>
             </w:rPr>
             <w:fldChar w:fldCharType="end"/>
@@ -2462,28 +2491,28 @@
         </w:p>
         <w:p>
           <w:pPr>
-            <w:pStyle w:val="TOC3"/>
+            <w:pStyle w:val="13"/>
             <w:tabs>
               <w:tab w:val="right" w:leader="dot" w:pos="8306"/>
             </w:tabs>
           </w:pPr>
           <w:r>
             <w:rPr>
-              <w:rFonts w:ascii="宋体" w:eastAsia="宋体" w:hAnsi="宋体" w:cs="宋体" w:hint="eastAsia"/>
+              <w:rFonts w:hint="eastAsia" w:ascii="宋体" w:hAnsi="宋体" w:eastAsia="宋体" w:cs="宋体"/>
               <w:szCs w:val="24"/>
             </w:rPr>
             <w:fldChar w:fldCharType="begin"/>
           </w:r>
           <w:r>
             <w:rPr>
-              <w:rFonts w:ascii="宋体" w:eastAsia="宋体" w:hAnsi="宋体" w:cs="宋体" w:hint="eastAsia"/>
-              <w:szCs w:val="24"/>
-            </w:rPr>
-            <w:instrText xml:space="preserve"> HYPERLINK \l _Toc20670 </w:instrText>
-          </w:r>
-          <w:r>
-            <w:rPr>
-              <w:rFonts w:ascii="宋体" w:eastAsia="宋体" w:hAnsi="宋体" w:cs="宋体" w:hint="eastAsia"/>
+              <w:rFonts w:hint="eastAsia" w:ascii="宋体" w:hAnsi="宋体" w:eastAsia="宋体" w:cs="宋体"/>
+              <w:szCs w:val="24"/>
+            </w:rPr>
+            <w:instrText xml:space="preserve"> HYPERLINK \l _Toc19590 </w:instrText>
+          </w:r>
+          <w:r>
+            <w:rPr>
+              <w:rFonts w:hint="eastAsia" w:ascii="宋体" w:hAnsi="宋体" w:eastAsia="宋体" w:cs="宋体"/>
               <w:szCs w:val="24"/>
             </w:rPr>
             <w:fldChar w:fldCharType="separate"/>
@@ -2502,7 +2531,7 @@
             <w:fldChar w:fldCharType="begin"/>
           </w:r>
           <w:r>
-            <w:instrText xml:space="preserve"> PAGEREF _Toc20670 \h </w:instrText>
+            <w:instrText xml:space="preserve"> PAGEREF _Toc19590 \h </w:instrText>
           </w:r>
           <w:r>
             <w:fldChar w:fldCharType="separate"/>
@@ -2515,7 +2544,7 @@
           </w:r>
           <w:r>
             <w:rPr>
-              <w:rFonts w:ascii="宋体" w:eastAsia="宋体" w:hAnsi="宋体" w:cs="宋体" w:hint="eastAsia"/>
+              <w:rFonts w:hint="eastAsia" w:ascii="宋体" w:hAnsi="宋体" w:eastAsia="宋体" w:cs="宋体"/>
               <w:szCs w:val="24"/>
             </w:rPr>
             <w:fldChar w:fldCharType="end"/>
@@ -2523,28 +2552,28 @@
         </w:p>
         <w:p>
           <w:pPr>
-            <w:pStyle w:val="TOC3"/>
+            <w:pStyle w:val="13"/>
             <w:tabs>
               <w:tab w:val="right" w:leader="dot" w:pos="8306"/>
             </w:tabs>
           </w:pPr>
           <w:r>
             <w:rPr>
-              <w:rFonts w:ascii="宋体" w:eastAsia="宋体" w:hAnsi="宋体" w:cs="宋体" w:hint="eastAsia"/>
+              <w:rFonts w:hint="eastAsia" w:ascii="宋体" w:hAnsi="宋体" w:eastAsia="宋体" w:cs="宋体"/>
               <w:szCs w:val="24"/>
             </w:rPr>
             <w:fldChar w:fldCharType="begin"/>
           </w:r>
           <w:r>
             <w:rPr>
-              <w:rFonts w:ascii="宋体" w:eastAsia="宋体" w:hAnsi="宋体" w:cs="宋体" w:hint="eastAsia"/>
-              <w:szCs w:val="24"/>
-            </w:rPr>
-            <w:instrText xml:space="preserve"> HYPERLINK \l _Toc6786 </w:instrText>
-          </w:r>
-          <w:r>
-            <w:rPr>
-              <w:rFonts w:ascii="宋体" w:eastAsia="宋体" w:hAnsi="宋体" w:cs="宋体" w:hint="eastAsia"/>
+              <w:rFonts w:hint="eastAsia" w:ascii="宋体" w:hAnsi="宋体" w:eastAsia="宋体" w:cs="宋体"/>
+              <w:szCs w:val="24"/>
+            </w:rPr>
+            <w:instrText xml:space="preserve"> HYPERLINK \l _Toc9396 </w:instrText>
+          </w:r>
+          <w:r>
+            <w:rPr>
+              <w:rFonts w:hint="eastAsia" w:ascii="宋体" w:hAnsi="宋体" w:eastAsia="宋体" w:cs="宋体"/>
               <w:szCs w:val="24"/>
             </w:rPr>
             <w:fldChar w:fldCharType="separate"/>
@@ -2563,7 +2592,7 @@
             <w:fldChar w:fldCharType="begin"/>
           </w:r>
           <w:r>
-            <w:instrText xml:space="preserve"> PAGEREF _Toc6786 \h </w:instrText>
+            <w:instrText xml:space="preserve"> PAGEREF _Toc9396 \h </w:instrText>
           </w:r>
           <w:r>
             <w:fldChar w:fldCharType="separate"/>
@@ -2576,7 +2605,7 @@
           </w:r>
           <w:r>
             <w:rPr>
-              <w:rFonts w:ascii="宋体" w:eastAsia="宋体" w:hAnsi="宋体" w:cs="宋体" w:hint="eastAsia"/>
+              <w:rFonts w:hint="eastAsia" w:ascii="宋体" w:hAnsi="宋体" w:eastAsia="宋体" w:cs="宋体"/>
               <w:szCs w:val="24"/>
             </w:rPr>
             <w:fldChar w:fldCharType="end"/>
@@ -2584,28 +2613,28 @@
         </w:p>
         <w:p>
           <w:pPr>
-            <w:pStyle w:val="TOC3"/>
+            <w:pStyle w:val="13"/>
             <w:tabs>
               <w:tab w:val="right" w:leader="dot" w:pos="8306"/>
             </w:tabs>
           </w:pPr>
           <w:r>
             <w:rPr>
-              <w:rFonts w:ascii="宋体" w:eastAsia="宋体" w:hAnsi="宋体" w:cs="宋体" w:hint="eastAsia"/>
+              <w:rFonts w:hint="eastAsia" w:ascii="宋体" w:hAnsi="宋体" w:eastAsia="宋体" w:cs="宋体"/>
               <w:szCs w:val="24"/>
             </w:rPr>
             <w:fldChar w:fldCharType="begin"/>
           </w:r>
           <w:r>
             <w:rPr>
-              <w:rFonts w:ascii="宋体" w:eastAsia="宋体" w:hAnsi="宋体" w:cs="宋体" w:hint="eastAsia"/>
-              <w:szCs w:val="24"/>
-            </w:rPr>
-            <w:instrText xml:space="preserve"> HYPERLINK \l _Toc31130 </w:instrText>
-          </w:r>
-          <w:r>
-            <w:rPr>
-              <w:rFonts w:ascii="宋体" w:eastAsia="宋体" w:hAnsi="宋体" w:cs="宋体" w:hint="eastAsia"/>
+              <w:rFonts w:hint="eastAsia" w:ascii="宋体" w:hAnsi="宋体" w:eastAsia="宋体" w:cs="宋体"/>
+              <w:szCs w:val="24"/>
+            </w:rPr>
+            <w:instrText xml:space="preserve"> HYPERLINK \l _Toc18027 </w:instrText>
+          </w:r>
+          <w:r>
+            <w:rPr>
+              <w:rFonts w:hint="eastAsia" w:ascii="宋体" w:hAnsi="宋体" w:eastAsia="宋体" w:cs="宋体"/>
               <w:szCs w:val="24"/>
             </w:rPr>
             <w:fldChar w:fldCharType="separate"/>
@@ -2624,7 +2653,7 @@
             <w:fldChar w:fldCharType="begin"/>
           </w:r>
           <w:r>
-            <w:instrText xml:space="preserve"> PAGEREF _Toc31130 \h </w:instrText>
+            <w:instrText xml:space="preserve"> PAGEREF _Toc18027 \h </w:instrText>
           </w:r>
           <w:r>
             <w:fldChar w:fldCharType="separate"/>
@@ -2637,7 +2666,7 @@
           </w:r>
           <w:r>
             <w:rPr>
-              <w:rFonts w:ascii="宋体" w:eastAsia="宋体" w:hAnsi="宋体" w:cs="宋体" w:hint="eastAsia"/>
+              <w:rFonts w:hint="eastAsia" w:ascii="宋体" w:hAnsi="宋体" w:eastAsia="宋体" w:cs="宋体"/>
               <w:szCs w:val="24"/>
             </w:rPr>
             <w:fldChar w:fldCharType="end"/>
@@ -2645,28 +2674,28 @@
         </w:p>
         <w:p>
           <w:pPr>
-            <w:pStyle w:val="TOC3"/>
+            <w:pStyle w:val="13"/>
             <w:tabs>
               <w:tab w:val="right" w:leader="dot" w:pos="8306"/>
             </w:tabs>
           </w:pPr>
           <w:r>
             <w:rPr>
-              <w:rFonts w:ascii="宋体" w:eastAsia="宋体" w:hAnsi="宋体" w:cs="宋体" w:hint="eastAsia"/>
+              <w:rFonts w:hint="eastAsia" w:ascii="宋体" w:hAnsi="宋体" w:eastAsia="宋体" w:cs="宋体"/>
               <w:szCs w:val="24"/>
             </w:rPr>
             <w:fldChar w:fldCharType="begin"/>
           </w:r>
           <w:r>
             <w:rPr>
-              <w:rFonts w:ascii="宋体" w:eastAsia="宋体" w:hAnsi="宋体" w:cs="宋体" w:hint="eastAsia"/>
-              <w:szCs w:val="24"/>
-            </w:rPr>
-            <w:instrText xml:space="preserve"> HYPERLINK \l _Toc4114 </w:instrText>
-          </w:r>
-          <w:r>
-            <w:rPr>
-              <w:rFonts w:ascii="宋体" w:eastAsia="宋体" w:hAnsi="宋体" w:cs="宋体" w:hint="eastAsia"/>
+              <w:rFonts w:hint="eastAsia" w:ascii="宋体" w:hAnsi="宋体" w:eastAsia="宋体" w:cs="宋体"/>
+              <w:szCs w:val="24"/>
+            </w:rPr>
+            <w:instrText xml:space="preserve"> HYPERLINK \l _Toc15218 </w:instrText>
+          </w:r>
+          <w:r>
+            <w:rPr>
+              <w:rFonts w:hint="eastAsia" w:ascii="宋体" w:hAnsi="宋体" w:eastAsia="宋体" w:cs="宋体"/>
               <w:szCs w:val="24"/>
             </w:rPr>
             <w:fldChar w:fldCharType="separate"/>
@@ -2685,7 +2714,7 @@
             <w:fldChar w:fldCharType="begin"/>
           </w:r>
           <w:r>
-            <w:instrText xml:space="preserve"> PAGEREF _Toc4114 \h </w:instrText>
+            <w:instrText xml:space="preserve"> PAGEREF _Toc15218 \h </w:instrText>
           </w:r>
           <w:r>
             <w:fldChar w:fldCharType="separate"/>
@@ -2698,7 +2727,7 @@
           </w:r>
           <w:r>
             <w:rPr>
-              <w:rFonts w:ascii="宋体" w:eastAsia="宋体" w:hAnsi="宋体" w:cs="宋体" w:hint="eastAsia"/>
+              <w:rFonts w:hint="eastAsia" w:ascii="宋体" w:hAnsi="宋体" w:eastAsia="宋体" w:cs="宋体"/>
               <w:szCs w:val="24"/>
             </w:rPr>
             <w:fldChar w:fldCharType="end"/>
@@ -2706,28 +2735,28 @@
         </w:p>
         <w:p>
           <w:pPr>
-            <w:pStyle w:val="TOC2"/>
+            <w:pStyle w:val="17"/>
             <w:tabs>
               <w:tab w:val="right" w:leader="dot" w:pos="8306"/>
             </w:tabs>
           </w:pPr>
           <w:r>
             <w:rPr>
-              <w:rFonts w:ascii="宋体" w:eastAsia="宋体" w:hAnsi="宋体" w:cs="宋体" w:hint="eastAsia"/>
+              <w:rFonts w:hint="eastAsia" w:ascii="宋体" w:hAnsi="宋体" w:eastAsia="宋体" w:cs="宋体"/>
               <w:szCs w:val="24"/>
             </w:rPr>
             <w:fldChar w:fldCharType="begin"/>
           </w:r>
           <w:r>
             <w:rPr>
-              <w:rFonts w:ascii="宋体" w:eastAsia="宋体" w:hAnsi="宋体" w:cs="宋体" w:hint="eastAsia"/>
-              <w:szCs w:val="24"/>
-            </w:rPr>
-            <w:instrText xml:space="preserve"> HYPERLINK \l _Toc13980 </w:instrText>
-          </w:r>
-          <w:r>
-            <w:rPr>
-              <w:rFonts w:ascii="宋体" w:eastAsia="宋体" w:hAnsi="宋体" w:cs="宋体" w:hint="eastAsia"/>
+              <w:rFonts w:hint="eastAsia" w:ascii="宋体" w:hAnsi="宋体" w:eastAsia="宋体" w:cs="宋体"/>
+              <w:szCs w:val="24"/>
+            </w:rPr>
+            <w:instrText xml:space="preserve"> HYPERLINK \l _Toc777 </w:instrText>
+          </w:r>
+          <w:r>
+            <w:rPr>
+              <w:rFonts w:hint="eastAsia" w:ascii="宋体" w:hAnsi="宋体" w:eastAsia="宋体" w:cs="宋体"/>
               <w:szCs w:val="24"/>
             </w:rPr>
             <w:fldChar w:fldCharType="separate"/>
@@ -2746,7 +2775,7 @@
             <w:fldChar w:fldCharType="begin"/>
           </w:r>
           <w:r>
-            <w:instrText xml:space="preserve"> PAGEREF _Toc13980 \h </w:instrText>
+            <w:instrText xml:space="preserve"> PAGEREF _Toc777 \h </w:instrText>
           </w:r>
           <w:r>
             <w:fldChar w:fldCharType="separate"/>
@@ -2759,7 +2788,7 @@
           </w:r>
           <w:r>
             <w:rPr>
-              <w:rFonts w:ascii="宋体" w:eastAsia="宋体" w:hAnsi="宋体" w:cs="宋体" w:hint="eastAsia"/>
+              <w:rFonts w:hint="eastAsia" w:ascii="宋体" w:hAnsi="宋体" w:eastAsia="宋体" w:cs="宋体"/>
               <w:szCs w:val="24"/>
             </w:rPr>
             <w:fldChar w:fldCharType="end"/>
@@ -2767,28 +2796,28 @@
         </w:p>
         <w:p>
           <w:pPr>
-            <w:pStyle w:val="TOC3"/>
+            <w:pStyle w:val="13"/>
             <w:tabs>
               <w:tab w:val="right" w:leader="dot" w:pos="8306"/>
             </w:tabs>
           </w:pPr>
           <w:r>
             <w:rPr>
-              <w:rFonts w:ascii="宋体" w:eastAsia="宋体" w:hAnsi="宋体" w:cs="宋体" w:hint="eastAsia"/>
+              <w:rFonts w:hint="eastAsia" w:ascii="宋体" w:hAnsi="宋体" w:eastAsia="宋体" w:cs="宋体"/>
               <w:szCs w:val="24"/>
             </w:rPr>
             <w:fldChar w:fldCharType="begin"/>
           </w:r>
           <w:r>
             <w:rPr>
-              <w:rFonts w:ascii="宋体" w:eastAsia="宋体" w:hAnsi="宋体" w:cs="宋体" w:hint="eastAsia"/>
-              <w:szCs w:val="24"/>
-            </w:rPr>
-            <w:instrText xml:space="preserve"> HYPERLINK \l _Toc13722 </w:instrText>
-          </w:r>
-          <w:r>
-            <w:rPr>
-              <w:rFonts w:ascii="宋体" w:eastAsia="宋体" w:hAnsi="宋体" w:cs="宋体" w:hint="eastAsia"/>
+              <w:rFonts w:hint="eastAsia" w:ascii="宋体" w:hAnsi="宋体" w:eastAsia="宋体" w:cs="宋体"/>
+              <w:szCs w:val="24"/>
+            </w:rPr>
+            <w:instrText xml:space="preserve"> HYPERLINK \l _Toc22702 </w:instrText>
+          </w:r>
+          <w:r>
+            <w:rPr>
+              <w:rFonts w:hint="eastAsia" w:ascii="宋体" w:hAnsi="宋体" w:eastAsia="宋体" w:cs="宋体"/>
               <w:szCs w:val="24"/>
             </w:rPr>
             <w:fldChar w:fldCharType="separate"/>
@@ -2807,7 +2836,7 @@
             <w:fldChar w:fldCharType="begin"/>
           </w:r>
           <w:r>
-            <w:instrText xml:space="preserve"> PAGEREF _Toc13722 \h </w:instrText>
+            <w:instrText xml:space="preserve"> PAGEREF _Toc22702 \h </w:instrText>
           </w:r>
           <w:r>
             <w:fldChar w:fldCharType="separate"/>
@@ -2820,7 +2849,7 @@
           </w:r>
           <w:r>
             <w:rPr>
-              <w:rFonts w:ascii="宋体" w:eastAsia="宋体" w:hAnsi="宋体" w:cs="宋体" w:hint="eastAsia"/>
+              <w:rFonts w:hint="eastAsia" w:ascii="宋体" w:hAnsi="宋体" w:eastAsia="宋体" w:cs="宋体"/>
               <w:szCs w:val="24"/>
             </w:rPr>
             <w:fldChar w:fldCharType="end"/>
@@ -2828,28 +2857,28 @@
         </w:p>
         <w:p>
           <w:pPr>
-            <w:pStyle w:val="TOC3"/>
+            <w:pStyle w:val="13"/>
             <w:tabs>
               <w:tab w:val="right" w:leader="dot" w:pos="8306"/>
             </w:tabs>
           </w:pPr>
           <w:r>
             <w:rPr>
-              <w:rFonts w:ascii="宋体" w:eastAsia="宋体" w:hAnsi="宋体" w:cs="宋体" w:hint="eastAsia"/>
+              <w:rFonts w:hint="eastAsia" w:ascii="宋体" w:hAnsi="宋体" w:eastAsia="宋体" w:cs="宋体"/>
               <w:szCs w:val="24"/>
             </w:rPr>
             <w:fldChar w:fldCharType="begin"/>
           </w:r>
           <w:r>
             <w:rPr>
-              <w:rFonts w:ascii="宋体" w:eastAsia="宋体" w:hAnsi="宋体" w:cs="宋体" w:hint="eastAsia"/>
-              <w:szCs w:val="24"/>
-            </w:rPr>
-            <w:instrText xml:space="preserve"> HYPERLINK \l _Toc3966 </w:instrText>
-          </w:r>
-          <w:r>
-            <w:rPr>
-              <w:rFonts w:ascii="宋体" w:eastAsia="宋体" w:hAnsi="宋体" w:cs="宋体" w:hint="eastAsia"/>
+              <w:rFonts w:hint="eastAsia" w:ascii="宋体" w:hAnsi="宋体" w:eastAsia="宋体" w:cs="宋体"/>
+              <w:szCs w:val="24"/>
+            </w:rPr>
+            <w:instrText xml:space="preserve"> HYPERLINK \l _Toc12599 </w:instrText>
+          </w:r>
+          <w:r>
+            <w:rPr>
+              <w:rFonts w:hint="eastAsia" w:ascii="宋体" w:hAnsi="宋体" w:eastAsia="宋体" w:cs="宋体"/>
               <w:szCs w:val="24"/>
             </w:rPr>
             <w:fldChar w:fldCharType="separate"/>
@@ -2868,7 +2897,7 @@
             <w:fldChar w:fldCharType="begin"/>
           </w:r>
           <w:r>
-            <w:instrText xml:space="preserve"> PAGEREF _Toc3966 \h </w:instrText>
+            <w:instrText xml:space="preserve"> PAGEREF _Toc12599 \h </w:instrText>
           </w:r>
           <w:r>
             <w:fldChar w:fldCharType="separate"/>
@@ -2881,7 +2910,7 @@
           </w:r>
           <w:r>
             <w:rPr>
-              <w:rFonts w:ascii="宋体" w:eastAsia="宋体" w:hAnsi="宋体" w:cs="宋体" w:hint="eastAsia"/>
+              <w:rFonts w:hint="eastAsia" w:ascii="宋体" w:hAnsi="宋体" w:eastAsia="宋体" w:cs="宋体"/>
               <w:szCs w:val="24"/>
             </w:rPr>
             <w:fldChar w:fldCharType="end"/>
@@ -2889,28 +2918,28 @@
         </w:p>
         <w:p>
           <w:pPr>
-            <w:pStyle w:val="TOC2"/>
+            <w:pStyle w:val="17"/>
             <w:tabs>
               <w:tab w:val="right" w:leader="dot" w:pos="8306"/>
             </w:tabs>
           </w:pPr>
           <w:r>
             <w:rPr>
-              <w:rFonts w:ascii="宋体" w:eastAsia="宋体" w:hAnsi="宋体" w:cs="宋体" w:hint="eastAsia"/>
+              <w:rFonts w:hint="eastAsia" w:ascii="宋体" w:hAnsi="宋体" w:eastAsia="宋体" w:cs="宋体"/>
               <w:szCs w:val="24"/>
             </w:rPr>
             <w:fldChar w:fldCharType="begin"/>
           </w:r>
           <w:r>
             <w:rPr>
-              <w:rFonts w:ascii="宋体" w:eastAsia="宋体" w:hAnsi="宋体" w:cs="宋体" w:hint="eastAsia"/>
-              <w:szCs w:val="24"/>
-            </w:rPr>
-            <w:instrText xml:space="preserve"> HYPERLINK \l _Toc12588 </w:instrText>
-          </w:r>
-          <w:r>
-            <w:rPr>
-              <w:rFonts w:ascii="宋体" w:eastAsia="宋体" w:hAnsi="宋体" w:cs="宋体" w:hint="eastAsia"/>
+              <w:rFonts w:hint="eastAsia" w:ascii="宋体" w:hAnsi="宋体" w:eastAsia="宋体" w:cs="宋体"/>
+              <w:szCs w:val="24"/>
+            </w:rPr>
+            <w:instrText xml:space="preserve"> HYPERLINK \l _Toc16164 </w:instrText>
+          </w:r>
+          <w:r>
+            <w:rPr>
+              <w:rFonts w:hint="eastAsia" w:ascii="宋体" w:hAnsi="宋体" w:eastAsia="宋体" w:cs="宋体"/>
               <w:szCs w:val="24"/>
             </w:rPr>
             <w:fldChar w:fldCharType="separate"/>
@@ -2929,7 +2958,7 @@
             <w:fldChar w:fldCharType="begin"/>
           </w:r>
           <w:r>
-            <w:instrText xml:space="preserve"> PAGEREF _Toc12588 \h </w:instrText>
+            <w:instrText xml:space="preserve"> PAGEREF _Toc16164 \h </w:instrText>
           </w:r>
           <w:r>
             <w:fldChar w:fldCharType="separate"/>
@@ -2942,7 +2971,7 @@
           </w:r>
           <w:r>
             <w:rPr>
-              <w:rFonts w:ascii="宋体" w:eastAsia="宋体" w:hAnsi="宋体" w:cs="宋体" w:hint="eastAsia"/>
+              <w:rFonts w:hint="eastAsia" w:ascii="宋体" w:hAnsi="宋体" w:eastAsia="宋体" w:cs="宋体"/>
               <w:szCs w:val="24"/>
             </w:rPr>
             <w:fldChar w:fldCharType="end"/>
@@ -2950,28 +2979,28 @@
         </w:p>
         <w:p>
           <w:pPr>
-            <w:pStyle w:val="TOC3"/>
+            <w:pStyle w:val="13"/>
             <w:tabs>
               <w:tab w:val="right" w:leader="dot" w:pos="8306"/>
             </w:tabs>
           </w:pPr>
           <w:r>
             <w:rPr>
-              <w:rFonts w:ascii="宋体" w:eastAsia="宋体" w:hAnsi="宋体" w:cs="宋体" w:hint="eastAsia"/>
+              <w:rFonts w:hint="eastAsia" w:ascii="宋体" w:hAnsi="宋体" w:eastAsia="宋体" w:cs="宋体"/>
               <w:szCs w:val="24"/>
             </w:rPr>
             <w:fldChar w:fldCharType="begin"/>
           </w:r>
           <w:r>
             <w:rPr>
-              <w:rFonts w:ascii="宋体" w:eastAsia="宋体" w:hAnsi="宋体" w:cs="宋体" w:hint="eastAsia"/>
-              <w:szCs w:val="24"/>
-            </w:rPr>
-            <w:instrText xml:space="preserve"> HYPERLINK \l _Toc25154 </w:instrText>
-          </w:r>
-          <w:r>
-            <w:rPr>
-              <w:rFonts w:ascii="宋体" w:eastAsia="宋体" w:hAnsi="宋体" w:cs="宋体" w:hint="eastAsia"/>
+              <w:rFonts w:hint="eastAsia" w:ascii="宋体" w:hAnsi="宋体" w:eastAsia="宋体" w:cs="宋体"/>
+              <w:szCs w:val="24"/>
+            </w:rPr>
+            <w:instrText xml:space="preserve"> HYPERLINK \l _Toc8951 </w:instrText>
+          </w:r>
+          <w:r>
+            <w:rPr>
+              <w:rFonts w:hint="eastAsia" w:ascii="宋体" w:hAnsi="宋体" w:eastAsia="宋体" w:cs="宋体"/>
               <w:szCs w:val="24"/>
             </w:rPr>
             <w:fldChar w:fldCharType="separate"/>
@@ -2990,7 +3019,7 @@
             <w:fldChar w:fldCharType="begin"/>
           </w:r>
           <w:r>
-            <w:instrText xml:space="preserve"> PAGEREF _Toc25154 \h </w:instrText>
+            <w:instrText xml:space="preserve"> PAGEREF _Toc8951 \h </w:instrText>
           </w:r>
           <w:r>
             <w:fldChar w:fldCharType="separate"/>
@@ -3003,7 +3032,7 @@
           </w:r>
           <w:r>
             <w:rPr>
-              <w:rFonts w:ascii="宋体" w:eastAsia="宋体" w:hAnsi="宋体" w:cs="宋体" w:hint="eastAsia"/>
+              <w:rFonts w:hint="eastAsia" w:ascii="宋体" w:hAnsi="宋体" w:eastAsia="宋体" w:cs="宋体"/>
               <w:szCs w:val="24"/>
             </w:rPr>
             <w:fldChar w:fldCharType="end"/>
@@ -3011,28 +3040,28 @@
         </w:p>
         <w:p>
           <w:pPr>
-            <w:pStyle w:val="TOC3"/>
+            <w:pStyle w:val="13"/>
             <w:tabs>
               <w:tab w:val="right" w:leader="dot" w:pos="8306"/>
             </w:tabs>
           </w:pPr>
           <w:r>
             <w:rPr>
-              <w:rFonts w:ascii="宋体" w:eastAsia="宋体" w:hAnsi="宋体" w:cs="宋体" w:hint="eastAsia"/>
+              <w:rFonts w:hint="eastAsia" w:ascii="宋体" w:hAnsi="宋体" w:eastAsia="宋体" w:cs="宋体"/>
               <w:szCs w:val="24"/>
             </w:rPr>
             <w:fldChar w:fldCharType="begin"/>
           </w:r>
           <w:r>
             <w:rPr>
-              <w:rFonts w:ascii="宋体" w:eastAsia="宋体" w:hAnsi="宋体" w:cs="宋体" w:hint="eastAsia"/>
-              <w:szCs w:val="24"/>
-            </w:rPr>
-            <w:instrText xml:space="preserve"> HYPERLINK \l _Toc24597 </w:instrText>
-          </w:r>
-          <w:r>
-            <w:rPr>
-              <w:rFonts w:ascii="宋体" w:eastAsia="宋体" w:hAnsi="宋体" w:cs="宋体" w:hint="eastAsia"/>
+              <w:rFonts w:hint="eastAsia" w:ascii="宋体" w:hAnsi="宋体" w:eastAsia="宋体" w:cs="宋体"/>
+              <w:szCs w:val="24"/>
+            </w:rPr>
+            <w:instrText xml:space="preserve"> HYPERLINK \l _Toc4639 </w:instrText>
+          </w:r>
+          <w:r>
+            <w:rPr>
+              <w:rFonts w:hint="eastAsia" w:ascii="宋体" w:hAnsi="宋体" w:eastAsia="宋体" w:cs="宋体"/>
               <w:szCs w:val="24"/>
             </w:rPr>
             <w:fldChar w:fldCharType="separate"/>
@@ -3051,7 +3080,7 @@
             <w:fldChar w:fldCharType="begin"/>
           </w:r>
           <w:r>
-            <w:instrText xml:space="preserve"> PAGEREF _Toc24597 \h </w:instrText>
+            <w:instrText xml:space="preserve"> PAGEREF _Toc4639 \h </w:instrText>
           </w:r>
           <w:r>
             <w:fldChar w:fldCharType="separate"/>
@@ -3064,7 +3093,7 @@
           </w:r>
           <w:r>
             <w:rPr>
-              <w:rFonts w:ascii="宋体" w:eastAsia="宋体" w:hAnsi="宋体" w:cs="宋体" w:hint="eastAsia"/>
+              <w:rFonts w:hint="eastAsia" w:ascii="宋体" w:hAnsi="宋体" w:eastAsia="宋体" w:cs="宋体"/>
               <w:szCs w:val="24"/>
             </w:rPr>
             <w:fldChar w:fldCharType="end"/>
@@ -3072,28 +3101,28 @@
         </w:p>
         <w:p>
           <w:pPr>
-            <w:pStyle w:val="TOC3"/>
+            <w:pStyle w:val="13"/>
             <w:tabs>
               <w:tab w:val="right" w:leader="dot" w:pos="8306"/>
             </w:tabs>
           </w:pPr>
           <w:r>
             <w:rPr>
-              <w:rFonts w:ascii="宋体" w:eastAsia="宋体" w:hAnsi="宋体" w:cs="宋体" w:hint="eastAsia"/>
+              <w:rFonts w:hint="eastAsia" w:ascii="宋体" w:hAnsi="宋体" w:eastAsia="宋体" w:cs="宋体"/>
               <w:szCs w:val="24"/>
             </w:rPr>
             <w:fldChar w:fldCharType="begin"/>
           </w:r>
           <w:r>
             <w:rPr>
-              <w:rFonts w:ascii="宋体" w:eastAsia="宋体" w:hAnsi="宋体" w:cs="宋体" w:hint="eastAsia"/>
-              <w:szCs w:val="24"/>
-            </w:rPr>
-            <w:instrText xml:space="preserve"> HYPERLINK \l _Toc30986 </w:instrText>
-          </w:r>
-          <w:r>
-            <w:rPr>
-              <w:rFonts w:ascii="宋体" w:eastAsia="宋体" w:hAnsi="宋体" w:cs="宋体" w:hint="eastAsia"/>
+              <w:rFonts w:hint="eastAsia" w:ascii="宋体" w:hAnsi="宋体" w:eastAsia="宋体" w:cs="宋体"/>
+              <w:szCs w:val="24"/>
+            </w:rPr>
+            <w:instrText xml:space="preserve"> HYPERLINK \l _Toc27248 </w:instrText>
+          </w:r>
+          <w:r>
+            <w:rPr>
+              <w:rFonts w:hint="eastAsia" w:ascii="宋体" w:hAnsi="宋体" w:eastAsia="宋体" w:cs="宋体"/>
               <w:szCs w:val="24"/>
             </w:rPr>
             <w:fldChar w:fldCharType="separate"/>
@@ -3112,7 +3141,7 @@
             <w:fldChar w:fldCharType="begin"/>
           </w:r>
           <w:r>
-            <w:instrText xml:space="preserve"> PAGEREF _Toc30986 \h </w:instrText>
+            <w:instrText xml:space="preserve"> PAGEREF _Toc27248 \h </w:instrText>
           </w:r>
           <w:r>
             <w:fldChar w:fldCharType="separate"/>
@@ -3125,7 +3154,7 @@
           </w:r>
           <w:r>
             <w:rPr>
-              <w:rFonts w:ascii="宋体" w:eastAsia="宋体" w:hAnsi="宋体" w:cs="宋体" w:hint="eastAsia"/>
+              <w:rFonts w:hint="eastAsia" w:ascii="宋体" w:hAnsi="宋体" w:eastAsia="宋体" w:cs="宋体"/>
               <w:szCs w:val="24"/>
             </w:rPr>
             <w:fldChar w:fldCharType="end"/>
@@ -3133,28 +3162,28 @@
         </w:p>
         <w:p>
           <w:pPr>
-            <w:pStyle w:val="TOC1"/>
+            <w:pStyle w:val="16"/>
             <w:tabs>
               <w:tab w:val="right" w:leader="dot" w:pos="8306"/>
             </w:tabs>
           </w:pPr>
           <w:r>
             <w:rPr>
-              <w:rFonts w:ascii="宋体" w:eastAsia="宋体" w:hAnsi="宋体" w:cs="宋体" w:hint="eastAsia"/>
+              <w:rFonts w:hint="eastAsia" w:ascii="宋体" w:hAnsi="宋体" w:eastAsia="宋体" w:cs="宋体"/>
               <w:szCs w:val="24"/>
             </w:rPr>
             <w:fldChar w:fldCharType="begin"/>
           </w:r>
           <w:r>
             <w:rPr>
-              <w:rFonts w:ascii="宋体" w:eastAsia="宋体" w:hAnsi="宋体" w:cs="宋体" w:hint="eastAsia"/>
-              <w:szCs w:val="24"/>
-            </w:rPr>
-            <w:instrText xml:space="preserve"> HYPERLINK \l _Toc26063 </w:instrText>
-          </w:r>
-          <w:r>
-            <w:rPr>
-              <w:rFonts w:ascii="宋体" w:eastAsia="宋体" w:hAnsi="宋体" w:cs="宋体" w:hint="eastAsia"/>
+              <w:rFonts w:hint="eastAsia" w:ascii="宋体" w:hAnsi="宋体" w:eastAsia="宋体" w:cs="宋体"/>
+              <w:szCs w:val="24"/>
+            </w:rPr>
+            <w:instrText xml:space="preserve"> HYPERLINK \l _Toc20236 </w:instrText>
+          </w:r>
+          <w:r>
+            <w:rPr>
+              <w:rFonts w:hint="eastAsia" w:ascii="宋体" w:hAnsi="宋体" w:eastAsia="宋体" w:cs="宋体"/>
               <w:szCs w:val="24"/>
             </w:rPr>
             <w:fldChar w:fldCharType="separate"/>
@@ -3180,7 +3209,7 @@
             <w:fldChar w:fldCharType="begin"/>
           </w:r>
           <w:r>
-            <w:instrText xml:space="preserve"> PAGEREF _Toc26063 \h </w:instrText>
+            <w:instrText xml:space="preserve"> PAGEREF _Toc20236 \h </w:instrText>
           </w:r>
           <w:r>
             <w:fldChar w:fldCharType="separate"/>
@@ -3193,7 +3222,7 @@
           </w:r>
           <w:r>
             <w:rPr>
-              <w:rFonts w:ascii="宋体" w:eastAsia="宋体" w:hAnsi="宋体" w:cs="宋体" w:hint="eastAsia"/>
+              <w:rFonts w:hint="eastAsia" w:ascii="宋体" w:hAnsi="宋体" w:eastAsia="宋体" w:cs="宋体"/>
               <w:szCs w:val="24"/>
             </w:rPr>
             <w:fldChar w:fldCharType="end"/>
@@ -3201,28 +3230,28 @@
         </w:p>
         <w:p>
           <w:pPr>
-            <w:pStyle w:val="TOC1"/>
+            <w:pStyle w:val="16"/>
             <w:tabs>
               <w:tab w:val="right" w:leader="dot" w:pos="8306"/>
             </w:tabs>
           </w:pPr>
           <w:r>
             <w:rPr>
-              <w:rFonts w:ascii="宋体" w:eastAsia="宋体" w:hAnsi="宋体" w:cs="宋体" w:hint="eastAsia"/>
+              <w:rFonts w:hint="eastAsia" w:ascii="宋体" w:hAnsi="宋体" w:eastAsia="宋体" w:cs="宋体"/>
               <w:szCs w:val="24"/>
             </w:rPr>
             <w:fldChar w:fldCharType="begin"/>
           </w:r>
           <w:r>
             <w:rPr>
-              <w:rFonts w:ascii="宋体" w:eastAsia="宋体" w:hAnsi="宋体" w:cs="宋体" w:hint="eastAsia"/>
-              <w:szCs w:val="24"/>
-            </w:rPr>
-            <w:instrText xml:space="preserve"> HYPERLINK \l _Toc27590 </w:instrText>
-          </w:r>
-          <w:r>
-            <w:rPr>
-              <w:rFonts w:ascii="宋体" w:eastAsia="宋体" w:hAnsi="宋体" w:cs="宋体" w:hint="eastAsia"/>
+              <w:rFonts w:hint="eastAsia" w:ascii="宋体" w:hAnsi="宋体" w:eastAsia="宋体" w:cs="宋体"/>
+              <w:szCs w:val="24"/>
+            </w:rPr>
+            <w:instrText xml:space="preserve"> HYPERLINK \l _Toc31676 </w:instrText>
+          </w:r>
+          <w:r>
+            <w:rPr>
+              <w:rFonts w:hint="eastAsia" w:ascii="宋体" w:hAnsi="宋体" w:eastAsia="宋体" w:cs="宋体"/>
               <w:szCs w:val="24"/>
             </w:rPr>
             <w:fldChar w:fldCharType="separate"/>
@@ -3248,7 +3277,7 @@
             <w:fldChar w:fldCharType="begin"/>
           </w:r>
           <w:r>
-            <w:instrText xml:space="preserve"> PAGEREF _Toc27590 \h </w:instrText>
+            <w:instrText xml:space="preserve"> PAGEREF _Toc31676 \h </w:instrText>
           </w:r>
           <w:r>
             <w:fldChar w:fldCharType="separate"/>
@@ -3261,7 +3290,7 @@
           </w:r>
           <w:r>
             <w:rPr>
-              <w:rFonts w:ascii="宋体" w:eastAsia="宋体" w:hAnsi="宋体" w:cs="宋体" w:hint="eastAsia"/>
+              <w:rFonts w:hint="eastAsia" w:ascii="宋体" w:hAnsi="宋体" w:eastAsia="宋体" w:cs="宋体"/>
               <w:szCs w:val="24"/>
             </w:rPr>
             <w:fldChar w:fldCharType="end"/>
@@ -3284,7 +3313,7 @@
             <w:snapToGrid w:val="0"/>
             <w:textAlignment w:val="baseline"/>
             <w:rPr>
-              <w:rFonts w:ascii="宋体" w:eastAsia="宋体" w:hAnsi="宋体" w:cs="宋体" w:hint="eastAsia"/>
+              <w:rFonts w:hint="eastAsia" w:ascii="宋体" w:hAnsi="宋体" w:eastAsia="宋体" w:cs="宋体"/>
               <w:snapToGrid w:val="0"/>
               <w:color w:val="000000"/>
               <w:kern w:val="0"/>
@@ -3295,7 +3324,7 @@
           </w:pPr>
           <w:r>
             <w:rPr>
-              <w:rFonts w:ascii="宋体" w:eastAsia="宋体" w:hAnsi="宋体" w:cs="宋体" w:hint="eastAsia"/>
+              <w:rFonts w:hint="eastAsia" w:ascii="宋体" w:hAnsi="宋体" w:eastAsia="宋体" w:cs="宋体"/>
               <w:szCs w:val="24"/>
             </w:rPr>
             <w:fldChar w:fldCharType="end"/>
@@ -3320,7 +3349,7 @@
         <w:snapToGrid w:val="0"/>
         <w:textAlignment w:val="baseline"/>
         <w:rPr>
-          <w:rFonts w:ascii="Arial" w:eastAsia="Arial" w:hAnsi="Arial" w:cs="Arial"/>
+          <w:rFonts w:ascii="Arial" w:hAnsi="Arial" w:eastAsia="Arial" w:cs="Arial"/>
           <w:snapToGrid w:val="0"/>
           <w:color w:val="000000"/>
           <w:kern w:val="0"/>
@@ -3331,7 +3360,7 @@
       </w:pPr>
       <w:r>
         <w:rPr>
-          <w:rFonts w:ascii="Arial" w:eastAsia="Arial" w:hAnsi="Arial" w:cs="Arial"/>
+          <w:rFonts w:ascii="Arial" w:hAnsi="Arial" w:eastAsia="Arial" w:cs="Arial"/>
           <w:snapToGrid w:val="0"/>
           <w:color w:val="000000"/>
           <w:kern w:val="0"/>
@@ -3344,7 +3373,7 @@
     </w:p>
     <w:p>
       <w:pPr>
-        <w:pStyle w:val="1"/>
+        <w:pStyle w:val="28"/>
         <w:keepNext w:val="0"/>
         <w:keepLines w:val="0"/>
         <w:pageBreakBefore w:val="0"/>
@@ -3364,7 +3393,7 @@
           <w:lang w:val="en-US" w:eastAsia="zh-CN"/>
         </w:rPr>
       </w:pPr>
-      <w:bookmarkStart w:id="2" w:name="_Toc6538"/>
+      <w:bookmarkStart w:id="2" w:name="_Toc18238"/>
       <w:r>
         <w:rPr>
           <w:rFonts w:hint="default"/>
@@ -3376,7 +3405,7 @@
     </w:p>
     <w:p>
       <w:pPr>
-        <w:pStyle w:val="a1"/>
+        <w:pStyle w:val="29"/>
         <w:keepNext w:val="0"/>
         <w:keepLines w:val="0"/>
         <w:pageBreakBefore w:val="0"/>
@@ -3406,7 +3435,7 @@
     </w:p>
     <w:p>
       <w:pPr>
-        <w:pStyle w:val="1"/>
+        <w:pStyle w:val="28"/>
         <w:keepNext w:val="0"/>
         <w:keepLines w:val="0"/>
         <w:pageBreakBefore w:val="0"/>
@@ -3426,7 +3455,7 @@
           <w:lang w:val="en-US" w:eastAsia="zh-CN"/>
         </w:rPr>
       </w:pPr>
-      <w:bookmarkStart w:id="3" w:name="_Toc2900"/>
+      <w:bookmarkStart w:id="3" w:name="_Toc1522"/>
       <w:r>
         <w:rPr>
           <w:rFonts w:hint="default"/>
@@ -3438,7 +3467,7 @@
     </w:p>
     <w:p>
       <w:pPr>
-        <w:pStyle w:val="2"/>
+        <w:pStyle w:val="30"/>
         <w:keepNext w:val="0"/>
         <w:keepLines w:val="0"/>
         <w:pageBreakBefore w:val="0"/>
@@ -3458,7 +3487,7 @@
           <w:lang w:val="en-US" w:eastAsia="zh-CN"/>
         </w:rPr>
       </w:pPr>
-      <w:bookmarkStart w:id="4" w:name="_Toc23619"/>
+      <w:bookmarkStart w:id="4" w:name="_Toc1341"/>
       <w:r>
         <w:rPr>
           <w:rFonts w:hint="default"/>
@@ -3470,7 +3499,7 @@
     </w:p>
     <w:p>
       <w:pPr>
-        <w:pStyle w:val="a1"/>
+        <w:pStyle w:val="29"/>
         <w:keepNext w:val="0"/>
         <w:keepLines w:val="0"/>
         <w:pageBreakBefore w:val="0"/>
@@ -3500,7 +3529,7 @@
     </w:p>
     <w:p>
       <w:pPr>
-        <w:pStyle w:val="a1"/>
+        <w:pStyle w:val="29"/>
         <w:keepNext w:val="0"/>
         <w:keepLines w:val="0"/>
         <w:pageBreakBefore w:val="0"/>
@@ -3530,7 +3559,7 @@
     </w:p>
     <w:p>
       <w:pPr>
-        <w:pStyle w:val="a1"/>
+        <w:pStyle w:val="29"/>
         <w:keepNext w:val="0"/>
         <w:keepLines w:val="0"/>
         <w:pageBreakBefore w:val="0"/>
@@ -3560,7 +3589,7 @@
     </w:p>
     <w:p>
       <w:pPr>
-        <w:pStyle w:val="2"/>
+        <w:pStyle w:val="30"/>
         <w:keepNext w:val="0"/>
         <w:keepLines w:val="0"/>
         <w:pageBreakBefore w:val="0"/>
@@ -3580,7 +3609,7 @@
           <w:lang w:val="en-US" w:eastAsia="zh-CN"/>
         </w:rPr>
       </w:pPr>
-      <w:bookmarkStart w:id="5" w:name="_Toc1157"/>
+      <w:bookmarkStart w:id="5" w:name="_Toc21271"/>
       <w:r>
         <w:rPr>
           <w:rFonts w:hint="default"/>
@@ -3592,7 +3621,7 @@
     </w:p>
     <w:p>
       <w:pPr>
-        <w:pStyle w:val="3"/>
+        <w:pStyle w:val="31"/>
         <w:keepNext w:val="0"/>
         <w:keepLines w:val="0"/>
         <w:pageBreakBefore w:val="0"/>
@@ -3612,7 +3641,7 @@
           <w:lang w:val="en-US" w:eastAsia="zh-CN"/>
         </w:rPr>
       </w:pPr>
-      <w:bookmarkStart w:id="6" w:name="_Toc20670"/>
+      <w:bookmarkStart w:id="6" w:name="_Toc19590"/>
       <w:r>
         <w:rPr>
           <w:rFonts w:hint="default"/>
@@ -3624,7 +3653,7 @@
     </w:p>
     <w:p>
       <w:pPr>
-        <w:pStyle w:val="a1"/>
+        <w:pStyle w:val="29"/>
         <w:keepNext w:val="0"/>
         <w:keepLines w:val="0"/>
         <w:pageBreakBefore w:val="0"/>
@@ -3654,7 +3683,7 @@
     </w:p>
     <w:p>
       <w:pPr>
-        <w:pStyle w:val="3"/>
+        <w:pStyle w:val="31"/>
         <w:keepNext w:val="0"/>
         <w:keepLines w:val="0"/>
         <w:pageBreakBefore w:val="0"/>
@@ -3674,7 +3703,7 @@
           <w:lang w:val="en-US" w:eastAsia="zh-CN"/>
         </w:rPr>
       </w:pPr>
-      <w:bookmarkStart w:id="7" w:name="_Toc6786"/>
+      <w:bookmarkStart w:id="7" w:name="_Toc9396"/>
       <w:r>
         <w:rPr>
           <w:rFonts w:hint="default"/>
@@ -3686,7 +3715,7 @@
     </w:p>
     <w:p>
       <w:pPr>
-        <w:pStyle w:val="a1"/>
+        <w:pStyle w:val="29"/>
         <w:keepNext w:val="0"/>
         <w:keepLines w:val="0"/>
         <w:pageBreakBefore w:val="0"/>
@@ -3716,7 +3745,7 @@
     </w:p>
     <w:p>
       <w:pPr>
-        <w:pStyle w:val="a1"/>
+        <w:pStyle w:val="29"/>
         <w:keepNext w:val="0"/>
         <w:keepLines w:val="0"/>
         <w:pageBreakBefore w:val="0"/>
@@ -3746,7 +3775,7 @@
     </w:p>
     <w:p>
       <w:pPr>
-        <w:pStyle w:val="3"/>
+        <w:pStyle w:val="31"/>
         <w:keepNext w:val="0"/>
         <w:keepLines w:val="0"/>
         <w:pageBreakBefore w:val="0"/>
@@ -3766,7 +3795,7 @@
           <w:lang w:val="en-US" w:eastAsia="zh-CN"/>
         </w:rPr>
       </w:pPr>
-      <w:bookmarkStart w:id="8" w:name="_Toc31130"/>
+      <w:bookmarkStart w:id="8" w:name="_Toc18027"/>
       <w:r>
         <w:rPr>
           <w:rFonts w:hint="default"/>
@@ -3778,7 +3807,7 @@
     </w:p>
     <w:p>
       <w:pPr>
-        <w:pStyle w:val="a1"/>
+        <w:pStyle w:val="29"/>
         <w:keepNext w:val="0"/>
         <w:keepLines w:val="0"/>
         <w:pageBreakBefore w:val="0"/>
@@ -3822,7 +3851,7 @@
     </w:p>
     <w:p>
       <w:pPr>
-        <w:pStyle w:val="a1"/>
+        <w:pStyle w:val="29"/>
         <w:keepNext w:val="0"/>
         <w:keepLines w:val="0"/>
         <w:pageBreakBefore w:val="0"/>
@@ -3852,7 +3881,7 @@
     </w:p>
     <w:p>
       <w:pPr>
-        <w:pStyle w:val="3"/>
+        <w:pStyle w:val="31"/>
         <w:keepNext w:val="0"/>
         <w:keepLines w:val="0"/>
         <w:pageBreakBefore w:val="0"/>
@@ -3872,7 +3901,7 @@
           <w:lang w:val="en-US" w:eastAsia="zh-CN"/>
         </w:rPr>
       </w:pPr>
-      <w:bookmarkStart w:id="9" w:name="_Toc4114"/>
+      <w:bookmarkStart w:id="9" w:name="_Toc15218"/>
       <w:r>
         <w:rPr>
           <w:rFonts w:hint="default"/>
@@ -3884,7 +3913,7 @@
     </w:p>
     <w:p>
       <w:pPr>
-        <w:pStyle w:val="a1"/>
+        <w:pStyle w:val="29"/>
         <w:keepNext w:val="0"/>
         <w:keepLines w:val="0"/>
         <w:pageBreakBefore w:val="0"/>
@@ -3914,7 +3943,7 @@
     </w:p>
     <w:p>
       <w:pPr>
-        <w:pStyle w:val="a1"/>
+        <w:pStyle w:val="29"/>
         <w:keepNext w:val="0"/>
         <w:keepLines w:val="0"/>
         <w:pageBreakBefore w:val="0"/>
@@ -3944,7 +3973,7 @@
     </w:p>
     <w:p>
       <w:pPr>
-        <w:pStyle w:val="2"/>
+        <w:pStyle w:val="30"/>
         <w:keepNext w:val="0"/>
         <w:keepLines w:val="0"/>
         <w:pageBreakBefore w:val="0"/>
@@ -3964,7 +3993,7 @@
           <w:lang w:val="en-US" w:eastAsia="zh-CN"/>
         </w:rPr>
       </w:pPr>
-      <w:bookmarkStart w:id="10" w:name="_Toc13980"/>
+      <w:bookmarkStart w:id="10" w:name="_Toc777"/>
       <w:r>
         <w:rPr>
           <w:rFonts w:hint="default"/>
@@ -3976,14 +4005,14 @@
     </w:p>
     <w:p>
       <w:pPr>
-        <w:pStyle w:val="3"/>
+        <w:pStyle w:val="31"/>
         <w:bidi w:val="0"/>
         <w:rPr>
           <w:rFonts w:hint="default"/>
           <w:lang w:val="en-US" w:eastAsia="zh-CN"/>
         </w:rPr>
       </w:pPr>
-      <w:bookmarkStart w:id="11" w:name="_Toc13722"/>
+      <w:bookmarkStart w:id="11" w:name="_Toc22702"/>
       <w:r>
         <w:rPr>
           <w:rFonts w:hint="default"/>
@@ -3995,7 +4024,7 @@
     </w:p>
     <w:p>
       <w:pPr>
-        <w:pStyle w:val="a1"/>
+        <w:pStyle w:val="29"/>
         <w:keepNext w:val="0"/>
         <w:keepLines w:val="0"/>
         <w:pageBreakBefore w:val="0"/>
@@ -4025,7 +4054,7 @@
     </w:p>
     <w:p>
       <w:pPr>
-        <w:pStyle w:val="a1"/>
+        <w:pStyle w:val="29"/>
         <w:keepNext w:val="0"/>
         <w:keepLines w:val="0"/>
         <w:pageBreakBefore w:val="0"/>
@@ -4055,14 +4084,14 @@
     </w:p>
     <w:p>
       <w:pPr>
-        <w:pStyle w:val="3"/>
+        <w:pStyle w:val="31"/>
         <w:bidi w:val="0"/>
         <w:rPr>
           <w:rFonts w:hint="default"/>
           <w:lang w:val="en-US" w:eastAsia="zh-CN"/>
         </w:rPr>
       </w:pPr>
-      <w:bookmarkStart w:id="12" w:name="_Toc3966"/>
+      <w:bookmarkStart w:id="12" w:name="_Toc12599"/>
       <w:r>
         <w:rPr>
           <w:rFonts w:hint="default"/>
@@ -4074,7 +4103,7 @@
     </w:p>
     <w:p>
       <w:pPr>
-        <w:pStyle w:val="a1"/>
+        <w:pStyle w:val="29"/>
         <w:keepNext w:val="0"/>
         <w:keepLines w:val="0"/>
         <w:pageBreakBefore w:val="0"/>
@@ -4104,7 +4133,7 @@
     </w:p>
     <w:p>
       <w:pPr>
-        <w:pStyle w:val="a1"/>
+        <w:pStyle w:val="29"/>
         <w:keepNext w:val="0"/>
         <w:keepLines w:val="0"/>
         <w:pageBreakBefore w:val="0"/>
@@ -4134,7 +4163,7 @@
     </w:p>
     <w:p>
       <w:pPr>
-        <w:pStyle w:val="2"/>
+        <w:pStyle w:val="30"/>
         <w:keepNext w:val="0"/>
         <w:keepLines w:val="0"/>
         <w:pageBreakBefore w:val="0"/>
@@ -4154,7 +4183,7 @@
           <w:lang w:val="en-US" w:eastAsia="zh-CN"/>
         </w:rPr>
       </w:pPr>
-      <w:bookmarkStart w:id="13" w:name="_Toc12588"/>
+      <w:bookmarkStart w:id="13" w:name="_Toc16164"/>
       <w:r>
         <w:rPr>
           <w:rFonts w:hint="default"/>
@@ -4166,14 +4195,14 @@
     </w:p>
     <w:p>
       <w:pPr>
-        <w:pStyle w:val="3"/>
+        <w:pStyle w:val="31"/>
         <w:bidi w:val="0"/>
         <w:rPr>
           <w:rFonts w:hint="default"/>
           <w:lang w:val="en-US" w:eastAsia="zh-CN"/>
         </w:rPr>
       </w:pPr>
-      <w:bookmarkStart w:id="14" w:name="_Toc25154"/>
+      <w:bookmarkStart w:id="14" w:name="_Toc8951"/>
       <w:r>
         <w:rPr>
           <w:rFonts w:hint="default"/>
@@ -4185,7 +4214,7 @@
     </w:p>
     <w:p>
       <w:pPr>
-        <w:pStyle w:val="a1"/>
+        <w:pStyle w:val="29"/>
         <w:keepNext w:val="0"/>
         <w:keepLines w:val="0"/>
         <w:pageBreakBefore w:val="0"/>
@@ -4215,14 +4244,14 @@
     </w:p>
     <w:p>
       <w:pPr>
-        <w:pStyle w:val="3"/>
+        <w:pStyle w:val="31"/>
         <w:bidi w:val="0"/>
         <w:rPr>
           <w:rFonts w:hint="default"/>
           <w:lang w:val="en-US" w:eastAsia="zh-CN"/>
         </w:rPr>
       </w:pPr>
-      <w:bookmarkStart w:id="15" w:name="_Toc24597"/>
+      <w:bookmarkStart w:id="15" w:name="_Toc4639"/>
       <w:r>
         <w:rPr>
           <w:rFonts w:hint="default"/>
@@ -4234,7 +4263,7 @@
     </w:p>
     <w:p>
       <w:pPr>
-        <w:pStyle w:val="a1"/>
+        <w:pStyle w:val="29"/>
         <w:keepNext w:val="0"/>
         <w:keepLines w:val="0"/>
         <w:pageBreakBefore w:val="0"/>
@@ -4292,14 +4321,14 @@
     </w:p>
     <w:p>
       <w:pPr>
-        <w:pStyle w:val="3"/>
+        <w:pStyle w:val="31"/>
         <w:bidi w:val="0"/>
         <w:rPr>
           <w:rFonts w:hint="default"/>
           <w:lang w:val="en-US" w:eastAsia="zh-CN"/>
         </w:rPr>
       </w:pPr>
-      <w:bookmarkStart w:id="16" w:name="_Toc30986"/>
+      <w:bookmarkStart w:id="16" w:name="_Toc27248"/>
       <w:r>
         <w:rPr>
           <w:rFonts w:hint="default"/>
@@ -4311,7 +4340,7 @@
     </w:p>
     <w:p>
       <w:pPr>
-        <w:pStyle w:val="a1"/>
+        <w:pStyle w:val="29"/>
         <w:keepNext w:val="0"/>
         <w:keepLines w:val="0"/>
         <w:pageBreakBefore w:val="0"/>
@@ -4341,14 +4370,14 @@
     </w:p>
     <w:p>
       <w:pPr>
-        <w:pStyle w:val="1"/>
+        <w:pStyle w:val="28"/>
         <w:bidi w:val="0"/>
         <w:rPr>
           <w:rFonts w:hint="eastAsia"/>
           <w:lang w:val="en-US" w:eastAsia="zh-CN"/>
         </w:rPr>
       </w:pPr>
-      <w:bookmarkStart w:id="17" w:name="_Toc26063"/>
+      <w:bookmarkStart w:id="17" w:name="_Toc20236"/>
       <w:r>
         <w:rPr>
           <w:rFonts w:hint="eastAsia"/>
@@ -4360,13 +4389,12 @@
     </w:p>
     <w:p>
       <w:pPr>
-        <w:pStyle w:val="a1"/>
+        <w:pStyle w:val="29"/>
         <w:rPr>
           <w:rFonts w:hint="eastAsia"/>
           <w:lang w:val="en-US" w:eastAsia="zh-CN"/>
         </w:rPr>
       </w:pPr>
-      <w:bookmarkStart w:id="18" w:name="_GoBack"/>
       <w:r>
         <w:rPr>
           <w:rFonts w:hint="eastAsia"/>
@@ -4380,17 +4408,16 @@
             <wp:cNvGraphicFramePr/>
             <a:graphic xmlns:a="http://schemas.openxmlformats.org/drawingml/2006/main">
               <a:graphicData uri="http://schemas.openxmlformats.org/drawingml/2006/chart">
-                <c:chart xmlns:c="http://schemas.openxmlformats.org/drawingml/2006/chart" xmlns:r="http://schemas.openxmlformats.org/officeDocument/2006/relationships" r:id="rId7"/>
+                <c:chart xmlns:c="http://schemas.openxmlformats.org/drawingml/2006/chart" xmlns:r="http://schemas.openxmlformats.org/officeDocument/2006/relationships" r:id="rId10"/>
               </a:graphicData>
             </a:graphic>
           </wp:inline>
         </w:drawing>
       </w:r>
-      <w:bookmarkEnd w:id="18"/>
     </w:p>
     <w:p>
       <w:pPr>
-        <w:pStyle w:val="a1"/>
+        <w:pStyle w:val="29"/>
         <w:rPr>
           <w:rFonts w:hint="eastAsia"/>
           <w:lang w:val="en-US" w:eastAsia="zh-CN"/>
@@ -4406,7 +4433,7 @@
     </w:p>
     <w:p>
       <w:pPr>
-        <w:pStyle w:val="a1"/>
+        <w:pStyle w:val="29"/>
         <w:rPr>
           <w:rFonts w:hint="default"/>
           <w:lang w:val="en-US" w:eastAsia="zh-CN"/>
@@ -4422,14 +4449,14 @@
     </w:p>
     <w:p>
       <w:pPr>
-        <w:pStyle w:val="1"/>
+        <w:pStyle w:val="28"/>
         <w:bidi w:val="0"/>
         <w:rPr>
           <w:rFonts w:hint="default"/>
           <w:lang w:val="en-US" w:eastAsia="zh-CN"/>
         </w:rPr>
       </w:pPr>
-      <w:bookmarkStart w:id="19" w:name="_Toc27590"/>
+      <w:bookmarkStart w:id="18" w:name="_Toc31676"/>
       <w:r>
         <w:rPr>
           <w:rFonts w:hint="eastAsia"/>
@@ -4437,11 +4464,11 @@
         </w:rPr>
         <w:t>结论与展望</w:t>
       </w:r>
-      <w:bookmarkEnd w:id="19"/>
+      <w:bookmarkEnd w:id="18"/>
     </w:p>
     <w:p>
       <w:pPr>
-        <w:pStyle w:val="a1"/>
+        <w:pStyle w:val="29"/>
         <w:rPr>
           <w:rFonts w:hint="default"/>
           <w:lang w:val="en-US" w:eastAsia="zh-CN"/>
@@ -4457,7 +4484,7 @@
     </w:p>
     <w:p>
       <w:pPr>
-        <w:pStyle w:val="a1"/>
+        <w:pStyle w:val="29"/>
         <w:rPr>
           <w:rFonts w:hint="default"/>
           <w:lang w:val="en-US" w:eastAsia="zh-CN"/>
@@ -4465,23 +4492,73 @@
       </w:pPr>
     </w:p>
     <w:sectPr>
-      <w:headerReference w:type="default" r:id="rId8"/>
+      <w:headerReference r:id="rId5" w:type="default"/>
       <w:pgSz w:w="11906" w:h="16838"/>
       <w:pgMar w:top="1417" w:right="1800" w:bottom="1440" w:left="1800" w:header="1140" w:footer="992" w:gutter="0"/>
-      <w:cols w:num="1" w:space="425"/>
+      <w:cols w:space="425" w:num="1"/>
       <w:docGrid w:type="lines" w:linePitch="312" w:charSpace="0"/>
     </w:sectPr>
   </w:body>
 </w:document>
 </file>
 
+<file path=word/endnotes.xml><?xml version="1.0" encoding="utf-8"?>
+<w:endnotes xmlns:wpc="http://schemas.microsoft.com/office/word/2010/wordprocessingCanvas" xmlns:mc="http://schemas.openxmlformats.org/markup-compatibility/2006" xmlns:o="urn:schemas-microsoft-com:office:office" xmlns:r="http://schemas.openxmlformats.org/officeDocument/2006/relationships" xmlns:m="http://schemas.openxmlformats.org/officeDocument/2006/math" xmlns:v="urn:schemas-microsoft-com:vml" xmlns:wp14="http://schemas.microsoft.com/office/word/2010/wordprocessingDrawing" xmlns:wp="http://schemas.openxmlformats.org/drawingml/2006/wordprocessingDrawing" xmlns:w="http://schemas.openxmlformats.org/wordprocessingml/2006/main" xmlns:w14="http://schemas.microsoft.com/office/word/2010/wordml" xmlns:w15="http://schemas.microsoft.com/office/word/2012/wordml" xmlns:w10="urn:schemas-microsoft-com:office:word" xmlns:wpg="http://schemas.microsoft.com/office/word/2010/wordprocessingGroup" xmlns:wpi="http://schemas.microsoft.com/office/word/2010/wordprocessingInk" xmlns:wne="http://schemas.microsoft.com/office/word/2006/wordml" xmlns:wps="http://schemas.microsoft.com/office/word/2010/wordprocessingShape" xmlns:wpsCustomData="http://www.wps.cn/officeDocument/2013/wpsCustomData" mc:Ignorable="w14 w15 wp14">
+  <w:endnote w:type="separator" w:id="0">
+    <w:p>
+      <w:pPr>
+        <w:spacing w:line="240" w:lineRule="auto"/>
+      </w:pPr>
+      <w:r>
+        <w:separator/>
+      </w:r>
+    </w:p>
+  </w:endnote>
+  <w:endnote w:type="continuationSeparator" w:id="1">
+    <w:p>
+      <w:pPr>
+        <w:spacing w:line="240" w:lineRule="auto"/>
+      </w:pPr>
+      <w:r>
+        <w:continuationSeparator/>
+      </w:r>
+    </w:p>
+  </w:endnote>
+</w:endnotes>
+</file>
+
+<file path=word/footnotes.xml><?xml version="1.0" encoding="utf-8"?>
+<w:footnotes xmlns:wpc="http://schemas.microsoft.com/office/word/2010/wordprocessingCanvas" xmlns:mc="http://schemas.openxmlformats.org/markup-compatibility/2006" xmlns:o="urn:schemas-microsoft-com:office:office" xmlns:r="http://schemas.openxmlformats.org/officeDocument/2006/relationships" xmlns:m="http://schemas.openxmlformats.org/officeDocument/2006/math" xmlns:v="urn:schemas-microsoft-com:vml" xmlns:wp14="http://schemas.microsoft.com/office/word/2010/wordprocessingDrawing" xmlns:wp="http://schemas.openxmlformats.org/drawingml/2006/wordprocessingDrawing" xmlns:w="http://schemas.openxmlformats.org/wordprocessingml/2006/main" xmlns:w14="http://schemas.microsoft.com/office/word/2010/wordml" xmlns:w15="http://schemas.microsoft.com/office/word/2012/wordml" xmlns:w10="urn:schemas-microsoft-com:office:word" xmlns:wpg="http://schemas.microsoft.com/office/word/2010/wordprocessingGroup" xmlns:wpi="http://schemas.microsoft.com/office/word/2010/wordprocessingInk" xmlns:wne="http://schemas.microsoft.com/office/word/2006/wordml" xmlns:wps="http://schemas.microsoft.com/office/word/2010/wordprocessingShape" xmlns:wpsCustomData="http://www.wps.cn/officeDocument/2013/wpsCustomData" mc:Ignorable="w14 w15 wp14">
+  <w:footnote w:type="separator" w:id="0">
+    <w:p>
+      <w:pPr>
+        <w:spacing w:line="360" w:lineRule="auto"/>
+      </w:pPr>
+      <w:r>
+        <w:separator/>
+      </w:r>
+    </w:p>
+  </w:footnote>
+  <w:footnote w:type="continuationSeparator" w:id="1">
+    <w:p>
+      <w:pPr>
+        <w:spacing w:line="360" w:lineRule="auto"/>
+      </w:pPr>
+      <w:r>
+        <w:continuationSeparator/>
+      </w:r>
+    </w:p>
+  </w:footnote>
+</w:footnotes>
+</file>
+
 <file path=word/header1.xml><?xml version="1.0" encoding="utf-8"?>
-<w:hdr xmlns:wpc="http://schemas.microsoft.com/office/word/2010/wordprocessingCanvas" xmlns:mc="http://schemas.openxmlformats.org/markup-compatibility/2006" xmlns:o="urn:schemas-microsoft-com:office:office" xmlns:r="http://schemas.openxmlformats.org/officeDocument/2006/relationships" xmlns:m="http://schemas.openxmlformats.org/officeDocument/2006/math" xmlns:v="urn:schemas-microsoft-com:vml" xmlns:wp14="http://schemas.microsoft.com/office/word/2010/wordprocessingDrawing" xmlns:wp="http://schemas.openxmlformats.org/drawingml/2006/wordprocessingDrawing" xmlns:w10="urn:schemas-microsoft-com:office:word" xmlns:w="http://schemas.openxmlformats.org/wordprocessingml/2006/main" xmlns:w14="http://schemas.microsoft.com/office/word/2010/wordml" xmlns:w15="http://schemas.microsoft.com/office/word/2012/wordml" xmlns:wne="http://schemas.microsoft.com/office/word/2006/wordml" xmlns:wpg="http://schemas.microsoft.com/office/word/2010/wordprocessingGroup" xmlns:wpi="http://schemas.microsoft.com/office/word/2010/wordprocessingInk" xmlns:wps="http://schemas.microsoft.com/office/word/2010/wordprocessingShape" mc:Ignorable="w14 w15 wp14">
+<w:hdr xmlns:wpc="http://schemas.microsoft.com/office/word/2010/wordprocessingCanvas" xmlns:mc="http://schemas.openxmlformats.org/markup-compatibility/2006" xmlns:o="urn:schemas-microsoft-com:office:office" xmlns:r="http://schemas.openxmlformats.org/officeDocument/2006/relationships" xmlns:m="http://schemas.openxmlformats.org/officeDocument/2006/math" xmlns:v="urn:schemas-microsoft-com:vml" xmlns:wp14="http://schemas.microsoft.com/office/word/2010/wordprocessingDrawing" xmlns:wp="http://schemas.openxmlformats.org/drawingml/2006/wordprocessingDrawing" xmlns:w10="urn:schemas-microsoft-com:office:word" xmlns:w="http://schemas.openxmlformats.org/wordprocessingml/2006/main" xmlns:w14="http://schemas.microsoft.com/office/word/2010/wordml" xmlns:w15="http://schemas.microsoft.com/office/word/2012/wordml" xmlns:wpg="http://schemas.microsoft.com/office/word/2010/wordprocessingGroup" xmlns:wpi="http://schemas.microsoft.com/office/word/2010/wordprocessingInk" xmlns:wne="http://schemas.microsoft.com/office/word/2006/wordml" xmlns:wps="http://schemas.microsoft.com/office/word/2010/wordprocessingShape" xmlns:wpsCustomData="http://www.wps.cn/officeDocument/2013/wpsCustomData" mc:Ignorable="w14 w15 wp14">
   <w:p>
     <w:pPr>
-      <w:pStyle w:val="Header"/>
+      <w:pStyle w:val="15"/>
       <w:pBdr>
-        <w:bottom w:val="single" w:sz="4" w:space="1" w:color="auto"/>
+        <w:bottom w:val="single" w:color="auto" w:sz="4" w:space="1"/>
       </w:pBdr>
       <w:tabs>
         <w:tab w:val="left" w:pos="335"/>
@@ -4489,27 +4566,27 @@
       </w:tabs>
       <w:jc w:val="right"/>
       <w:rPr>
-        <w:rFonts w:eastAsiaTheme="minorEastAsia" w:hint="eastAsia"/>
+        <w:rFonts w:hint="eastAsia" w:eastAsiaTheme="minorEastAsia"/>
         <w:lang w:eastAsia="zh-CN"/>
       </w:rPr>
     </w:pPr>
     <w:r>
       <w:rPr>
-        <w:rFonts w:eastAsiaTheme="minorEastAsia" w:hint="eastAsia"/>
+        <w:rFonts w:hint="eastAsia" w:eastAsiaTheme="minorEastAsia"/>
         <w:lang w:val="en-US" w:eastAsia="zh-CN"/>
       </w:rPr>
       <w:tab/>
     </w:r>
     <w:r>
       <w:rPr>
-        <w:rFonts w:eastAsiaTheme="minorEastAsia" w:hint="eastAsia"/>
+        <w:rFonts w:hint="eastAsia" w:eastAsiaTheme="minorEastAsia"/>
         <w:lang w:val="en-US" w:eastAsia="zh-CN"/>
       </w:rPr>
       <w:tab/>
     </w:r>
     <w:r>
       <w:rPr>
-        <w:rFonts w:eastAsiaTheme="minorEastAsia" w:hint="eastAsia"/>
+        <w:rFonts w:hint="eastAsia" w:eastAsiaTheme="minorEastAsia"/>
         <w:lang w:val="en-US" w:eastAsia="zh-CN"/>
       </w:rPr>
       <w:t>江西通信产业服务有限公司</w:t>
@@ -4519,15 +4596,15 @@
 </file>
 
 <file path=word/numbering.xml><?xml version="1.0" encoding="utf-8"?>
-<w:numbering xmlns:wpc="http://schemas.microsoft.com/office/word/2010/wordprocessingCanvas" xmlns:mc="http://schemas.openxmlformats.org/markup-compatibility/2006" xmlns:o="urn:schemas-microsoft-com:office:office" xmlns:r="http://schemas.openxmlformats.org/officeDocument/2006/relationships" xmlns:m="http://schemas.openxmlformats.org/officeDocument/2006/math" xmlns:v="urn:schemas-microsoft-com:vml" xmlns:wp14="http://schemas.microsoft.com/office/word/2010/wordprocessingDrawing" xmlns:wp="http://schemas.openxmlformats.org/drawingml/2006/wordprocessingDrawing" xmlns:w10="urn:schemas-microsoft-com:office:word" xmlns:w="http://schemas.openxmlformats.org/wordprocessingml/2006/main" xmlns:w14="http://schemas.microsoft.com/office/word/2010/wordml" xmlns:w15="http://schemas.microsoft.com/office/word/2012/wordml" xmlns:wne="http://schemas.microsoft.com/office/word/2006/wordml" xmlns:wpg="http://schemas.microsoft.com/office/word/2010/wordprocessingGroup" xmlns:wpi="http://schemas.microsoft.com/office/word/2010/wordprocessingInk" xmlns:wps="http://schemas.microsoft.com/office/word/2010/wordprocessingShape" mc:Ignorable="w14 w15 wp14">
+<w:numbering xmlns:wpc="http://schemas.microsoft.com/office/word/2010/wordprocessingCanvas" xmlns:mc="http://schemas.openxmlformats.org/markup-compatibility/2006" xmlns:o="urn:schemas-microsoft-com:office:office" xmlns:r="http://schemas.openxmlformats.org/officeDocument/2006/relationships" xmlns:m="http://schemas.openxmlformats.org/officeDocument/2006/math" xmlns:v="urn:schemas-microsoft-com:vml" xmlns:wp14="http://schemas.microsoft.com/office/word/2010/wordprocessingDrawing" xmlns:wp="http://schemas.openxmlformats.org/drawingml/2006/wordprocessingDrawing" xmlns:w10="urn:schemas-microsoft-com:office:word" xmlns:w="http://schemas.openxmlformats.org/wordprocessingml/2006/main" xmlns:w14="http://schemas.microsoft.com/office/word/2010/wordml" xmlns:wpg="http://schemas.microsoft.com/office/word/2010/wordprocessingGroup" xmlns:wpi="http://schemas.microsoft.com/office/word/2010/wordprocessingInk" xmlns:wne="http://schemas.microsoft.com/office/word/2006/wordml" xmlns:wps="http://schemas.microsoft.com/office/word/2010/wordprocessingShape" xmlns:wpsCustomData="http://www.wps.cn/officeDocument/2013/wpsCustomData" mc:Ignorable="w14 wp14">
   <w:abstractNum w:abstractNumId="0">
     <w:nsid w:val="8E964DCE"/>
     <w:multiLevelType w:val="multilevel"/>
     <w:tmpl w:val="8E964DCE"/>
-    <w:lvl w:ilvl="0">
+    <w:lvl w:ilvl="0" w:tentative="0">
       <w:start w:val="1"/>
       <w:numFmt w:val="decimal"/>
-      <w:pStyle w:val="Heading1"/>
+      <w:pStyle w:val="2"/>
       <w:lvlText w:val="%1."/>
       <w:lvlJc w:val="left"/>
       <w:pPr>
@@ -4537,10 +4614,10 @@
         <w:rFonts w:hint="default"/>
       </w:rPr>
     </w:lvl>
-    <w:lvl w:ilvl="1">
+    <w:lvl w:ilvl="1" w:tentative="0">
       <w:start w:val="1"/>
       <w:numFmt w:val="decimal"/>
-      <w:pStyle w:val="Heading2"/>
+      <w:pStyle w:val="3"/>
       <w:lvlText w:val="%1.%2."/>
       <w:lvlJc w:val="left"/>
       <w:pPr>
@@ -4550,10 +4627,10 @@
         <w:rFonts w:hint="default"/>
       </w:rPr>
     </w:lvl>
-    <w:lvl w:ilvl="2">
+    <w:lvl w:ilvl="2" w:tentative="0">
       <w:start w:val="1"/>
       <w:numFmt w:val="decimal"/>
-      <w:pStyle w:val="Heading3"/>
+      <w:pStyle w:val="4"/>
       <w:lvlText w:val="%1.%2.%3."/>
       <w:lvlJc w:val="left"/>
       <w:pPr>
@@ -4563,10 +4640,10 @@
         <w:rFonts w:hint="default"/>
       </w:rPr>
     </w:lvl>
-    <w:lvl w:ilvl="3">
+    <w:lvl w:ilvl="3" w:tentative="0">
       <w:start w:val="1"/>
       <w:numFmt w:val="decimal"/>
-      <w:pStyle w:val="Heading4"/>
+      <w:pStyle w:val="5"/>
       <w:lvlText w:val="%1.%2.%3.%4."/>
       <w:lvlJc w:val="left"/>
       <w:pPr>
@@ -4576,10 +4653,10 @@
         <w:rFonts w:hint="default"/>
       </w:rPr>
     </w:lvl>
-    <w:lvl w:ilvl="4">
+    <w:lvl w:ilvl="4" w:tentative="0">
       <w:start w:val="1"/>
       <w:numFmt w:val="decimal"/>
-      <w:pStyle w:val="Heading5"/>
+      <w:pStyle w:val="6"/>
       <w:lvlText w:val="%1.%2.%3.%4.%5."/>
       <w:lvlJc w:val="left"/>
       <w:pPr>
@@ -4589,10 +4666,10 @@
         <w:rFonts w:hint="default"/>
       </w:rPr>
     </w:lvl>
-    <w:lvl w:ilvl="5">
+    <w:lvl w:ilvl="5" w:tentative="0">
       <w:start w:val="1"/>
       <w:numFmt w:val="decimal"/>
-      <w:pStyle w:val="Heading6"/>
+      <w:pStyle w:val="7"/>
       <w:lvlText w:val="%1.%2.%3.%4.%5.%6."/>
       <w:lvlJc w:val="left"/>
       <w:pPr>
@@ -4602,10 +4679,10 @@
         <w:rFonts w:hint="default"/>
       </w:rPr>
     </w:lvl>
-    <w:lvl w:ilvl="6">
+    <w:lvl w:ilvl="6" w:tentative="0">
       <w:start w:val="1"/>
       <w:numFmt w:val="decimal"/>
-      <w:pStyle w:val="Heading7"/>
+      <w:pStyle w:val="8"/>
       <w:lvlText w:val="%1.%2.%3.%4.%5.%6.%7."/>
       <w:lvlJc w:val="left"/>
       <w:pPr>
@@ -4615,10 +4692,10 @@
         <w:rFonts w:hint="default"/>
       </w:rPr>
     </w:lvl>
-    <w:lvl w:ilvl="7">
+    <w:lvl w:ilvl="7" w:tentative="0">
       <w:start w:val="1"/>
       <w:numFmt w:val="decimal"/>
-      <w:pStyle w:val="Heading8"/>
+      <w:pStyle w:val="9"/>
       <w:lvlText w:val="%1.%2.%3.%4.%5.%6.%7.%8."/>
       <w:lvlJc w:val="left"/>
       <w:pPr>
@@ -4628,10 +4705,10 @@
         <w:rFonts w:hint="default"/>
       </w:rPr>
     </w:lvl>
-    <w:lvl w:ilvl="8">
+    <w:lvl w:ilvl="8" w:tentative="0">
       <w:start w:val="1"/>
       <w:numFmt w:val="decimal"/>
-      <w:pStyle w:val="Heading9"/>
+      <w:pStyle w:val="10"/>
       <w:lvlText w:val="%1.%2.%3.%4.%5.%6.%7.%8.%9."/>
       <w:lvlJc w:val="left"/>
       <w:pPr>
@@ -4649,267 +4726,269 @@
 </file>
 
 <file path=word/styles.xml><?xml version="1.0" encoding="utf-8"?>
-<w:styles xmlns:mc="http://schemas.openxmlformats.org/markup-compatibility/2006" xmlns:r="http://schemas.openxmlformats.org/officeDocument/2006/relationships" xmlns:w="http://schemas.openxmlformats.org/wordprocessingml/2006/main" xmlns:w14="http://schemas.microsoft.com/office/word/2010/wordml" xmlns:w15="http://schemas.microsoft.com/office/word/2012/wordml" mc:Ignorable="w14 w15">
+<w:styles xmlns:mc="http://schemas.openxmlformats.org/markup-compatibility/2006" xmlns:o="urn:schemas-microsoft-com:office:office" xmlns:r="http://schemas.openxmlformats.org/officeDocument/2006/relationships" xmlns:m="http://schemas.openxmlformats.org/officeDocument/2006/math" xmlns:v="urn:schemas-microsoft-com:vml" xmlns:w="http://schemas.openxmlformats.org/wordprocessingml/2006/main" xmlns:w14="http://schemas.microsoft.com/office/word/2010/wordml" xmlns:w10="urn:schemas-microsoft-com:office:word" xmlns:sl="http://schemas.openxmlformats.org/schemaLibrary/2006/main" xmlns:wpsCustomData="http://www.wps.cn/officeDocument/2013/wpsCustomData" mc:Ignorable="w14">
   <w:docDefaults>
     <w:rPrDefault>
       <w:rPr>
-        <w:rFonts w:ascii="Times New Roman" w:eastAsia="宋体" w:hAnsi="Times New Roman" w:cs="Times New Roman"/>
+        <w:rFonts w:ascii="Times New Roman" w:hAnsi="Times New Roman" w:eastAsia="宋体" w:cs="Times New Roman"/>
       </w:rPr>
     </w:rPrDefault>
     <w:pPrDefault/>
   </w:docDefaults>
-  <w:latentStyles w:defLockedState="0" w:defUIPriority="99" w:defSemiHidden="1" w:defUnhideWhenUsed="1" w:defQFormat="0" w:count="260">
-    <w:lsdException w:name="Normal" w:semiHidden="0" w:uiPriority="0" w:unhideWhenUsed="0" w:qFormat="1"/>
-    <w:lsdException w:name="heading 1" w:semiHidden="0" w:uiPriority="0" w:unhideWhenUsed="0" w:qFormat="1"/>
-    <w:lsdException w:name="heading 2" w:semiHidden="0" w:uiPriority="0" w:qFormat="1"/>
-    <w:lsdException w:name="heading 3" w:uiPriority="0" w:qFormat="1"/>
-    <w:lsdException w:name="heading 4" w:semiHidden="0" w:uiPriority="0" w:qFormat="1"/>
-    <w:lsdException w:name="heading 5" w:uiPriority="0" w:qFormat="1"/>
-    <w:lsdException w:name="heading 6" w:uiPriority="0" w:qFormat="1"/>
-    <w:lsdException w:name="heading 7" w:uiPriority="0" w:qFormat="1"/>
-    <w:lsdException w:name="heading 8" w:uiPriority="0" w:qFormat="1"/>
-    <w:lsdException w:name="heading 9" w:uiPriority="0" w:qFormat="1"/>
-    <w:lsdException w:name="index 1" w:semiHidden="0" w:uiPriority="0" w:unhideWhenUsed="0"/>
-    <w:lsdException w:name="index 2" w:semiHidden="0" w:uiPriority="0" w:unhideWhenUsed="0"/>
-    <w:lsdException w:name="index 3" w:semiHidden="0" w:uiPriority="0" w:unhideWhenUsed="0"/>
-    <w:lsdException w:name="index 4" w:semiHidden="0" w:uiPriority="0" w:unhideWhenUsed="0"/>
-    <w:lsdException w:name="index 5" w:semiHidden="0" w:uiPriority="0" w:unhideWhenUsed="0"/>
-    <w:lsdException w:name="index 6" w:semiHidden="0" w:uiPriority="0" w:unhideWhenUsed="0"/>
-    <w:lsdException w:name="index 7" w:semiHidden="0" w:uiPriority="0" w:unhideWhenUsed="0"/>
-    <w:lsdException w:name="index 8" w:semiHidden="0" w:uiPriority="0" w:unhideWhenUsed="0"/>
-    <w:lsdException w:name="index 9" w:semiHidden="0" w:uiPriority="0" w:unhideWhenUsed="0"/>
-    <w:lsdException w:name="toc 1" w:semiHidden="0" w:uiPriority="0" w:unhideWhenUsed="0" w:qFormat="1"/>
-    <w:lsdException w:name="toc 2" w:semiHidden="0" w:uiPriority="0" w:unhideWhenUsed="0" w:qFormat="1"/>
-    <w:lsdException w:name="toc 3" w:semiHidden="0" w:uiPriority="0" w:unhideWhenUsed="0" w:qFormat="1"/>
-    <w:lsdException w:name="toc 4" w:semiHidden="0" w:uiPriority="0" w:unhideWhenUsed="0"/>
-    <w:lsdException w:name="toc 5" w:semiHidden="0" w:uiPriority="0" w:unhideWhenUsed="0"/>
-    <w:lsdException w:name="toc 6" w:semiHidden="0" w:uiPriority="0" w:unhideWhenUsed="0"/>
-    <w:lsdException w:name="toc 7" w:semiHidden="0" w:uiPriority="0" w:unhideWhenUsed="0"/>
-    <w:lsdException w:name="toc 8" w:semiHidden="0" w:uiPriority="0" w:unhideWhenUsed="0"/>
-    <w:lsdException w:name="toc 9" w:semiHidden="0" w:uiPriority="0" w:unhideWhenUsed="0"/>
-    <w:lsdException w:name="Normal Indent" w:semiHidden="0" w:uiPriority="0" w:unhideWhenUsed="0"/>
-    <w:lsdException w:name="footnote text" w:semiHidden="0" w:uiPriority="0" w:unhideWhenUsed="0"/>
-    <w:lsdException w:name="annotation text" w:semiHidden="0" w:uiPriority="0" w:unhideWhenUsed="0" w:qFormat="1"/>
-    <w:lsdException w:name="header" w:semiHidden="0" w:uiPriority="0" w:unhideWhenUsed="0" w:qFormat="1"/>
-    <w:lsdException w:name="footer" w:semiHidden="0" w:uiPriority="0" w:unhideWhenUsed="0" w:qFormat="1"/>
-    <w:lsdException w:name="index heading" w:semiHidden="0" w:uiPriority="0" w:unhideWhenUsed="0"/>
-    <w:lsdException w:name="caption" w:uiPriority="0" w:qFormat="1"/>
-    <w:lsdException w:name="table of figures" w:semiHidden="0" w:uiPriority="0" w:unhideWhenUsed="0"/>
-    <w:lsdException w:name="envelope address" w:semiHidden="0" w:uiPriority="0" w:unhideWhenUsed="0"/>
-    <w:lsdException w:name="envelope return" w:semiHidden="0" w:uiPriority="0" w:unhideWhenUsed="0"/>
-    <w:lsdException w:name="footnote reference" w:semiHidden="0" w:uiPriority="0" w:unhideWhenUsed="0"/>
-    <w:lsdException w:name="annotation reference" w:semiHidden="0" w:uiPriority="0" w:unhideWhenUsed="0"/>
-    <w:lsdException w:name="line number" w:semiHidden="0" w:uiPriority="0" w:unhideWhenUsed="0"/>
-    <w:lsdException w:name="page number" w:semiHidden="0" w:uiPriority="0" w:unhideWhenUsed="0"/>
-    <w:lsdException w:name="endnote reference" w:semiHidden="0" w:uiPriority="0" w:unhideWhenUsed="0"/>
-    <w:lsdException w:name="endnote text" w:semiHidden="0" w:uiPriority="0" w:unhideWhenUsed="0"/>
-    <w:lsdException w:name="table of authorities" w:semiHidden="0" w:uiPriority="0" w:unhideWhenUsed="0"/>
-    <w:lsdException w:name="macro" w:semiHidden="0" w:uiPriority="0" w:unhideWhenUsed="0"/>
-    <w:lsdException w:name="toa heading" w:semiHidden="0" w:uiPriority="0" w:unhideWhenUsed="0"/>
-    <w:lsdException w:name="List" w:semiHidden="0" w:uiPriority="0" w:unhideWhenUsed="0"/>
-    <w:lsdException w:name="List Bullet" w:semiHidden="0" w:uiPriority="0" w:unhideWhenUsed="0"/>
-    <w:lsdException w:name="List Number" w:semiHidden="0" w:uiPriority="0" w:unhideWhenUsed="0"/>
-    <w:lsdException w:name="List 2" w:semiHidden="0" w:uiPriority="0" w:unhideWhenUsed="0"/>
-    <w:lsdException w:name="List 3" w:semiHidden="0" w:uiPriority="0" w:unhideWhenUsed="0"/>
-    <w:lsdException w:name="List 4" w:semiHidden="0" w:uiPriority="0" w:unhideWhenUsed="0"/>
-    <w:lsdException w:name="List 5" w:semiHidden="0" w:uiPriority="0" w:unhideWhenUsed="0"/>
-    <w:lsdException w:name="List Bullet 2" w:semiHidden="0" w:uiPriority="0" w:unhideWhenUsed="0"/>
-    <w:lsdException w:name="List Bullet 3" w:semiHidden="0" w:uiPriority="0" w:unhideWhenUsed="0"/>
-    <w:lsdException w:name="List Bullet 4" w:semiHidden="0" w:uiPriority="0" w:unhideWhenUsed="0"/>
-    <w:lsdException w:name="List Bullet 5" w:semiHidden="0" w:uiPriority="0" w:unhideWhenUsed="0"/>
-    <w:lsdException w:name="List Number 2" w:semiHidden="0" w:uiPriority="0" w:unhideWhenUsed="0"/>
-    <w:lsdException w:name="List Number 3" w:semiHidden="0" w:uiPriority="0" w:unhideWhenUsed="0"/>
-    <w:lsdException w:name="List Number 4" w:semiHidden="0" w:uiPriority="0" w:unhideWhenUsed="0"/>
-    <w:lsdException w:name="List Number 5" w:semiHidden="0" w:uiPriority="0" w:unhideWhenUsed="0"/>
-    <w:lsdException w:name="Title" w:semiHidden="0" w:uiPriority="0" w:unhideWhenUsed="0" w:qFormat="1"/>
-    <w:lsdException w:name="Closing" w:semiHidden="0" w:uiPriority="0" w:unhideWhenUsed="0"/>
-    <w:lsdException w:name="Signature" w:semiHidden="0" w:uiPriority="0" w:unhideWhenUsed="0"/>
-    <w:lsdException w:name="Default Paragraph Font" w:uiPriority="0" w:unhideWhenUsed="0" w:qFormat="1"/>
-    <w:lsdException w:name="Body Text" w:uiPriority="0" w:unhideWhenUsed="0" w:qFormat="1"/>
-    <w:lsdException w:name="Body Text Indent" w:semiHidden="0" w:uiPriority="0" w:unhideWhenUsed="0"/>
-    <w:lsdException w:name="List Continue" w:semiHidden="0" w:uiPriority="0" w:unhideWhenUsed="0"/>
-    <w:lsdException w:name="List Continue 2" w:semiHidden="0" w:uiPriority="0" w:unhideWhenUsed="0"/>
-    <w:lsdException w:name="List Continue 3" w:semiHidden="0" w:uiPriority="0" w:unhideWhenUsed="0"/>
-    <w:lsdException w:name="List Continue 4" w:semiHidden="0" w:uiPriority="0" w:unhideWhenUsed="0"/>
-    <w:lsdException w:name="List Continue 5" w:semiHidden="0" w:uiPriority="0" w:unhideWhenUsed="0"/>
-    <w:lsdException w:name="Message Header" w:semiHidden="0" w:uiPriority="0" w:unhideWhenUsed="0"/>
-    <w:lsdException w:name="Subtitle" w:semiHidden="0" w:uiPriority="0" w:unhideWhenUsed="0" w:qFormat="1"/>
-    <w:lsdException w:name="Salutation" w:semiHidden="0" w:uiPriority="0" w:unhideWhenUsed="0"/>
-    <w:lsdException w:name="Date" w:semiHidden="0" w:uiPriority="0" w:unhideWhenUsed="0"/>
-    <w:lsdException w:name="Body Text First Indent" w:semiHidden="0" w:uiPriority="0" w:unhideWhenUsed="0"/>
-    <w:lsdException w:name="Body Text First Indent 2" w:semiHidden="0" w:uiPriority="0" w:unhideWhenUsed="0"/>
-    <w:lsdException w:name="Body Text 2" w:semiHidden="0" w:uiPriority="0" w:unhideWhenUsed="0"/>
-    <w:lsdException w:name="Body Text 3" w:semiHidden="0" w:uiPriority="0" w:unhideWhenUsed="0"/>
-    <w:lsdException w:name="Body Text Indent 2" w:semiHidden="0" w:uiPriority="0" w:unhideWhenUsed="0"/>
-    <w:lsdException w:name="Body Text Indent 3" w:semiHidden="0" w:uiPriority="0" w:unhideWhenUsed="0"/>
-    <w:lsdException w:name="Block Text" w:semiHidden="0" w:uiPriority="0" w:unhideWhenUsed="0"/>
-    <w:lsdException w:name="Hyperlink" w:semiHidden="0" w:uiPriority="0" w:unhideWhenUsed="0"/>
-    <w:lsdException w:name="FollowedHyperlink" w:semiHidden="0" w:uiPriority="0" w:unhideWhenUsed="0"/>
-    <w:lsdException w:name="Strong" w:semiHidden="0" w:uiPriority="0" w:unhideWhenUsed="0" w:qFormat="1"/>
-    <w:lsdException w:name="Emphasis" w:semiHidden="0" w:uiPriority="0" w:unhideWhenUsed="0" w:qFormat="1"/>
-    <w:lsdException w:name="Document Map" w:semiHidden="0" w:uiPriority="0" w:unhideWhenUsed="0"/>
-    <w:lsdException w:name="Plain Text" w:semiHidden="0" w:uiPriority="0" w:unhideWhenUsed="0"/>
-    <w:lsdException w:name="E-mail Signature" w:semiHidden="0" w:uiPriority="0" w:unhideWhenUsed="0"/>
-    <w:lsdException w:name="Normal (Web)" w:semiHidden="0" w:uiPriority="0" w:unhideWhenUsed="0" w:qFormat="1"/>
-    <w:lsdException w:name="HTML Acronym" w:semiHidden="0" w:uiPriority="0" w:unhideWhenUsed="0"/>
-    <w:lsdException w:name="HTML Address" w:semiHidden="0" w:uiPriority="0" w:unhideWhenUsed="0"/>
-    <w:lsdException w:name="HTML Cite" w:semiHidden="0" w:uiPriority="0" w:unhideWhenUsed="0"/>
-    <w:lsdException w:name="HTML Code" w:semiHidden="0" w:uiPriority="0" w:unhideWhenUsed="0"/>
-    <w:lsdException w:name="HTML Definition" w:semiHidden="0" w:uiPriority="0" w:unhideWhenUsed="0"/>
-    <w:lsdException w:name="HTML Keyboard" w:semiHidden="0" w:uiPriority="0" w:unhideWhenUsed="0"/>
-    <w:lsdException w:name="HTML Preformatted" w:semiHidden="0" w:uiPriority="0" w:unhideWhenUsed="0"/>
-    <w:lsdException w:name="HTML Sample" w:semiHidden="0" w:uiPriority="0" w:unhideWhenUsed="0"/>
-    <w:lsdException w:name="HTML Typewriter" w:semiHidden="0" w:uiPriority="0" w:unhideWhenUsed="0"/>
-    <w:lsdException w:name="HTML Variable" w:semiHidden="0" w:uiPriority="0" w:unhideWhenUsed="0"/>
-    <w:lsdException w:name="Normal Table" w:uiPriority="0" w:unhideWhenUsed="0" w:qFormat="1"/>
-    <w:lsdException w:name="annotation subject" w:semiHidden="0" w:uiPriority="0" w:unhideWhenUsed="0"/>
-    <w:lsdException w:name="Table Simple 1" w:semiHidden="0" w:uiPriority="0" w:unhideWhenUsed="0"/>
-    <w:lsdException w:name="Table Simple 2" w:semiHidden="0" w:uiPriority="0" w:unhideWhenUsed="0"/>
-    <w:lsdException w:name="Table Simple 3" w:semiHidden="0" w:uiPriority="0" w:unhideWhenUsed="0"/>
-    <w:lsdException w:name="Table Classic 1" w:semiHidden="0" w:uiPriority="0" w:unhideWhenUsed="0"/>
-    <w:lsdException w:name="Table Classic 2" w:semiHidden="0" w:uiPriority="0" w:unhideWhenUsed="0"/>
-    <w:lsdException w:name="Table Classic 3" w:semiHidden="0" w:uiPriority="0" w:unhideWhenUsed="0"/>
-    <w:lsdException w:name="Table Classic 4" w:semiHidden="0" w:uiPriority="0" w:unhideWhenUsed="0"/>
-    <w:lsdException w:name="Table Colorful 1" w:semiHidden="0" w:uiPriority="0" w:unhideWhenUsed="0"/>
-    <w:lsdException w:name="Table Colorful 2" w:semiHidden="0" w:uiPriority="0" w:unhideWhenUsed="0"/>
-    <w:lsdException w:name="Table Colorful 3" w:semiHidden="0" w:uiPriority="0" w:unhideWhenUsed="0"/>
-    <w:lsdException w:name="Table Columns 1" w:semiHidden="0" w:uiPriority="0" w:unhideWhenUsed="0"/>
-    <w:lsdException w:name="Table Columns 2" w:semiHidden="0" w:uiPriority="0" w:unhideWhenUsed="0"/>
-    <w:lsdException w:name="Table Columns 3" w:semiHidden="0" w:uiPriority="0" w:unhideWhenUsed="0"/>
-    <w:lsdException w:name="Table Columns 4" w:semiHidden="0" w:uiPriority="0" w:unhideWhenUsed="0"/>
-    <w:lsdException w:name="Table Columns 5" w:semiHidden="0" w:uiPriority="0" w:unhideWhenUsed="0"/>
-    <w:lsdException w:name="Table Grid 1" w:semiHidden="0" w:uiPriority="0" w:unhideWhenUsed="0"/>
-    <w:lsdException w:name="Table Grid 2" w:semiHidden="0" w:uiPriority="0" w:unhideWhenUsed="0"/>
-    <w:lsdException w:name="Table Grid 3" w:semiHidden="0" w:uiPriority="0" w:unhideWhenUsed="0"/>
-    <w:lsdException w:name="Table Grid 4" w:semiHidden="0" w:uiPriority="0" w:unhideWhenUsed="0"/>
-    <w:lsdException w:name="Table Grid 5" w:semiHidden="0" w:uiPriority="0" w:unhideWhenUsed="0"/>
-    <w:lsdException w:name="Table Grid 6" w:semiHidden="0" w:uiPriority="0" w:unhideWhenUsed="0"/>
-    <w:lsdException w:name="Table Grid 7" w:semiHidden="0" w:uiPriority="0" w:unhideWhenUsed="0"/>
-    <w:lsdException w:name="Table Grid 8" w:semiHidden="0" w:uiPriority="0" w:unhideWhenUsed="0"/>
-    <w:lsdException w:name="Table List 1" w:semiHidden="0" w:uiPriority="0" w:unhideWhenUsed="0"/>
-    <w:lsdException w:name="Table List 2" w:semiHidden="0" w:uiPriority="0" w:unhideWhenUsed="0"/>
-    <w:lsdException w:name="Table List 3" w:semiHidden="0" w:uiPriority="0" w:unhideWhenUsed="0"/>
-    <w:lsdException w:name="Table List 4" w:semiHidden="0" w:uiPriority="0" w:unhideWhenUsed="0"/>
-    <w:lsdException w:name="Table List 5" w:semiHidden="0" w:uiPriority="0" w:unhideWhenUsed="0"/>
-    <w:lsdException w:name="Table List 6" w:semiHidden="0" w:uiPriority="0" w:unhideWhenUsed="0"/>
-    <w:lsdException w:name="Table List 7" w:semiHidden="0" w:uiPriority="0" w:unhideWhenUsed="0"/>
-    <w:lsdException w:name="Table List 8" w:semiHidden="0" w:uiPriority="0" w:unhideWhenUsed="0"/>
-    <w:lsdException w:name="Table 3D effects 1" w:semiHidden="0" w:uiPriority="0" w:unhideWhenUsed="0"/>
-    <w:lsdException w:name="Table 3D effects 2" w:semiHidden="0" w:uiPriority="0" w:unhideWhenUsed="0"/>
-    <w:lsdException w:name="Table 3D effects 3" w:semiHidden="0" w:uiPriority="0" w:unhideWhenUsed="0"/>
-    <w:lsdException w:name="Table Contemporary" w:semiHidden="0" w:uiPriority="0" w:unhideWhenUsed="0"/>
-    <w:lsdException w:name="Table Elegant" w:semiHidden="0" w:uiPriority="0" w:unhideWhenUsed="0"/>
-    <w:lsdException w:name="Table Professional" w:semiHidden="0" w:uiPriority="0" w:unhideWhenUsed="0"/>
-    <w:lsdException w:name="Table Subtle 1" w:semiHidden="0" w:uiPriority="0" w:unhideWhenUsed="0"/>
-    <w:lsdException w:name="Table Subtle 2" w:semiHidden="0" w:uiPriority="0" w:unhideWhenUsed="0"/>
-    <w:lsdException w:name="Table Web 1" w:semiHidden="0" w:uiPriority="0" w:unhideWhenUsed="0"/>
-    <w:lsdException w:name="Table Web 2" w:semiHidden="0" w:uiPriority="0" w:unhideWhenUsed="0"/>
-    <w:lsdException w:name="Table Web 3" w:semiHidden="0" w:uiPriority="0" w:unhideWhenUsed="0"/>
-    <w:lsdException w:name="Balloon Text" w:semiHidden="0" w:uiPriority="0" w:unhideWhenUsed="0"/>
-    <w:lsdException w:name="Table Grid" w:semiHidden="0" w:uiPriority="0" w:unhideWhenUsed="0" w:qFormat="1"/>
-    <w:lsdException w:name="Table Theme" w:semiHidden="0" w:uiPriority="0" w:unhideWhenUsed="0"/>
-    <w:lsdException w:name="Light Shading" w:semiHidden="0" w:uiPriority="60" w:unhideWhenUsed="0"/>
-    <w:lsdException w:name="Light List" w:semiHidden="0" w:uiPriority="61" w:unhideWhenUsed="0"/>
-    <w:lsdException w:name="Light Grid" w:semiHidden="0" w:uiPriority="62" w:unhideWhenUsed="0"/>
-    <w:lsdException w:name="Medium Shading 1" w:semiHidden="0" w:uiPriority="63" w:unhideWhenUsed="0"/>
-    <w:lsdException w:name="Medium Shading 2" w:semiHidden="0" w:uiPriority="64" w:unhideWhenUsed="0"/>
-    <w:lsdException w:name="Medium List 1" w:semiHidden="0" w:uiPriority="65" w:unhideWhenUsed="0"/>
-    <w:lsdException w:name="Medium List 2" w:semiHidden="0" w:uiPriority="66" w:unhideWhenUsed="0"/>
-    <w:lsdException w:name="Medium Grid 1" w:semiHidden="0" w:uiPriority="67" w:unhideWhenUsed="0"/>
-    <w:lsdException w:name="Medium Grid 2" w:semiHidden="0" w:uiPriority="68" w:unhideWhenUsed="0"/>
-    <w:lsdException w:name="Medium Grid 3" w:semiHidden="0" w:uiPriority="69" w:unhideWhenUsed="0"/>
-    <w:lsdException w:name="Dark List" w:semiHidden="0" w:uiPriority="70" w:unhideWhenUsed="0"/>
-    <w:lsdException w:name="Colorful Shading" w:semiHidden="0" w:uiPriority="71" w:unhideWhenUsed="0"/>
-    <w:lsdException w:name="Colorful List" w:semiHidden="0" w:uiPriority="72" w:unhideWhenUsed="0"/>
-    <w:lsdException w:name="Colorful Grid" w:semiHidden="0" w:uiPriority="73" w:unhideWhenUsed="0"/>
-    <w:lsdException w:name="Light Shading Accent 1" w:semiHidden="0" w:uiPriority="60" w:unhideWhenUsed="0"/>
-    <w:lsdException w:name="Light List Accent 1" w:semiHidden="0" w:uiPriority="61" w:unhideWhenUsed="0"/>
-    <w:lsdException w:name="Light Grid Accent 1" w:semiHidden="0" w:uiPriority="62" w:unhideWhenUsed="0"/>
-    <w:lsdException w:name="Medium Shading 1 Accent 1" w:semiHidden="0" w:uiPriority="63" w:unhideWhenUsed="0"/>
-    <w:lsdException w:name="Medium Shading 2 Accent 1" w:semiHidden="0" w:uiPriority="64" w:unhideWhenUsed="0"/>
-    <w:lsdException w:name="Medium List 1 Accent 1" w:semiHidden="0" w:uiPriority="65" w:unhideWhenUsed="0"/>
-    <w:lsdException w:name="Medium List 2 Accent 1" w:semiHidden="0" w:uiPriority="66" w:unhideWhenUsed="0"/>
-    <w:lsdException w:name="Medium Grid 1 Accent 1" w:semiHidden="0" w:uiPriority="67" w:unhideWhenUsed="0"/>
-    <w:lsdException w:name="Medium Grid 2 Accent 1" w:semiHidden="0" w:uiPriority="68" w:unhideWhenUsed="0"/>
-    <w:lsdException w:name="Medium Grid 3 Accent 1" w:semiHidden="0" w:uiPriority="69" w:unhideWhenUsed="0"/>
-    <w:lsdException w:name="Dark List Accent 1" w:semiHidden="0" w:uiPriority="70" w:unhideWhenUsed="0"/>
-    <w:lsdException w:name="Colorful Shading Accent 1" w:semiHidden="0" w:uiPriority="71" w:unhideWhenUsed="0"/>
-    <w:lsdException w:name="Colorful List Accent 1" w:semiHidden="0" w:uiPriority="72" w:unhideWhenUsed="0"/>
-    <w:lsdException w:name="Colorful Grid Accent 1" w:semiHidden="0" w:uiPriority="73" w:unhideWhenUsed="0"/>
-    <w:lsdException w:name="Light Shading Accent 2" w:semiHidden="0" w:uiPriority="60" w:unhideWhenUsed="0"/>
-    <w:lsdException w:name="Light List Accent 2" w:semiHidden="0" w:uiPriority="61" w:unhideWhenUsed="0"/>
-    <w:lsdException w:name="Light Grid Accent 2" w:semiHidden="0" w:uiPriority="62" w:unhideWhenUsed="0"/>
-    <w:lsdException w:name="Medium Shading 1 Accent 2" w:semiHidden="0" w:uiPriority="63" w:unhideWhenUsed="0"/>
-    <w:lsdException w:name="Medium Shading 2 Accent 2" w:semiHidden="0" w:uiPriority="64" w:unhideWhenUsed="0"/>
-    <w:lsdException w:name="Medium List 1 Accent 2" w:semiHidden="0" w:uiPriority="65" w:unhideWhenUsed="0"/>
-    <w:lsdException w:name="Medium List 2 Accent 2" w:semiHidden="0" w:uiPriority="66" w:unhideWhenUsed="0"/>
-    <w:lsdException w:name="Medium Grid 1 Accent 2" w:semiHidden="0" w:uiPriority="67" w:unhideWhenUsed="0"/>
-    <w:lsdException w:name="Medium Grid 2 Accent 2" w:semiHidden="0" w:uiPriority="68" w:unhideWhenUsed="0"/>
-    <w:lsdException w:name="Medium Grid 3 Accent 2" w:semiHidden="0" w:uiPriority="69" w:unhideWhenUsed="0"/>
-    <w:lsdException w:name="Dark List Accent 2" w:semiHidden="0" w:uiPriority="70" w:unhideWhenUsed="0"/>
-    <w:lsdException w:name="Colorful Shading Accent 2" w:semiHidden="0" w:uiPriority="71" w:unhideWhenUsed="0"/>
-    <w:lsdException w:name="Colorful List Accent 2" w:semiHidden="0" w:uiPriority="72" w:unhideWhenUsed="0"/>
-    <w:lsdException w:name="Colorful Grid Accent 2" w:semiHidden="0" w:uiPriority="73" w:unhideWhenUsed="0"/>
-    <w:lsdException w:name="Light Shading Accent 3" w:semiHidden="0" w:uiPriority="60" w:unhideWhenUsed="0"/>
-    <w:lsdException w:name="Light List Accent 3" w:semiHidden="0" w:uiPriority="61" w:unhideWhenUsed="0"/>
-    <w:lsdException w:name="Light Grid Accent 3" w:semiHidden="0" w:uiPriority="62" w:unhideWhenUsed="0"/>
-    <w:lsdException w:name="Medium Shading 1 Accent 3" w:semiHidden="0" w:uiPriority="63" w:unhideWhenUsed="0"/>
-    <w:lsdException w:name="Medium Shading 2 Accent 3" w:semiHidden="0" w:uiPriority="64" w:unhideWhenUsed="0"/>
-    <w:lsdException w:name="Medium List 1 Accent 3" w:semiHidden="0" w:uiPriority="65" w:unhideWhenUsed="0"/>
-    <w:lsdException w:name="Medium List 2 Accent 3" w:semiHidden="0" w:uiPriority="66" w:unhideWhenUsed="0"/>
-    <w:lsdException w:name="Medium Grid 1 Accent 3" w:semiHidden="0" w:uiPriority="67" w:unhideWhenUsed="0"/>
-    <w:lsdException w:name="Medium Grid 2 Accent 3" w:semiHidden="0" w:uiPriority="68" w:unhideWhenUsed="0"/>
-    <w:lsdException w:name="Medium Grid 3 Accent 3" w:semiHidden="0" w:uiPriority="69" w:unhideWhenUsed="0"/>
-    <w:lsdException w:name="Dark List Accent 3" w:semiHidden="0" w:uiPriority="70" w:unhideWhenUsed="0"/>
-    <w:lsdException w:name="Colorful Shading Accent 3" w:semiHidden="0" w:uiPriority="71" w:unhideWhenUsed="0"/>
-    <w:lsdException w:name="Colorful List Accent 3" w:semiHidden="0" w:uiPriority="72" w:unhideWhenUsed="0"/>
-    <w:lsdException w:name="Colorful Grid Accent 3" w:semiHidden="0" w:uiPriority="73" w:unhideWhenUsed="0"/>
-    <w:lsdException w:name="Light Shading Accent 4" w:semiHidden="0" w:uiPriority="60" w:unhideWhenUsed="0"/>
-    <w:lsdException w:name="Light List Accent 4" w:semiHidden="0" w:uiPriority="61" w:unhideWhenUsed="0"/>
-    <w:lsdException w:name="Light Grid Accent 4" w:semiHidden="0" w:uiPriority="62" w:unhideWhenUsed="0"/>
-    <w:lsdException w:name="Medium Shading 1 Accent 4" w:semiHidden="0" w:uiPriority="63" w:unhideWhenUsed="0"/>
-    <w:lsdException w:name="Medium Shading 2 Accent 4" w:semiHidden="0" w:uiPriority="64" w:unhideWhenUsed="0"/>
-    <w:lsdException w:name="Medium List 1 Accent 4" w:semiHidden="0" w:uiPriority="65" w:unhideWhenUsed="0"/>
-    <w:lsdException w:name="Medium List 2 Accent 4" w:semiHidden="0" w:uiPriority="66" w:unhideWhenUsed="0"/>
-    <w:lsdException w:name="Medium Grid 1 Accent 4" w:semiHidden="0" w:uiPriority="67" w:unhideWhenUsed="0"/>
-    <w:lsdException w:name="Medium Grid 2 Accent 4" w:semiHidden="0" w:uiPriority="68" w:unhideWhenUsed="0"/>
-    <w:lsdException w:name="Medium Grid 3 Accent 4" w:semiHidden="0" w:uiPriority="69" w:unhideWhenUsed="0"/>
-    <w:lsdException w:name="Dark List Accent 4" w:semiHidden="0" w:uiPriority="70" w:unhideWhenUsed="0"/>
-    <w:lsdException w:name="Colorful Shading Accent 4" w:semiHidden="0" w:uiPriority="71" w:unhideWhenUsed="0"/>
-    <w:lsdException w:name="Colorful List Accent 4" w:semiHidden="0" w:uiPriority="72" w:unhideWhenUsed="0"/>
-    <w:lsdException w:name="Colorful Grid Accent 4" w:semiHidden="0" w:uiPriority="73" w:unhideWhenUsed="0"/>
-    <w:lsdException w:name="Light Shading Accent 5" w:semiHidden="0" w:uiPriority="60" w:unhideWhenUsed="0"/>
-    <w:lsdException w:name="Light List Accent 5" w:semiHidden="0" w:uiPriority="61" w:unhideWhenUsed="0"/>
-    <w:lsdException w:name="Light Grid Accent 5" w:semiHidden="0" w:uiPriority="62" w:unhideWhenUsed="0"/>
-    <w:lsdException w:name="Medium Shading 1 Accent 5" w:semiHidden="0" w:uiPriority="63" w:unhideWhenUsed="0"/>
-    <w:lsdException w:name="Medium Shading 2 Accent 5" w:semiHidden="0" w:uiPriority="64" w:unhideWhenUsed="0"/>
-    <w:lsdException w:name="Medium List 1 Accent 5" w:semiHidden="0" w:uiPriority="65" w:unhideWhenUsed="0"/>
-    <w:lsdException w:name="Medium List 2 Accent 5" w:semiHidden="0" w:uiPriority="66" w:unhideWhenUsed="0"/>
-    <w:lsdException w:name="Medium Grid 1 Accent 5" w:semiHidden="0" w:uiPriority="67" w:unhideWhenUsed="0"/>
-    <w:lsdException w:name="Medium Grid 2 Accent 5" w:semiHidden="0" w:uiPriority="68" w:unhideWhenUsed="0"/>
-    <w:lsdException w:name="Medium Grid 3 Accent 5" w:semiHidden="0" w:uiPriority="69" w:unhideWhenUsed="0"/>
-    <w:lsdException w:name="Dark List Accent 5" w:semiHidden="0" w:uiPriority="70" w:unhideWhenUsed="0"/>
-    <w:lsdException w:name="Colorful Shading Accent 5" w:semiHidden="0" w:uiPriority="71" w:unhideWhenUsed="0"/>
-    <w:lsdException w:name="Colorful List Accent 5" w:semiHidden="0" w:uiPriority="72" w:unhideWhenUsed="0"/>
-    <w:lsdException w:name="Colorful Grid Accent 5" w:semiHidden="0" w:uiPriority="73" w:unhideWhenUsed="0"/>
-    <w:lsdException w:name="Light Shading Accent 6" w:semiHidden="0" w:uiPriority="60" w:unhideWhenUsed="0"/>
-    <w:lsdException w:name="Light List Accent 6" w:semiHidden="0" w:uiPriority="61" w:unhideWhenUsed="0"/>
-    <w:lsdException w:name="Light Grid Accent 6" w:semiHidden="0" w:uiPriority="62" w:unhideWhenUsed="0"/>
-    <w:lsdException w:name="Medium Shading 1 Accent 6" w:semiHidden="0" w:uiPriority="63" w:unhideWhenUsed="0"/>
-    <w:lsdException w:name="Medium Shading 2 Accent 6" w:semiHidden="0" w:uiPriority="64" w:unhideWhenUsed="0"/>
-    <w:lsdException w:name="Medium List 1 Accent 6" w:semiHidden="0" w:uiPriority="65" w:unhideWhenUsed="0"/>
-    <w:lsdException w:name="Medium List 2 Accent 6" w:semiHidden="0" w:uiPriority="66" w:unhideWhenUsed="0"/>
-    <w:lsdException w:name="Medium Grid 1 Accent 6" w:semiHidden="0" w:uiPriority="67" w:unhideWhenUsed="0"/>
-    <w:lsdException w:name="Medium Grid 2 Accent 6" w:semiHidden="0" w:uiPriority="68" w:unhideWhenUsed="0"/>
-    <w:lsdException w:name="Medium Grid 3 Accent 6" w:semiHidden="0" w:uiPriority="69" w:unhideWhenUsed="0"/>
-    <w:lsdException w:name="Dark List Accent 6" w:semiHidden="0" w:uiPriority="70" w:unhideWhenUsed="0"/>
-    <w:lsdException w:name="Colorful Shading Accent 6" w:semiHidden="0" w:uiPriority="71" w:unhideWhenUsed="0"/>
-    <w:lsdException w:name="Colorful List Accent 6" w:semiHidden="0" w:uiPriority="72" w:unhideWhenUsed="0"/>
-    <w:lsdException w:name="Colorful Grid Accent 6" w:semiHidden="0" w:uiPriority="73" w:unhideWhenUsed="0"/>
+  <w:latentStyles w:count="260" w:defQFormat="0" w:defUnhideWhenUsed="1" w:defSemiHidden="1" w:defUIPriority="99" w:defLockedState="0">
+    <w:lsdException w:qFormat="1" w:unhideWhenUsed="0" w:uiPriority="0" w:semiHidden="0" w:name="Normal"/>
+    <w:lsdException w:qFormat="1" w:unhideWhenUsed="0" w:uiPriority="0" w:semiHidden="0" w:name="heading 1"/>
+    <w:lsdException w:qFormat="1" w:uiPriority="0" w:semiHidden="0" w:name="heading 2"/>
+    <w:lsdException w:qFormat="1" w:uiPriority="0" w:name="heading 3"/>
+    <w:lsdException w:qFormat="1" w:uiPriority="0" w:semiHidden="0" w:name="heading 4"/>
+    <w:lsdException w:qFormat="1" w:uiPriority="0" w:name="heading 5"/>
+    <w:lsdException w:qFormat="1" w:uiPriority="0" w:name="heading 6"/>
+    <w:lsdException w:qFormat="1" w:uiPriority="0" w:name="heading 7"/>
+    <w:lsdException w:qFormat="1" w:uiPriority="0" w:name="heading 8"/>
+    <w:lsdException w:qFormat="1" w:uiPriority="0" w:name="heading 9"/>
+    <w:lsdException w:unhideWhenUsed="0" w:uiPriority="0" w:semiHidden="0" w:name="index 1"/>
+    <w:lsdException w:unhideWhenUsed="0" w:uiPriority="0" w:semiHidden="0" w:name="index 2"/>
+    <w:lsdException w:unhideWhenUsed="0" w:uiPriority="0" w:semiHidden="0" w:name="index 3"/>
+    <w:lsdException w:unhideWhenUsed="0" w:uiPriority="0" w:semiHidden="0" w:name="index 4"/>
+    <w:lsdException w:unhideWhenUsed="0" w:uiPriority="0" w:semiHidden="0" w:name="index 5"/>
+    <w:lsdException w:unhideWhenUsed="0" w:uiPriority="0" w:semiHidden="0" w:name="index 6"/>
+    <w:lsdException w:unhideWhenUsed="0" w:uiPriority="0" w:semiHidden="0" w:name="index 7"/>
+    <w:lsdException w:unhideWhenUsed="0" w:uiPriority="0" w:semiHidden="0" w:name="index 8"/>
+    <w:lsdException w:unhideWhenUsed="0" w:uiPriority="0" w:semiHidden="0" w:name="index 9"/>
+    <w:lsdException w:qFormat="1" w:unhideWhenUsed="0" w:uiPriority="0" w:semiHidden="0" w:name="toc 1"/>
+    <w:lsdException w:qFormat="1" w:unhideWhenUsed="0" w:uiPriority="0" w:semiHidden="0" w:name="toc 2"/>
+    <w:lsdException w:qFormat="1" w:unhideWhenUsed="0" w:uiPriority="0" w:semiHidden="0" w:name="toc 3"/>
+    <w:lsdException w:unhideWhenUsed="0" w:uiPriority="0" w:semiHidden="0" w:name="toc 4"/>
+    <w:lsdException w:unhideWhenUsed="0" w:uiPriority="0" w:semiHidden="0" w:name="toc 5"/>
+    <w:lsdException w:unhideWhenUsed="0" w:uiPriority="0" w:semiHidden="0" w:name="toc 6"/>
+    <w:lsdException w:unhideWhenUsed="0" w:uiPriority="0" w:semiHidden="0" w:name="toc 7"/>
+    <w:lsdException w:unhideWhenUsed="0" w:uiPriority="0" w:semiHidden="0" w:name="toc 8"/>
+    <w:lsdException w:unhideWhenUsed="0" w:uiPriority="0" w:semiHidden="0" w:name="toc 9"/>
+    <w:lsdException w:unhideWhenUsed="0" w:uiPriority="0" w:semiHidden="0" w:name="Normal Indent"/>
+    <w:lsdException w:unhideWhenUsed="0" w:uiPriority="0" w:semiHidden="0" w:name="footnote text"/>
+    <w:lsdException w:qFormat="1" w:unhideWhenUsed="0" w:uiPriority="0" w:semiHidden="0" w:name="annotation text"/>
+    <w:lsdException w:qFormat="1" w:unhideWhenUsed="0" w:uiPriority="0" w:semiHidden="0" w:name="header"/>
+    <w:lsdException w:qFormat="1" w:unhideWhenUsed="0" w:uiPriority="0" w:semiHidden="0" w:name="footer"/>
+    <w:lsdException w:unhideWhenUsed="0" w:uiPriority="0" w:semiHidden="0" w:name="index heading"/>
+    <w:lsdException w:qFormat="1" w:uiPriority="0" w:name="caption"/>
+    <w:lsdException w:unhideWhenUsed="0" w:uiPriority="0" w:semiHidden="0" w:name="table of figures"/>
+    <w:lsdException w:unhideWhenUsed="0" w:uiPriority="0" w:semiHidden="0" w:name="envelope address"/>
+    <w:lsdException w:unhideWhenUsed="0" w:uiPriority="0" w:semiHidden="0" w:name="envelope return"/>
+    <w:lsdException w:unhideWhenUsed="0" w:uiPriority="0" w:semiHidden="0" w:name="footnote reference"/>
+    <w:lsdException w:unhideWhenUsed="0" w:uiPriority="0" w:semiHidden="0" w:name="annotation reference"/>
+    <w:lsdException w:unhideWhenUsed="0" w:uiPriority="0" w:semiHidden="0" w:name="line number"/>
+    <w:lsdException w:unhideWhenUsed="0" w:uiPriority="0" w:semiHidden="0" w:name="page number"/>
+    <w:lsdException w:unhideWhenUsed="0" w:uiPriority="0" w:semiHidden="0" w:name="endnote reference"/>
+    <w:lsdException w:unhideWhenUsed="0" w:uiPriority="0" w:semiHidden="0" w:name="endnote text"/>
+    <w:lsdException w:unhideWhenUsed="0" w:uiPriority="0" w:semiHidden="0" w:name="table of authorities"/>
+    <w:lsdException w:unhideWhenUsed="0" w:uiPriority="0" w:semiHidden="0" w:name="macro"/>
+    <w:lsdException w:unhideWhenUsed="0" w:uiPriority="0" w:semiHidden="0" w:name="toa heading"/>
+    <w:lsdException w:unhideWhenUsed="0" w:uiPriority="0" w:semiHidden="0" w:name="List"/>
+    <w:lsdException w:unhideWhenUsed="0" w:uiPriority="0" w:semiHidden="0" w:name="List Bullet"/>
+    <w:lsdException w:unhideWhenUsed="0" w:uiPriority="0" w:semiHidden="0" w:name="List Number"/>
+    <w:lsdException w:unhideWhenUsed="0" w:uiPriority="0" w:semiHidden="0" w:name="List 2"/>
+    <w:lsdException w:unhideWhenUsed="0" w:uiPriority="0" w:semiHidden="0" w:name="List 3"/>
+    <w:lsdException w:unhideWhenUsed="0" w:uiPriority="0" w:semiHidden="0" w:name="List 4"/>
+    <w:lsdException w:unhideWhenUsed="0" w:uiPriority="0" w:semiHidden="0" w:name="List 5"/>
+    <w:lsdException w:unhideWhenUsed="0" w:uiPriority="0" w:semiHidden="0" w:name="List Bullet 2"/>
+    <w:lsdException w:unhideWhenUsed="0" w:uiPriority="0" w:semiHidden="0" w:name="List Bullet 3"/>
+    <w:lsdException w:unhideWhenUsed="0" w:uiPriority="0" w:semiHidden="0" w:name="List Bullet 4"/>
+    <w:lsdException w:unhideWhenUsed="0" w:uiPriority="0" w:semiHidden="0" w:name="List Bullet 5"/>
+    <w:lsdException w:unhideWhenUsed="0" w:uiPriority="0" w:semiHidden="0" w:name="List Number 2"/>
+    <w:lsdException w:unhideWhenUsed="0" w:uiPriority="0" w:semiHidden="0" w:name="List Number 3"/>
+    <w:lsdException w:unhideWhenUsed="0" w:uiPriority="0" w:semiHidden="0" w:name="List Number 4"/>
+    <w:lsdException w:unhideWhenUsed="0" w:uiPriority="0" w:semiHidden="0" w:name="List Number 5"/>
+    <w:lsdException w:qFormat="1" w:unhideWhenUsed="0" w:uiPriority="0" w:semiHidden="0" w:name="Title"/>
+    <w:lsdException w:unhideWhenUsed="0" w:uiPriority="0" w:semiHidden="0" w:name="Closing"/>
+    <w:lsdException w:unhideWhenUsed="0" w:uiPriority="0" w:semiHidden="0" w:name="Signature"/>
+    <w:lsdException w:qFormat="1" w:unhideWhenUsed="0" w:uiPriority="0" w:name="Default Paragraph Font"/>
+    <w:lsdException w:qFormat="1" w:unhideWhenUsed="0" w:uiPriority="0" w:name="Body Text"/>
+    <w:lsdException w:unhideWhenUsed="0" w:uiPriority="0" w:semiHidden="0" w:name="Body Text Indent"/>
+    <w:lsdException w:unhideWhenUsed="0" w:uiPriority="0" w:semiHidden="0" w:name="List Continue"/>
+    <w:lsdException w:unhideWhenUsed="0" w:uiPriority="0" w:semiHidden="0" w:name="List Continue 2"/>
+    <w:lsdException w:unhideWhenUsed="0" w:uiPriority="0" w:semiHidden="0" w:name="List Continue 3"/>
+    <w:lsdException w:unhideWhenUsed="0" w:uiPriority="0" w:semiHidden="0" w:name="List Continue 4"/>
+    <w:lsdException w:unhideWhenUsed="0" w:uiPriority="0" w:semiHidden="0" w:name="List Continue 5"/>
+    <w:lsdException w:unhideWhenUsed="0" w:uiPriority="0" w:semiHidden="0" w:name="Message Header"/>
+    <w:lsdException w:qFormat="1" w:unhideWhenUsed="0" w:uiPriority="0" w:semiHidden="0" w:name="Subtitle"/>
+    <w:lsdException w:unhideWhenUsed="0" w:uiPriority="0" w:semiHidden="0" w:name="Salutation"/>
+    <w:lsdException w:unhideWhenUsed="0" w:uiPriority="0" w:semiHidden="0" w:name="Date"/>
+    <w:lsdException w:unhideWhenUsed="0" w:uiPriority="0" w:semiHidden="0" w:name="Body Text First Indent"/>
+    <w:lsdException w:unhideWhenUsed="0" w:uiPriority="0" w:semiHidden="0" w:name="Body Text First Indent 2"/>
+    <w:lsdException w:uiPriority="99" w:name="Note Heading"/>
+    <w:lsdException w:unhideWhenUsed="0" w:uiPriority="0" w:semiHidden="0" w:name="Body Text 2"/>
+    <w:lsdException w:unhideWhenUsed="0" w:uiPriority="0" w:semiHidden="0" w:name="Body Text 3"/>
+    <w:lsdException w:unhideWhenUsed="0" w:uiPriority="0" w:semiHidden="0" w:name="Body Text Indent 2"/>
+    <w:lsdException w:unhideWhenUsed="0" w:uiPriority="0" w:semiHidden="0" w:name="Body Text Indent 3"/>
+    <w:lsdException w:unhideWhenUsed="0" w:uiPriority="0" w:semiHidden="0" w:name="Block Text"/>
+    <w:lsdException w:unhideWhenUsed="0" w:uiPriority="0" w:semiHidden="0" w:name="Hyperlink"/>
+    <w:lsdException w:unhideWhenUsed="0" w:uiPriority="0" w:semiHidden="0" w:name="FollowedHyperlink"/>
+    <w:lsdException w:qFormat="1" w:unhideWhenUsed="0" w:uiPriority="0" w:semiHidden="0" w:name="Strong"/>
+    <w:lsdException w:qFormat="1" w:unhideWhenUsed="0" w:uiPriority="0" w:semiHidden="0" w:name="Emphasis"/>
+    <w:lsdException w:unhideWhenUsed="0" w:uiPriority="0" w:semiHidden="0" w:name="Document Map"/>
+    <w:lsdException w:unhideWhenUsed="0" w:uiPriority="0" w:semiHidden="0" w:name="Plain Text"/>
+    <w:lsdException w:unhideWhenUsed="0" w:uiPriority="0" w:semiHidden="0" w:name="E-mail Signature"/>
+    <w:lsdException w:qFormat="1" w:unhideWhenUsed="0" w:uiPriority="0" w:semiHidden="0" w:name="Normal (Web)"/>
+    <w:lsdException w:unhideWhenUsed="0" w:uiPriority="0" w:semiHidden="0" w:name="HTML Acronym"/>
+    <w:lsdException w:unhideWhenUsed="0" w:uiPriority="0" w:semiHidden="0" w:name="HTML Address"/>
+    <w:lsdException w:unhideWhenUsed="0" w:uiPriority="0" w:semiHidden="0" w:name="HTML Cite"/>
+    <w:lsdException w:unhideWhenUsed="0" w:uiPriority="0" w:semiHidden="0" w:name="HTML Code"/>
+    <w:lsdException w:unhideWhenUsed="0" w:uiPriority="0" w:semiHidden="0" w:name="HTML Definition"/>
+    <w:lsdException w:unhideWhenUsed="0" w:uiPriority="0" w:semiHidden="0" w:name="HTML Keyboard"/>
+    <w:lsdException w:unhideWhenUsed="0" w:uiPriority="0" w:semiHidden="0" w:name="HTML Preformatted"/>
+    <w:lsdException w:unhideWhenUsed="0" w:uiPriority="0" w:semiHidden="0" w:name="HTML Sample"/>
+    <w:lsdException w:unhideWhenUsed="0" w:uiPriority="0" w:semiHidden="0" w:name="HTML Typewriter"/>
+    <w:lsdException w:unhideWhenUsed="0" w:uiPriority="0" w:semiHidden="0" w:name="HTML Variable"/>
+    <w:lsdException w:qFormat="1" w:unhideWhenUsed="0" w:uiPriority="0" w:name="Normal Table"/>
+    <w:lsdException w:unhideWhenUsed="0" w:uiPriority="0" w:semiHidden="0" w:name="annotation subject"/>
+    <w:lsdException w:unhideWhenUsed="0" w:uiPriority="0" w:semiHidden="0" w:name="Table Simple 1"/>
+    <w:lsdException w:unhideWhenUsed="0" w:uiPriority="0" w:semiHidden="0" w:name="Table Simple 2"/>
+    <w:lsdException w:unhideWhenUsed="0" w:uiPriority="0" w:semiHidden="0" w:name="Table Simple 3"/>
+    <w:lsdException w:unhideWhenUsed="0" w:uiPriority="0" w:semiHidden="0" w:name="Table Classic 1"/>
+    <w:lsdException w:unhideWhenUsed="0" w:uiPriority="0" w:semiHidden="0" w:name="Table Classic 2"/>
+    <w:lsdException w:unhideWhenUsed="0" w:uiPriority="0" w:semiHidden="0" w:name="Table Classic 3"/>
+    <w:lsdException w:unhideWhenUsed="0" w:uiPriority="0" w:semiHidden="0" w:name="Table Classic 4"/>
+    <w:lsdException w:unhideWhenUsed="0" w:uiPriority="0" w:semiHidden="0" w:name="Table Colorful 1"/>
+    <w:lsdException w:unhideWhenUsed="0" w:uiPriority="0" w:semiHidden="0" w:name="Table Colorful 2"/>
+    <w:lsdException w:unhideWhenUsed="0" w:uiPriority="0" w:semiHidden="0" w:name="Table Colorful 3"/>
+    <w:lsdException w:unhideWhenUsed="0" w:uiPriority="0" w:semiHidden="0" w:name="Table Columns 1"/>
+    <w:lsdException w:unhideWhenUsed="0" w:uiPriority="0" w:semiHidden="0" w:name="Table Columns 2"/>
+    <w:lsdException w:unhideWhenUsed="0" w:uiPriority="0" w:semiHidden="0" w:name="Table Columns 3"/>
+    <w:lsdException w:unhideWhenUsed="0" w:uiPriority="0" w:semiHidden="0" w:name="Table Columns 4"/>
+    <w:lsdException w:unhideWhenUsed="0" w:uiPriority="0" w:semiHidden="0" w:name="Table Columns 5"/>
+    <w:lsdException w:unhideWhenUsed="0" w:uiPriority="0" w:semiHidden="0" w:name="Table Grid 1"/>
+    <w:lsdException w:unhideWhenUsed="0" w:uiPriority="0" w:semiHidden="0" w:name="Table Grid 2"/>
+    <w:lsdException w:unhideWhenUsed="0" w:uiPriority="0" w:semiHidden="0" w:name="Table Grid 3"/>
+    <w:lsdException w:unhideWhenUsed="0" w:uiPriority="0" w:semiHidden="0" w:name="Table Grid 4"/>
+    <w:lsdException w:unhideWhenUsed="0" w:uiPriority="0" w:semiHidden="0" w:name="Table Grid 5"/>
+    <w:lsdException w:unhideWhenUsed="0" w:uiPriority="0" w:semiHidden="0" w:name="Table Grid 6"/>
+    <w:lsdException w:unhideWhenUsed="0" w:uiPriority="0" w:semiHidden="0" w:name="Table Grid 7"/>
+    <w:lsdException w:unhideWhenUsed="0" w:uiPriority="0" w:semiHidden="0" w:name="Table Grid 8"/>
+    <w:lsdException w:unhideWhenUsed="0" w:uiPriority="0" w:semiHidden="0" w:name="Table List 1"/>
+    <w:lsdException w:unhideWhenUsed="0" w:uiPriority="0" w:semiHidden="0" w:name="Table List 2"/>
+    <w:lsdException w:unhideWhenUsed="0" w:uiPriority="0" w:semiHidden="0" w:name="Table List 3"/>
+    <w:lsdException w:unhideWhenUsed="0" w:uiPriority="0" w:semiHidden="0" w:name="Table List 4"/>
+    <w:lsdException w:unhideWhenUsed="0" w:uiPriority="0" w:semiHidden="0" w:name="Table List 5"/>
+    <w:lsdException w:unhideWhenUsed="0" w:uiPriority="0" w:semiHidden="0" w:name="Table List 6"/>
+    <w:lsdException w:unhideWhenUsed="0" w:uiPriority="0" w:semiHidden="0" w:name="Table List 7"/>
+    <w:lsdException w:unhideWhenUsed="0" w:uiPriority="0" w:semiHidden="0" w:name="Table List 8"/>
+    <w:lsdException w:unhideWhenUsed="0" w:uiPriority="0" w:semiHidden="0" w:name="Table 3D effects 1"/>
+    <w:lsdException w:unhideWhenUsed="0" w:uiPriority="0" w:semiHidden="0" w:name="Table 3D effects 2"/>
+    <w:lsdException w:unhideWhenUsed="0" w:uiPriority="0" w:semiHidden="0" w:name="Table 3D effects 3"/>
+    <w:lsdException w:unhideWhenUsed="0" w:uiPriority="0" w:semiHidden="0" w:name="Table Contemporary"/>
+    <w:lsdException w:unhideWhenUsed="0" w:uiPriority="0" w:semiHidden="0" w:name="Table Elegant"/>
+    <w:lsdException w:unhideWhenUsed="0" w:uiPriority="0" w:semiHidden="0" w:name="Table Professional"/>
+    <w:lsdException w:unhideWhenUsed="0" w:uiPriority="0" w:semiHidden="0" w:name="Table Subtle 1"/>
+    <w:lsdException w:unhideWhenUsed="0" w:uiPriority="0" w:semiHidden="0" w:name="Table Subtle 2"/>
+    <w:lsdException w:unhideWhenUsed="0" w:uiPriority="0" w:semiHidden="0" w:name="Table Web 1"/>
+    <w:lsdException w:unhideWhenUsed="0" w:uiPriority="0" w:semiHidden="0" w:name="Table Web 2"/>
+    <w:lsdException w:unhideWhenUsed="0" w:uiPriority="0" w:semiHidden="0" w:name="Table Web 3"/>
+    <w:lsdException w:unhideWhenUsed="0" w:uiPriority="0" w:semiHidden="0" w:name="Balloon Text"/>
+    <w:lsdException w:qFormat="1" w:unhideWhenUsed="0" w:uiPriority="0" w:semiHidden="0" w:name="Table Grid"/>
+    <w:lsdException w:unhideWhenUsed="0" w:uiPriority="0" w:semiHidden="0" w:name="Table Theme"/>
+    <w:lsdException w:unhideWhenUsed="0" w:uiPriority="60" w:semiHidden="0" w:name="Light Shading"/>
+    <w:lsdException w:unhideWhenUsed="0" w:uiPriority="61" w:semiHidden="0" w:name="Light List"/>
+    <w:lsdException w:unhideWhenUsed="0" w:uiPriority="62" w:semiHidden="0" w:name="Light Grid"/>
+    <w:lsdException w:unhideWhenUsed="0" w:uiPriority="63" w:semiHidden="0" w:name="Medium Shading 1"/>
+    <w:lsdException w:unhideWhenUsed="0" w:uiPriority="64" w:semiHidden="0" w:name="Medium Shading 2"/>
+    <w:lsdException w:unhideWhenUsed="0" w:uiPriority="65" w:semiHidden="0" w:name="Medium List 1"/>
+    <w:lsdException w:unhideWhenUsed="0" w:uiPriority="66" w:semiHidden="0" w:name="Medium List 2"/>
+    <w:lsdException w:unhideWhenUsed="0" w:uiPriority="67" w:semiHidden="0" w:name="Medium Grid 1"/>
+    <w:lsdException w:unhideWhenUsed="0" w:uiPriority="68" w:semiHidden="0" w:name="Medium Grid 2"/>
+    <w:lsdException w:unhideWhenUsed="0" w:uiPriority="69" w:semiHidden="0" w:name="Medium Grid 3"/>
+    <w:lsdException w:unhideWhenUsed="0" w:uiPriority="70" w:semiHidden="0" w:name="Dark List"/>
+    <w:lsdException w:unhideWhenUsed="0" w:uiPriority="71" w:semiHidden="0" w:name="Colorful Shading"/>
+    <w:lsdException w:unhideWhenUsed="0" w:uiPriority="72" w:semiHidden="0" w:name="Colorful List"/>
+    <w:lsdException w:unhideWhenUsed="0" w:uiPriority="73" w:semiHidden="0" w:name="Colorful Grid"/>
+    <w:lsdException w:unhideWhenUsed="0" w:uiPriority="60" w:semiHidden="0" w:name="Light Shading Accent 1"/>
+    <w:lsdException w:unhideWhenUsed="0" w:uiPriority="61" w:semiHidden="0" w:name="Light List Accent 1"/>
+    <w:lsdException w:unhideWhenUsed="0" w:uiPriority="62" w:semiHidden="0" w:name="Light Grid Accent 1"/>
+    <w:lsdException w:unhideWhenUsed="0" w:uiPriority="63" w:semiHidden="0" w:name="Medium Shading 1 Accent 1"/>
+    <w:lsdException w:unhideWhenUsed="0" w:uiPriority="64" w:semiHidden="0" w:name="Medium Shading 2 Accent 1"/>
+    <w:lsdException w:unhideWhenUsed="0" w:uiPriority="65" w:semiHidden="0" w:name="Medium List 1 Accent 1"/>
+    <w:lsdException w:unhideWhenUsed="0" w:uiPriority="66" w:semiHidden="0" w:name="Medium List 2 Accent 1"/>
+    <w:lsdException w:unhideWhenUsed="0" w:uiPriority="67" w:semiHidden="0" w:name="Medium Grid 1 Accent 1"/>
+    <w:lsdException w:unhideWhenUsed="0" w:uiPriority="68" w:semiHidden="0" w:name="Medium Grid 2 Accent 1"/>
+    <w:lsdException w:unhideWhenUsed="0" w:uiPriority="69" w:semiHidden="0" w:name="Medium Grid 3 Accent 1"/>
+    <w:lsdException w:unhideWhenUsed="0" w:uiPriority="70" w:semiHidden="0" w:name="Dark List Accent 1"/>
+    <w:lsdException w:unhideWhenUsed="0" w:uiPriority="71" w:semiHidden="0" w:name="Colorful Shading Accent 1"/>
+    <w:lsdException w:unhideWhenUsed="0" w:uiPriority="72" w:semiHidden="0" w:name="Colorful List Accent 1"/>
+    <w:lsdException w:unhideWhenUsed="0" w:uiPriority="73" w:semiHidden="0" w:name="Colorful Grid Accent 1"/>
+    <w:lsdException w:unhideWhenUsed="0" w:uiPriority="60" w:semiHidden="0" w:name="Light Shading Accent 2"/>
+    <w:lsdException w:unhideWhenUsed="0" w:uiPriority="61" w:semiHidden="0" w:name="Light List Accent 2"/>
+    <w:lsdException w:unhideWhenUsed="0" w:uiPriority="62" w:semiHidden="0" w:name="Light Grid Accent 2"/>
+    <w:lsdException w:unhideWhenUsed="0" w:uiPriority="63" w:semiHidden="0" w:name="Medium Shading 1 Accent 2"/>
+    <w:lsdException w:unhideWhenUsed="0" w:uiPriority="64" w:semiHidden="0" w:name="Medium Shading 2 Accent 2"/>
+    <w:lsdException w:unhideWhenUsed="0" w:uiPriority="65" w:semiHidden="0" w:name="Medium List 1 Accent 2"/>
+    <w:lsdException w:unhideWhenUsed="0" w:uiPriority="66" w:semiHidden="0" w:name="Medium List 2 Accent 2"/>
+    <w:lsdException w:unhideWhenUsed="0" w:uiPriority="67" w:semiHidden="0" w:name="Medium Grid 1 Accent 2"/>
+    <w:lsdException w:unhideWhenUsed="0" w:uiPriority="68" w:semiHidden="0" w:name="Medium Grid 2 Accent 2"/>
+    <w:lsdException w:unhideWhenUsed="0" w:uiPriority="69" w:semiHidden="0" w:name="Medium Grid 3 Accent 2"/>
+    <w:lsdException w:unhideWhenUsed="0" w:uiPriority="70" w:semiHidden="0" w:name="Dark List Accent 2"/>
+    <w:lsdException w:unhideWhenUsed="0" w:uiPriority="71" w:semiHidden="0" w:name="Colorful Shading Accent 2"/>
+    <w:lsdException w:unhideWhenUsed="0" w:uiPriority="72" w:semiHidden="0" w:name="Colorful List Accent 2"/>
+    <w:lsdException w:unhideWhenUsed="0" w:uiPriority="73" w:semiHidden="0" w:name="Colorful Grid Accent 2"/>
+    <w:lsdException w:unhideWhenUsed="0" w:uiPriority="60" w:semiHidden="0" w:name="Light Shading Accent 3"/>
+    <w:lsdException w:unhideWhenUsed="0" w:uiPriority="61" w:semiHidden="0" w:name="Light List Accent 3"/>
+    <w:lsdException w:unhideWhenUsed="0" w:uiPriority="62" w:semiHidden="0" w:name="Light Grid Accent 3"/>
+    <w:lsdException w:unhideWhenUsed="0" w:uiPriority="63" w:semiHidden="0" w:name="Medium Shading 1 Accent 3"/>
+    <w:lsdException w:unhideWhenUsed="0" w:uiPriority="64" w:semiHidden="0" w:name="Medium Shading 2 Accent 3"/>
+    <w:lsdException w:unhideWhenUsed="0" w:uiPriority="65" w:semiHidden="0" w:name="Medium List 1 Accent 3"/>
+    <w:lsdException w:unhideWhenUsed="0" w:uiPriority="66" w:semiHidden="0" w:name="Medium List 2 Accent 3"/>
+    <w:lsdException w:unhideWhenUsed="0" w:uiPriority="67" w:semiHidden="0" w:name="Medium Grid 1 Accent 3"/>
+    <w:lsdException w:unhideWhenUsed="0" w:uiPriority="68" w:semiHidden="0" w:name="Medium Grid 2 Accent 3"/>
+    <w:lsdException w:unhideWhenUsed="0" w:uiPriority="69" w:semiHidden="0" w:name="Medium Grid 3 Accent 3"/>
+    <w:lsdException w:unhideWhenUsed="0" w:uiPriority="70" w:semiHidden="0" w:name="Dark List Accent 3"/>
+    <w:lsdException w:unhideWhenUsed="0" w:uiPriority="71" w:semiHidden="0" w:name="Colorful Shading Accent 3"/>
+    <w:lsdException w:unhideWhenUsed="0" w:uiPriority="72" w:semiHidden="0" w:name="Colorful List Accent 3"/>
+    <w:lsdException w:unhideWhenUsed="0" w:uiPriority="73" w:semiHidden="0" w:name="Colorful Grid Accent 3"/>
+    <w:lsdException w:unhideWhenUsed="0" w:uiPriority="60" w:semiHidden="0" w:name="Light Shading Accent 4"/>
+    <w:lsdException w:unhideWhenUsed="0" w:uiPriority="61" w:semiHidden="0" w:name="Light List Accent 4"/>
+    <w:lsdException w:unhideWhenUsed="0" w:uiPriority="62" w:semiHidden="0" w:name="Light Grid Accent 4"/>
+    <w:lsdException w:unhideWhenUsed="0" w:uiPriority="63" w:semiHidden="0" w:name="Medium Shading 1 Accent 4"/>
+    <w:lsdException w:unhideWhenUsed="0" w:uiPriority="64" w:semiHidden="0" w:name="Medium Shading 2 Accent 4"/>
+    <w:lsdException w:unhideWhenUsed="0" w:uiPriority="65" w:semiHidden="0" w:name="Medium List 1 Accent 4"/>
+    <w:lsdException w:unhideWhenUsed="0" w:uiPriority="66" w:semiHidden="0" w:name="Medium List 2 Accent 4"/>
+    <w:lsdException w:unhideWhenUsed="0" w:uiPriority="67" w:semiHidden="0" w:name="Medium Grid 1 Accent 4"/>
+    <w:lsdException w:unhideWhenUsed="0" w:uiPriority="68" w:semiHidden="0" w:name="Medium Grid 2 Accent 4"/>
+    <w:lsdException w:unhideWhenUsed="0" w:uiPriority="69" w:semiHidden="0" w:name="Medium Grid 3 Accent 4"/>
+    <w:lsdException w:unhideWhenUsed="0" w:uiPriority="70" w:semiHidden="0" w:name="Dark List Accent 4"/>
+    <w:lsdException w:unhideWhenUsed="0" w:uiPriority="71" w:semiHidden="0" w:name="Colorful Shading Accent 4"/>
+    <w:lsdException w:unhideWhenUsed="0" w:uiPriority="72" w:semiHidden="0" w:name="Colorful List Accent 4"/>
+    <w:lsdException w:unhideWhenUsed="0" w:uiPriority="73" w:semiHidden="0" w:name="Colorful Grid Accent 4"/>
+    <w:lsdException w:unhideWhenUsed="0" w:uiPriority="60" w:semiHidden="0" w:name="Light Shading Accent 5"/>
+    <w:lsdException w:unhideWhenUsed="0" w:uiPriority="61" w:semiHidden="0" w:name="Light List Accent 5"/>
+    <w:lsdException w:unhideWhenUsed="0" w:uiPriority="62" w:semiHidden="0" w:name="Light Grid Accent 5"/>
+    <w:lsdException w:unhideWhenUsed="0" w:uiPriority="63" w:semiHidden="0" w:name="Medium Shading 1 Accent 5"/>
+    <w:lsdException w:unhideWhenUsed="0" w:uiPriority="64" w:semiHidden="0" w:name="Medium Shading 2 Accent 5"/>
+    <w:lsdException w:unhideWhenUsed="0" w:uiPriority="65" w:semiHidden="0" w:name="Medium List 1 Accent 5"/>
+    <w:lsdException w:unhideWhenUsed="0" w:uiPriority="66" w:semiHidden="0" w:name="Medium List 2 Accent 5"/>
+    <w:lsdException w:unhideWhenUsed="0" w:uiPriority="67" w:semiHidden="0" w:name="Medium Grid 1 Accent 5"/>
+    <w:lsdException w:unhideWhenUsed="0" w:uiPriority="68" w:semiHidden="0" w:name="Medium Grid 2 Accent 5"/>
+    <w:lsdException w:unhideWhenUsed="0" w:uiPriority="69" w:semiHidden="0" w:name="Medium Grid 3 Accent 5"/>
+    <w:lsdException w:unhideWhenUsed="0" w:uiPriority="70" w:semiHidden="0" w:name="Dark List Accent 5"/>
+    <w:lsdException w:unhideWhenUsed="0" w:uiPriority="71" w:semiHidden="0" w:name="Colorful Shading Accent 5"/>
+    <w:lsdException w:unhideWhenUsed="0" w:uiPriority="72" w:semiHidden="0" w:name="Colorful List Accent 5"/>
+    <w:lsdException w:unhideWhenUsed="0" w:uiPriority="73" w:semiHidden="0" w:name="Colorful Grid Accent 5"/>
+    <w:lsdException w:unhideWhenUsed="0" w:uiPriority="60" w:semiHidden="0" w:name="Light Shading Accent 6"/>
+    <w:lsdException w:unhideWhenUsed="0" w:uiPriority="61" w:semiHidden="0" w:name="Light List Accent 6"/>
+    <w:lsdException w:unhideWhenUsed="0" w:uiPriority="62" w:semiHidden="0" w:name="Light Grid Accent 6"/>
+    <w:lsdException w:unhideWhenUsed="0" w:uiPriority="63" w:semiHidden="0" w:name="Medium Shading 1 Accent 6"/>
+    <w:lsdException w:unhideWhenUsed="0" w:uiPriority="64" w:semiHidden="0" w:name="Medium Shading 2 Accent 6"/>
+    <w:lsdException w:unhideWhenUsed="0" w:uiPriority="65" w:semiHidden="0" w:name="Medium List 1 Accent 6"/>
+    <w:lsdException w:unhideWhenUsed="0" w:uiPriority="66" w:semiHidden="0" w:name="Medium List 2 Accent 6"/>
+    <w:lsdException w:unhideWhenUsed="0" w:uiPriority="67" w:semiHidden="0" w:name="Medium Grid 1 Accent 6"/>
+    <w:lsdException w:unhideWhenUsed="0" w:uiPriority="68" w:semiHidden="0" w:name="Medium Grid 2 Accent 6"/>
+    <w:lsdException w:unhideWhenUsed="0" w:uiPriority="69" w:semiHidden="0" w:name="Medium Grid 3 Accent 6"/>
+    <w:lsdException w:unhideWhenUsed="0" w:uiPriority="70" w:semiHidden="0" w:name="Dark List Accent 6"/>
+    <w:lsdException w:unhideWhenUsed="0" w:uiPriority="71" w:semiHidden="0" w:name="Colorful Shading Accent 6"/>
+    <w:lsdException w:unhideWhenUsed="0" w:uiPriority="72" w:semiHidden="0" w:name="Colorful List Accent 6"/>
+    <w:lsdException w:unhideWhenUsed="0" w:uiPriority="73" w:semiHidden="0" w:name="Colorful Grid Accent 6"/>
   </w:latentStyles>
-  <w:style w:type="paragraph" w:default="1" w:styleId="Normal">
+  <w:style w:type="paragraph" w:default="1" w:styleId="1">
     <w:name w:val="Normal"/>
     <w:qFormat/>
+    <w:uiPriority w:val="0"/>
     <w:pPr>
       <w:kinsoku w:val="0"/>
       <w:autoSpaceDE w:val="0"/>
@@ -4921,7 +5000,7 @@
       <w:textAlignment w:val="baseline"/>
     </w:pPr>
     <w:rPr>
-      <w:rFonts w:ascii="Arial" w:eastAsia="宋体" w:hAnsi="Arial" w:cs="Arial"/>
+      <w:rFonts w:ascii="Arial" w:hAnsi="Arial" w:eastAsia="宋体" w:cs="Arial"/>
       <w:snapToGrid w:val="0"/>
       <w:color w:val="000000"/>
       <w:kern w:val="0"/>
@@ -4930,11 +5009,12 @@
       <w:lang w:val="en-US" w:eastAsia="en-US" w:bidi="ar-SA"/>
     </w:rPr>
   </w:style>
-  <w:style w:type="paragraph" w:styleId="Heading1">
+  <w:style w:type="paragraph" w:styleId="2">
     <w:name w:val="heading 1"/>
-    <w:basedOn w:val="Normal"/>
-    <w:next w:val="Normal"/>
+    <w:basedOn w:val="1"/>
+    <w:next w:val="1"/>
     <w:qFormat/>
+    <w:uiPriority w:val="0"/>
     <w:pPr>
       <w:keepNext/>
       <w:keepLines/>
@@ -4952,12 +5032,13 @@
       <w:sz w:val="44"/>
     </w:rPr>
   </w:style>
-  <w:style w:type="paragraph" w:styleId="Heading2">
+  <w:style w:type="paragraph" w:styleId="3">
     <w:name w:val="heading 2"/>
-    <w:basedOn w:val="Normal"/>
-    <w:next w:val="Normal"/>
+    <w:basedOn w:val="1"/>
+    <w:next w:val="1"/>
     <w:unhideWhenUsed/>
     <w:qFormat/>
+    <w:uiPriority w:val="0"/>
     <w:pPr>
       <w:keepNext/>
       <w:keepLines/>
@@ -4970,18 +5051,19 @@
       <w:outlineLvl w:val="1"/>
     </w:pPr>
     <w:rPr>
-      <w:rFonts w:ascii="Arial" w:eastAsia="黑体" w:hAnsi="Arial"/>
+      <w:rFonts w:ascii="Arial" w:hAnsi="Arial" w:eastAsia="黑体"/>
       <w:b/>
       <w:sz w:val="32"/>
     </w:rPr>
   </w:style>
-  <w:style w:type="paragraph" w:styleId="Heading3">
+  <w:style w:type="paragraph" w:styleId="4">
     <w:name w:val="heading 3"/>
-    <w:basedOn w:val="Normal"/>
-    <w:next w:val="Normal"/>
+    <w:basedOn w:val="1"/>
+    <w:next w:val="1"/>
     <w:semiHidden/>
     <w:unhideWhenUsed/>
     <w:qFormat/>
+    <w:uiPriority w:val="0"/>
     <w:pPr>
       <w:keepNext/>
       <w:keepLines/>
@@ -4998,12 +5080,13 @@
       <w:sz w:val="32"/>
     </w:rPr>
   </w:style>
-  <w:style w:type="paragraph" w:styleId="Heading4">
+  <w:style w:type="paragraph" w:styleId="5">
     <w:name w:val="heading 4"/>
-    <w:basedOn w:val="Normal"/>
-    <w:next w:val="Normal"/>
+    <w:basedOn w:val="1"/>
+    <w:next w:val="1"/>
     <w:unhideWhenUsed/>
     <w:qFormat/>
+    <w:uiPriority w:val="0"/>
     <w:pPr>
       <w:keepNext/>
       <w:keepLines/>
@@ -5016,18 +5099,19 @@
       <w:outlineLvl w:val="3"/>
     </w:pPr>
     <w:rPr>
-      <w:rFonts w:ascii="Arial" w:eastAsia="黑体" w:hAnsi="Arial"/>
+      <w:rFonts w:ascii="Arial" w:hAnsi="Arial" w:eastAsia="黑体"/>
       <w:b/>
       <w:sz w:val="28"/>
     </w:rPr>
   </w:style>
-  <w:style w:type="paragraph" w:styleId="Heading5">
+  <w:style w:type="paragraph" w:styleId="6">
     <w:name w:val="heading 5"/>
-    <w:basedOn w:val="Normal"/>
-    <w:next w:val="Normal"/>
+    <w:basedOn w:val="1"/>
+    <w:next w:val="1"/>
     <w:semiHidden/>
     <w:unhideWhenUsed/>
     <w:qFormat/>
+    <w:uiPriority w:val="0"/>
     <w:pPr>
       <w:keepNext/>
       <w:keepLines/>
@@ -5044,13 +5128,14 @@
       <w:sz w:val="28"/>
     </w:rPr>
   </w:style>
-  <w:style w:type="paragraph" w:styleId="Heading6">
+  <w:style w:type="paragraph" w:styleId="7">
     <w:name w:val="heading 6"/>
-    <w:basedOn w:val="Normal"/>
-    <w:next w:val="Normal"/>
+    <w:basedOn w:val="1"/>
+    <w:next w:val="1"/>
     <w:semiHidden/>
     <w:unhideWhenUsed/>
     <w:qFormat/>
+    <w:uiPriority w:val="0"/>
     <w:pPr>
       <w:keepNext/>
       <w:keepLines/>
@@ -5063,18 +5148,19 @@
       <w:outlineLvl w:val="5"/>
     </w:pPr>
     <w:rPr>
-      <w:rFonts w:ascii="Arial" w:eastAsia="黑体" w:hAnsi="Arial"/>
+      <w:rFonts w:ascii="Arial" w:hAnsi="Arial" w:eastAsia="黑体"/>
       <w:b/>
       <w:sz w:val="24"/>
     </w:rPr>
   </w:style>
-  <w:style w:type="paragraph" w:styleId="Heading7">
+  <w:style w:type="paragraph" w:styleId="8">
     <w:name w:val="heading 7"/>
-    <w:basedOn w:val="Normal"/>
-    <w:next w:val="Normal"/>
+    <w:basedOn w:val="1"/>
+    <w:next w:val="1"/>
     <w:semiHidden/>
     <w:unhideWhenUsed/>
     <w:qFormat/>
+    <w:uiPriority w:val="0"/>
     <w:pPr>
       <w:keepNext/>
       <w:keepLines/>
@@ -5091,13 +5177,14 @@
       <w:sz w:val="24"/>
     </w:rPr>
   </w:style>
-  <w:style w:type="paragraph" w:styleId="Heading8">
+  <w:style w:type="paragraph" w:styleId="9">
     <w:name w:val="heading 8"/>
-    <w:basedOn w:val="Normal"/>
-    <w:next w:val="Normal"/>
+    <w:basedOn w:val="1"/>
+    <w:next w:val="1"/>
     <w:semiHidden/>
     <w:unhideWhenUsed/>
     <w:qFormat/>
+    <w:uiPriority w:val="0"/>
     <w:pPr>
       <w:keepNext/>
       <w:keepLines/>
@@ -5110,17 +5197,18 @@
       <w:outlineLvl w:val="7"/>
     </w:pPr>
     <w:rPr>
-      <w:rFonts w:ascii="Arial" w:eastAsia="黑体" w:hAnsi="Arial"/>
+      <w:rFonts w:ascii="Arial" w:hAnsi="Arial" w:eastAsia="黑体"/>
       <w:sz w:val="24"/>
     </w:rPr>
   </w:style>
-  <w:style w:type="paragraph" w:styleId="Heading9">
+  <w:style w:type="paragraph" w:styleId="10">
     <w:name w:val="heading 9"/>
-    <w:basedOn w:val="Normal"/>
-    <w:next w:val="Normal"/>
+    <w:basedOn w:val="1"/>
+    <w:next w:val="1"/>
     <w:semiHidden/>
     <w:unhideWhenUsed/>
     <w:qFormat/>
+    <w:uiPriority w:val="0"/>
     <w:pPr>
       <w:keepNext/>
       <w:keepLines/>
@@ -5133,19 +5221,21 @@
       <w:outlineLvl w:val="8"/>
     </w:pPr>
     <w:rPr>
-      <w:rFonts w:ascii="Arial" w:eastAsia="黑体" w:hAnsi="Arial"/>
+      <w:rFonts w:ascii="Arial" w:hAnsi="Arial" w:eastAsia="黑体"/>
       <w:sz w:val="21"/>
     </w:rPr>
   </w:style>
-  <w:style w:type="character" w:default="1" w:styleId="DefaultParagraphFont">
+  <w:style w:type="character" w:default="1" w:styleId="22">
     <w:name w:val="Default Paragraph Font"/>
     <w:semiHidden/>
     <w:qFormat/>
+    <w:uiPriority w:val="0"/>
   </w:style>
-  <w:style w:type="table" w:default="1" w:styleId="TableNormal">
+  <w:style w:type="table" w:default="1" w:styleId="20">
     <w:name w:val="Normal Table"/>
     <w:semiHidden/>
     <w:qFormat/>
+    <w:uiPriority w:val="0"/>
     <w:tblPr>
       <w:tblCellMar>
         <w:top w:w="0" w:type="dxa"/>
@@ -5155,39 +5245,43 @@
       </w:tblCellMar>
     </w:tblPr>
   </w:style>
-  <w:style w:type="paragraph" w:styleId="CommentText">
+  <w:style w:type="paragraph" w:styleId="11">
     <w:name w:val="annotation text"/>
-    <w:basedOn w:val="Normal"/>
+    <w:basedOn w:val="1"/>
     <w:qFormat/>
+    <w:uiPriority w:val="0"/>
     <w:pPr>
       <w:jc w:val="left"/>
     </w:pPr>
   </w:style>
-  <w:style w:type="paragraph" w:styleId="BodyText">
+  <w:style w:type="paragraph" w:styleId="12">
     <w:name w:val="Body Text"/>
-    <w:basedOn w:val="Normal"/>
+    <w:basedOn w:val="1"/>
     <w:semiHidden/>
     <w:qFormat/>
+    <w:uiPriority w:val="0"/>
     <w:rPr>
-      <w:rFonts w:ascii="Arial" w:eastAsia="Arial" w:hAnsi="Arial" w:cs="Arial"/>
+      <w:rFonts w:ascii="Arial" w:hAnsi="Arial" w:eastAsia="Arial" w:cs="Arial"/>
       <w:sz w:val="21"/>
       <w:szCs w:val="21"/>
       <w:lang w:val="en-US" w:eastAsia="en-US" w:bidi="ar-SA"/>
     </w:rPr>
   </w:style>
-  <w:style w:type="paragraph" w:styleId="TOC3">
+  <w:style w:type="paragraph" w:styleId="13">
     <w:name w:val="toc 3"/>
-    <w:basedOn w:val="Normal"/>
-    <w:next w:val="Normal"/>
+    <w:basedOn w:val="1"/>
+    <w:next w:val="1"/>
     <w:qFormat/>
+    <w:uiPriority w:val="0"/>
     <w:pPr>
       <w:ind w:left="840" w:leftChars="400"/>
     </w:pPr>
   </w:style>
-  <w:style w:type="paragraph" w:styleId="Footer">
+  <w:style w:type="paragraph" w:styleId="14">
     <w:name w:val="footer"/>
-    <w:basedOn w:val="Normal"/>
+    <w:basedOn w:val="1"/>
     <w:qFormat/>
+    <w:uiPriority w:val="0"/>
     <w:pPr>
       <w:tabs>
         <w:tab w:val="center" w:pos="4153"/>
@@ -5200,16 +5294,17 @@
       <w:sz w:val="18"/>
     </w:rPr>
   </w:style>
-  <w:style w:type="paragraph" w:styleId="Header">
+  <w:style w:type="paragraph" w:styleId="15">
     <w:name w:val="header"/>
-    <w:basedOn w:val="Normal"/>
+    <w:basedOn w:val="1"/>
     <w:qFormat/>
+    <w:uiPriority w:val="0"/>
     <w:pPr>
       <w:pBdr>
-        <w:top w:val="nil"/>
-        <w:left w:val="nil"/>
-        <w:bottom w:val="nil"/>
-        <w:right w:val="nil"/>
+        <w:top w:val="none" w:color="auto" w:sz="0" w:space="0"/>
+        <w:left w:val="none" w:color="auto" w:sz="0" w:space="0"/>
+        <w:bottom w:val="none" w:color="auto" w:sz="0" w:space="0"/>
+        <w:right w:val="none" w:color="auto" w:sz="0" w:space="0"/>
       </w:pBdr>
       <w:tabs>
         <w:tab w:val="center" w:pos="4153"/>
@@ -5224,37 +5319,41 @@
       <w:sz w:val="18"/>
     </w:rPr>
   </w:style>
-  <w:style w:type="paragraph" w:styleId="TOC1">
+  <w:style w:type="paragraph" w:styleId="16">
     <w:name w:val="toc 1"/>
-    <w:basedOn w:val="Normal"/>
-    <w:next w:val="Normal"/>
+    <w:basedOn w:val="1"/>
+    <w:next w:val="1"/>
     <w:qFormat/>
+    <w:uiPriority w:val="0"/>
     <w:rPr>
-      <w:rFonts w:ascii="Arial" w:eastAsia="Microsoft JhengHei" w:hAnsi="Arial"/>
+      <w:rFonts w:ascii="Arial" w:hAnsi="Arial" w:eastAsia="Microsoft JhengHei"/>
       <w:sz w:val="24"/>
     </w:rPr>
   </w:style>
-  <w:style w:type="paragraph" w:styleId="TOC2">
+  <w:style w:type="paragraph" w:styleId="17">
     <w:name w:val="toc 2"/>
-    <w:basedOn w:val="Normal"/>
-    <w:next w:val="Normal"/>
+    <w:basedOn w:val="1"/>
+    <w:next w:val="1"/>
     <w:qFormat/>
+    <w:uiPriority w:val="0"/>
     <w:pPr>
       <w:ind w:left="420" w:leftChars="200"/>
     </w:pPr>
   </w:style>
-  <w:style w:type="paragraph" w:styleId="NormalWeb">
+  <w:style w:type="paragraph" w:styleId="18">
     <w:name w:val="Normal (Web)"/>
-    <w:basedOn w:val="Normal"/>
+    <w:basedOn w:val="1"/>
     <w:qFormat/>
+    <w:uiPriority w:val="0"/>
     <w:rPr>
       <w:sz w:val="24"/>
     </w:rPr>
   </w:style>
-  <w:style w:type="paragraph" w:styleId="Title">
+  <w:style w:type="paragraph" w:styleId="19">
     <w:name w:val="Title"/>
-    <w:basedOn w:val="Normal"/>
+    <w:basedOn w:val="1"/>
     <w:qFormat/>
+    <w:uiPriority w:val="0"/>
     <w:pPr>
       <w:spacing w:before="240" w:beforeLines="0" w:beforeAutospacing="0" w:after="60" w:afterLines="0" w:afterAutospacing="0"/>
       <w:jc w:val="center"/>
@@ -5266,68 +5365,73 @@
       <w:sz w:val="32"/>
     </w:rPr>
   </w:style>
-  <w:style w:type="table" w:styleId="TableGrid">
+  <w:style w:type="table" w:styleId="21">
     <w:name w:val="Table Grid"/>
-    <w:basedOn w:val="TableNormal"/>
+    <w:basedOn w:val="20"/>
     <w:qFormat/>
+    <w:uiPriority w:val="0"/>
     <w:pPr>
       <w:widowControl w:val="0"/>
       <w:jc w:val="both"/>
     </w:pPr>
     <w:tblPr>
       <w:tblBorders>
-        <w:top w:val="single" w:sz="4" w:space="0" w:color="auto"/>
-        <w:left w:val="single" w:sz="4" w:space="0" w:color="auto"/>
-        <w:bottom w:val="single" w:sz="4" w:space="0" w:color="auto"/>
-        <w:right w:val="single" w:sz="4" w:space="0" w:color="auto"/>
-        <w:insideH w:val="single" w:sz="4" w:space="0" w:color="auto"/>
-        <w:insideV w:val="single" w:sz="4" w:space="0" w:color="auto"/>
+        <w:top w:val="single" w:color="auto" w:sz="4" w:space="0"/>
+        <w:left w:val="single" w:color="auto" w:sz="4" w:space="0"/>
+        <w:bottom w:val="single" w:color="auto" w:sz="4" w:space="0"/>
+        <w:right w:val="single" w:color="auto" w:sz="4" w:space="0"/>
+        <w:insideH w:val="single" w:color="auto" w:sz="4" w:space="0"/>
+        <w:insideV w:val="single" w:color="auto" w:sz="4" w:space="0"/>
       </w:tblBorders>
     </w:tblPr>
   </w:style>
-  <w:style w:type="character" w:styleId="Strong">
+  <w:style w:type="character" w:styleId="23">
     <w:name w:val="Strong"/>
-    <w:basedOn w:val="DefaultParagraphFont"/>
+    <w:basedOn w:val="22"/>
     <w:qFormat/>
+    <w:uiPriority w:val="0"/>
     <w:rPr>
       <w:b/>
     </w:rPr>
   </w:style>
-  <w:style w:type="paragraph" w:customStyle="1" w:styleId="a">
+  <w:style w:type="paragraph" w:customStyle="1" w:styleId="24">
     <w:name w:val="柴_公司名"/>
-    <w:basedOn w:val="Title"/>
+    <w:basedOn w:val="19"/>
     <w:qFormat/>
+    <w:uiPriority w:val="0"/>
     <w:pPr>
       <w:spacing w:after="600" w:afterLines="600"/>
     </w:pPr>
     <w:rPr>
-      <w:rFonts w:ascii="宋体" w:eastAsia="宋体" w:hAnsi="宋体" w:cs="宋体" w:hint="eastAsia"/>
+      <w:rFonts w:hint="eastAsia" w:ascii="宋体" w:hAnsi="宋体" w:eastAsia="宋体" w:cs="宋体"/>
       <w:bCs/>
       <w:spacing w:val="-6"/>
       <w:sz w:val="52"/>
       <w:szCs w:val="52"/>
     </w:rPr>
   </w:style>
-  <w:style w:type="paragraph" w:customStyle="1" w:styleId="a0">
+  <w:style w:type="paragraph" w:customStyle="1" w:styleId="25">
     <w:name w:val="柴_文档名"/>
-    <w:basedOn w:val="Title"/>
+    <w:basedOn w:val="19"/>
     <w:qFormat/>
+    <w:uiPriority w:val="0"/>
     <w:pPr>
       <w:spacing w:after="900" w:afterLines="900"/>
     </w:pPr>
     <w:rPr>
-      <w:rFonts w:ascii="黑体" w:eastAsia="黑体" w:hAnsi="黑体" w:cs="黑体"/>
+      <w:rFonts w:ascii="黑体" w:hAnsi="黑体" w:eastAsia="黑体" w:cs="黑体"/>
       <w:bCs/>
       <w:spacing w:val="-7"/>
       <w:sz w:val="52"/>
       <w:szCs w:val="52"/>
     </w:rPr>
   </w:style>
-  <w:style w:type="table" w:customStyle="1" w:styleId="TableNormal0">
+  <w:style w:type="table" w:customStyle="1" w:styleId="26">
     <w:name w:val="Table Normal_0"/>
     <w:semiHidden/>
     <w:unhideWhenUsed/>
     <w:qFormat/>
+    <w:uiPriority w:val="0"/>
     <w:tblPr>
       <w:tblCellMar>
         <w:top w:w="0" w:type="dxa"/>
@@ -5337,81 +5441,87 @@
       </w:tblCellMar>
     </w:tblPr>
   </w:style>
-  <w:style w:type="paragraph" w:customStyle="1" w:styleId="TableText">
+  <w:style w:type="paragraph" w:customStyle="1" w:styleId="27">
     <w:name w:val="Table Text"/>
-    <w:basedOn w:val="Normal"/>
+    <w:basedOn w:val="1"/>
     <w:semiHidden/>
     <w:qFormat/>
+    <w:uiPriority w:val="0"/>
     <w:rPr>
-      <w:rFonts w:ascii="宋体" w:eastAsia="宋体" w:hAnsi="宋体" w:cs="宋体"/>
+      <w:rFonts w:ascii="宋体" w:hAnsi="宋体" w:eastAsia="宋体" w:cs="宋体"/>
       <w:sz w:val="21"/>
       <w:szCs w:val="21"/>
       <w:lang w:val="en-US" w:eastAsia="en-US" w:bidi="ar-SA"/>
     </w:rPr>
   </w:style>
-  <w:style w:type="paragraph" w:customStyle="1" w:styleId="1">
+  <w:style w:type="paragraph" w:customStyle="1" w:styleId="28">
     <w:name w:val="柴_标题1"/>
-    <w:basedOn w:val="Heading1"/>
-    <w:next w:val="a1"/>
-    <w:link w:val="1Char"/>
+    <w:basedOn w:val="2"/>
+    <w:next w:val="29"/>
+    <w:link w:val="38"/>
     <w:qFormat/>
+    <w:uiPriority w:val="0"/>
     <w:pPr>
       <w:spacing w:before="100" w:after="90" w:line="360" w:lineRule="auto"/>
     </w:pPr>
     <w:rPr>
-      <w:rFonts w:ascii="Arial" w:eastAsia="宋体" w:hAnsi="Arial"/>
+      <w:rFonts w:ascii="Arial" w:hAnsi="Arial" w:eastAsia="宋体"/>
       <w:sz w:val="32"/>
     </w:rPr>
   </w:style>
-  <w:style w:type="paragraph" w:customStyle="1" w:styleId="a1">
+  <w:style w:type="paragraph" w:customStyle="1" w:styleId="29">
     <w:name w:val="柴_正文"/>
-    <w:basedOn w:val="BodyText"/>
-    <w:link w:val="Char"/>
+    <w:basedOn w:val="12"/>
+    <w:link w:val="42"/>
     <w:qFormat/>
+    <w:uiPriority w:val="0"/>
     <w:pPr>
       <w:spacing w:line="360" w:lineRule="auto"/>
       <w:ind w:firstLine="470" w:firstLineChars="200"/>
     </w:pPr>
     <w:rPr>
-      <w:rFonts w:ascii="Arial" w:eastAsia="宋体" w:hAnsi="Arial"/>
+      <w:rFonts w:ascii="Arial" w:hAnsi="Arial" w:eastAsia="宋体"/>
       <w:sz w:val="24"/>
       <w:lang w:eastAsia="zh-CN"/>
     </w:rPr>
   </w:style>
-  <w:style w:type="paragraph" w:customStyle="1" w:styleId="2">
+  <w:style w:type="paragraph" w:customStyle="1" w:styleId="30">
     <w:name w:val="柴_标题2"/>
-    <w:basedOn w:val="Heading2"/>
-    <w:next w:val="a1"/>
+    <w:basedOn w:val="3"/>
+    <w:next w:val="29"/>
     <w:qFormat/>
+    <w:uiPriority w:val="0"/>
     <w:pPr>
       <w:spacing w:line="360" w:lineRule="auto"/>
     </w:pPr>
     <w:rPr>
-      <w:rFonts w:ascii="Arial" w:eastAsia="宋体" w:hAnsi="Arial"/>
+      <w:rFonts w:ascii="Arial" w:hAnsi="Arial" w:eastAsia="宋体"/>
       <w:sz w:val="28"/>
     </w:rPr>
   </w:style>
-  <w:style w:type="paragraph" w:customStyle="1" w:styleId="3">
+  <w:style w:type="paragraph" w:customStyle="1" w:styleId="31">
     <w:name w:val="柴_标题3"/>
-    <w:basedOn w:val="Heading3"/>
-    <w:next w:val="a1"/>
+    <w:basedOn w:val="4"/>
+    <w:next w:val="29"/>
     <w:qFormat/>
+    <w:uiPriority w:val="0"/>
     <w:pPr>
       <w:spacing w:line="360" w:lineRule="auto"/>
       <w:ind w:left="0" w:firstLine="472" w:firstLineChars="200"/>
     </w:pPr>
     <w:rPr>
-      <w:rFonts w:ascii="宋体" w:eastAsia="宋体" w:hAnsi="宋体" w:cs="宋体"/>
+      <w:rFonts w:ascii="宋体" w:hAnsi="宋体" w:eastAsia="宋体" w:cs="宋体"/>
       <w:spacing w:val="-2"/>
       <w:sz w:val="24"/>
       <w:szCs w:val="24"/>
     </w:rPr>
   </w:style>
-  <w:style w:type="paragraph" w:customStyle="1" w:styleId="a2">
+  <w:style w:type="paragraph" w:customStyle="1" w:styleId="32">
     <w:name w:val="柴_目录"/>
-    <w:basedOn w:val="Normal"/>
-    <w:next w:val="BodyText"/>
+    <w:basedOn w:val="1"/>
+    <w:next w:val="12"/>
     <w:qFormat/>
+    <w:uiPriority w:val="0"/>
     <w:pPr>
       <w:tabs>
         <w:tab w:val="right" w:leader="dot" w:pos="8442"/>
@@ -5419,59 +5529,64 @@
       <w:ind w:left="0" w:leftChars="0"/>
     </w:pPr>
     <w:rPr>
-      <w:rFonts w:ascii="Arial" w:eastAsia="Microsoft JhengHei" w:hAnsi="Arial"/>
+      <w:rFonts w:ascii="Arial" w:hAnsi="Arial" w:eastAsia="Microsoft JhengHei"/>
       <w:sz w:val="24"/>
     </w:rPr>
   </w:style>
-  <w:style w:type="paragraph" w:customStyle="1" w:styleId="WPSOffice1">
+  <w:style w:type="paragraph" w:customStyle="1" w:styleId="33">
     <w:name w:val="WPSOffice手动目录 1"/>
     <w:qFormat/>
+    <w:uiPriority w:val="0"/>
     <w:pPr>
       <w:ind w:leftChars="0"/>
     </w:pPr>
     <w:rPr>
-      <w:rFonts w:ascii="Times New Roman" w:eastAsia="宋体" w:hAnsi="Times New Roman" w:cs="Times New Roman"/>
+      <w:rFonts w:ascii="Times New Roman" w:hAnsi="Times New Roman" w:eastAsia="宋体" w:cs="Times New Roman"/>
       <w:sz w:val="20"/>
       <w:szCs w:val="20"/>
     </w:rPr>
   </w:style>
-  <w:style w:type="paragraph" w:customStyle="1" w:styleId="WPSOffice2">
+  <w:style w:type="paragraph" w:customStyle="1" w:styleId="34">
     <w:name w:val="WPSOffice手动目录 2"/>
     <w:qFormat/>
+    <w:uiPriority w:val="0"/>
     <w:pPr>
       <w:ind w:leftChars="200"/>
     </w:pPr>
     <w:rPr>
-      <w:rFonts w:ascii="Times New Roman" w:eastAsia="宋体" w:hAnsi="Times New Roman" w:cs="Times New Roman"/>
+      <w:rFonts w:ascii="Times New Roman" w:hAnsi="Times New Roman" w:eastAsia="宋体" w:cs="Times New Roman"/>
       <w:sz w:val="20"/>
       <w:szCs w:val="20"/>
     </w:rPr>
   </w:style>
-  <w:style w:type="paragraph" w:customStyle="1" w:styleId="WPSOffice3">
+  <w:style w:type="paragraph" w:customStyle="1" w:styleId="35">
     <w:name w:val="WPSOffice手动目录 3"/>
     <w:qFormat/>
+    <w:uiPriority w:val="0"/>
     <w:pPr>
       <w:ind w:leftChars="400"/>
     </w:pPr>
     <w:rPr>
-      <w:rFonts w:ascii="Times New Roman" w:eastAsia="宋体" w:hAnsi="Times New Roman" w:cs="Times New Roman"/>
+      <w:rFonts w:ascii="Times New Roman" w:hAnsi="Times New Roman" w:eastAsia="宋体" w:cs="Times New Roman"/>
       <w:sz w:val="20"/>
       <w:szCs w:val="20"/>
     </w:rPr>
   </w:style>
-  <w:style w:type="paragraph" w:customStyle="1" w:styleId="Compact">
+  <w:style w:type="paragraph" w:customStyle="1" w:styleId="36">
     <w:name w:val="Compact"/>
-    <w:basedOn w:val="BodyText"/>
+    <w:basedOn w:val="12"/>
     <w:qFormat/>
+    <w:uiPriority w:val="0"/>
     <w:pPr>
       <w:spacing w:before="36" w:after="36"/>
     </w:pPr>
   </w:style>
-  <w:style w:type="table" w:customStyle="1" w:styleId="Table">
+  <w:style w:type="table" w:customStyle="1" w:styleId="37">
     <w:name w:val="Table"/>
     <w:semiHidden/>
     <w:unhideWhenUsed/>
     <w:qFormat/>
+    <w:uiPriority w:val="0"/>
     <w:tblPr>
       <w:tblCellMar>
         <w:top w:w="0" w:type="dxa"/>
@@ -5483,26 +5598,28 @@
     <w:tblStylePr w:type="firstRow">
       <w:tcPr>
         <w:tcBorders>
-          <w:bottom w:val="single" w:sz="0" w:space="0" w:color="auto"/>
+          <w:bottom w:val="single" w:color="auto" w:sz="0" w:space="0"/>
         </w:tcBorders>
         <w:vAlign w:val="bottom"/>
       </w:tcPr>
     </w:tblStylePr>
   </w:style>
-  <w:style w:type="character" w:customStyle="1" w:styleId="1Char">
+  <w:style w:type="character" w:customStyle="1" w:styleId="38">
     <w:name w:val="柴_标题1 Char"/>
-    <w:link w:val="1"/>
+    <w:link w:val="28"/>
     <w:qFormat/>
+    <w:uiPriority w:val="0"/>
     <w:rPr>
-      <w:rFonts w:ascii="Arial" w:eastAsia="宋体" w:hAnsi="Arial"/>
+      <w:rFonts w:ascii="Arial" w:hAnsi="Arial" w:eastAsia="宋体"/>
       <w:sz w:val="32"/>
     </w:rPr>
   </w:style>
-  <w:style w:type="table" w:customStyle="1" w:styleId="TableNormal1">
+  <w:style w:type="table" w:customStyle="1" w:styleId="39">
     <w:name w:val="Table Normal_1"/>
     <w:semiHidden/>
     <w:unhideWhenUsed/>
     <w:qFormat/>
+    <w:uiPriority w:val="0"/>
     <w:tblPr>
       <w:tblCellMar>
         <w:top w:w="0" w:type="dxa"/>
@@ -5512,10 +5629,11 @@
       </w:tblCellMar>
     </w:tblPr>
   </w:style>
-  <w:style w:type="paragraph" w:customStyle="1" w:styleId="a3">
+  <w:style w:type="paragraph" w:customStyle="1" w:styleId="40">
     <w:name w:val="柴_正文_无缩进"/>
-    <w:basedOn w:val="Normal"/>
+    <w:basedOn w:val="1"/>
     <w:qFormat/>
+    <w:uiPriority w:val="0"/>
     <w:pPr>
       <w:ind w:firstLine="0" w:firstLineChars="0"/>
     </w:pPr>
@@ -5525,29 +5643,31 @@
       <w:lang w:eastAsia="zh-CN"/>
     </w:rPr>
   </w:style>
-  <w:style w:type="paragraph" w:customStyle="1" w:styleId="4">
+  <w:style w:type="paragraph" w:customStyle="1" w:styleId="41">
     <w:name w:val="柴_标题4"/>
-    <w:basedOn w:val="Heading4"/>
-    <w:next w:val="Normal"/>
+    <w:basedOn w:val="5"/>
+    <w:next w:val="1"/>
     <w:qFormat/>
+    <w:uiPriority w:val="0"/>
     <w:pPr>
       <w:widowControl w:val="0"/>
       <w:spacing w:before="160" w:line="360" w:lineRule="auto"/>
-      <w:ind w:left="981" w:hanging="862" w:leftChars="300"/>
+      <w:ind w:left="981" w:leftChars="300" w:hanging="862"/>
     </w:pPr>
     <w:rPr>
-      <w:rFonts w:ascii="Calibri" w:eastAsia="宋体" w:hAnsi="Calibri" w:cs="宋体" w:hint="eastAsia"/>
+      <w:rFonts w:hint="eastAsia" w:ascii="Calibri" w:hAnsi="Calibri" w:eastAsia="宋体" w:cs="宋体"/>
       <w:sz w:val="24"/>
       <w:szCs w:val="24"/>
       <w:lang w:eastAsia="zh-CN" w:bidi="zh-CN"/>
     </w:rPr>
   </w:style>
-  <w:style w:type="character" w:customStyle="1" w:styleId="Char">
+  <w:style w:type="character" w:customStyle="1" w:styleId="42">
     <w:name w:val="柴_正文 Char"/>
-    <w:link w:val="a1"/>
+    <w:link w:val="29"/>
     <w:qFormat/>
+    <w:uiPriority w:val="0"/>
     <w:rPr>
-      <w:rFonts w:ascii="Arial" w:eastAsia="宋体" w:hAnsi="Arial"/>
+      <w:rFonts w:ascii="Arial" w:hAnsi="Arial" w:eastAsia="宋体"/>
       <w:sz w:val="24"/>
       <w:lang w:eastAsia="zh-CN"/>
     </w:rPr>
@@ -5590,10 +5710,11 @@
             </c:strRef>
           </c:tx>
           <c:spPr>
-            <a:ln w="28575" cap="rnd">
+            <a:ln w="28575" cap="rnd" cmpd="sng" algn="ctr">
               <a:solidFill>
                 <a:schemeClr val="accent1"/>
               </a:solidFill>
+              <a:prstDash val="solid"/>
               <a:round/>
             </a:ln>
             <a:effectLst/>
@@ -5649,6 +5770,7 @@
                           <a:lumOff val="65000"/>
                         </a:schemeClr>
                       </a:solidFill>
+                      <a:prstDash val="solid"/>
                       <a:round/>
                     </a:ln>
                     <a:effectLst/>
@@ -5711,6 +5833,7 @@
                   <a:lumOff val="65000"/>
                 </a:schemeClr>
               </a:solidFill>
+              <a:prstDash val="solid"/>
               <a:round/>
             </a:ln>
             <a:effectLst/>
@@ -5744,10 +5867,11 @@
                   </c:strRef>
                 </c:tx>
                 <c:spPr>
-                  <a:ln w="28575" cap="rnd">
+                  <a:ln w="28575" cap="rnd" cmpd="sng" algn="ctr">
                     <a:solidFill>
                       <a:schemeClr val="accent2"/>
                     </a:solidFill>
+                    <a:prstDash val="solid"/>
                     <a:round/>
                   </a:ln>
                   <a:effectLst/>
@@ -5803,6 +5927,7 @@
                                 <a:lumOff val="65000"/>
                               </a:schemeClr>
                             </a:solidFill>
+                            <a:prstDash val="solid"/>
                             <a:round/>
                           </a:ln>
                           <a:effectLst/>
@@ -5880,10 +6005,11 @@
                   </c:strRef>
                 </c:tx>
                 <c:spPr>
-                  <a:ln w="28575" cap="rnd">
+                  <a:ln w="28575" cap="rnd" cmpd="sng" algn="ctr">
                     <a:solidFill>
                       <a:schemeClr val="accent3"/>
                     </a:solidFill>
+                    <a:prstDash val="solid"/>
                     <a:round/>
                   </a:ln>
                   <a:effectLst/>
@@ -5939,6 +6065,7 @@
                                 <a:lumOff val="65000"/>
                               </a:schemeClr>
                             </a:solidFill>
+                            <a:prstDash val="solid"/>
                             <a:round/>
                           </a:ln>
                           <a:effectLst/>
@@ -6051,6 +6178,7 @@
                 <a:lumOff val="85000"/>
               </a:schemeClr>
             </a:solidFill>
+            <a:prstDash val="solid"/>
             <a:round/>
           </a:ln>
           <a:effectLst/>
@@ -6098,6 +6226,7 @@
                   <a:lumMod val="90200"/>
                 </a:schemeClr>
               </a:solidFill>
+              <a:prstDash val="solid"/>
               <a:round/>
             </a:ln>
             <a:effectLst/>
@@ -6151,8 +6280,10 @@
         <c:tickLblPos val="nextTo"/>
         <c:spPr>
           <a:noFill/>
-          <a:ln>
+          <a:ln w="12700" cap="flat" cmpd="sng" algn="ctr">
             <a:noFill/>
+            <a:prstDash val="solid"/>
+            <a:round/>
           </a:ln>
           <a:effectLst/>
         </c:spPr>
@@ -6238,6 +6369,7 @@
           <a:lumOff val="85000"/>
         </a:schemeClr>
       </a:solidFill>
+      <a:prstDash val="solid"/>
       <a:round/>
     </a:ln>
     <a:effectLst/>
